--- a/CENTRO PAULA SOUZA.docx
+++ b/CENTRO PAULA SOUZA.docx
@@ -15,15 +15,7 @@
         <w:pStyle w:val="Pr-Textuais"/>
       </w:pPr>
       <w:r>
-        <w:t xml:space="preserve">ETEC </w:t>
-      </w:r>
-      <w:proofErr w:type="spellStart"/>
-      <w:r>
-        <w:t>PROFª</w:t>
-      </w:r>
-      <w:proofErr w:type="spellEnd"/>
-      <w:r>
-        <w:t xml:space="preserve"> MARIA CRISTINA MEDEIROS</w:t>
+        <w:t>ETEC PROFª MARIA CRISTINA MEDEIROS</w:t>
       </w:r>
     </w:p>
     <w:p>
@@ -70,28 +62,15 @@
         <w:t>Gabriel</w:t>
       </w:r>
       <w:r>
-        <w:t xml:space="preserve"> </w:t>
-      </w:r>
-      <w:proofErr w:type="spellStart"/>
-      <w:r>
-        <w:t>Palozzi</w:t>
-      </w:r>
-      <w:proofErr w:type="spellEnd"/>
-      <w:r>
-        <w:t xml:space="preserve"> Gonçalves</w:t>
+        <w:t xml:space="preserve"> Palozzi Gonçalves</w:t>
       </w:r>
     </w:p>
     <w:p>
       <w:pPr>
         <w:pStyle w:val="Pr-Textuais"/>
       </w:pPr>
-      <w:proofErr w:type="spellStart"/>
-      <w:r>
-        <w:t>Ízan</w:t>
-      </w:r>
-      <w:proofErr w:type="spellEnd"/>
-      <w:r>
-        <w:t xml:space="preserve"> Rios</w:t>
+      <w:r>
+        <w:t>Ízan Rios</w:t>
       </w:r>
     </w:p>
     <w:p>
@@ -143,20 +122,22 @@
       <w:pPr>
         <w:jc w:val="center"/>
         <w:rPr>
-          <w:rFonts w:ascii="Arial" w:hAnsi="Arial"/>
           <w:b/>
           <w:sz w:val="28"/>
+          <w:szCs w:val="28"/>
         </w:rPr>
       </w:pPr>
       <w:r>
         <w:br w:type="page"/>
       </w:r>
       <w:r>
+        <w:rPr>
+          <w:b/>
+          <w:sz w:val="28"/>
+          <w:szCs w:val="28"/>
+        </w:rPr>
         <w:lastRenderedPageBreak/>
-        <w:t>Alysson Rocha</w:t>
-      </w:r>
-      <w:r>
-        <w:t xml:space="preserve"> dos Santos</w:t>
+        <w:t>Alysson Rocha dos Santos</w:t>
       </w:r>
     </w:p>
     <w:p>
@@ -183,28 +164,15 @@
         <w:t>Gabriel</w:t>
       </w:r>
       <w:r>
-        <w:t xml:space="preserve"> </w:t>
-      </w:r>
-      <w:proofErr w:type="spellStart"/>
-      <w:r>
-        <w:t>Palozzi</w:t>
-      </w:r>
-      <w:proofErr w:type="spellEnd"/>
-      <w:r>
-        <w:t xml:space="preserve"> Gonçalves</w:t>
+        <w:t xml:space="preserve"> Palozzi Gonçalves</w:t>
       </w:r>
     </w:p>
     <w:p>
       <w:pPr>
         <w:pStyle w:val="Pr-Textuais"/>
       </w:pPr>
-      <w:proofErr w:type="spellStart"/>
-      <w:r>
-        <w:t>Ízan</w:t>
-      </w:r>
-      <w:proofErr w:type="spellEnd"/>
-      <w:r>
-        <w:t xml:space="preserve"> Rios</w:t>
+      <w:r>
+        <w:t>Ízan Rios</w:t>
       </w:r>
     </w:p>
     <w:p>
@@ -249,23 +217,7 @@
           <w:b w:val="0"/>
           <w:sz w:val="22"/>
         </w:rPr>
-        <w:t xml:space="preserve">Trabalho de Conclusão de Curso apresentado ao Curso Técnico em Informática para Internet Integrado ao Ensino Médio da ETEC </w:t>
-      </w:r>
-      <w:proofErr w:type="spellStart"/>
-      <w:r>
-        <w:rPr>
-          <w:b w:val="0"/>
-          <w:sz w:val="22"/>
-        </w:rPr>
-        <w:t>Profª</w:t>
-      </w:r>
-      <w:proofErr w:type="spellEnd"/>
-      <w:r>
-        <w:rPr>
-          <w:b w:val="0"/>
-          <w:sz w:val="22"/>
-        </w:rPr>
-        <w:t xml:space="preserve"> Maria Cristina M, orientado pela Prof.ª me. Cintia Maria de Araújo Pinho, como requisito parcial para obtenção do título de técnico em Informática para Internet</w:t>
+        <w:t>Trabalho de Conclusão de Curso apresentado ao Curso Técnico em Informática para Internet Integrado ao Ensino Médio da ETEC Profª Maria Cristina M, orientado pela Prof.ª me. Cintia Maria de Araújo Pinho, como requisito parcial para obtenção do título de técnico em Informática para Internet</w:t>
       </w:r>
     </w:p>
     <w:p>
@@ -304,16 +256,119 @@
     </w:p>
     <w:p>
       <w:pPr>
-        <w:rPr>
-          <w:rFonts w:ascii="Arial" w:hAnsi="Arial"/>
+        <w:ind w:firstLine="0"/>
+        <w:rPr>
           <w:b/>
           <w:sz w:val="28"/>
         </w:rPr>
       </w:pPr>
+    </w:p>
+    <w:p>
+      <w:pPr>
+        <w:pStyle w:val="Pr-Textuais"/>
+      </w:pPr>
+      <w:r>
+        <w:t>AGRADECIMENTOS</w:t>
+      </w:r>
+    </w:p>
+    <w:p>
+      <w:r>
+        <w:t>Aqui vai ficar</w:t>
+      </w:r>
+      <w:r>
+        <w:t xml:space="preserve"> os agradecimentos</w:t>
+      </w:r>
+    </w:p>
+    <w:p>
+      <w:r>
+        <w:br w:type="page"/>
+      </w:r>
+    </w:p>
+    <w:p>
+      <w:pPr>
+        <w:ind w:firstLine="0"/>
+      </w:pPr>
+    </w:p>
+    <w:p>
+      <w:pPr>
+        <w:rPr>
+          <w:sz w:val="28"/>
+        </w:rPr>
+      </w:pPr>
+      <w:r>
+        <w:rPr>
+          <w:sz w:val="28"/>
+        </w:rPr>
+        <w:t>RESUMO</w:t>
+      </w:r>
+    </w:p>
+    <w:p>
+      <w:pPr>
+        <w:rPr>
+          <w:sz w:val="28"/>
+        </w:rPr>
+      </w:pPr>
+      <w:r>
+        <w:rPr>
+          <w:sz w:val="28"/>
+        </w:rPr>
+        <w:t>Aqui vai ser o r</w:t>
+      </w:r>
+      <w:r>
+        <w:rPr>
+          <w:sz w:val="28"/>
+        </w:rPr>
+        <w:t>esumo</w:t>
+      </w:r>
+    </w:p>
+    <w:p>
+      <w:pPr>
+        <w:rPr>
+          <w:sz w:val="28"/>
+        </w:rPr>
+      </w:pPr>
+      <w:r>
+        <w:rPr>
+          <w:sz w:val="28"/>
+        </w:rPr>
+        <w:br w:type="page"/>
+      </w:r>
+    </w:p>
+    <w:p>
+      <w:pPr>
+        <w:pStyle w:val="Pr-Textuais"/>
+      </w:pPr>
       <w:r>
         <w:lastRenderedPageBreak/>
+        <w:t>ABSTRACT</w:t>
+      </w:r>
+    </w:p>
+    <w:p>
+      <w:r>
+        <w:t>Aqui vai ficar o abstract</w:t>
+      </w:r>
+    </w:p>
+    <w:p>
+      <w:pPr>
+        <w:pStyle w:val="Pr-Textuais"/>
+      </w:pPr>
+      <w:r>
         <w:br w:type="page"/>
       </w:r>
+      <w:r>
+        <w:lastRenderedPageBreak/>
+        <w:t>INDICE DE ILUSTRAÇÕES</w:t>
+      </w:r>
+    </w:p>
+    <w:p>
+      <w:r>
+        <w:t>Aqui vai ficar as ilustrações</w:t>
+      </w:r>
+    </w:p>
+    <w:p>
+      <w:r>
+        <w:br w:type="page"/>
+      </w:r>
     </w:p>
     <w:p>
       <w:pPr>
@@ -321,69 +376,2447 @@
       </w:pPr>
       <w:r>
         <w:lastRenderedPageBreak/>
-        <w:t>AGRADECIMENTOS</w:t>
-      </w:r>
-    </w:p>
-    <w:p>
-      <w:r>
-        <w:t>Aqui vai ficar</w:t>
-      </w:r>
-      <w:r>
-        <w:t xml:space="preserve"> os agradecimentos</w:t>
-      </w:r>
-    </w:p>
-    <w:p>
+        <w:t>SUMARIO</w:t>
+      </w:r>
+    </w:p>
+    <w:p>
+      <w:pPr>
+        <w:pStyle w:val="Sumrio1"/>
+        <w:rPr>
+          <w:rFonts w:asciiTheme="minorHAnsi" w:eastAsiaTheme="minorEastAsia" w:hAnsiTheme="minorHAnsi"/>
+          <w:noProof/>
+          <w:sz w:val="22"/>
+          <w:lang w:eastAsia="pt-BR"/>
+        </w:rPr>
+      </w:pPr>
+      <w:r>
+        <w:fldChar w:fldCharType="begin"/>
+      </w:r>
+      <w:r>
+        <w:instrText xml:space="preserve"> TOC \o "1-5" \h \z \u </w:instrText>
+      </w:r>
+      <w:r>
+        <w:fldChar w:fldCharType="separate"/>
+      </w:r>
+      <w:hyperlink w:anchor="_Toc225406428" w:history="1">
+        <w:r>
+          <w:rPr>
+            <w:rStyle w:val="Hyperlink"/>
+            <w:noProof/>
+          </w:rPr>
+          <w:t>1</w:t>
+        </w:r>
+        <w:r>
+          <w:rPr>
+            <w:rFonts w:asciiTheme="minorHAnsi" w:eastAsiaTheme="minorEastAsia" w:hAnsiTheme="minorHAnsi"/>
+            <w:noProof/>
+            <w:sz w:val="22"/>
+            <w:lang w:eastAsia="pt-BR"/>
+          </w:rPr>
+          <w:tab/>
+        </w:r>
+        <w:r>
+          <w:rPr>
+            <w:rStyle w:val="Hyperlink"/>
+            <w:noProof/>
+          </w:rPr>
+          <w:t>INTRODUÇÃO</w:t>
+        </w:r>
+        <w:r>
+          <w:rPr>
+            <w:noProof/>
+            <w:webHidden/>
+          </w:rPr>
+          <w:tab/>
+        </w:r>
+        <w:r>
+          <w:rPr>
+            <w:noProof/>
+            <w:webHidden/>
+          </w:rPr>
+          <w:fldChar w:fldCharType="begin"/>
+        </w:r>
+        <w:r>
+          <w:rPr>
+            <w:noProof/>
+            <w:webHidden/>
+          </w:rPr>
+          <w:instrText xml:space="preserve"> PAGEREF _Toc225406428 \h </w:instrText>
+        </w:r>
+        <w:r>
+          <w:rPr>
+            <w:noProof/>
+            <w:webHidden/>
+          </w:rPr>
+        </w:r>
+        <w:r>
+          <w:rPr>
+            <w:noProof/>
+            <w:webHidden/>
+          </w:rPr>
+          <w:fldChar w:fldCharType="separate"/>
+        </w:r>
+        <w:r>
+          <w:rPr>
+            <w:noProof/>
+            <w:webHidden/>
+          </w:rPr>
+          <w:t>9</w:t>
+        </w:r>
+        <w:r>
+          <w:rPr>
+            <w:noProof/>
+            <w:webHidden/>
+          </w:rPr>
+          <w:fldChar w:fldCharType="end"/>
+        </w:r>
+      </w:hyperlink>
+    </w:p>
+    <w:p>
+      <w:pPr>
+        <w:pStyle w:val="Sumrio2"/>
+        <w:rPr>
+          <w:rFonts w:asciiTheme="minorHAnsi" w:eastAsiaTheme="minorEastAsia" w:hAnsiTheme="minorHAnsi"/>
+          <w:noProof/>
+          <w:sz w:val="22"/>
+          <w:lang w:eastAsia="pt-BR"/>
+        </w:rPr>
+      </w:pPr>
+      <w:hyperlink w:anchor="_Toc225406429" w:history="1">
+        <w:r>
+          <w:rPr>
+            <w:rStyle w:val="Hyperlink"/>
+            <w:noProof/>
+          </w:rPr>
+          <w:t>1.1</w:t>
+        </w:r>
+        <w:r>
+          <w:rPr>
+            <w:rFonts w:asciiTheme="minorHAnsi" w:eastAsiaTheme="minorEastAsia" w:hAnsiTheme="minorHAnsi"/>
+            <w:noProof/>
+            <w:sz w:val="22"/>
+            <w:lang w:eastAsia="pt-BR"/>
+          </w:rPr>
+          <w:tab/>
+        </w:r>
+        <w:r>
+          <w:rPr>
+            <w:rStyle w:val="Hyperlink"/>
+            <w:noProof/>
+          </w:rPr>
+          <w:t>Problemática</w:t>
+        </w:r>
+        <w:r>
+          <w:rPr>
+            <w:noProof/>
+            <w:webHidden/>
+          </w:rPr>
+          <w:tab/>
+        </w:r>
+        <w:r>
+          <w:rPr>
+            <w:noProof/>
+            <w:webHidden/>
+          </w:rPr>
+          <w:fldChar w:fldCharType="begin"/>
+        </w:r>
+        <w:r>
+          <w:rPr>
+            <w:noProof/>
+            <w:webHidden/>
+          </w:rPr>
+          <w:instrText xml:space="preserve"> PAGEREF _Toc225406429 \h </w:instrText>
+        </w:r>
+        <w:r>
+          <w:rPr>
+            <w:noProof/>
+            <w:webHidden/>
+          </w:rPr>
+        </w:r>
+        <w:r>
+          <w:rPr>
+            <w:noProof/>
+            <w:webHidden/>
+          </w:rPr>
+          <w:fldChar w:fldCharType="separate"/>
+        </w:r>
+        <w:r>
+          <w:rPr>
+            <w:noProof/>
+            <w:webHidden/>
+          </w:rPr>
+          <w:t>9</w:t>
+        </w:r>
+        <w:r>
+          <w:rPr>
+            <w:noProof/>
+            <w:webHidden/>
+          </w:rPr>
+          <w:fldChar w:fldCharType="end"/>
+        </w:r>
+      </w:hyperlink>
+      <w:r>
+        <w:rPr>
+          <w:rStyle w:val="Hyperlink"/>
+          <w:noProof/>
+        </w:rPr>
+        <w:t>//</w:t>
+      </w:r>
+    </w:p>
+    <w:p>
+      <w:pPr>
+        <w:pStyle w:val="Sumrio2"/>
+        <w:rPr>
+          <w:rFonts w:asciiTheme="minorHAnsi" w:eastAsiaTheme="minorEastAsia" w:hAnsiTheme="minorHAnsi"/>
+          <w:noProof/>
+          <w:sz w:val="22"/>
+          <w:lang w:eastAsia="pt-BR"/>
+        </w:rPr>
+      </w:pPr>
+      <w:hyperlink w:anchor="_Toc225406430" w:history="1">
+        <w:r>
+          <w:rPr>
+            <w:rStyle w:val="Hyperlink"/>
+            <w:noProof/>
+          </w:rPr>
+          <w:t>1.2</w:t>
+        </w:r>
+        <w:r>
+          <w:rPr>
+            <w:rFonts w:asciiTheme="minorHAnsi" w:eastAsiaTheme="minorEastAsia" w:hAnsiTheme="minorHAnsi"/>
+            <w:noProof/>
+            <w:sz w:val="22"/>
+            <w:lang w:eastAsia="pt-BR"/>
+          </w:rPr>
+          <w:tab/>
+        </w:r>
+        <w:r>
+          <w:rPr>
+            <w:rStyle w:val="Hyperlink"/>
+            <w:noProof/>
+          </w:rPr>
+          <w:t>Justificativa</w:t>
+        </w:r>
+        <w:r>
+          <w:rPr>
+            <w:noProof/>
+            <w:webHidden/>
+          </w:rPr>
+          <w:tab/>
+        </w:r>
+        <w:r>
+          <w:rPr>
+            <w:noProof/>
+            <w:webHidden/>
+          </w:rPr>
+          <w:fldChar w:fldCharType="begin"/>
+        </w:r>
+        <w:r>
+          <w:rPr>
+            <w:noProof/>
+            <w:webHidden/>
+          </w:rPr>
+          <w:instrText xml:space="preserve"> PAGEREF _Toc225406430 \h </w:instrText>
+        </w:r>
+        <w:r>
+          <w:rPr>
+            <w:noProof/>
+            <w:webHidden/>
+          </w:rPr>
+        </w:r>
+        <w:r>
+          <w:rPr>
+            <w:noProof/>
+            <w:webHidden/>
+          </w:rPr>
+          <w:fldChar w:fldCharType="separate"/>
+        </w:r>
+        <w:r>
+          <w:rPr>
+            <w:noProof/>
+            <w:webHidden/>
+          </w:rPr>
+          <w:t>9</w:t>
+        </w:r>
+        <w:r>
+          <w:rPr>
+            <w:noProof/>
+            <w:webHidden/>
+          </w:rPr>
+          <w:fldChar w:fldCharType="end"/>
+        </w:r>
+      </w:hyperlink>
+    </w:p>
+    <w:p>
+      <w:pPr>
+        <w:pStyle w:val="Sumrio2"/>
+        <w:rPr>
+          <w:rFonts w:asciiTheme="minorHAnsi" w:eastAsiaTheme="minorEastAsia" w:hAnsiTheme="minorHAnsi"/>
+          <w:noProof/>
+          <w:sz w:val="22"/>
+          <w:lang w:eastAsia="pt-BR"/>
+        </w:rPr>
+      </w:pPr>
+      <w:hyperlink w:anchor="_Toc225406431" w:history="1">
+        <w:r>
+          <w:rPr>
+            <w:rStyle w:val="Hyperlink"/>
+            <w:noProof/>
+          </w:rPr>
+          <w:t>1.3</w:t>
+        </w:r>
+        <w:r>
+          <w:rPr>
+            <w:rFonts w:asciiTheme="minorHAnsi" w:eastAsiaTheme="minorEastAsia" w:hAnsiTheme="minorHAnsi"/>
+            <w:noProof/>
+            <w:sz w:val="22"/>
+            <w:lang w:eastAsia="pt-BR"/>
+          </w:rPr>
+          <w:tab/>
+        </w:r>
+        <w:r>
+          <w:rPr>
+            <w:rStyle w:val="Hyperlink"/>
+            <w:noProof/>
+          </w:rPr>
+          <w:t>Objetivos</w:t>
+        </w:r>
+        <w:r>
+          <w:rPr>
+            <w:noProof/>
+            <w:webHidden/>
+          </w:rPr>
+          <w:tab/>
+        </w:r>
+        <w:r>
+          <w:rPr>
+            <w:noProof/>
+            <w:webHidden/>
+          </w:rPr>
+          <w:fldChar w:fldCharType="begin"/>
+        </w:r>
+        <w:r>
+          <w:rPr>
+            <w:noProof/>
+            <w:webHidden/>
+          </w:rPr>
+          <w:instrText xml:space="preserve"> PAGEREF _Toc225406431 \h </w:instrText>
+        </w:r>
+        <w:r>
+          <w:rPr>
+            <w:noProof/>
+            <w:webHidden/>
+          </w:rPr>
+        </w:r>
+        <w:r>
+          <w:rPr>
+            <w:noProof/>
+            <w:webHidden/>
+          </w:rPr>
+          <w:fldChar w:fldCharType="separate"/>
+        </w:r>
+        <w:r>
+          <w:rPr>
+            <w:noProof/>
+            <w:webHidden/>
+          </w:rPr>
+          <w:t>10</w:t>
+        </w:r>
+        <w:r>
+          <w:rPr>
+            <w:noProof/>
+            <w:webHidden/>
+          </w:rPr>
+          <w:fldChar w:fldCharType="end"/>
+        </w:r>
+      </w:hyperlink>
+    </w:p>
+    <w:p>
+      <w:pPr>
+        <w:pStyle w:val="Sumrio3"/>
+        <w:rPr>
+          <w:rFonts w:asciiTheme="minorHAnsi" w:eastAsiaTheme="minorEastAsia" w:hAnsiTheme="minorHAnsi"/>
+          <w:noProof/>
+          <w:sz w:val="22"/>
+          <w:lang w:eastAsia="pt-BR"/>
+        </w:rPr>
+      </w:pPr>
+      <w:hyperlink w:anchor="_Toc225406432" w:history="1">
+        <w:r>
+          <w:rPr>
+            <w:rStyle w:val="Hyperlink"/>
+            <w:noProof/>
+          </w:rPr>
+          <w:t>1.3.1</w:t>
+        </w:r>
+        <w:r>
+          <w:rPr>
+            <w:rFonts w:asciiTheme="minorHAnsi" w:eastAsiaTheme="minorEastAsia" w:hAnsiTheme="minorHAnsi"/>
+            <w:noProof/>
+            <w:sz w:val="22"/>
+            <w:lang w:eastAsia="pt-BR"/>
+          </w:rPr>
+          <w:tab/>
+        </w:r>
+        <w:r>
+          <w:rPr>
+            <w:rStyle w:val="Hyperlink"/>
+            <w:noProof/>
+          </w:rPr>
+          <w:t>Objetivo</w:t>
+        </w:r>
+        <w:r>
+          <w:rPr>
+            <w:rStyle w:val="Hyperlink"/>
+            <w:noProof/>
+          </w:rPr>
+          <w:t>s</w:t>
+        </w:r>
+        <w:r>
+          <w:rPr>
+            <w:rStyle w:val="Hyperlink"/>
+            <w:noProof/>
+          </w:rPr>
+          <w:t xml:space="preserve"> Geral</w:t>
+        </w:r>
+        <w:r>
+          <w:rPr>
+            <w:noProof/>
+            <w:webHidden/>
+          </w:rPr>
+          <w:tab/>
+        </w:r>
+        <w:r>
+          <w:rPr>
+            <w:noProof/>
+            <w:webHidden/>
+          </w:rPr>
+          <w:fldChar w:fldCharType="begin"/>
+        </w:r>
+        <w:r>
+          <w:rPr>
+            <w:noProof/>
+            <w:webHidden/>
+          </w:rPr>
+          <w:instrText xml:space="preserve"> PAGEREF _Toc225406432 \h </w:instrText>
+        </w:r>
+        <w:r>
+          <w:rPr>
+            <w:noProof/>
+            <w:webHidden/>
+          </w:rPr>
+        </w:r>
+        <w:r>
+          <w:rPr>
+            <w:noProof/>
+            <w:webHidden/>
+          </w:rPr>
+          <w:fldChar w:fldCharType="separate"/>
+        </w:r>
+        <w:r>
+          <w:rPr>
+            <w:noProof/>
+            <w:webHidden/>
+          </w:rPr>
+          <w:t>10</w:t>
+        </w:r>
+        <w:r>
+          <w:rPr>
+            <w:noProof/>
+            <w:webHidden/>
+          </w:rPr>
+          <w:fldChar w:fldCharType="end"/>
+        </w:r>
+      </w:hyperlink>
+    </w:p>
+    <w:p>
+      <w:pPr>
+        <w:pStyle w:val="Sumrio3"/>
+        <w:rPr>
+          <w:rFonts w:asciiTheme="minorHAnsi" w:eastAsiaTheme="minorEastAsia" w:hAnsiTheme="minorHAnsi"/>
+          <w:noProof/>
+          <w:sz w:val="22"/>
+          <w:lang w:eastAsia="pt-BR"/>
+        </w:rPr>
+      </w:pPr>
+      <w:hyperlink w:anchor="_Toc225406433" w:history="1">
+        <w:r>
+          <w:rPr>
+            <w:rStyle w:val="Hyperlink"/>
+            <w:noProof/>
+          </w:rPr>
+          <w:t>1.3.2</w:t>
+        </w:r>
+        <w:r>
+          <w:rPr>
+            <w:rFonts w:asciiTheme="minorHAnsi" w:eastAsiaTheme="minorEastAsia" w:hAnsiTheme="minorHAnsi"/>
+            <w:noProof/>
+            <w:sz w:val="22"/>
+            <w:lang w:eastAsia="pt-BR"/>
+          </w:rPr>
+          <w:tab/>
+        </w:r>
+        <w:r>
+          <w:rPr>
+            <w:rStyle w:val="Hyperlink"/>
+            <w:noProof/>
+          </w:rPr>
+          <w:t>Objetivos Específicos</w:t>
+        </w:r>
+        <w:r>
+          <w:rPr>
+            <w:noProof/>
+            <w:webHidden/>
+          </w:rPr>
+          <w:tab/>
+        </w:r>
+        <w:r>
+          <w:rPr>
+            <w:noProof/>
+            <w:webHidden/>
+          </w:rPr>
+          <w:fldChar w:fldCharType="begin"/>
+        </w:r>
+        <w:r>
+          <w:rPr>
+            <w:noProof/>
+            <w:webHidden/>
+          </w:rPr>
+          <w:instrText xml:space="preserve"> PAGEREF _Toc225406433 \h </w:instrText>
+        </w:r>
+        <w:r>
+          <w:rPr>
+            <w:noProof/>
+            <w:webHidden/>
+          </w:rPr>
+        </w:r>
+        <w:r>
+          <w:rPr>
+            <w:noProof/>
+            <w:webHidden/>
+          </w:rPr>
+          <w:fldChar w:fldCharType="separate"/>
+        </w:r>
+        <w:r>
+          <w:rPr>
+            <w:noProof/>
+            <w:webHidden/>
+          </w:rPr>
+          <w:t>10</w:t>
+        </w:r>
+        <w:r>
+          <w:rPr>
+            <w:noProof/>
+            <w:webHidden/>
+          </w:rPr>
+          <w:fldChar w:fldCharType="end"/>
+        </w:r>
+      </w:hyperlink>
+    </w:p>
+    <w:p>
+      <w:pPr>
+        <w:pStyle w:val="Sumrio2"/>
+        <w:rPr>
+          <w:rFonts w:asciiTheme="minorHAnsi" w:eastAsiaTheme="minorEastAsia" w:hAnsiTheme="minorHAnsi"/>
+          <w:noProof/>
+          <w:sz w:val="22"/>
+          <w:lang w:eastAsia="pt-BR"/>
+        </w:rPr>
+      </w:pPr>
+      <w:hyperlink w:anchor="_Toc225406434" w:history="1">
+        <w:r>
+          <w:rPr>
+            <w:rStyle w:val="Hyperlink"/>
+            <w:noProof/>
+          </w:rPr>
+          <w:t>1.4</w:t>
+        </w:r>
+        <w:r>
+          <w:rPr>
+            <w:rFonts w:asciiTheme="minorHAnsi" w:eastAsiaTheme="minorEastAsia" w:hAnsiTheme="minorHAnsi"/>
+            <w:noProof/>
+            <w:sz w:val="22"/>
+            <w:lang w:eastAsia="pt-BR"/>
+          </w:rPr>
+          <w:tab/>
+        </w:r>
+        <w:r>
+          <w:rPr>
+            <w:rStyle w:val="Hyperlink"/>
+            <w:noProof/>
+          </w:rPr>
+          <w:t>Metodologia</w:t>
+        </w:r>
+        <w:r>
+          <w:rPr>
+            <w:noProof/>
+            <w:webHidden/>
+          </w:rPr>
+          <w:tab/>
+        </w:r>
+        <w:r>
+          <w:rPr>
+            <w:noProof/>
+            <w:webHidden/>
+          </w:rPr>
+          <w:fldChar w:fldCharType="begin"/>
+        </w:r>
+        <w:r>
+          <w:rPr>
+            <w:noProof/>
+            <w:webHidden/>
+          </w:rPr>
+          <w:instrText xml:space="preserve"> PAGEREF _Toc225406434 \h </w:instrText>
+        </w:r>
+        <w:r>
+          <w:rPr>
+            <w:noProof/>
+            <w:webHidden/>
+          </w:rPr>
+        </w:r>
+        <w:r>
+          <w:rPr>
+            <w:noProof/>
+            <w:webHidden/>
+          </w:rPr>
+          <w:fldChar w:fldCharType="separate"/>
+        </w:r>
+        <w:r>
+          <w:rPr>
+            <w:noProof/>
+            <w:webHidden/>
+          </w:rPr>
+          <w:t>11</w:t>
+        </w:r>
+        <w:r>
+          <w:rPr>
+            <w:noProof/>
+            <w:webHidden/>
+          </w:rPr>
+          <w:fldChar w:fldCharType="end"/>
+        </w:r>
+      </w:hyperlink>
+    </w:p>
+    <w:p>
+      <w:pPr>
+        <w:pStyle w:val="Sumrio2"/>
+        <w:rPr>
+          <w:rFonts w:asciiTheme="minorHAnsi" w:eastAsiaTheme="minorEastAsia" w:hAnsiTheme="minorHAnsi"/>
+          <w:noProof/>
+          <w:sz w:val="22"/>
+          <w:lang w:eastAsia="pt-BR"/>
+        </w:rPr>
+      </w:pPr>
+      <w:hyperlink w:anchor="_Toc225406435" w:history="1">
+        <w:r>
+          <w:rPr>
+            <w:rStyle w:val="Hyperlink"/>
+            <w:noProof/>
+          </w:rPr>
+          <w:t>1.5</w:t>
+        </w:r>
+        <w:r>
+          <w:rPr>
+            <w:rFonts w:asciiTheme="minorHAnsi" w:eastAsiaTheme="minorEastAsia" w:hAnsiTheme="minorHAnsi"/>
+            <w:noProof/>
+            <w:sz w:val="22"/>
+            <w:lang w:eastAsia="pt-BR"/>
+          </w:rPr>
+          <w:tab/>
+        </w:r>
+        <w:r>
+          <w:rPr>
+            <w:rStyle w:val="Hyperlink"/>
+            <w:noProof/>
+          </w:rPr>
+          <w:t>Resultados Esperados</w:t>
+        </w:r>
+        <w:r>
+          <w:rPr>
+            <w:noProof/>
+            <w:webHidden/>
+          </w:rPr>
+          <w:tab/>
+        </w:r>
+        <w:r>
+          <w:rPr>
+            <w:noProof/>
+            <w:webHidden/>
+          </w:rPr>
+          <w:fldChar w:fldCharType="begin"/>
+        </w:r>
+        <w:r>
+          <w:rPr>
+            <w:noProof/>
+            <w:webHidden/>
+          </w:rPr>
+          <w:instrText xml:space="preserve"> PAGEREF _Toc225406435 \h </w:instrText>
+        </w:r>
+        <w:r>
+          <w:rPr>
+            <w:noProof/>
+            <w:webHidden/>
+          </w:rPr>
+        </w:r>
+        <w:r>
+          <w:rPr>
+            <w:noProof/>
+            <w:webHidden/>
+          </w:rPr>
+          <w:fldChar w:fldCharType="separate"/>
+        </w:r>
+        <w:r>
+          <w:rPr>
+            <w:noProof/>
+            <w:webHidden/>
+          </w:rPr>
+          <w:t>11</w:t>
+        </w:r>
+        <w:r>
+          <w:rPr>
+            <w:noProof/>
+            <w:webHidden/>
+          </w:rPr>
+          <w:fldChar w:fldCharType="end"/>
+        </w:r>
+      </w:hyperlink>
+    </w:p>
+    <w:p>
+      <w:pPr>
+        <w:pStyle w:val="Sumrio1"/>
+        <w:rPr>
+          <w:rFonts w:asciiTheme="minorHAnsi" w:eastAsiaTheme="minorEastAsia" w:hAnsiTheme="minorHAnsi"/>
+          <w:noProof/>
+          <w:sz w:val="22"/>
+          <w:lang w:eastAsia="pt-BR"/>
+        </w:rPr>
+      </w:pPr>
+      <w:hyperlink w:anchor="_Toc225406436" w:history="1">
+        <w:r>
+          <w:rPr>
+            <w:rStyle w:val="Hyperlink"/>
+            <w:noProof/>
+          </w:rPr>
+          <w:t>2</w:t>
+        </w:r>
+        <w:r>
+          <w:rPr>
+            <w:rFonts w:asciiTheme="minorHAnsi" w:eastAsiaTheme="minorEastAsia" w:hAnsiTheme="minorHAnsi"/>
+            <w:noProof/>
+            <w:sz w:val="22"/>
+            <w:lang w:eastAsia="pt-BR"/>
+          </w:rPr>
+          <w:tab/>
+        </w:r>
+        <w:r>
+          <w:rPr>
+            <w:rStyle w:val="Hyperlink"/>
+            <w:noProof/>
+          </w:rPr>
+          <w:t>REFERENCIAL TEÓRICO</w:t>
+        </w:r>
+        <w:r>
+          <w:rPr>
+            <w:noProof/>
+            <w:webHidden/>
+          </w:rPr>
+          <w:tab/>
+        </w:r>
+        <w:r>
+          <w:rPr>
+            <w:noProof/>
+            <w:webHidden/>
+          </w:rPr>
+          <w:fldChar w:fldCharType="begin"/>
+        </w:r>
+        <w:r>
+          <w:rPr>
+            <w:noProof/>
+            <w:webHidden/>
+          </w:rPr>
+          <w:instrText xml:space="preserve"> PAGEREF _Toc225406436 \h </w:instrText>
+        </w:r>
+        <w:r>
+          <w:rPr>
+            <w:noProof/>
+            <w:webHidden/>
+          </w:rPr>
+        </w:r>
+        <w:r>
+          <w:rPr>
+            <w:noProof/>
+            <w:webHidden/>
+          </w:rPr>
+          <w:fldChar w:fldCharType="separate"/>
+        </w:r>
+        <w:r>
+          <w:rPr>
+            <w:noProof/>
+            <w:webHidden/>
+          </w:rPr>
+          <w:t>12</w:t>
+        </w:r>
+        <w:r>
+          <w:rPr>
+            <w:noProof/>
+            <w:webHidden/>
+          </w:rPr>
+          <w:fldChar w:fldCharType="end"/>
+        </w:r>
+      </w:hyperlink>
+    </w:p>
+    <w:p>
+      <w:pPr>
+        <w:pStyle w:val="Sumrio2"/>
+        <w:rPr>
+          <w:rFonts w:asciiTheme="minorHAnsi" w:eastAsiaTheme="minorEastAsia" w:hAnsiTheme="minorHAnsi"/>
+          <w:noProof/>
+          <w:sz w:val="22"/>
+          <w:lang w:eastAsia="pt-BR"/>
+        </w:rPr>
+      </w:pPr>
+      <w:hyperlink w:anchor="_Toc225406437" w:history="1">
+        <w:r>
+          <w:rPr>
+            <w:rStyle w:val="Hyperlink"/>
+            <w:noProof/>
+          </w:rPr>
+          <w:t>2.1</w:t>
+        </w:r>
+        <w:r>
+          <w:rPr>
+            <w:rFonts w:asciiTheme="minorHAnsi" w:eastAsiaTheme="minorEastAsia" w:hAnsiTheme="minorHAnsi"/>
+            <w:noProof/>
+            <w:sz w:val="22"/>
+            <w:lang w:eastAsia="pt-BR"/>
+          </w:rPr>
+          <w:tab/>
+        </w:r>
+        <w:r>
+          <w:rPr>
+            <w:rStyle w:val="Hyperlink"/>
+            <w:noProof/>
+          </w:rPr>
+          <w:t>Teórico Referencial</w:t>
+        </w:r>
+        <w:r>
+          <w:rPr>
+            <w:noProof/>
+            <w:webHidden/>
+          </w:rPr>
+          <w:tab/>
+        </w:r>
+        <w:r>
+          <w:rPr>
+            <w:noProof/>
+            <w:webHidden/>
+          </w:rPr>
+          <w:fldChar w:fldCharType="begin"/>
+        </w:r>
+        <w:r>
+          <w:rPr>
+            <w:noProof/>
+            <w:webHidden/>
+          </w:rPr>
+          <w:instrText xml:space="preserve"> PAGEREF _Toc225406437 \h </w:instrText>
+        </w:r>
+        <w:r>
+          <w:rPr>
+            <w:noProof/>
+            <w:webHidden/>
+          </w:rPr>
+        </w:r>
+        <w:r>
+          <w:rPr>
+            <w:noProof/>
+            <w:webHidden/>
+          </w:rPr>
+          <w:fldChar w:fldCharType="separate"/>
+        </w:r>
+        <w:r>
+          <w:rPr>
+            <w:noProof/>
+            <w:webHidden/>
+          </w:rPr>
+          <w:t>12</w:t>
+        </w:r>
+        <w:r>
+          <w:rPr>
+            <w:noProof/>
+            <w:webHidden/>
+          </w:rPr>
+          <w:fldChar w:fldCharType="end"/>
+        </w:r>
+      </w:hyperlink>
+    </w:p>
+    <w:p>
+      <w:pPr>
+        <w:pStyle w:val="Sumrio3"/>
+        <w:rPr>
+          <w:rFonts w:asciiTheme="minorHAnsi" w:eastAsiaTheme="minorEastAsia" w:hAnsiTheme="minorHAnsi"/>
+          <w:noProof/>
+          <w:sz w:val="22"/>
+          <w:lang w:eastAsia="pt-BR"/>
+        </w:rPr>
+      </w:pPr>
+      <w:hyperlink w:anchor="_Toc225406438" w:history="1">
+        <w:r>
+          <w:rPr>
+            <w:rStyle w:val="Hyperlink"/>
+            <w:noProof/>
+          </w:rPr>
+          <w:t>2.1.1</w:t>
+        </w:r>
+        <w:r>
+          <w:rPr>
+            <w:rFonts w:asciiTheme="minorHAnsi" w:eastAsiaTheme="minorEastAsia" w:hAnsiTheme="minorHAnsi"/>
+            <w:noProof/>
+            <w:sz w:val="22"/>
+            <w:lang w:eastAsia="pt-BR"/>
+          </w:rPr>
+          <w:tab/>
+        </w:r>
+        <w:r>
+          <w:rPr>
+            <w:rStyle w:val="Hyperlink"/>
+            <w:noProof/>
+          </w:rPr>
+          <w:t>Testando titulo 3</w:t>
+        </w:r>
+        <w:r>
+          <w:rPr>
+            <w:noProof/>
+            <w:webHidden/>
+          </w:rPr>
+          <w:tab/>
+        </w:r>
+        <w:r>
+          <w:rPr>
+            <w:noProof/>
+            <w:webHidden/>
+          </w:rPr>
+          <w:fldChar w:fldCharType="begin"/>
+        </w:r>
+        <w:r>
+          <w:rPr>
+            <w:noProof/>
+            <w:webHidden/>
+          </w:rPr>
+          <w:instrText xml:space="preserve"> PAGEREF _Toc225406438 \h </w:instrText>
+        </w:r>
+        <w:r>
+          <w:rPr>
+            <w:noProof/>
+            <w:webHidden/>
+          </w:rPr>
+        </w:r>
+        <w:r>
+          <w:rPr>
+            <w:noProof/>
+            <w:webHidden/>
+          </w:rPr>
+          <w:fldChar w:fldCharType="separate"/>
+        </w:r>
+        <w:r>
+          <w:rPr>
+            <w:noProof/>
+            <w:webHidden/>
+          </w:rPr>
+          <w:t>12</w:t>
+        </w:r>
+        <w:r>
+          <w:rPr>
+            <w:noProof/>
+            <w:webHidden/>
+          </w:rPr>
+          <w:fldChar w:fldCharType="end"/>
+        </w:r>
+      </w:hyperlink>
+    </w:p>
+    <w:p>
+      <w:pPr>
+        <w:pStyle w:val="Sumrio4"/>
+        <w:rPr>
+          <w:rFonts w:asciiTheme="minorHAnsi" w:eastAsiaTheme="minorEastAsia" w:hAnsiTheme="minorHAnsi"/>
+          <w:noProof/>
+          <w:sz w:val="22"/>
+          <w:lang w:eastAsia="pt-BR"/>
+        </w:rPr>
+      </w:pPr>
+      <w:hyperlink w:anchor="_Toc225406439" w:history="1">
+        <w:r>
+          <w:rPr>
+            <w:rStyle w:val="Hyperlink"/>
+            <w:noProof/>
+          </w:rPr>
+          <w:t>2.1.1.1</w:t>
+        </w:r>
+        <w:r>
+          <w:rPr>
+            <w:rFonts w:asciiTheme="minorHAnsi" w:eastAsiaTheme="minorEastAsia" w:hAnsiTheme="minorHAnsi"/>
+            <w:noProof/>
+            <w:sz w:val="22"/>
+            <w:lang w:eastAsia="pt-BR"/>
+          </w:rPr>
+          <w:tab/>
+        </w:r>
+        <w:r>
+          <w:rPr>
+            <w:rStyle w:val="Hyperlink"/>
+            <w:noProof/>
+          </w:rPr>
+          <w:t>Testando titulo 4</w:t>
+        </w:r>
+        <w:r>
+          <w:rPr>
+            <w:noProof/>
+            <w:webHidden/>
+          </w:rPr>
+          <w:tab/>
+        </w:r>
+        <w:r>
+          <w:rPr>
+            <w:noProof/>
+            <w:webHidden/>
+          </w:rPr>
+          <w:fldChar w:fldCharType="begin"/>
+        </w:r>
+        <w:r>
+          <w:rPr>
+            <w:noProof/>
+            <w:webHidden/>
+          </w:rPr>
+          <w:instrText xml:space="preserve"> PAGEREF _Toc225406439 \h </w:instrText>
+        </w:r>
+        <w:r>
+          <w:rPr>
+            <w:noProof/>
+            <w:webHidden/>
+          </w:rPr>
+        </w:r>
+        <w:r>
+          <w:rPr>
+            <w:noProof/>
+            <w:webHidden/>
+          </w:rPr>
+          <w:fldChar w:fldCharType="separate"/>
+        </w:r>
+        <w:r>
+          <w:rPr>
+            <w:noProof/>
+            <w:webHidden/>
+          </w:rPr>
+          <w:t>13</w:t>
+        </w:r>
+        <w:r>
+          <w:rPr>
+            <w:noProof/>
+            <w:webHidden/>
+          </w:rPr>
+          <w:fldChar w:fldCharType="end"/>
+        </w:r>
+      </w:hyperlink>
+    </w:p>
+    <w:p>
+      <w:pPr>
+        <w:pStyle w:val="Sumrio5"/>
+        <w:rPr>
+          <w:rFonts w:asciiTheme="minorHAnsi" w:eastAsiaTheme="minorEastAsia" w:hAnsiTheme="minorHAnsi"/>
+          <w:noProof/>
+          <w:sz w:val="22"/>
+          <w:lang w:eastAsia="pt-BR"/>
+        </w:rPr>
+      </w:pPr>
+      <w:hyperlink w:anchor="_Toc225406440" w:history="1">
+        <w:r>
+          <w:rPr>
+            <w:rStyle w:val="Hyperlink"/>
+            <w:noProof/>
+          </w:rPr>
+          <w:t>2.1.1.1.1</w:t>
+        </w:r>
+        <w:r>
+          <w:rPr>
+            <w:rFonts w:asciiTheme="minorHAnsi" w:eastAsiaTheme="minorEastAsia" w:hAnsiTheme="minorHAnsi"/>
+            <w:noProof/>
+            <w:sz w:val="22"/>
+            <w:lang w:eastAsia="pt-BR"/>
+          </w:rPr>
+          <w:tab/>
+        </w:r>
+        <w:r>
+          <w:rPr>
+            <w:rStyle w:val="Hyperlink"/>
+            <w:noProof/>
+          </w:rPr>
+          <w:t>Testando titulo 5</w:t>
+        </w:r>
+        <w:r>
+          <w:rPr>
+            <w:noProof/>
+            <w:webHidden/>
+          </w:rPr>
+          <w:tab/>
+        </w:r>
+        <w:r>
+          <w:rPr>
+            <w:noProof/>
+            <w:webHidden/>
+          </w:rPr>
+          <w:fldChar w:fldCharType="begin"/>
+        </w:r>
+        <w:r>
+          <w:rPr>
+            <w:noProof/>
+            <w:webHidden/>
+          </w:rPr>
+          <w:instrText xml:space="preserve"> PAGEREF _Toc225406440 \h </w:instrText>
+        </w:r>
+        <w:r>
+          <w:rPr>
+            <w:noProof/>
+            <w:webHidden/>
+          </w:rPr>
+        </w:r>
+        <w:r>
+          <w:rPr>
+            <w:noProof/>
+            <w:webHidden/>
+          </w:rPr>
+          <w:fldChar w:fldCharType="separate"/>
+        </w:r>
+        <w:r>
+          <w:rPr>
+            <w:noProof/>
+            <w:webHidden/>
+          </w:rPr>
+          <w:t>13</w:t>
+        </w:r>
+        <w:r>
+          <w:rPr>
+            <w:noProof/>
+            <w:webHidden/>
+          </w:rPr>
+          <w:fldChar w:fldCharType="end"/>
+        </w:r>
+      </w:hyperlink>
+    </w:p>
+    <w:p>
+      <w:pPr>
+        <w:pStyle w:val="Sumrio1"/>
+        <w:rPr>
+          <w:rFonts w:asciiTheme="minorHAnsi" w:eastAsiaTheme="minorEastAsia" w:hAnsiTheme="minorHAnsi"/>
+          <w:noProof/>
+          <w:sz w:val="22"/>
+          <w:lang w:eastAsia="pt-BR"/>
+        </w:rPr>
+      </w:pPr>
+      <w:hyperlink w:anchor="_Toc225406441" w:history="1">
+        <w:r>
+          <w:rPr>
+            <w:rStyle w:val="Hyperlink"/>
+            <w:noProof/>
+          </w:rPr>
+          <w:t>3</w:t>
+        </w:r>
+        <w:r>
+          <w:rPr>
+            <w:rFonts w:asciiTheme="minorHAnsi" w:eastAsiaTheme="minorEastAsia" w:hAnsiTheme="minorHAnsi"/>
+            <w:noProof/>
+            <w:sz w:val="22"/>
+            <w:lang w:eastAsia="pt-BR"/>
+          </w:rPr>
+          <w:tab/>
+        </w:r>
+        <w:r>
+          <w:rPr>
+            <w:rStyle w:val="Hyperlink"/>
+            <w:noProof/>
+          </w:rPr>
+          <w:t>IMERSÃO</w:t>
+        </w:r>
+        <w:r>
+          <w:rPr>
+            <w:noProof/>
+            <w:webHidden/>
+          </w:rPr>
+          <w:tab/>
+        </w:r>
+        <w:r>
+          <w:rPr>
+            <w:noProof/>
+            <w:webHidden/>
+          </w:rPr>
+          <w:fldChar w:fldCharType="begin"/>
+        </w:r>
+        <w:r>
+          <w:rPr>
+            <w:noProof/>
+            <w:webHidden/>
+          </w:rPr>
+          <w:instrText xml:space="preserve"> PAGEREF _Toc225406441 \h </w:instrText>
+        </w:r>
+        <w:r>
+          <w:rPr>
+            <w:noProof/>
+            <w:webHidden/>
+          </w:rPr>
+        </w:r>
+        <w:r>
+          <w:rPr>
+            <w:noProof/>
+            <w:webHidden/>
+          </w:rPr>
+          <w:fldChar w:fldCharType="separate"/>
+        </w:r>
+        <w:r>
+          <w:rPr>
+            <w:noProof/>
+            <w:webHidden/>
+          </w:rPr>
+          <w:t>14</w:t>
+        </w:r>
+        <w:r>
+          <w:rPr>
+            <w:noProof/>
+            <w:webHidden/>
+          </w:rPr>
+          <w:fldChar w:fldCharType="end"/>
+        </w:r>
+      </w:hyperlink>
+    </w:p>
+    <w:p>
+      <w:pPr>
+        <w:pStyle w:val="Sumrio1"/>
+        <w:rPr>
+          <w:rFonts w:asciiTheme="minorHAnsi" w:eastAsiaTheme="minorEastAsia" w:hAnsiTheme="minorHAnsi"/>
+          <w:noProof/>
+          <w:sz w:val="22"/>
+          <w:lang w:eastAsia="pt-BR"/>
+        </w:rPr>
+      </w:pPr>
+      <w:hyperlink w:anchor="_Toc225406442" w:history="1">
+        <w:r>
+          <w:rPr>
+            <w:rStyle w:val="Hyperlink"/>
+            <w:noProof/>
+          </w:rPr>
+          <w:t>4</w:t>
+        </w:r>
+        <w:r>
+          <w:rPr>
+            <w:rFonts w:asciiTheme="minorHAnsi" w:eastAsiaTheme="minorEastAsia" w:hAnsiTheme="minorHAnsi"/>
+            <w:noProof/>
+            <w:sz w:val="22"/>
+            <w:lang w:eastAsia="pt-BR"/>
+          </w:rPr>
+          <w:tab/>
+        </w:r>
+        <w:r>
+          <w:rPr>
+            <w:rStyle w:val="Hyperlink"/>
+            <w:noProof/>
+          </w:rPr>
+          <w:t xml:space="preserve">ANÁLISE E </w:t>
+        </w:r>
+        <w:r>
+          <w:rPr>
+            <w:rStyle w:val="Hyperlink"/>
+            <w:noProof/>
+          </w:rPr>
+          <w:t>S</w:t>
+        </w:r>
+        <w:r>
+          <w:rPr>
+            <w:rStyle w:val="Hyperlink"/>
+            <w:noProof/>
+          </w:rPr>
+          <w:t>INTESE</w:t>
+        </w:r>
+        <w:r>
+          <w:rPr>
+            <w:noProof/>
+            <w:webHidden/>
+          </w:rPr>
+          <w:tab/>
+        </w:r>
+        <w:r>
+          <w:rPr>
+            <w:noProof/>
+            <w:webHidden/>
+          </w:rPr>
+          <w:fldChar w:fldCharType="begin"/>
+        </w:r>
+        <w:r>
+          <w:rPr>
+            <w:noProof/>
+            <w:webHidden/>
+          </w:rPr>
+          <w:instrText xml:space="preserve"> PAGEREF _Toc225406442 \h </w:instrText>
+        </w:r>
+        <w:r>
+          <w:rPr>
+            <w:noProof/>
+            <w:webHidden/>
+          </w:rPr>
+        </w:r>
+        <w:r>
+          <w:rPr>
+            <w:noProof/>
+            <w:webHidden/>
+          </w:rPr>
+          <w:fldChar w:fldCharType="separate"/>
+        </w:r>
+        <w:r>
+          <w:rPr>
+            <w:noProof/>
+            <w:webHidden/>
+          </w:rPr>
+          <w:t>15</w:t>
+        </w:r>
+        <w:r>
+          <w:rPr>
+            <w:noProof/>
+            <w:webHidden/>
+          </w:rPr>
+          <w:fldChar w:fldCharType="end"/>
+        </w:r>
+      </w:hyperlink>
+    </w:p>
+    <w:p>
+      <w:pPr>
+        <w:pStyle w:val="Sumrio2"/>
+        <w:rPr>
+          <w:rFonts w:asciiTheme="minorHAnsi" w:eastAsiaTheme="minorEastAsia" w:hAnsiTheme="minorHAnsi"/>
+          <w:noProof/>
+          <w:sz w:val="22"/>
+          <w:lang w:eastAsia="pt-BR"/>
+        </w:rPr>
+      </w:pPr>
+      <w:hyperlink w:anchor="_Toc225406443" w:history="1">
+        <w:r>
+          <w:rPr>
+            <w:rStyle w:val="Hyperlink"/>
+            <w:noProof/>
+          </w:rPr>
+          <w:t>4.1</w:t>
+        </w:r>
+        <w:r>
+          <w:rPr>
+            <w:rFonts w:asciiTheme="minorHAnsi" w:eastAsiaTheme="minorEastAsia" w:hAnsiTheme="minorHAnsi"/>
+            <w:noProof/>
+            <w:sz w:val="22"/>
+            <w:lang w:eastAsia="pt-BR"/>
+          </w:rPr>
+          <w:tab/>
+        </w:r>
+        <w:r>
+          <w:rPr>
+            <w:rStyle w:val="Hyperlink"/>
+            <w:noProof/>
+          </w:rPr>
+          <w:t>Pers</w:t>
+        </w:r>
+        <w:r>
+          <w:rPr>
+            <w:rStyle w:val="Hyperlink"/>
+            <w:noProof/>
+          </w:rPr>
+          <w:t>o</w:t>
+        </w:r>
+        <w:r>
+          <w:rPr>
+            <w:rStyle w:val="Hyperlink"/>
+            <w:noProof/>
+          </w:rPr>
+          <w:t>na</w:t>
+        </w:r>
+        <w:r>
+          <w:rPr>
+            <w:noProof/>
+            <w:webHidden/>
+          </w:rPr>
+          <w:tab/>
+        </w:r>
+        <w:r>
+          <w:rPr>
+            <w:noProof/>
+            <w:webHidden/>
+          </w:rPr>
+          <w:fldChar w:fldCharType="begin"/>
+        </w:r>
+        <w:r>
+          <w:rPr>
+            <w:noProof/>
+            <w:webHidden/>
+          </w:rPr>
+          <w:instrText xml:space="preserve"> PAGEREF _Toc225406443 \h </w:instrText>
+        </w:r>
+        <w:r>
+          <w:rPr>
+            <w:noProof/>
+            <w:webHidden/>
+          </w:rPr>
+        </w:r>
+        <w:r>
+          <w:rPr>
+            <w:noProof/>
+            <w:webHidden/>
+          </w:rPr>
+          <w:fldChar w:fldCharType="separate"/>
+        </w:r>
+        <w:r>
+          <w:rPr>
+            <w:noProof/>
+            <w:webHidden/>
+          </w:rPr>
+          <w:t>15</w:t>
+        </w:r>
+        <w:r>
+          <w:rPr>
+            <w:noProof/>
+            <w:webHidden/>
+          </w:rPr>
+          <w:fldChar w:fldCharType="end"/>
+        </w:r>
+      </w:hyperlink>
+    </w:p>
+    <w:p>
+      <w:r>
+        <w:fldChar w:fldCharType="end"/>
+      </w:r>
       <w:r>
         <w:br w:type="page"/>
       </w:r>
     </w:p>
+    <w:p>
+      <w:pPr>
+        <w:pStyle w:val="Ttulo1"/>
+      </w:pPr>
+      <w:bookmarkStart w:id="0" w:name="_Toc225406428"/>
+      <w:r>
+        <w:lastRenderedPageBreak/>
+        <w:t>INTRODUÇÃO</w:t>
+      </w:r>
+      <w:bookmarkEnd w:id="0"/>
+    </w:p>
+    <w:p>
+      <w:pPr>
+        <w:rPr>
+          <w:rFonts w:ascii="Open Sans" w:hAnsi="Open Sans" w:cs="Open Sans"/>
+          <w:color w:val="000000"/>
+          <w:sz w:val="21"/>
+          <w:szCs w:val="21"/>
+          <w:shd w:val="clear" w:color="auto" w:fill="FFFFFF"/>
+        </w:rPr>
+      </w:pPr>
+      <w:proofErr w:type="gramStart"/>
+      <w:r>
+        <w:rPr>
+          <w:rStyle w:val="Forte"/>
+          <w:rFonts w:ascii="Open Sans" w:hAnsi="Open Sans" w:cs="Open Sans"/>
+          <w:b w:val="0"/>
+          <w:color w:val="000000"/>
+          <w:sz w:val="21"/>
+          <w:szCs w:val="21"/>
+          <w:shd w:val="clear" w:color="auto" w:fill="FFFFFF"/>
+        </w:rPr>
+        <w:t>orem</w:t>
+      </w:r>
+      <w:proofErr w:type="gramEnd"/>
+      <w:r>
+        <w:rPr>
+          <w:rStyle w:val="Forte"/>
+          <w:rFonts w:ascii="Open Sans" w:hAnsi="Open Sans" w:cs="Open Sans"/>
+          <w:b w:val="0"/>
+          <w:color w:val="000000"/>
+          <w:sz w:val="21"/>
+          <w:szCs w:val="21"/>
+          <w:shd w:val="clear" w:color="auto" w:fill="FFFFFF"/>
+        </w:rPr>
+        <w:t xml:space="preserve"> Ipsum</w:t>
+      </w:r>
+      <w:r>
+        <w:rPr>
+          <w:rFonts w:ascii="Open Sans" w:hAnsi="Open Sans" w:cs="Open Sans"/>
+          <w:color w:val="000000"/>
+          <w:sz w:val="21"/>
+          <w:szCs w:val="21"/>
+          <w:shd w:val="clear" w:color="auto" w:fill="FFFFFF"/>
+        </w:rPr>
+        <w:t> is simply dummy text of the printing and typesetting industry. Lorem Ipsum has been the industry's standard dummy text ever since the 1500s, when an unknown printer took a galley of type and scrambled it to make a type specimen book. It has survived not only five centuries, but also the leap into electronic typesetting, remaining essentially unchanged. It was popularised in the 1960s with the release of Letraset sheets containing Lorem Ipsum passages, and more recently with desktop publishing software like Aldus PageMaker including versions of Lorem Ipsum.</w:t>
+      </w:r>
+    </w:p>
+    <w:p>
+      <w:pPr>
+        <w:rPr>
+          <w:rFonts w:ascii="Open Sans" w:hAnsi="Open Sans" w:cs="Open Sans"/>
+          <w:color w:val="000000"/>
+          <w:sz w:val="21"/>
+          <w:szCs w:val="21"/>
+          <w:shd w:val="clear" w:color="auto" w:fill="FFFFFF"/>
+        </w:rPr>
+      </w:pPr>
+      <w:proofErr w:type="gramStart"/>
+      <w:r>
+        <w:rPr>
+          <w:rStyle w:val="Forte"/>
+          <w:rFonts w:ascii="Open Sans" w:hAnsi="Open Sans" w:cs="Open Sans"/>
+          <w:b w:val="0"/>
+          <w:color w:val="000000"/>
+          <w:sz w:val="21"/>
+          <w:szCs w:val="21"/>
+          <w:shd w:val="clear" w:color="auto" w:fill="FFFFFF"/>
+        </w:rPr>
+        <w:t>orem</w:t>
+      </w:r>
+      <w:proofErr w:type="gramEnd"/>
+      <w:r>
+        <w:rPr>
+          <w:rStyle w:val="Forte"/>
+          <w:rFonts w:ascii="Open Sans" w:hAnsi="Open Sans" w:cs="Open Sans"/>
+          <w:b w:val="0"/>
+          <w:color w:val="000000"/>
+          <w:sz w:val="21"/>
+          <w:szCs w:val="21"/>
+          <w:shd w:val="clear" w:color="auto" w:fill="FFFFFF"/>
+        </w:rPr>
+        <w:t xml:space="preserve"> Ipsum</w:t>
+      </w:r>
+      <w:r>
+        <w:rPr>
+          <w:rFonts w:ascii="Open Sans" w:hAnsi="Open Sans" w:cs="Open Sans"/>
+          <w:color w:val="000000"/>
+          <w:sz w:val="21"/>
+          <w:szCs w:val="21"/>
+          <w:shd w:val="clear" w:color="auto" w:fill="FFFFFF"/>
+        </w:rPr>
+        <w:t> is simply dummy text of the printing and typesetting industry. Lorem Ipsum has been the industry's standard dummy text ever since the 1500s, when an unknown printer took a galley of type and scrambled it to make a type specimen book. It has survived not only five centuries, but also the leap into electronic typesetting, remaining essentially unchanged. It was popularised in the 1960s with the release of Letraset sheets containing Lorem Ipsum passages, and more recently with desktop publishing software like Aldus PageMaker including versions of Lorem Ipsum.</w:t>
+      </w:r>
+    </w:p>
+    <w:p>
+      <w:pPr>
+        <w:pStyle w:val="Ttulo2"/>
+      </w:pPr>
+      <w:bookmarkStart w:id="1" w:name="_Toc225406429"/>
+      <w:r>
+        <w:t>Problemática</w:t>
+      </w:r>
+      <w:bookmarkEnd w:id="1"/>
+    </w:p>
+    <w:p>
+      <w:pPr>
+        <w:rPr>
+          <w:rFonts w:ascii="Open Sans" w:hAnsi="Open Sans" w:cs="Open Sans"/>
+          <w:color w:val="000000"/>
+          <w:sz w:val="21"/>
+          <w:szCs w:val="21"/>
+          <w:shd w:val="clear" w:color="auto" w:fill="FFFFFF"/>
+        </w:rPr>
+      </w:pPr>
+      <w:proofErr w:type="gramStart"/>
+      <w:r>
+        <w:rPr>
+          <w:rStyle w:val="Forte"/>
+          <w:rFonts w:ascii="Open Sans" w:hAnsi="Open Sans" w:cs="Open Sans"/>
+          <w:b w:val="0"/>
+          <w:color w:val="000000"/>
+          <w:sz w:val="21"/>
+          <w:szCs w:val="21"/>
+          <w:shd w:val="clear" w:color="auto" w:fill="FFFFFF"/>
+        </w:rPr>
+        <w:t>orem</w:t>
+      </w:r>
+      <w:proofErr w:type="gramEnd"/>
+      <w:r>
+        <w:rPr>
+          <w:rStyle w:val="Forte"/>
+          <w:rFonts w:ascii="Open Sans" w:hAnsi="Open Sans" w:cs="Open Sans"/>
+          <w:b w:val="0"/>
+          <w:color w:val="000000"/>
+          <w:sz w:val="21"/>
+          <w:szCs w:val="21"/>
+          <w:shd w:val="clear" w:color="auto" w:fill="FFFFFF"/>
+        </w:rPr>
+        <w:t xml:space="preserve"> Ipsum</w:t>
+      </w:r>
+      <w:r>
+        <w:rPr>
+          <w:rFonts w:ascii="Open Sans" w:hAnsi="Open Sans" w:cs="Open Sans"/>
+          <w:color w:val="000000"/>
+          <w:sz w:val="21"/>
+          <w:szCs w:val="21"/>
+          <w:shd w:val="clear" w:color="auto" w:fill="FFFFFF"/>
+        </w:rPr>
+        <w:t> is simply dummy text of the printing and typesetting industry. Lorem Ipsum has been the industry's standard dummy text ever since the 1500s, when an unknown printer took a galley of type and scrambled it to make a type specimen book. It has survived not only five centuries, but also the leap into electronic typesetting, remaining essentially unchanged. It was popularised in the 1960s with the release of Letraset sheets containing Lorem Ipsum passages, and more recently with desktop publishing software like Aldus PageMaker including versions of Lorem Ipsum.</w:t>
+      </w:r>
+    </w:p>
     <w:p/>
     <w:p>
-      <w:r>
+      <w:pPr>
+        <w:pStyle w:val="Ttulo2"/>
+      </w:pPr>
+      <w:bookmarkStart w:id="2" w:name="_Toc225406430"/>
+      <w:r>
+        <w:t>Justificativa</w:t>
+      </w:r>
+      <w:bookmarkEnd w:id="2"/>
+    </w:p>
+    <w:p>
+      <w:pPr>
+        <w:rPr>
+          <w:rFonts w:ascii="Open Sans" w:hAnsi="Open Sans" w:cs="Open Sans"/>
+          <w:color w:val="000000"/>
+          <w:sz w:val="21"/>
+          <w:szCs w:val="21"/>
+          <w:shd w:val="clear" w:color="auto" w:fill="FFFFFF"/>
+        </w:rPr>
+      </w:pPr>
+      <w:proofErr w:type="gramStart"/>
+      <w:r>
+        <w:rPr>
+          <w:rStyle w:val="Forte"/>
+          <w:rFonts w:ascii="Open Sans" w:hAnsi="Open Sans" w:cs="Open Sans"/>
+          <w:b w:val="0"/>
+          <w:color w:val="000000"/>
+          <w:sz w:val="21"/>
+          <w:szCs w:val="21"/>
+          <w:shd w:val="clear" w:color="auto" w:fill="FFFFFF"/>
+        </w:rPr>
+        <w:t>orem</w:t>
+      </w:r>
+      <w:proofErr w:type="gramEnd"/>
+      <w:r>
+        <w:rPr>
+          <w:rStyle w:val="Forte"/>
+          <w:rFonts w:ascii="Open Sans" w:hAnsi="Open Sans" w:cs="Open Sans"/>
+          <w:b w:val="0"/>
+          <w:color w:val="000000"/>
+          <w:sz w:val="21"/>
+          <w:szCs w:val="21"/>
+          <w:shd w:val="clear" w:color="auto" w:fill="FFFFFF"/>
+        </w:rPr>
+        <w:t xml:space="preserve"> Ipsum</w:t>
+      </w:r>
+      <w:r>
+        <w:rPr>
+          <w:rFonts w:ascii="Open Sans" w:hAnsi="Open Sans" w:cs="Open Sans"/>
+          <w:color w:val="000000"/>
+          <w:sz w:val="21"/>
+          <w:szCs w:val="21"/>
+          <w:shd w:val="clear" w:color="auto" w:fill="FFFFFF"/>
+        </w:rPr>
+        <w:t xml:space="preserve"> is simply dummy text of the printing and typesetting industry. Lorem Ipsum has been the industry's standard dummy text ever since the 1500s, when an unknown printer took a galley of type and scrambled it to make a type specimen book. It has survived not only five centuries, but also the leap into electronic typesetting, remaining essentially unchanged. It was popularised in the 1960s with the release of Letraset sheets containing </w:t>
+      </w:r>
+      <w:r>
+        <w:rPr>
+          <w:rFonts w:ascii="Open Sans" w:hAnsi="Open Sans" w:cs="Open Sans"/>
+          <w:color w:val="000000"/>
+          <w:sz w:val="21"/>
+          <w:szCs w:val="21"/>
+          <w:shd w:val="clear" w:color="auto" w:fill="FFFFFF"/>
+        </w:rPr>
+        <w:lastRenderedPageBreak/>
+        <w:t>Lorem Ipsum passages, and more recently with desktop publishing software like Aldus PageMaker including versions of Lorem Ipsum.</w:t>
+      </w:r>
+    </w:p>
+    <w:p/>
+    <w:p>
+      <w:pPr>
+        <w:pStyle w:val="Ttulo2"/>
+      </w:pPr>
+      <w:bookmarkStart w:id="3" w:name="_Toc225406431"/>
+      <w:r>
+        <w:t>Objetivos</w:t>
+      </w:r>
+      <w:bookmarkEnd w:id="3"/>
+    </w:p>
+    <w:p>
+      <w:pPr>
+        <w:rPr>
+          <w:rFonts w:ascii="Open Sans" w:hAnsi="Open Sans" w:cs="Open Sans"/>
+          <w:color w:val="000000"/>
+          <w:sz w:val="21"/>
+          <w:szCs w:val="21"/>
+          <w:shd w:val="clear" w:color="auto" w:fill="FFFFFF"/>
+        </w:rPr>
+      </w:pPr>
+      <w:proofErr w:type="gramStart"/>
+      <w:r>
+        <w:rPr>
+          <w:rStyle w:val="Forte"/>
+          <w:rFonts w:ascii="Open Sans" w:hAnsi="Open Sans" w:cs="Open Sans"/>
+          <w:b w:val="0"/>
+          <w:color w:val="000000"/>
+          <w:sz w:val="21"/>
+          <w:szCs w:val="21"/>
+          <w:shd w:val="clear" w:color="auto" w:fill="FFFFFF"/>
+        </w:rPr>
+        <w:t>orem</w:t>
+      </w:r>
+      <w:proofErr w:type="gramEnd"/>
+      <w:r>
+        <w:rPr>
+          <w:rStyle w:val="Forte"/>
+          <w:rFonts w:ascii="Open Sans" w:hAnsi="Open Sans" w:cs="Open Sans"/>
+          <w:b w:val="0"/>
+          <w:color w:val="000000"/>
+          <w:sz w:val="21"/>
+          <w:szCs w:val="21"/>
+          <w:shd w:val="clear" w:color="auto" w:fill="FFFFFF"/>
+        </w:rPr>
+        <w:t xml:space="preserve"> Ipsum</w:t>
+      </w:r>
+      <w:r>
+        <w:rPr>
+          <w:rFonts w:ascii="Open Sans" w:hAnsi="Open Sans" w:cs="Open Sans"/>
+          <w:color w:val="000000"/>
+          <w:sz w:val="21"/>
+          <w:szCs w:val="21"/>
+          <w:shd w:val="clear" w:color="auto" w:fill="FFFFFF"/>
+        </w:rPr>
+        <w:t> is simply dummy text of the printing and typesetting industry. Lorem Ipsum has been the industry's standard dummy text ever since the 1500s, when an unknown printer took a galley of type and scrambled it to make a type specimen book. It has survived not only five centuries, but also the leap into electronic typesetting, remaining essentially unchanged. It was popularised in the 1960s with the release of Letraset sheets containing Lorem Ipsum passages, and more recently with desktop publishing software like Aldus PageMaker including versions of Lorem Ipsum.</w:t>
+      </w:r>
+    </w:p>
+    <w:p/>
+    <w:p>
+      <w:pPr>
+        <w:pStyle w:val="Ttulo3"/>
+      </w:pPr>
+      <w:bookmarkStart w:id="4" w:name="_Toc225406432"/>
+      <w:r>
+        <w:t>Objetivos Geral</w:t>
+      </w:r>
+      <w:bookmarkEnd w:id="4"/>
+    </w:p>
+    <w:p>
+      <w:pPr>
+        <w:rPr>
+          <w:rFonts w:ascii="Open Sans" w:hAnsi="Open Sans" w:cs="Open Sans"/>
+          <w:color w:val="000000"/>
+          <w:sz w:val="21"/>
+          <w:szCs w:val="21"/>
+          <w:shd w:val="clear" w:color="auto" w:fill="FFFFFF"/>
+        </w:rPr>
+      </w:pPr>
+      <w:proofErr w:type="gramStart"/>
+      <w:r>
+        <w:rPr>
+          <w:rStyle w:val="Forte"/>
+          <w:rFonts w:ascii="Open Sans" w:hAnsi="Open Sans" w:cs="Open Sans"/>
+          <w:b w:val="0"/>
+          <w:color w:val="000000"/>
+          <w:sz w:val="21"/>
+          <w:szCs w:val="21"/>
+          <w:shd w:val="clear" w:color="auto" w:fill="FFFFFF"/>
+        </w:rPr>
+        <w:t>orem</w:t>
+      </w:r>
+      <w:proofErr w:type="gramEnd"/>
+      <w:r>
+        <w:rPr>
+          <w:rStyle w:val="Forte"/>
+          <w:rFonts w:ascii="Open Sans" w:hAnsi="Open Sans" w:cs="Open Sans"/>
+          <w:b w:val="0"/>
+          <w:color w:val="000000"/>
+          <w:sz w:val="21"/>
+          <w:szCs w:val="21"/>
+          <w:shd w:val="clear" w:color="auto" w:fill="FFFFFF"/>
+        </w:rPr>
+        <w:t xml:space="preserve"> Ipsum</w:t>
+      </w:r>
+      <w:r>
+        <w:rPr>
+          <w:rFonts w:ascii="Open Sans" w:hAnsi="Open Sans" w:cs="Open Sans"/>
+          <w:color w:val="000000"/>
+          <w:sz w:val="21"/>
+          <w:szCs w:val="21"/>
+          <w:shd w:val="clear" w:color="auto" w:fill="FFFFFF"/>
+        </w:rPr>
+        <w:t> is simply dummy text of the printing and typesetting industry. Lorem Ipsum has been the industry's standard dummy text ever since the 1500s, when an unknown printer took a galley of type and scrambled it to make a type specimen book. It has survived not only five centuries, but also the leap into electronic typesetting, remaining essentially unchanged. It was popularised in the 1960s with the release of Letraset sheets containing Lorem Ipsum passages, and more recently with desktop publishing software like Aldus PageMaker including versions of Lorem Ipsum.</w:t>
+      </w:r>
+    </w:p>
+    <w:p/>
+    <w:p/>
+    <w:p/>
+    <w:p>
+      <w:pPr>
+        <w:pStyle w:val="Ttulo3"/>
+      </w:pPr>
+      <w:bookmarkStart w:id="5" w:name="_Toc225406433"/>
+      <w:r>
+        <w:t>Objetivos Específicos</w:t>
+      </w:r>
+      <w:bookmarkEnd w:id="5"/>
+    </w:p>
+    <w:p>
+      <w:pPr>
+        <w:rPr>
+          <w:rFonts w:ascii="Open Sans" w:hAnsi="Open Sans" w:cs="Open Sans"/>
+          <w:color w:val="000000"/>
+          <w:sz w:val="21"/>
+          <w:szCs w:val="21"/>
+          <w:shd w:val="clear" w:color="auto" w:fill="FFFFFF"/>
+        </w:rPr>
+      </w:pPr>
+      <w:proofErr w:type="gramStart"/>
+      <w:r>
+        <w:rPr>
+          <w:rStyle w:val="Forte"/>
+          <w:rFonts w:ascii="Open Sans" w:hAnsi="Open Sans" w:cs="Open Sans"/>
+          <w:b w:val="0"/>
+          <w:color w:val="000000"/>
+          <w:sz w:val="21"/>
+          <w:szCs w:val="21"/>
+          <w:shd w:val="clear" w:color="auto" w:fill="FFFFFF"/>
+        </w:rPr>
+        <w:t>orem</w:t>
+      </w:r>
+      <w:proofErr w:type="gramEnd"/>
+      <w:r>
+        <w:rPr>
+          <w:rStyle w:val="Forte"/>
+          <w:rFonts w:ascii="Open Sans" w:hAnsi="Open Sans" w:cs="Open Sans"/>
+          <w:b w:val="0"/>
+          <w:color w:val="000000"/>
+          <w:sz w:val="21"/>
+          <w:szCs w:val="21"/>
+          <w:shd w:val="clear" w:color="auto" w:fill="FFFFFF"/>
+        </w:rPr>
+        <w:t xml:space="preserve"> Ipsum</w:t>
+      </w:r>
+      <w:r>
+        <w:rPr>
+          <w:rFonts w:ascii="Open Sans" w:hAnsi="Open Sans" w:cs="Open Sans"/>
+          <w:color w:val="000000"/>
+          <w:sz w:val="21"/>
+          <w:szCs w:val="21"/>
+          <w:shd w:val="clear" w:color="auto" w:fill="FFFFFF"/>
+        </w:rPr>
+        <w:t xml:space="preserve"> is simply dummy text of the printing and typesetting industry. Lorem Ipsum has been the industry's standard dummy text ever since the 1500s, when an unknown printer took a galley of type and scrambled it to make a type specimen book. It has survived not only five centuries, but also the leap into electronic typesetting, remaining essentially </w:t>
+      </w:r>
+      <w:r>
+        <w:rPr>
+          <w:rFonts w:ascii="Open Sans" w:hAnsi="Open Sans" w:cs="Open Sans"/>
+          <w:color w:val="000000"/>
+          <w:sz w:val="21"/>
+          <w:szCs w:val="21"/>
+          <w:shd w:val="clear" w:color="auto" w:fill="FFFFFF"/>
+        </w:rPr>
+        <w:lastRenderedPageBreak/>
+        <w:t>unchanged. It was popularised in the 1960s with the release of Letraset sheets containing Lorem Ipsum passages, and more recently with desktop publishing software like Aldus PageMaker including versions of Lorem Ipsum.</w:t>
+      </w:r>
+    </w:p>
+    <w:p/>
+    <w:p>
+      <w:pPr>
+        <w:pStyle w:val="Ttulo2"/>
+      </w:pPr>
+      <w:bookmarkStart w:id="6" w:name="_Toc225406434"/>
+      <w:r>
+        <w:t>Metodologia</w:t>
+      </w:r>
+      <w:bookmarkEnd w:id="6"/>
+    </w:p>
+    <w:p>
+      <w:pPr>
+        <w:rPr>
+          <w:rFonts w:ascii="Open Sans" w:hAnsi="Open Sans" w:cs="Open Sans"/>
+          <w:color w:val="000000"/>
+          <w:sz w:val="21"/>
+          <w:szCs w:val="21"/>
+          <w:shd w:val="clear" w:color="auto" w:fill="FFFFFF"/>
+        </w:rPr>
+      </w:pPr>
+      <w:proofErr w:type="gramStart"/>
+      <w:r>
+        <w:rPr>
+          <w:rStyle w:val="Forte"/>
+          <w:rFonts w:ascii="Open Sans" w:hAnsi="Open Sans" w:cs="Open Sans"/>
+          <w:b w:val="0"/>
+          <w:color w:val="000000"/>
+          <w:sz w:val="21"/>
+          <w:szCs w:val="21"/>
+          <w:shd w:val="clear" w:color="auto" w:fill="FFFFFF"/>
+        </w:rPr>
+        <w:t>orem</w:t>
+      </w:r>
+      <w:proofErr w:type="gramEnd"/>
+      <w:r>
+        <w:rPr>
+          <w:rStyle w:val="Forte"/>
+          <w:rFonts w:ascii="Open Sans" w:hAnsi="Open Sans" w:cs="Open Sans"/>
+          <w:b w:val="0"/>
+          <w:color w:val="000000"/>
+          <w:sz w:val="21"/>
+          <w:szCs w:val="21"/>
+          <w:shd w:val="clear" w:color="auto" w:fill="FFFFFF"/>
+        </w:rPr>
+        <w:t xml:space="preserve"> Ipsum</w:t>
+      </w:r>
+      <w:r>
+        <w:rPr>
+          <w:rFonts w:ascii="Open Sans" w:hAnsi="Open Sans" w:cs="Open Sans"/>
+          <w:color w:val="000000"/>
+          <w:sz w:val="21"/>
+          <w:szCs w:val="21"/>
+          <w:shd w:val="clear" w:color="auto" w:fill="FFFFFF"/>
+        </w:rPr>
+        <w:t> is simply dummy text of the printing and typesetting industry. Lorem Ipsum has been the industry's standard dummy text ever since the 1500s, when an unknown printer took a galley of type and scrambled it to make a type specimen book. It has survived not only five centuries, but also the leap into electronic typesetting, remaining essentially unchanged. It was popularised in the 1960s with the release of Letraset sheets containing Lorem Ipsum passages, and more recently with desktop publishing software like Aldus PageMaker including versions of Lorem Ipsum.</w:t>
+      </w:r>
+    </w:p>
+    <w:p/>
+    <w:p>
+      <w:pPr>
+        <w:pStyle w:val="Ttulo2"/>
+      </w:pPr>
+      <w:bookmarkStart w:id="7" w:name="_Toc225406435"/>
+      <w:r>
+        <w:t>Resultados Esperados</w:t>
+      </w:r>
+      <w:bookmarkEnd w:id="7"/>
+    </w:p>
+    <w:p>
+      <w:pPr>
+        <w:rPr>
+          <w:rFonts w:ascii="Open Sans" w:hAnsi="Open Sans" w:cs="Open Sans"/>
+          <w:color w:val="000000"/>
+          <w:sz w:val="21"/>
+          <w:szCs w:val="21"/>
+          <w:shd w:val="clear" w:color="auto" w:fill="FFFFFF"/>
+        </w:rPr>
+      </w:pPr>
+      <w:proofErr w:type="gramStart"/>
+      <w:r>
+        <w:rPr>
+          <w:rStyle w:val="Forte"/>
+          <w:rFonts w:ascii="Open Sans" w:hAnsi="Open Sans" w:cs="Open Sans"/>
+          <w:b w:val="0"/>
+          <w:color w:val="000000"/>
+          <w:sz w:val="21"/>
+          <w:szCs w:val="21"/>
+          <w:shd w:val="clear" w:color="auto" w:fill="FFFFFF"/>
+        </w:rPr>
+        <w:t>orem</w:t>
+      </w:r>
+      <w:proofErr w:type="gramEnd"/>
+      <w:r>
+        <w:rPr>
+          <w:rStyle w:val="Forte"/>
+          <w:rFonts w:ascii="Open Sans" w:hAnsi="Open Sans" w:cs="Open Sans"/>
+          <w:b w:val="0"/>
+          <w:color w:val="000000"/>
+          <w:sz w:val="21"/>
+          <w:szCs w:val="21"/>
+          <w:shd w:val="clear" w:color="auto" w:fill="FFFFFF"/>
+        </w:rPr>
+        <w:t xml:space="preserve"> Ipsum</w:t>
+      </w:r>
+      <w:r>
+        <w:rPr>
+          <w:rFonts w:ascii="Open Sans" w:hAnsi="Open Sans" w:cs="Open Sans"/>
+          <w:color w:val="000000"/>
+          <w:sz w:val="21"/>
+          <w:szCs w:val="21"/>
+          <w:shd w:val="clear" w:color="auto" w:fill="FFFFFF"/>
+        </w:rPr>
+        <w:t> is simply dummy text of the printing and typesetting industry. Lorem Ipsum has been the industry's standard dummy text ever since the 1500s, when an unknown printer took a galley of type and scrambled it to make a type specimen book. It has survived not only five centuries, but also the leap into electronic typesetting, remaining essentially unchanged. It was popularised in the 1960s with the release of Letraset sheets containing Lorem Ipsum passages, and more recently with desktop publishing software like Aldus PageMaker including versions of Lorem Ipsum.</w:t>
+      </w:r>
+    </w:p>
+    <w:p/>
+    <w:p>
+      <w:pPr>
+        <w:rPr>
+          <w:shd w:val="clear" w:color="auto" w:fill="FFFFFF"/>
+        </w:rPr>
+      </w:pPr>
+      <w:r>
+        <w:rPr>
+          <w:shd w:val="clear" w:color="auto" w:fill="FFFFFF"/>
+        </w:rPr>
         <w:br w:type="page"/>
       </w:r>
-      <w:bookmarkStart w:id="0" w:name="_GoBack"/>
-      <w:bookmarkEnd w:id="0"/>
-    </w:p>
-    <w:p>
-      <w:pPr>
-        <w:rPr>
-          <w:rFonts w:ascii="Arial" w:hAnsi="Arial"/>
-          <w:sz w:val="28"/>
-        </w:rPr>
-      </w:pPr>
-      <w:r>
-        <w:rPr>
-          <w:rFonts w:ascii="Arial" w:hAnsi="Arial"/>
-          <w:sz w:val="28"/>
-        </w:rPr>
+    </w:p>
+    <w:p>
+      <w:pPr>
+        <w:pStyle w:val="Ttulo1"/>
+      </w:pPr>
+      <w:bookmarkStart w:id="8" w:name="_Toc225406436"/>
+      <w:r>
         <w:lastRenderedPageBreak/>
-        <w:t>RESUMO</w:t>
-      </w:r>
-    </w:p>
-    <w:p>
-      <w:pPr>
-        <w:rPr>
-          <w:rFonts w:ascii="Arial" w:hAnsi="Arial"/>
-          <w:sz w:val="28"/>
-        </w:rPr>
-      </w:pPr>
-      <w:r>
-        <w:rPr>
-          <w:rFonts w:ascii="Arial" w:hAnsi="Arial"/>
-          <w:sz w:val="28"/>
-        </w:rPr>
-        <w:t xml:space="preserve">Aqui vai ser o </w:t>
-      </w:r>
-      <w:proofErr w:type="spellStart"/>
-      <w:r>
-        <w:rPr>
-          <w:rFonts w:ascii="Arial" w:hAnsi="Arial"/>
-          <w:sz w:val="28"/>
-        </w:rPr>
-        <w:t>rseumo</w:t>
-      </w:r>
-      <w:proofErr w:type="spellEnd"/>
+        <w:t>REFERENCIAL TEÓRICO</w:t>
+      </w:r>
+      <w:bookmarkEnd w:id="8"/>
+    </w:p>
+    <w:p>
+      <w:pPr>
+        <w:rPr>
+          <w:rFonts w:ascii="Open Sans" w:hAnsi="Open Sans" w:cs="Open Sans"/>
+          <w:color w:val="000000"/>
+          <w:sz w:val="21"/>
+          <w:szCs w:val="21"/>
+          <w:shd w:val="clear" w:color="auto" w:fill="FFFFFF"/>
+        </w:rPr>
+      </w:pPr>
+      <w:proofErr w:type="gramStart"/>
+      <w:r>
+        <w:rPr>
+          <w:rStyle w:val="Forte"/>
+          <w:rFonts w:ascii="Open Sans" w:hAnsi="Open Sans" w:cs="Open Sans"/>
+          <w:b w:val="0"/>
+          <w:color w:val="000000"/>
+          <w:sz w:val="21"/>
+          <w:szCs w:val="21"/>
+          <w:shd w:val="clear" w:color="auto" w:fill="FFFFFF"/>
+        </w:rPr>
+        <w:t>orem</w:t>
+      </w:r>
+      <w:proofErr w:type="gramEnd"/>
+      <w:r>
+        <w:rPr>
+          <w:rStyle w:val="Forte"/>
+          <w:rFonts w:ascii="Open Sans" w:hAnsi="Open Sans" w:cs="Open Sans"/>
+          <w:b w:val="0"/>
+          <w:color w:val="000000"/>
+          <w:sz w:val="21"/>
+          <w:szCs w:val="21"/>
+          <w:shd w:val="clear" w:color="auto" w:fill="FFFFFF"/>
+        </w:rPr>
+        <w:t xml:space="preserve"> Ipsum</w:t>
+      </w:r>
+      <w:r>
+        <w:rPr>
+          <w:rFonts w:ascii="Open Sans" w:hAnsi="Open Sans" w:cs="Open Sans"/>
+          <w:color w:val="000000"/>
+          <w:sz w:val="21"/>
+          <w:szCs w:val="21"/>
+          <w:shd w:val="clear" w:color="auto" w:fill="FFFFFF"/>
+        </w:rPr>
+        <w:t> is simply dummy text of the printing and typesetting industry. Lorem Ipsum has been the industry's standard dummy text ever since the 1500s, when an unknown printer took a galley of type and scrambled it to make a type specimen book. It has survived not only five centuries, but also the leap into electronic typesetting, remaining essentially unchanged. It was popularised in the 1960s with the release of Letraset sheets containing Lorem Ipsum passages, and more recently with desktop publishing software like Aldus PageMaker including versions of Lorem Ipsum.</w:t>
+      </w:r>
+    </w:p>
+    <w:p/>
+    <w:p>
+      <w:pPr>
+        <w:pStyle w:val="Ttulo2"/>
+      </w:pPr>
+      <w:bookmarkStart w:id="9" w:name="_Toc225406437"/>
+      <w:r>
+        <w:t>Teórico Referencial</w:t>
+      </w:r>
+      <w:bookmarkEnd w:id="9"/>
+    </w:p>
+    <w:p>
+      <w:pPr>
+        <w:rPr>
+          <w:rFonts w:ascii="Open Sans" w:hAnsi="Open Sans" w:cs="Open Sans"/>
+          <w:color w:val="000000"/>
+          <w:sz w:val="21"/>
+          <w:szCs w:val="21"/>
+          <w:shd w:val="clear" w:color="auto" w:fill="FFFFFF"/>
+        </w:rPr>
+      </w:pPr>
+      <w:proofErr w:type="gramStart"/>
+      <w:r>
+        <w:rPr>
+          <w:rStyle w:val="Forte"/>
+          <w:rFonts w:ascii="Open Sans" w:hAnsi="Open Sans" w:cs="Open Sans"/>
+          <w:b w:val="0"/>
+          <w:color w:val="000000"/>
+          <w:sz w:val="21"/>
+          <w:szCs w:val="21"/>
+          <w:shd w:val="clear" w:color="auto" w:fill="FFFFFF"/>
+        </w:rPr>
+        <w:t>orem</w:t>
+      </w:r>
+      <w:proofErr w:type="gramEnd"/>
+      <w:r>
+        <w:rPr>
+          <w:rStyle w:val="Forte"/>
+          <w:rFonts w:ascii="Open Sans" w:hAnsi="Open Sans" w:cs="Open Sans"/>
+          <w:b w:val="0"/>
+          <w:color w:val="000000"/>
+          <w:sz w:val="21"/>
+          <w:szCs w:val="21"/>
+          <w:shd w:val="clear" w:color="auto" w:fill="FFFFFF"/>
+        </w:rPr>
+        <w:t xml:space="preserve"> Ipsum</w:t>
+      </w:r>
+      <w:r>
+        <w:rPr>
+          <w:rFonts w:ascii="Open Sans" w:hAnsi="Open Sans" w:cs="Open Sans"/>
+          <w:color w:val="000000"/>
+          <w:sz w:val="21"/>
+          <w:szCs w:val="21"/>
+          <w:shd w:val="clear" w:color="auto" w:fill="FFFFFF"/>
+        </w:rPr>
+        <w:t> is simply dummy text of the printing and typesetting industry. Lorem Ipsum has been the industry's standard dummy text ever since the 1500s, when an unknown printer took a galley of type and scrambled it to make a type specimen book. It has survived not only five centuries, but also the leap into electronic typesetting, remaining essentially unchanged. It was popularised in the 1960s with the release of Letraset sheets containing Lorem Ipsum passages, and more recently with desktop publishing software like Aldus PageMaker including versions of Lorem Ipsum.</w:t>
+      </w:r>
+    </w:p>
+    <w:p/>
+    <w:p>
+      <w:pPr>
+        <w:pStyle w:val="Ttulo3"/>
+      </w:pPr>
+      <w:bookmarkStart w:id="10" w:name="_Toc225406438"/>
+      <w:r>
+        <w:t>Testando titulo 3</w:t>
+      </w:r>
+      <w:bookmarkEnd w:id="10"/>
+    </w:p>
+    <w:p>
+      <w:pPr>
+        <w:rPr>
+          <w:rFonts w:ascii="Open Sans" w:hAnsi="Open Sans" w:cs="Open Sans"/>
+          <w:color w:val="000000"/>
+          <w:sz w:val="21"/>
+          <w:szCs w:val="21"/>
+          <w:shd w:val="clear" w:color="auto" w:fill="FFFFFF"/>
+        </w:rPr>
+      </w:pPr>
+      <w:proofErr w:type="gramStart"/>
+      <w:r>
+        <w:rPr>
+          <w:rStyle w:val="Forte"/>
+          <w:rFonts w:ascii="Open Sans" w:hAnsi="Open Sans" w:cs="Open Sans"/>
+          <w:b w:val="0"/>
+          <w:color w:val="000000"/>
+          <w:sz w:val="21"/>
+          <w:szCs w:val="21"/>
+          <w:shd w:val="clear" w:color="auto" w:fill="FFFFFF"/>
+        </w:rPr>
+        <w:t>orem</w:t>
+      </w:r>
+      <w:proofErr w:type="gramEnd"/>
+      <w:r>
+        <w:rPr>
+          <w:rStyle w:val="Forte"/>
+          <w:rFonts w:ascii="Open Sans" w:hAnsi="Open Sans" w:cs="Open Sans"/>
+          <w:b w:val="0"/>
+          <w:color w:val="000000"/>
+          <w:sz w:val="21"/>
+          <w:szCs w:val="21"/>
+          <w:shd w:val="clear" w:color="auto" w:fill="FFFFFF"/>
+        </w:rPr>
+        <w:t xml:space="preserve"> Ipsum</w:t>
+      </w:r>
+      <w:r>
+        <w:rPr>
+          <w:rFonts w:ascii="Open Sans" w:hAnsi="Open Sans" w:cs="Open Sans"/>
+          <w:color w:val="000000"/>
+          <w:sz w:val="21"/>
+          <w:szCs w:val="21"/>
+          <w:shd w:val="clear" w:color="auto" w:fill="FFFFFF"/>
+        </w:rPr>
+        <w:t> is simply dummy text of the printing and typesetting industry. Lorem Ipsum has been the industry's standard dummy text ever since the 1500s, when an unknown printer took a galley of type and scrambled it to make a type specimen book. It has survived not only five centuries, but also the leap into electronic typesetting, remaining essentially unchanged. It was popularised in the 1960s with the release of Letraset sheets containing Lorem Ipsum passages, and more recently with desktop publishing software like Aldus PageMaker including versions of Lorem Ipsum.</w:t>
+      </w:r>
+    </w:p>
+    <w:p/>
+    <w:p>
+      <w:pPr>
+        <w:pStyle w:val="Ttulo4"/>
+      </w:pPr>
+      <w:bookmarkStart w:id="11" w:name="_Toc225406439"/>
+      <w:r>
+        <w:lastRenderedPageBreak/>
+        <w:t>Testando titulo 4</w:t>
+      </w:r>
+      <w:bookmarkEnd w:id="11"/>
+    </w:p>
+    <w:p>
+      <w:pPr>
+        <w:rPr>
+          <w:rFonts w:ascii="Open Sans" w:hAnsi="Open Sans" w:cs="Open Sans"/>
+          <w:color w:val="000000"/>
+          <w:sz w:val="21"/>
+          <w:szCs w:val="21"/>
+          <w:shd w:val="clear" w:color="auto" w:fill="FFFFFF"/>
+        </w:rPr>
+      </w:pPr>
+      <w:proofErr w:type="gramStart"/>
+      <w:r>
+        <w:rPr>
+          <w:rStyle w:val="Forte"/>
+          <w:rFonts w:ascii="Open Sans" w:hAnsi="Open Sans" w:cs="Open Sans"/>
+          <w:b w:val="0"/>
+          <w:color w:val="000000"/>
+          <w:sz w:val="21"/>
+          <w:szCs w:val="21"/>
+          <w:shd w:val="clear" w:color="auto" w:fill="FFFFFF"/>
+        </w:rPr>
+        <w:t>orem</w:t>
+      </w:r>
+      <w:proofErr w:type="gramEnd"/>
+      <w:r>
+        <w:rPr>
+          <w:rStyle w:val="Forte"/>
+          <w:rFonts w:ascii="Open Sans" w:hAnsi="Open Sans" w:cs="Open Sans"/>
+          <w:b w:val="0"/>
+          <w:color w:val="000000"/>
+          <w:sz w:val="21"/>
+          <w:szCs w:val="21"/>
+          <w:shd w:val="clear" w:color="auto" w:fill="FFFFFF"/>
+        </w:rPr>
+        <w:t xml:space="preserve"> Ipsum</w:t>
+      </w:r>
+      <w:r>
+        <w:rPr>
+          <w:rFonts w:ascii="Open Sans" w:hAnsi="Open Sans" w:cs="Open Sans"/>
+          <w:color w:val="000000"/>
+          <w:sz w:val="21"/>
+          <w:szCs w:val="21"/>
+          <w:shd w:val="clear" w:color="auto" w:fill="FFFFFF"/>
+        </w:rPr>
+        <w:t> is simply dummy text of the printing and typesetting industry. Lorem Ipsum has been the industry's standard dummy text ever since the 1500s, when an unknown printer took a galley of type and scrambled it to make a type specimen book. It has survived not only five centuries, but also the leap into electronic typesetting, remaining essentially unchanged. It was popularised in the 1960s with the release of Letraset sheets containing Lorem Ipsum passages, and more recently with desktop publishing software like Aldus PageMaker including versions of Lorem Ipsum.</w:t>
+      </w:r>
+    </w:p>
+    <w:p/>
+    <w:p>
+      <w:pPr>
+        <w:pStyle w:val="Ttulo5"/>
+      </w:pPr>
+      <w:bookmarkStart w:id="12" w:name="_Toc225406440"/>
+      <w:r>
+        <w:t>Testando titulo 5</w:t>
+      </w:r>
+      <w:bookmarkEnd w:id="12"/>
+    </w:p>
+    <w:p>
+      <w:pPr>
+        <w:rPr>
+          <w:rFonts w:ascii="Open Sans" w:hAnsi="Open Sans" w:cs="Open Sans"/>
+          <w:color w:val="000000"/>
+          <w:sz w:val="21"/>
+          <w:szCs w:val="21"/>
+          <w:shd w:val="clear" w:color="auto" w:fill="FFFFFF"/>
+        </w:rPr>
+      </w:pPr>
+      <w:proofErr w:type="gramStart"/>
+      <w:r>
+        <w:rPr>
+          <w:rStyle w:val="Forte"/>
+          <w:rFonts w:ascii="Open Sans" w:hAnsi="Open Sans" w:cs="Open Sans"/>
+          <w:b w:val="0"/>
+          <w:color w:val="000000"/>
+          <w:sz w:val="21"/>
+          <w:szCs w:val="21"/>
+          <w:shd w:val="clear" w:color="auto" w:fill="FFFFFF"/>
+        </w:rPr>
+        <w:t>orem</w:t>
+      </w:r>
+      <w:proofErr w:type="gramEnd"/>
+      <w:r>
+        <w:rPr>
+          <w:rStyle w:val="Forte"/>
+          <w:rFonts w:ascii="Open Sans" w:hAnsi="Open Sans" w:cs="Open Sans"/>
+          <w:b w:val="0"/>
+          <w:color w:val="000000"/>
+          <w:sz w:val="21"/>
+          <w:szCs w:val="21"/>
+          <w:shd w:val="clear" w:color="auto" w:fill="FFFFFF"/>
+        </w:rPr>
+        <w:t xml:space="preserve"> Ipsum</w:t>
+      </w:r>
+      <w:r>
+        <w:rPr>
+          <w:rFonts w:ascii="Open Sans" w:hAnsi="Open Sans" w:cs="Open Sans"/>
+          <w:color w:val="000000"/>
+          <w:sz w:val="21"/>
+          <w:szCs w:val="21"/>
+          <w:shd w:val="clear" w:color="auto" w:fill="FFFFFF"/>
+        </w:rPr>
+        <w:t> is simply dummy text of the printing and typesetting industry. Lorem Ipsum has been the industry's standard dummy text ever since the 1500s, when an unknown printer took a galley of type and scrambled it to make a type specimen book. It has survived not only five centuries, but also the leap into electronic typesetting, remaining essentially unchanged. It was popularised in the 1960s with the release of Letraset sheets containing Lorem Ipsum passages, and more recently with desktop publishing software like Aldus PageMaker including versions of Lorem Ipsum.</w:t>
+      </w:r>
+    </w:p>
+    <w:p>
+      <w:pPr>
+        <w:spacing w:after="160" w:line="259" w:lineRule="auto"/>
+        <w:ind w:firstLine="0"/>
+        <w:jc w:val="left"/>
+      </w:pPr>
+      <w:r>
+        <w:br w:type="page"/>
+      </w:r>
+    </w:p>
+    <w:p>
+      <w:pPr>
+        <w:pStyle w:val="Ttulo1"/>
+      </w:pPr>
+      <w:bookmarkStart w:id="13" w:name="_Toc225406441"/>
+      <w:r>
+        <w:lastRenderedPageBreak/>
+        <w:t>IMERSÃO</w:t>
+      </w:r>
+      <w:bookmarkEnd w:id="13"/>
+    </w:p>
+    <w:p>
+      <w:pPr>
+        <w:pStyle w:val="Ttulo2"/>
+      </w:pPr>
+      <w:proofErr w:type="gramStart"/>
+      <w:r>
+        <w:t>Caderno  de</w:t>
+      </w:r>
+      <w:proofErr w:type="gramEnd"/>
+      <w:r>
+        <w:t xml:space="preserve"> Sensibilidade </w:t>
+      </w:r>
+    </w:p>
+    <w:p>
+      <w:pPr>
+        <w:pStyle w:val="ImagenseFontes"/>
+      </w:pPr>
+      <w:r>
+        <w:rPr>
+          <w:noProof/>
+          <w:lang w:eastAsia="pt-BR"/>
+        </w:rPr>
+        <w:drawing>
+          <wp:inline distT="0" distB="0" distL="0" distR="0">
+            <wp:extent cx="2857500" cy="1600200"/>
+            <wp:effectExtent l="95250" t="95250" r="95250" b="95250"/>
+            <wp:docPr id="1" name="Imagem 1" descr="C:\Users\Aluno\AppData\Local\Microsoft\Windows\INetCache\Content.MSO\FD543747.tmp"/>
+            <wp:cNvGraphicFramePr>
+              <a:graphicFrameLocks xmlns:a="http://schemas.openxmlformats.org/drawingml/2006/main" noChangeAspect="1"/>
+            </wp:cNvGraphicFramePr>
+            <a:graphic xmlns:a="http://schemas.openxmlformats.org/drawingml/2006/main">
+              <a:graphicData uri="http://schemas.openxmlformats.org/drawingml/2006/picture">
+                <pic:pic xmlns:pic="http://schemas.openxmlformats.org/drawingml/2006/picture">
+                  <pic:nvPicPr>
+                    <pic:cNvPr id="0" name="Picture 1" descr="C:\Users\Aluno\AppData\Local\Microsoft\Windows\INetCache\Content.MSO\FD543747.tmp"/>
+                    <pic:cNvPicPr>
+                      <a:picLocks noChangeAspect="1" noChangeArrowheads="1"/>
+                    </pic:cNvPicPr>
+                  </pic:nvPicPr>
+                  <pic:blipFill>
+                    <a:blip r:embed="rId6">
+                      <a:extLst>
+                        <a:ext uri="{28A0092B-C50C-407E-A947-70E740481C1C}">
+                          <a14:useLocalDpi xmlns:a14="http://schemas.microsoft.com/office/drawing/2010/main" val="0"/>
+                        </a:ext>
+                      </a:extLst>
+                    </a:blip>
+                    <a:srcRect/>
+                    <a:stretch>
+                      <a:fillRect/>
+                    </a:stretch>
+                  </pic:blipFill>
+                  <pic:spPr bwMode="auto">
+                    <a:xfrm>
+                      <a:off x="0" y="0"/>
+                      <a:ext cx="2857500" cy="1600200"/>
+                    </a:xfrm>
+                    <a:prstGeom prst="rect">
+                      <a:avLst/>
+                    </a:prstGeom>
+                    <a:ln w="88900" cap="sq" cmpd="thickThin">
+                      <a:solidFill>
+                        <a:srgbClr val="000000"/>
+                      </a:solidFill>
+                      <a:prstDash val="solid"/>
+                      <a:miter lim="800000"/>
+                    </a:ln>
+                    <a:effectLst>
+                      <a:innerShdw blurRad="76200">
+                        <a:srgbClr val="000000"/>
+                      </a:innerShdw>
+                    </a:effectLst>
+                  </pic:spPr>
+                </pic:pic>
+              </a:graphicData>
+            </a:graphic>
+          </wp:inline>
+        </w:drawing>
+      </w:r>
+    </w:p>
+    <w:p>
+      <w:pPr>
+        <w:pStyle w:val="ImagenseFontes"/>
+      </w:pPr>
+      <w:bookmarkStart w:id="14" w:name="_GoBack"/>
+      <w:r>
+        <w:t xml:space="preserve">Fonte: </w:t>
+      </w:r>
+      <w:proofErr w:type="gramStart"/>
+      <w:r>
+        <w:t>MJV  Technology</w:t>
+      </w:r>
+      <w:proofErr w:type="gramEnd"/>
+      <w:r>
+        <w:t xml:space="preserve"> &amp; Inovation, 2015</w:t>
+      </w:r>
+    </w:p>
+    <w:bookmarkEnd w:id="14"/>
+    <w:p/>
+    <w:p>
+      <w:pPr>
+        <w:rPr>
+          <w:rFonts w:eastAsiaTheme="majorEastAsia" w:cstheme="majorBidi"/>
+          <w:color w:val="000000" w:themeColor="text1"/>
+          <w:szCs w:val="32"/>
+        </w:rPr>
+      </w:pPr>
+      <w:r>
+        <w:br w:type="page"/>
+      </w:r>
+    </w:p>
+    <w:p>
+      <w:pPr>
+        <w:pStyle w:val="Ttulo1"/>
+      </w:pPr>
+      <w:bookmarkStart w:id="15" w:name="_Toc225406442"/>
+      <w:r>
+        <w:lastRenderedPageBreak/>
+        <w:t>ANÁLISE E SINTESE</w:t>
+      </w:r>
+      <w:bookmarkEnd w:id="15"/>
+    </w:p>
+    <w:p>
+      <w:pPr>
+        <w:pStyle w:val="Ttulo2"/>
+      </w:pPr>
+      <w:bookmarkStart w:id="16" w:name="_Toc225406443"/>
+      <w:r>
+        <w:t>Persona</w:t>
+      </w:r>
+      <w:bookmarkEnd w:id="16"/>
+    </w:p>
+    <w:p>
+      <w:pPr>
+        <w:rPr>
+          <w:rFonts w:eastAsiaTheme="majorEastAsia" w:cstheme="majorBidi"/>
+          <w:color w:val="000000" w:themeColor="text1"/>
+          <w:szCs w:val="26"/>
+          <w:shd w:val="clear" w:color="auto" w:fill="FFFFFF"/>
+        </w:rPr>
+      </w:pPr>
+      <w:r>
+        <w:br w:type="page"/>
+      </w:r>
+    </w:p>
+    <w:p>
+      <w:pPr>
+        <w:pStyle w:val="Ttulo1"/>
+        <w:numPr>
+          <w:ilvl w:val="0"/>
+          <w:numId w:val="0"/>
+        </w:numPr>
+      </w:pPr>
+      <w:r>
+        <w:lastRenderedPageBreak/>
+        <w:t>REFERÊNCIAS</w:t>
+      </w:r>
+    </w:p>
+    <w:p>
+      <w:r>
+        <w:t xml:space="preserve">Imagem. </w:t>
+      </w:r>
+      <w:r>
+        <w:t>https://www.mjvinnovation.com/pt-br/blog/design-thinking-que-sao-cadernos-sensibilizacao/</w:t>
+      </w:r>
+      <w:r>
+        <w:t xml:space="preserve"> </w:t>
+      </w:r>
     </w:p>
     <w:sectPr>
       <w:pgSz w:w="11906" w:h="16838"/>
@@ -393,6 +2826,232 @@
     </w:sectPr>
   </w:body>
 </w:document>
+</file>
+
+<file path=word/numbering.xml><?xml version="1.0" encoding="utf-8"?>
+<w:numbering xmlns:wpc="http://schemas.microsoft.com/office/word/2010/wordprocessingCanvas" xmlns:cx="http://schemas.microsoft.com/office/drawing/2014/chartex" xmlns:cx1="http://schemas.microsoft.com/office/drawing/2015/9/8/chartex" xmlns:mc="http://schemas.openxmlformats.org/markup-compatibility/2006" xmlns:o="urn:schemas-microsoft-com:office:office" xmlns:r="http://schemas.openxmlformats.org/officeDocument/2006/relationships" xmlns:m="http://schemas.openxmlformats.org/officeDocument/2006/math" xmlns:v="urn:schemas-microsoft-com:vml" xmlns:wp14="http://schemas.microsoft.com/office/word/2010/wordprocessingDrawing" xmlns:wp="http://schemas.openxmlformats.org/drawingml/2006/wordprocessingDrawing" xmlns:w10="urn:schemas-microsoft-com:office:word" xmlns:w="http://schemas.openxmlformats.org/wordprocessingml/2006/main" xmlns:w14="http://schemas.microsoft.com/office/word/2010/wordml" xmlns:w15="http://schemas.microsoft.com/office/word/2012/wordml" xmlns:w16se="http://schemas.microsoft.com/office/word/2015/wordml/symex" xmlns:wpg="http://schemas.microsoft.com/office/word/2010/wordprocessingGroup" xmlns:wpi="http://schemas.microsoft.com/office/word/2010/wordprocessingInk" xmlns:wne="http://schemas.microsoft.com/office/word/2006/wordml" xmlns:wps="http://schemas.microsoft.com/office/word/2010/wordprocessingShape" mc:Ignorable="w14 w15 w16se wp14">
+  <w:abstractNum w:abstractNumId="0" w15:restartNumberingAfterBreak="0">
+    <w:nsid w:val="4BD60D68"/>
+    <w:multiLevelType w:val="hybridMultilevel"/>
+    <w:tmpl w:val="0D307134"/>
+    <w:lvl w:ilvl="0" w:tplc="1E809532">
+      <w:start w:val="1"/>
+      <w:numFmt w:val="decimal"/>
+      <w:lvlText w:val="%1"/>
+      <w:lvlJc w:val="left"/>
+      <w:pPr>
+        <w:ind w:left="1069" w:hanging="360"/>
+      </w:pPr>
+      <w:rPr>
+        <w:rFonts w:hint="default"/>
+      </w:rPr>
+    </w:lvl>
+    <w:lvl w:ilvl="1" w:tplc="04160019" w:tentative="1">
+      <w:start w:val="1"/>
+      <w:numFmt w:val="lowerLetter"/>
+      <w:lvlText w:val="%2."/>
+      <w:lvlJc w:val="left"/>
+      <w:pPr>
+        <w:ind w:left="1789" w:hanging="360"/>
+      </w:pPr>
+    </w:lvl>
+    <w:lvl w:ilvl="2" w:tplc="0416001B" w:tentative="1">
+      <w:start w:val="1"/>
+      <w:numFmt w:val="lowerRoman"/>
+      <w:lvlText w:val="%3."/>
+      <w:lvlJc w:val="right"/>
+      <w:pPr>
+        <w:ind w:left="2509" w:hanging="180"/>
+      </w:pPr>
+    </w:lvl>
+    <w:lvl w:ilvl="3" w:tplc="0416000F" w:tentative="1">
+      <w:start w:val="1"/>
+      <w:numFmt w:val="decimal"/>
+      <w:lvlText w:val="%4."/>
+      <w:lvlJc w:val="left"/>
+      <w:pPr>
+        <w:ind w:left="3229" w:hanging="360"/>
+      </w:pPr>
+    </w:lvl>
+    <w:lvl w:ilvl="4" w:tplc="04160019" w:tentative="1">
+      <w:start w:val="1"/>
+      <w:numFmt w:val="lowerLetter"/>
+      <w:lvlText w:val="%5."/>
+      <w:lvlJc w:val="left"/>
+      <w:pPr>
+        <w:ind w:left="3949" w:hanging="360"/>
+      </w:pPr>
+    </w:lvl>
+    <w:lvl w:ilvl="5" w:tplc="0416001B" w:tentative="1">
+      <w:start w:val="1"/>
+      <w:numFmt w:val="lowerRoman"/>
+      <w:lvlText w:val="%6."/>
+      <w:lvlJc w:val="right"/>
+      <w:pPr>
+        <w:ind w:left="4669" w:hanging="180"/>
+      </w:pPr>
+    </w:lvl>
+    <w:lvl w:ilvl="6" w:tplc="0416000F" w:tentative="1">
+      <w:start w:val="1"/>
+      <w:numFmt w:val="decimal"/>
+      <w:lvlText w:val="%7."/>
+      <w:lvlJc w:val="left"/>
+      <w:pPr>
+        <w:ind w:left="5389" w:hanging="360"/>
+      </w:pPr>
+    </w:lvl>
+    <w:lvl w:ilvl="7" w:tplc="04160019" w:tentative="1">
+      <w:start w:val="1"/>
+      <w:numFmt w:val="lowerLetter"/>
+      <w:lvlText w:val="%8."/>
+      <w:lvlJc w:val="left"/>
+      <w:pPr>
+        <w:ind w:left="6109" w:hanging="360"/>
+      </w:pPr>
+    </w:lvl>
+    <w:lvl w:ilvl="8" w:tplc="0416001B" w:tentative="1">
+      <w:start w:val="1"/>
+      <w:numFmt w:val="lowerRoman"/>
+      <w:lvlText w:val="%9."/>
+      <w:lvlJc w:val="right"/>
+      <w:pPr>
+        <w:ind w:left="6829" w:hanging="180"/>
+      </w:pPr>
+    </w:lvl>
+  </w:abstractNum>
+  <w:abstractNum w:abstractNumId="1" w15:restartNumberingAfterBreak="0">
+    <w:nsid w:val="6F7103C7"/>
+    <w:multiLevelType w:val="multilevel"/>
+    <w:tmpl w:val="1D2EDF12"/>
+    <w:lvl w:ilvl="0">
+      <w:start w:val="1"/>
+      <w:numFmt w:val="decimal"/>
+      <w:pStyle w:val="Ttulo1"/>
+      <w:lvlText w:val="%1"/>
+      <w:lvlJc w:val="left"/>
+      <w:pPr>
+        <w:ind w:left="1069" w:hanging="360"/>
+      </w:pPr>
+      <w:rPr>
+        <w:rFonts w:hint="default"/>
+      </w:rPr>
+    </w:lvl>
+    <w:lvl w:ilvl="1">
+      <w:start w:val="1"/>
+      <w:numFmt w:val="decimal"/>
+      <w:pStyle w:val="Ttulo2"/>
+      <w:isLgl/>
+      <w:lvlText w:val="%1.%2"/>
+      <w:lvlJc w:val="left"/>
+      <w:pPr>
+        <w:ind w:left="1099" w:hanging="390"/>
+      </w:pPr>
+      <w:rPr>
+        <w:rFonts w:hint="default"/>
+      </w:rPr>
+    </w:lvl>
+    <w:lvl w:ilvl="2">
+      <w:start w:val="1"/>
+      <w:numFmt w:val="decimal"/>
+      <w:pStyle w:val="Ttulo3"/>
+      <w:isLgl/>
+      <w:lvlText w:val="%1.%2.%3"/>
+      <w:lvlJc w:val="left"/>
+      <w:pPr>
+        <w:ind w:left="1429" w:hanging="720"/>
+      </w:pPr>
+      <w:rPr>
+        <w:rFonts w:hint="default"/>
+      </w:rPr>
+    </w:lvl>
+    <w:lvl w:ilvl="3">
+      <w:start w:val="1"/>
+      <w:numFmt w:val="decimal"/>
+      <w:pStyle w:val="Ttulo4"/>
+      <w:isLgl/>
+      <w:lvlText w:val="%1.%2.%3.%4"/>
+      <w:lvlJc w:val="left"/>
+      <w:pPr>
+        <w:ind w:left="1429" w:hanging="720"/>
+      </w:pPr>
+      <w:rPr>
+        <w:rFonts w:hint="default"/>
+      </w:rPr>
+    </w:lvl>
+    <w:lvl w:ilvl="4">
+      <w:start w:val="1"/>
+      <w:numFmt w:val="decimal"/>
+      <w:pStyle w:val="Ttulo5"/>
+      <w:isLgl/>
+      <w:lvlText w:val="%1.%2.%3.%4.%5"/>
+      <w:lvlJc w:val="left"/>
+      <w:pPr>
+        <w:ind w:left="1789" w:hanging="1080"/>
+      </w:pPr>
+      <w:rPr>
+        <w:rFonts w:hint="default"/>
+      </w:rPr>
+    </w:lvl>
+    <w:lvl w:ilvl="5">
+      <w:start w:val="1"/>
+      <w:numFmt w:val="decimal"/>
+      <w:isLgl/>
+      <w:lvlText w:val="%1.%2.%3.%4.%5.%6"/>
+      <w:lvlJc w:val="left"/>
+      <w:pPr>
+        <w:ind w:left="2149" w:hanging="1440"/>
+      </w:pPr>
+      <w:rPr>
+        <w:rFonts w:hint="default"/>
+      </w:rPr>
+    </w:lvl>
+    <w:lvl w:ilvl="6">
+      <w:start w:val="1"/>
+      <w:numFmt w:val="decimal"/>
+      <w:isLgl/>
+      <w:lvlText w:val="%1.%2.%3.%4.%5.%6.%7"/>
+      <w:lvlJc w:val="left"/>
+      <w:pPr>
+        <w:ind w:left="2149" w:hanging="1440"/>
+      </w:pPr>
+      <w:rPr>
+        <w:rFonts w:hint="default"/>
+      </w:rPr>
+    </w:lvl>
+    <w:lvl w:ilvl="7">
+      <w:start w:val="1"/>
+      <w:numFmt w:val="decimal"/>
+      <w:isLgl/>
+      <w:lvlText w:val="%1.%2.%3.%4.%5.%6.%7.%8"/>
+      <w:lvlJc w:val="left"/>
+      <w:pPr>
+        <w:ind w:left="2509" w:hanging="1800"/>
+      </w:pPr>
+      <w:rPr>
+        <w:rFonts w:hint="default"/>
+      </w:rPr>
+    </w:lvl>
+    <w:lvl w:ilvl="8">
+      <w:start w:val="1"/>
+      <w:numFmt w:val="decimal"/>
+      <w:isLgl/>
+      <w:lvlText w:val="%1.%2.%3.%4.%5.%6.%7.%8.%9"/>
+      <w:lvlJc w:val="left"/>
+      <w:pPr>
+        <w:ind w:left="2509" w:hanging="1800"/>
+      </w:pPr>
+      <w:rPr>
+        <w:rFonts w:hint="default"/>
+      </w:rPr>
+    </w:lvl>
+  </w:abstractNum>
+  <w:num w:numId="1">
+    <w:abstractNumId w:val="0"/>
+  </w:num>
+  <w:num w:numId="2">
+    <w:abstractNumId w:val="1"/>
+  </w:num>
+</w:numbering>
 </file>
 
 <file path=word/styles.xml><?xml version="1.0" encoding="utf-8"?>
@@ -788,10 +3447,160 @@
   <w:style w:type="paragraph" w:default="1" w:styleId="Normal">
     <w:name w:val="Normal"/>
     <w:qFormat/>
+    <w:rsid w:val="00D02638"/>
+    <w:pPr>
+      <w:spacing w:after="120" w:line="360" w:lineRule="auto"/>
+      <w:ind w:firstLine="709"/>
+      <w:jc w:val="both"/>
+    </w:pPr>
+    <w:rPr>
+      <w:rFonts w:ascii="Arial" w:hAnsi="Arial"/>
+      <w:sz w:val="24"/>
+    </w:rPr>
+  </w:style>
+  <w:style w:type="paragraph" w:styleId="Ttulo1">
+    <w:name w:val="heading 1"/>
+    <w:basedOn w:val="Normal"/>
+    <w:next w:val="Normal"/>
+    <w:link w:val="Ttulo1Char"/>
+    <w:uiPriority w:val="9"/>
+    <w:qFormat/>
+    <w:rsid w:val="001F5CBE"/>
+    <w:pPr>
+      <w:keepNext/>
+      <w:keepLines/>
+      <w:numPr>
+        <w:numId w:val="2"/>
+      </w:numPr>
+      <w:spacing w:after="300" w:line="240" w:lineRule="auto"/>
+      <w:ind w:left="0" w:firstLine="0"/>
+      <w:jc w:val="left"/>
+      <w:outlineLvl w:val="0"/>
+    </w:pPr>
+    <w:rPr>
+      <w:rFonts w:eastAsiaTheme="majorEastAsia" w:cstheme="majorBidi"/>
+      <w:b/>
+      <w:color w:val="000000" w:themeColor="text1"/>
+      <w:szCs w:val="32"/>
+    </w:rPr>
+  </w:style>
+  <w:style w:type="paragraph" w:styleId="Ttulo2">
+    <w:name w:val="heading 2"/>
+    <w:basedOn w:val="Normal"/>
+    <w:next w:val="Normal"/>
+    <w:link w:val="Ttulo2Char"/>
+    <w:uiPriority w:val="9"/>
+    <w:unhideWhenUsed/>
+    <w:qFormat/>
+    <w:rsid w:val="008F5BBD"/>
+    <w:pPr>
+      <w:keepNext/>
+      <w:keepLines/>
+      <w:numPr>
+        <w:ilvl w:val="1"/>
+        <w:numId w:val="2"/>
+      </w:numPr>
+      <w:spacing w:before="300" w:after="300" w:line="240" w:lineRule="auto"/>
+      <w:ind w:left="0" w:firstLine="0"/>
+      <w:jc w:val="left"/>
+      <w:outlineLvl w:val="1"/>
+    </w:pPr>
+    <w:rPr>
+      <w:rFonts w:eastAsiaTheme="majorEastAsia" w:cstheme="majorBidi"/>
+      <w:b/>
+      <w:color w:val="000000" w:themeColor="text1"/>
+      <w:szCs w:val="26"/>
+      <w:shd w:val="clear" w:color="auto" w:fill="FFFFFF"/>
+    </w:rPr>
+  </w:style>
+  <w:style w:type="paragraph" w:styleId="Ttulo3">
+    <w:name w:val="heading 3"/>
+    <w:basedOn w:val="Normal"/>
+    <w:next w:val="Normal"/>
+    <w:link w:val="Ttulo3Char"/>
+    <w:uiPriority w:val="9"/>
+    <w:unhideWhenUsed/>
+    <w:qFormat/>
+    <w:rsid w:val="008F5BBD"/>
+    <w:pPr>
+      <w:keepNext/>
+      <w:keepLines/>
+      <w:numPr>
+        <w:ilvl w:val="2"/>
+        <w:numId w:val="2"/>
+      </w:numPr>
+      <w:spacing w:before="300" w:after="300" w:line="240" w:lineRule="auto"/>
+      <w:ind w:left="0" w:firstLine="0"/>
+      <w:jc w:val="left"/>
+      <w:outlineLvl w:val="2"/>
+    </w:pPr>
+    <w:rPr>
+      <w:rFonts w:eastAsiaTheme="majorEastAsia" w:cstheme="majorBidi"/>
+      <w:b/>
+      <w:color w:val="000000" w:themeColor="text1"/>
+      <w:szCs w:val="24"/>
+      <w:shd w:val="clear" w:color="auto" w:fill="FFFFFF"/>
+    </w:rPr>
+  </w:style>
+  <w:style w:type="paragraph" w:styleId="Ttulo4">
+    <w:name w:val="heading 4"/>
+    <w:basedOn w:val="Normal"/>
+    <w:next w:val="Normal"/>
+    <w:link w:val="Ttulo4Char"/>
+    <w:uiPriority w:val="9"/>
+    <w:unhideWhenUsed/>
+    <w:qFormat/>
+    <w:rsid w:val="008F5BBD"/>
+    <w:pPr>
+      <w:keepNext/>
+      <w:keepLines/>
+      <w:numPr>
+        <w:ilvl w:val="3"/>
+        <w:numId w:val="2"/>
+      </w:numPr>
+      <w:spacing w:before="300" w:after="300" w:line="240" w:lineRule="auto"/>
+      <w:ind w:left="0" w:firstLine="0"/>
+      <w:jc w:val="left"/>
+      <w:outlineLvl w:val="3"/>
+    </w:pPr>
+    <w:rPr>
+      <w:rFonts w:eastAsiaTheme="majorEastAsia" w:cstheme="majorBidi"/>
+      <w:b/>
+      <w:iCs/>
+      <w:color w:val="000000" w:themeColor="text1"/>
+    </w:rPr>
+  </w:style>
+  <w:style w:type="paragraph" w:styleId="Ttulo5">
+    <w:name w:val="heading 5"/>
+    <w:basedOn w:val="Normal"/>
+    <w:next w:val="Normal"/>
+    <w:link w:val="Ttulo5Char"/>
+    <w:uiPriority w:val="9"/>
+    <w:unhideWhenUsed/>
+    <w:qFormat/>
+    <w:rsid w:val="001F5CBE"/>
+    <w:pPr>
+      <w:keepNext/>
+      <w:keepLines/>
+      <w:numPr>
+        <w:ilvl w:val="4"/>
+        <w:numId w:val="2"/>
+      </w:numPr>
+      <w:spacing w:before="300" w:after="300" w:line="240" w:lineRule="auto"/>
+      <w:ind w:left="0" w:firstLine="0"/>
+      <w:jc w:val="left"/>
+      <w:outlineLvl w:val="4"/>
+    </w:pPr>
+    <w:rPr>
+      <w:rFonts w:eastAsiaTheme="majorEastAsia" w:cstheme="majorBidi"/>
+      <w:b/>
+      <w:color w:val="000000" w:themeColor="text1"/>
+    </w:rPr>
   </w:style>
   <w:style w:type="character" w:default="1" w:styleId="Fontepargpadro">
     <w:name w:val="Default Paragraph Font"/>
     <w:uiPriority w:val="1"/>
+    <w:semiHidden/>
     <w:unhideWhenUsed/>
   </w:style>
   <w:style w:type="table" w:default="1" w:styleId="Tabelanormal">
@@ -826,7 +3635,6 @@
       <w:jc w:val="center"/>
     </w:pPr>
     <w:rPr>
-      <w:rFonts w:ascii="Arial" w:hAnsi="Arial"/>
       <w:b/>
       <w:sz w:val="28"/>
     </w:rPr>
@@ -840,6 +3648,218 @@
       <w:rFonts w:ascii="Arial" w:hAnsi="Arial"/>
       <w:b/>
       <w:sz w:val="28"/>
+    </w:rPr>
+  </w:style>
+  <w:style w:type="character" w:styleId="Forte">
+    <w:name w:val="Strong"/>
+    <w:basedOn w:val="Fontepargpadro"/>
+    <w:uiPriority w:val="22"/>
+    <w:qFormat/>
+    <w:rsid w:val="00D02638"/>
+    <w:rPr>
+      <w:b/>
+      <w:bCs/>
+    </w:rPr>
+  </w:style>
+  <w:style w:type="paragraph" w:styleId="PargrafodaLista">
+    <w:name w:val="List Paragraph"/>
+    <w:basedOn w:val="Normal"/>
+    <w:uiPriority w:val="34"/>
+    <w:qFormat/>
+    <w:rsid w:val="001F4430"/>
+    <w:pPr>
+      <w:ind w:left="720"/>
+      <w:contextualSpacing/>
+    </w:pPr>
+  </w:style>
+  <w:style w:type="character" w:customStyle="1" w:styleId="Ttulo1Char">
+    <w:name w:val="Título 1 Char"/>
+    <w:basedOn w:val="Fontepargpadro"/>
+    <w:link w:val="Ttulo1"/>
+    <w:uiPriority w:val="9"/>
+    <w:rsid w:val="001F5CBE"/>
+    <w:rPr>
+      <w:rFonts w:ascii="Arial" w:eastAsiaTheme="majorEastAsia" w:hAnsi="Arial" w:cstheme="majorBidi"/>
+      <w:b/>
+      <w:color w:val="000000" w:themeColor="text1"/>
+      <w:sz w:val="24"/>
+      <w:szCs w:val="32"/>
+    </w:rPr>
+  </w:style>
+  <w:style w:type="character" w:customStyle="1" w:styleId="Ttulo2Char">
+    <w:name w:val="Título 2 Char"/>
+    <w:basedOn w:val="Fontepargpadro"/>
+    <w:link w:val="Ttulo2"/>
+    <w:uiPriority w:val="9"/>
+    <w:rsid w:val="008F5BBD"/>
+    <w:rPr>
+      <w:rFonts w:ascii="Arial" w:eastAsiaTheme="majorEastAsia" w:hAnsi="Arial" w:cstheme="majorBidi"/>
+      <w:b/>
+      <w:color w:val="000000" w:themeColor="text1"/>
+      <w:sz w:val="24"/>
+      <w:szCs w:val="26"/>
+    </w:rPr>
+  </w:style>
+  <w:style w:type="character" w:customStyle="1" w:styleId="Ttulo3Char">
+    <w:name w:val="Título 3 Char"/>
+    <w:basedOn w:val="Fontepargpadro"/>
+    <w:link w:val="Ttulo3"/>
+    <w:uiPriority w:val="9"/>
+    <w:rsid w:val="008F5BBD"/>
+    <w:rPr>
+      <w:rFonts w:ascii="Arial" w:eastAsiaTheme="majorEastAsia" w:hAnsi="Arial" w:cstheme="majorBidi"/>
+      <w:b/>
+      <w:color w:val="000000" w:themeColor="text1"/>
+      <w:sz w:val="24"/>
+      <w:szCs w:val="24"/>
+    </w:rPr>
+  </w:style>
+  <w:style w:type="character" w:customStyle="1" w:styleId="Ttulo4Char">
+    <w:name w:val="Título 4 Char"/>
+    <w:basedOn w:val="Fontepargpadro"/>
+    <w:link w:val="Ttulo4"/>
+    <w:uiPriority w:val="9"/>
+    <w:rsid w:val="008F5BBD"/>
+    <w:rPr>
+      <w:rFonts w:ascii="Arial" w:eastAsiaTheme="majorEastAsia" w:hAnsi="Arial" w:cstheme="majorBidi"/>
+      <w:b/>
+      <w:iCs/>
+      <w:color w:val="000000" w:themeColor="text1"/>
+      <w:sz w:val="24"/>
+    </w:rPr>
+  </w:style>
+  <w:style w:type="character" w:customStyle="1" w:styleId="Ttulo5Char">
+    <w:name w:val="Título 5 Char"/>
+    <w:basedOn w:val="Fontepargpadro"/>
+    <w:link w:val="Ttulo5"/>
+    <w:uiPriority w:val="9"/>
+    <w:rsid w:val="001F5CBE"/>
+    <w:rPr>
+      <w:rFonts w:ascii="Arial" w:eastAsiaTheme="majorEastAsia" w:hAnsi="Arial" w:cstheme="majorBidi"/>
+      <w:b/>
+      <w:color w:val="000000" w:themeColor="text1"/>
+      <w:sz w:val="24"/>
+    </w:rPr>
+  </w:style>
+  <w:style w:type="paragraph" w:styleId="Sumrio1">
+    <w:name w:val="toc 1"/>
+    <w:basedOn w:val="Normal"/>
+    <w:next w:val="Normal"/>
+    <w:autoRedefine/>
+    <w:uiPriority w:val="39"/>
+    <w:unhideWhenUsed/>
+    <w:rsid w:val="00413712"/>
+    <w:pPr>
+      <w:tabs>
+        <w:tab w:val="left" w:pos="1418"/>
+        <w:tab w:val="right" w:leader="dot" w:pos="9061"/>
+      </w:tabs>
+      <w:spacing w:after="100"/>
+      <w:ind w:firstLine="0"/>
+    </w:pPr>
+  </w:style>
+  <w:style w:type="paragraph" w:styleId="Sumrio2">
+    <w:name w:val="toc 2"/>
+    <w:basedOn w:val="Normal"/>
+    <w:next w:val="Normal"/>
+    <w:autoRedefine/>
+    <w:uiPriority w:val="39"/>
+    <w:unhideWhenUsed/>
+    <w:rsid w:val="008F5BBD"/>
+    <w:pPr>
+      <w:tabs>
+        <w:tab w:val="left" w:pos="1418"/>
+        <w:tab w:val="right" w:leader="dot" w:pos="9061"/>
+      </w:tabs>
+      <w:spacing w:after="100"/>
+      <w:ind w:firstLine="0"/>
+    </w:pPr>
+  </w:style>
+  <w:style w:type="paragraph" w:styleId="Sumrio3">
+    <w:name w:val="toc 3"/>
+    <w:basedOn w:val="Normal"/>
+    <w:next w:val="Normal"/>
+    <w:autoRedefine/>
+    <w:uiPriority w:val="39"/>
+    <w:unhideWhenUsed/>
+    <w:rsid w:val="00413712"/>
+    <w:pPr>
+      <w:tabs>
+        <w:tab w:val="left" w:pos="1418"/>
+        <w:tab w:val="right" w:leader="dot" w:pos="9061"/>
+      </w:tabs>
+      <w:spacing w:after="100"/>
+      <w:ind w:firstLine="0"/>
+    </w:pPr>
+  </w:style>
+  <w:style w:type="paragraph" w:styleId="Sumrio4">
+    <w:name w:val="toc 4"/>
+    <w:basedOn w:val="Normal"/>
+    <w:next w:val="Normal"/>
+    <w:autoRedefine/>
+    <w:uiPriority w:val="39"/>
+    <w:unhideWhenUsed/>
+    <w:rsid w:val="00413712"/>
+    <w:pPr>
+      <w:tabs>
+        <w:tab w:val="left" w:pos="1418"/>
+        <w:tab w:val="right" w:leader="dot" w:pos="9061"/>
+      </w:tabs>
+      <w:spacing w:after="100"/>
+      <w:ind w:firstLine="0"/>
+    </w:pPr>
+  </w:style>
+  <w:style w:type="paragraph" w:styleId="Sumrio5">
+    <w:name w:val="toc 5"/>
+    <w:basedOn w:val="Normal"/>
+    <w:next w:val="Normal"/>
+    <w:autoRedefine/>
+    <w:uiPriority w:val="39"/>
+    <w:unhideWhenUsed/>
+    <w:rsid w:val="00413712"/>
+    <w:pPr>
+      <w:tabs>
+        <w:tab w:val="left" w:pos="1418"/>
+        <w:tab w:val="right" w:leader="dot" w:pos="9061"/>
+      </w:tabs>
+      <w:spacing w:after="100"/>
+      <w:ind w:firstLine="0"/>
+    </w:pPr>
+  </w:style>
+  <w:style w:type="character" w:styleId="Hyperlink">
+    <w:name w:val="Hyperlink"/>
+    <w:basedOn w:val="Fontepargpadro"/>
+    <w:uiPriority w:val="99"/>
+    <w:unhideWhenUsed/>
+    <w:rsid w:val="008F5BBD"/>
+    <w:rPr>
+      <w:color w:val="0563C1" w:themeColor="hyperlink"/>
+      <w:u w:val="single"/>
+    </w:rPr>
+  </w:style>
+  <w:style w:type="paragraph" w:customStyle="1" w:styleId="ImagenseFontes">
+    <w:name w:val="Imagens e Fontes"/>
+    <w:basedOn w:val="Normal"/>
+    <w:link w:val="ImagenseFontesChar"/>
+    <w:qFormat/>
+    <w:rsid w:val="00B44DB9"/>
+    <w:pPr>
+      <w:spacing w:before="120"/>
+      <w:ind w:firstLine="0"/>
+      <w:jc w:val="center"/>
+    </w:pPr>
+    <w:rPr>
+      <w:sz w:val="20"/>
+    </w:rPr>
+  </w:style>
+  <w:style w:type="character" w:customStyle="1" w:styleId="ImagenseFontesChar">
+    <w:name w:val="Imagens e Fontes Char"/>
+    <w:basedOn w:val="Fontepargpadro"/>
+    <w:link w:val="ImagenseFontes"/>
+    <w:rsid w:val="00B44DB9"/>
+    <w:rPr>
+      <w:rFonts w:ascii="Arial" w:hAnsi="Arial"/>
+      <w:sz w:val="20"/>
     </w:rPr>
   </w:style>
 </w:styles>
@@ -1111,7 +4131,7 @@
 </file>
 
 <file path=customXml/itemProps1.xml><?xml version="1.0" encoding="utf-8"?>
-<ds:datastoreItem xmlns:ds="http://schemas.openxmlformats.org/officeDocument/2006/customXml" ds:itemID="{B8119845-EF0E-4C01-BB5B-F2AA33BF8CF6}">
+<ds:datastoreItem xmlns:ds="http://schemas.openxmlformats.org/officeDocument/2006/customXml" ds:itemID="{4E2383D9-021A-42C6-8A88-F251E2DA543D}">
   <ds:schemaRefs>
     <ds:schemaRef ds:uri="http://schemas.openxmlformats.org/officeDocument/2006/bibliography"/>
   </ds:schemaRefs>

--- a/CENTRO PAULA SOUZA.docx
+++ b/CENTRO PAULA SOUZA.docx
@@ -1,6 +1,6 @@
 
 <file path=word/document.xml><?xml version="1.0" encoding="utf-8"?>
-<w:document xmlns:wpc="http://schemas.microsoft.com/office/word/2010/wordprocessingCanvas" xmlns:cx="http://schemas.microsoft.com/office/drawing/2014/chartex" xmlns:cx1="http://schemas.microsoft.com/office/drawing/2015/9/8/chartex" xmlns:mc="http://schemas.openxmlformats.org/markup-compatibility/2006" xmlns:o="urn:schemas-microsoft-com:office:office" xmlns:r="http://schemas.openxmlformats.org/officeDocument/2006/relationships" xmlns:m="http://schemas.openxmlformats.org/officeDocument/2006/math" xmlns:v="urn:schemas-microsoft-com:vml" xmlns:wp14="http://schemas.microsoft.com/office/word/2010/wordprocessingDrawing" xmlns:wp="http://schemas.openxmlformats.org/drawingml/2006/wordprocessingDrawing" xmlns:w10="urn:schemas-microsoft-com:office:word" xmlns:w="http://schemas.openxmlformats.org/wordprocessingml/2006/main" xmlns:w14="http://schemas.microsoft.com/office/word/2010/wordml" xmlns:w15="http://schemas.microsoft.com/office/word/2012/wordml" xmlns:w16se="http://schemas.microsoft.com/office/word/2015/wordml/symex" xmlns:wpg="http://schemas.microsoft.com/office/word/2010/wordprocessingGroup" xmlns:wpi="http://schemas.microsoft.com/office/word/2010/wordprocessingInk" xmlns:wne="http://schemas.microsoft.com/office/word/2006/wordml" xmlns:wps="http://schemas.microsoft.com/office/word/2010/wordprocessingShape" mc:Ignorable="w14 w15 w16se wp14">
+<w:document xmlns:wpc="http://schemas.microsoft.com/office/word/2010/wordprocessingCanvas" xmlns:cx="http://schemas.microsoft.com/office/drawing/2014/chartex" xmlns:mc="http://schemas.openxmlformats.org/markup-compatibility/2006" xmlns:o="urn:schemas-microsoft-com:office:office" xmlns:r="http://schemas.openxmlformats.org/officeDocument/2006/relationships" xmlns:m="http://schemas.openxmlformats.org/officeDocument/2006/math" xmlns:v="urn:schemas-microsoft-com:vml" xmlns:wp14="http://schemas.microsoft.com/office/word/2010/wordprocessingDrawing" xmlns:wp="http://schemas.openxmlformats.org/drawingml/2006/wordprocessingDrawing" xmlns:w10="urn:schemas-microsoft-com:office:word" xmlns:w="http://schemas.openxmlformats.org/wordprocessingml/2006/main" xmlns:w14="http://schemas.microsoft.com/office/word/2010/wordml" xmlns:w15="http://schemas.microsoft.com/office/word/2012/wordml" xmlns:w16se="http://schemas.microsoft.com/office/word/2015/wordml/symex" xmlns:wpg="http://schemas.microsoft.com/office/word/2010/wordprocessingGroup" xmlns:wpi="http://schemas.microsoft.com/office/word/2010/wordprocessingInk" xmlns:wne="http://schemas.microsoft.com/office/word/2006/wordml" xmlns:wps="http://schemas.microsoft.com/office/word/2010/wordprocessingShape" mc:Ignorable="w14 w15 w16se wp14">
   <w:body>
     <w:p>
       <w:pPr>
@@ -555,13 +555,6 @@
           <w:fldChar w:fldCharType="end"/>
         </w:r>
       </w:hyperlink>
-      <w:r>
-        <w:rPr>
-          <w:rStyle w:val="Hyperlink"/>
-          <w:noProof/>
-        </w:rPr>
-        <w:t>//</w:t>
-      </w:r>
     </w:p>
     <w:p>
       <w:pPr>
@@ -763,21 +756,7 @@
             <w:rStyle w:val="Hyperlink"/>
             <w:noProof/>
           </w:rPr>
-          <w:t>Objetivo</w:t>
-        </w:r>
-        <w:r>
-          <w:rPr>
-            <w:rStyle w:val="Hyperlink"/>
-            <w:noProof/>
-          </w:rPr>
-          <w:t>s</w:t>
-        </w:r>
-        <w:r>
-          <w:rPr>
-            <w:rStyle w:val="Hyperlink"/>
-            <w:noProof/>
-          </w:rPr>
-          <w:t xml:space="preserve"> Geral</w:t>
+          <w:t>Objetivos Geral</w:t>
         </w:r>
         <w:r>
           <w:rPr>
@@ -1617,21 +1596,7 @@
             <w:rStyle w:val="Hyperlink"/>
             <w:noProof/>
           </w:rPr>
-          <w:t xml:space="preserve">ANÁLISE E </w:t>
-        </w:r>
-        <w:r>
-          <w:rPr>
-            <w:rStyle w:val="Hyperlink"/>
-            <w:noProof/>
-          </w:rPr>
-          <w:t>S</w:t>
-        </w:r>
-        <w:r>
-          <w:rPr>
-            <w:rStyle w:val="Hyperlink"/>
-            <w:noProof/>
-          </w:rPr>
-          <w:t>INTESE</w:t>
+          <w:t>ANÁLISE E SINTESE</w:t>
         </w:r>
         <w:r>
           <w:rPr>
@@ -1715,21 +1680,7 @@
             <w:rStyle w:val="Hyperlink"/>
             <w:noProof/>
           </w:rPr>
-          <w:t>Pers</w:t>
-        </w:r>
-        <w:r>
-          <w:rPr>
-            <w:rStyle w:val="Hyperlink"/>
-            <w:noProof/>
-          </w:rPr>
-          <w:t>o</w:t>
-        </w:r>
-        <w:r>
-          <w:rPr>
-            <w:rStyle w:val="Hyperlink"/>
-            <w:noProof/>
-          </w:rPr>
-          <w:t>na</w:t>
+          <w:t>Persona</w:t>
         </w:r>
         <w:r>
           <w:rPr>
@@ -2006,18 +1957,7 @@
           <w:szCs w:val="21"/>
           <w:shd w:val="clear" w:color="auto" w:fill="FFFFFF"/>
         </w:rPr>
-        <w:t xml:space="preserve"> is simply dummy text of the printing and typesetting industry. Lorem Ipsum has been the industry's standard dummy text ever since the 1500s, when an unknown printer took a galley of type and scrambled it to make a type specimen book. It has survived not only five centuries, but also the leap into electronic typesetting, remaining essentially unchanged. It was popularised in the 1960s with the release of Letraset sheets containing </w:t>
-      </w:r>
-      <w:r>
-        <w:rPr>
-          <w:rFonts w:ascii="Open Sans" w:hAnsi="Open Sans" w:cs="Open Sans"/>
-          <w:color w:val="000000"/>
-          <w:sz w:val="21"/>
-          <w:szCs w:val="21"/>
-          <w:shd w:val="clear" w:color="auto" w:fill="FFFFFF"/>
-        </w:rPr>
-        <w:lastRenderedPageBreak/>
-        <w:t>Lorem Ipsum passages, and more recently with desktop publishing software like Aldus PageMaker including versions of Lorem Ipsum.</w:t>
+        <w:t> is simply dummy text of the printing and typesetting industry. Lorem Ipsum has been the industry's standard dummy text ever since the 1500s, when an unknown printer took a galley of type and scrambled it to make a type specimen book. It has survived not only five centuries, but also the leap into electronic typesetting, remaining essentially unchanged. It was popularised in the 1960s with the release of Letraset sheets containing Lorem Ipsum passages, and more recently with desktop publishing software like Aldus PageMaker including versions of Lorem Ipsum.</w:t>
       </w:r>
     </w:p>
     <w:p/>
@@ -2193,7 +2133,123 @@
           <w:szCs w:val="21"/>
           <w:shd w:val="clear" w:color="auto" w:fill="FFFFFF"/>
         </w:rPr>
-        <w:t xml:space="preserve"> is simply dummy text of the printing and typesetting industry. Lorem Ipsum has been the industry's standard dummy text ever since the 1500s, when an unknown printer took a galley of type and scrambled it to make a type specimen book. It has survived not only five centuries, but also the leap into electronic typesetting, remaining essentially </w:t>
+        <w:t> is simply dummy text of the printing and typesetting industry. Lorem Ipsum has been the industry's standard dummy text ever since the 1500s, when an unknown printer took a galley of type and scrambled it to make a type specimen book. It has survived not only five centuries, but also the leap into electronic typesetting, remaining essentially unchanged. It was popularised in the 1960s with the release of Letraset sheets containing Lorem Ipsum passages, and more recently with desktop publishing software like Aldus PageMaker including versions of Lorem Ipsum.</w:t>
+      </w:r>
+    </w:p>
+    <w:p/>
+    <w:p>
+      <w:pPr>
+        <w:pStyle w:val="Ttulo2"/>
+      </w:pPr>
+      <w:bookmarkStart w:id="6" w:name="_Toc225406434"/>
+      <w:r>
+        <w:t>Metodologia</w:t>
+      </w:r>
+      <w:bookmarkEnd w:id="6"/>
+    </w:p>
+    <w:p>
+      <w:pPr>
+        <w:rPr>
+          <w:rFonts w:ascii="Open Sans" w:hAnsi="Open Sans" w:cs="Open Sans"/>
+          <w:color w:val="000000"/>
+          <w:sz w:val="21"/>
+          <w:szCs w:val="21"/>
+          <w:shd w:val="clear" w:color="auto" w:fill="FFFFFF"/>
+        </w:rPr>
+      </w:pPr>
+      <w:proofErr w:type="gramStart"/>
+      <w:r>
+        <w:rPr>
+          <w:rStyle w:val="Forte"/>
+          <w:rFonts w:ascii="Open Sans" w:hAnsi="Open Sans" w:cs="Open Sans"/>
+          <w:b w:val="0"/>
+          <w:color w:val="000000"/>
+          <w:sz w:val="21"/>
+          <w:szCs w:val="21"/>
+          <w:shd w:val="clear" w:color="auto" w:fill="FFFFFF"/>
+        </w:rPr>
+        <w:t>orem</w:t>
+      </w:r>
+      <w:proofErr w:type="gramEnd"/>
+      <w:r>
+        <w:rPr>
+          <w:rStyle w:val="Forte"/>
+          <w:rFonts w:ascii="Open Sans" w:hAnsi="Open Sans" w:cs="Open Sans"/>
+          <w:b w:val="0"/>
+          <w:color w:val="000000"/>
+          <w:sz w:val="21"/>
+          <w:szCs w:val="21"/>
+          <w:shd w:val="clear" w:color="auto" w:fill="FFFFFF"/>
+        </w:rPr>
+        <w:t xml:space="preserve"> Ipsum</w:t>
+      </w:r>
+      <w:r>
+        <w:rPr>
+          <w:rFonts w:ascii="Open Sans" w:hAnsi="Open Sans" w:cs="Open Sans"/>
+          <w:color w:val="000000"/>
+          <w:sz w:val="21"/>
+          <w:szCs w:val="21"/>
+          <w:shd w:val="clear" w:color="auto" w:fill="FFFFFF"/>
+        </w:rPr>
+        <w:t> is simply dummy text of the printing and typesetting industry. Lorem Ipsum has been the industry's standard dummy text ever since the 1500s, when an unknown printer took a galley of type and scrambled it to make a type specimen book. It has survived not only five centuries, but also the leap into electronic typesetting, remaining essentially unchanged. It was popularised in the 1960s with the release of Letraset sheets containing Lorem Ipsum passages, and more recently with desktop publishing software like Aldus PageMaker including versions of Lorem Ipsum.</w:t>
+      </w:r>
+    </w:p>
+    <w:p/>
+    <w:p>
+      <w:pPr>
+        <w:pStyle w:val="Ttulo2"/>
+      </w:pPr>
+      <w:bookmarkStart w:id="7" w:name="_Toc225406435"/>
+      <w:r>
+        <w:t>Resultados Esperados</w:t>
+      </w:r>
+      <w:bookmarkEnd w:id="7"/>
+    </w:p>
+    <w:p>
+      <w:pPr>
+        <w:rPr>
+          <w:rFonts w:ascii="Open Sans" w:hAnsi="Open Sans" w:cs="Open Sans"/>
+          <w:color w:val="000000"/>
+          <w:sz w:val="21"/>
+          <w:szCs w:val="21"/>
+          <w:shd w:val="clear" w:color="auto" w:fill="FFFFFF"/>
+        </w:rPr>
+      </w:pPr>
+      <w:proofErr w:type="gramStart"/>
+      <w:r>
+        <w:rPr>
+          <w:rStyle w:val="Forte"/>
+          <w:rFonts w:ascii="Open Sans" w:hAnsi="Open Sans" w:cs="Open Sans"/>
+          <w:b w:val="0"/>
+          <w:color w:val="000000"/>
+          <w:sz w:val="21"/>
+          <w:szCs w:val="21"/>
+          <w:shd w:val="clear" w:color="auto" w:fill="FFFFFF"/>
+        </w:rPr>
+        <w:t>orem</w:t>
+      </w:r>
+      <w:proofErr w:type="gramEnd"/>
+      <w:r>
+        <w:rPr>
+          <w:rStyle w:val="Forte"/>
+          <w:rFonts w:ascii="Open Sans" w:hAnsi="Open Sans" w:cs="Open Sans"/>
+          <w:b w:val="0"/>
+          <w:color w:val="000000"/>
+          <w:sz w:val="21"/>
+          <w:szCs w:val="21"/>
+          <w:shd w:val="clear" w:color="auto" w:fill="FFFFFF"/>
+        </w:rPr>
+        <w:t xml:space="preserve"> Ipsum</w:t>
+      </w:r>
+      <w:r>
+        <w:rPr>
+          <w:rFonts w:ascii="Open Sans" w:hAnsi="Open Sans" w:cs="Open Sans"/>
+          <w:color w:val="000000"/>
+          <w:sz w:val="21"/>
+          <w:szCs w:val="21"/>
+          <w:shd w:val="clear" w:color="auto" w:fill="FFFFFF"/>
+        </w:rPr>
+        <w:t xml:space="preserve"> is simply dummy text of the printing and typesetting industry. Lorem Ipsum has been the industry's standard dummy text ever since the 1500s, when an unknown printer took a galley of type and scrambled it to make a type specimen book. It has survived not only five centuries, but also the leap into electronic typesetting, remaining essentially unchanged. It was popularised in the 1960s with the </w:t>
       </w:r>
       <w:r>
         <w:rPr>
@@ -2204,123 +2260,7 @@
           <w:shd w:val="clear" w:color="auto" w:fill="FFFFFF"/>
         </w:rPr>
         <w:lastRenderedPageBreak/>
-        <w:t>unchanged. It was popularised in the 1960s with the release of Letraset sheets containing Lorem Ipsum passages, and more recently with desktop publishing software like Aldus PageMaker including versions of Lorem Ipsum.</w:t>
-      </w:r>
-    </w:p>
-    <w:p/>
-    <w:p>
-      <w:pPr>
-        <w:pStyle w:val="Ttulo2"/>
-      </w:pPr>
-      <w:bookmarkStart w:id="6" w:name="_Toc225406434"/>
-      <w:r>
-        <w:t>Metodologia</w:t>
-      </w:r>
-      <w:bookmarkEnd w:id="6"/>
-    </w:p>
-    <w:p>
-      <w:pPr>
-        <w:rPr>
-          <w:rFonts w:ascii="Open Sans" w:hAnsi="Open Sans" w:cs="Open Sans"/>
-          <w:color w:val="000000"/>
-          <w:sz w:val="21"/>
-          <w:szCs w:val="21"/>
-          <w:shd w:val="clear" w:color="auto" w:fill="FFFFFF"/>
-        </w:rPr>
-      </w:pPr>
-      <w:proofErr w:type="gramStart"/>
-      <w:r>
-        <w:rPr>
-          <w:rStyle w:val="Forte"/>
-          <w:rFonts w:ascii="Open Sans" w:hAnsi="Open Sans" w:cs="Open Sans"/>
-          <w:b w:val="0"/>
-          <w:color w:val="000000"/>
-          <w:sz w:val="21"/>
-          <w:szCs w:val="21"/>
-          <w:shd w:val="clear" w:color="auto" w:fill="FFFFFF"/>
-        </w:rPr>
-        <w:t>orem</w:t>
-      </w:r>
-      <w:proofErr w:type="gramEnd"/>
-      <w:r>
-        <w:rPr>
-          <w:rStyle w:val="Forte"/>
-          <w:rFonts w:ascii="Open Sans" w:hAnsi="Open Sans" w:cs="Open Sans"/>
-          <w:b w:val="0"/>
-          <w:color w:val="000000"/>
-          <w:sz w:val="21"/>
-          <w:szCs w:val="21"/>
-          <w:shd w:val="clear" w:color="auto" w:fill="FFFFFF"/>
-        </w:rPr>
-        <w:t xml:space="preserve"> Ipsum</w:t>
-      </w:r>
-      <w:r>
-        <w:rPr>
-          <w:rFonts w:ascii="Open Sans" w:hAnsi="Open Sans" w:cs="Open Sans"/>
-          <w:color w:val="000000"/>
-          <w:sz w:val="21"/>
-          <w:szCs w:val="21"/>
-          <w:shd w:val="clear" w:color="auto" w:fill="FFFFFF"/>
-        </w:rPr>
-        <w:t> is simply dummy text of the printing and typesetting industry. Lorem Ipsum has been the industry's standard dummy text ever since the 1500s, when an unknown printer took a galley of type and scrambled it to make a type specimen book. It has survived not only five centuries, but also the leap into electronic typesetting, remaining essentially unchanged. It was popularised in the 1960s with the release of Letraset sheets containing Lorem Ipsum passages, and more recently with desktop publishing software like Aldus PageMaker including versions of Lorem Ipsum.</w:t>
-      </w:r>
-    </w:p>
-    <w:p/>
-    <w:p>
-      <w:pPr>
-        <w:pStyle w:val="Ttulo2"/>
-      </w:pPr>
-      <w:bookmarkStart w:id="7" w:name="_Toc225406435"/>
-      <w:r>
-        <w:t>Resultados Esperados</w:t>
-      </w:r>
-      <w:bookmarkEnd w:id="7"/>
-    </w:p>
-    <w:p>
-      <w:pPr>
-        <w:rPr>
-          <w:rFonts w:ascii="Open Sans" w:hAnsi="Open Sans" w:cs="Open Sans"/>
-          <w:color w:val="000000"/>
-          <w:sz w:val="21"/>
-          <w:szCs w:val="21"/>
-          <w:shd w:val="clear" w:color="auto" w:fill="FFFFFF"/>
-        </w:rPr>
-      </w:pPr>
-      <w:proofErr w:type="gramStart"/>
-      <w:r>
-        <w:rPr>
-          <w:rStyle w:val="Forte"/>
-          <w:rFonts w:ascii="Open Sans" w:hAnsi="Open Sans" w:cs="Open Sans"/>
-          <w:b w:val="0"/>
-          <w:color w:val="000000"/>
-          <w:sz w:val="21"/>
-          <w:szCs w:val="21"/>
-          <w:shd w:val="clear" w:color="auto" w:fill="FFFFFF"/>
-        </w:rPr>
-        <w:t>orem</w:t>
-      </w:r>
-      <w:proofErr w:type="gramEnd"/>
-      <w:r>
-        <w:rPr>
-          <w:rStyle w:val="Forte"/>
-          <w:rFonts w:ascii="Open Sans" w:hAnsi="Open Sans" w:cs="Open Sans"/>
-          <w:b w:val="0"/>
-          <w:color w:val="000000"/>
-          <w:sz w:val="21"/>
-          <w:szCs w:val="21"/>
-          <w:shd w:val="clear" w:color="auto" w:fill="FFFFFF"/>
-        </w:rPr>
-        <w:t xml:space="preserve"> Ipsum</w:t>
-      </w:r>
-      <w:r>
-        <w:rPr>
-          <w:rFonts w:ascii="Open Sans" w:hAnsi="Open Sans" w:cs="Open Sans"/>
-          <w:color w:val="000000"/>
-          <w:sz w:val="21"/>
-          <w:szCs w:val="21"/>
-          <w:shd w:val="clear" w:color="auto" w:fill="FFFFFF"/>
-        </w:rPr>
-        <w:t> is simply dummy text of the printing and typesetting industry. Lorem Ipsum has been the industry's standard dummy text ever since the 1500s, when an unknown printer took a galley of type and scrambled it to make a type specimen book. It has survived not only five centuries, but also the leap into electronic typesetting, remaining essentially unchanged. It was popularised in the 1960s with the release of Letraset sheets containing Lorem Ipsum passages, and more recently with desktop publishing software like Aldus PageMaker including versions of Lorem Ipsum.</w:t>
+        <w:t>release of Letraset sheets containing Lorem Ipsum passages, and more recently with desktop publishing software like Aldus PageMaker including versions of Lorem Ipsum.</w:t>
       </w:r>
     </w:p>
     <w:p/>
@@ -2518,18 +2458,78 @@
       </w:pPr>
       <w:bookmarkStart w:id="11" w:name="_Toc225406439"/>
       <w:r>
+        <w:t>Testando titulo 4</w:t>
+      </w:r>
+      <w:bookmarkEnd w:id="11"/>
+    </w:p>
+    <w:p>
+      <w:pPr>
+        <w:rPr>
+          <w:rFonts w:ascii="Open Sans" w:hAnsi="Open Sans" w:cs="Open Sans"/>
+          <w:color w:val="000000"/>
+          <w:sz w:val="21"/>
+          <w:szCs w:val="21"/>
+          <w:shd w:val="clear" w:color="auto" w:fill="FFFFFF"/>
+        </w:rPr>
+      </w:pPr>
+      <w:proofErr w:type="gramStart"/>
+      <w:r>
+        <w:rPr>
+          <w:rStyle w:val="Forte"/>
+          <w:rFonts w:ascii="Open Sans" w:hAnsi="Open Sans" w:cs="Open Sans"/>
+          <w:b w:val="0"/>
+          <w:color w:val="000000"/>
+          <w:sz w:val="21"/>
+          <w:szCs w:val="21"/>
+          <w:shd w:val="clear" w:color="auto" w:fill="FFFFFF"/>
+        </w:rPr>
+        <w:t>orem</w:t>
+      </w:r>
+      <w:proofErr w:type="gramEnd"/>
+      <w:r>
+        <w:rPr>
+          <w:rStyle w:val="Forte"/>
+          <w:rFonts w:ascii="Open Sans" w:hAnsi="Open Sans" w:cs="Open Sans"/>
+          <w:b w:val="0"/>
+          <w:color w:val="000000"/>
+          <w:sz w:val="21"/>
+          <w:szCs w:val="21"/>
+          <w:shd w:val="clear" w:color="auto" w:fill="FFFFFF"/>
+        </w:rPr>
+        <w:t xml:space="preserve"> Ipsum</w:t>
+      </w:r>
+      <w:r>
+        <w:rPr>
+          <w:rFonts w:ascii="Open Sans" w:hAnsi="Open Sans" w:cs="Open Sans"/>
+          <w:color w:val="000000"/>
+          <w:sz w:val="21"/>
+          <w:szCs w:val="21"/>
+          <w:shd w:val="clear" w:color="auto" w:fill="FFFFFF"/>
+        </w:rPr>
+        <w:t> is simply dummy text of the printing and typesetting industry. Lorem Ipsum has been the industry's standard dummy text ever since the 1500s, when an unknown printer took a galley of type and scrambled it to make a type specimen book. It has survived not only five centuries, but also the leap into electronic typesetting, remaining essentially unchanged. It was popularised in the 1960s with the release of Letraset sheets containing Lorem Ipsum passages, and more recently with desktop publishing software like Aldus PageMaker including versions of Lorem Ipsum.</w:t>
+      </w:r>
+    </w:p>
+    <w:p/>
+    <w:p>
+      <w:pPr>
+        <w:pStyle w:val="Ttulo5"/>
+      </w:pPr>
+      <w:bookmarkStart w:id="12" w:name="_Toc225406440"/>
+      <w:r>
         <w:lastRenderedPageBreak/>
-        <w:t>Testando titulo 4</w:t>
-      </w:r>
-      <w:bookmarkEnd w:id="11"/>
-    </w:p>
-    <w:p>
-      <w:pPr>
-        <w:rPr>
-          <w:rFonts w:ascii="Open Sans" w:hAnsi="Open Sans" w:cs="Open Sans"/>
-          <w:color w:val="000000"/>
-          <w:sz w:val="21"/>
-          <w:szCs w:val="21"/>
+        <w:t xml:space="preserve">Testando </w:t>
+      </w:r>
+      <w:r>
+        <w:t>título</w:t>
+      </w:r>
+      <w:r>
+        <w:t xml:space="preserve"> 5</w:t>
+      </w:r>
+      <w:bookmarkEnd w:id="12"/>
+    </w:p>
+    <w:p>
+      <w:pPr>
+        <w:rPr>
           <w:shd w:val="clear" w:color="auto" w:fill="FFFFFF"/>
         </w:rPr>
       </w:pPr>
@@ -2561,68 +2561,6 @@
       </w:r>
       <w:r>
         <w:rPr>
-          <w:rFonts w:ascii="Open Sans" w:hAnsi="Open Sans" w:cs="Open Sans"/>
-          <w:color w:val="000000"/>
-          <w:sz w:val="21"/>
-          <w:szCs w:val="21"/>
-          <w:shd w:val="clear" w:color="auto" w:fill="FFFFFF"/>
-        </w:rPr>
-        <w:t> is simply dummy text of the printing and typesetting industry. Lorem Ipsum has been the industry's standard dummy text ever since the 1500s, when an unknown printer took a galley of type and scrambled it to make a type specimen book. It has survived not only five centuries, but also the leap into electronic typesetting, remaining essentially unchanged. It was popularised in the 1960s with the release of Letraset sheets containing Lorem Ipsum passages, and more recently with desktop publishing software like Aldus PageMaker including versions of Lorem Ipsum.</w:t>
-      </w:r>
-    </w:p>
-    <w:p/>
-    <w:p>
-      <w:pPr>
-        <w:pStyle w:val="Ttulo5"/>
-      </w:pPr>
-      <w:bookmarkStart w:id="12" w:name="_Toc225406440"/>
-      <w:r>
-        <w:t>Testando titulo 5</w:t>
-      </w:r>
-      <w:bookmarkEnd w:id="12"/>
-    </w:p>
-    <w:p>
-      <w:pPr>
-        <w:rPr>
-          <w:rFonts w:ascii="Open Sans" w:hAnsi="Open Sans" w:cs="Open Sans"/>
-          <w:color w:val="000000"/>
-          <w:sz w:val="21"/>
-          <w:szCs w:val="21"/>
-          <w:shd w:val="clear" w:color="auto" w:fill="FFFFFF"/>
-        </w:rPr>
-      </w:pPr>
-      <w:proofErr w:type="gramStart"/>
-      <w:r>
-        <w:rPr>
-          <w:rStyle w:val="Forte"/>
-          <w:rFonts w:ascii="Open Sans" w:hAnsi="Open Sans" w:cs="Open Sans"/>
-          <w:b w:val="0"/>
-          <w:color w:val="000000"/>
-          <w:sz w:val="21"/>
-          <w:szCs w:val="21"/>
-          <w:shd w:val="clear" w:color="auto" w:fill="FFFFFF"/>
-        </w:rPr>
-        <w:t>orem</w:t>
-      </w:r>
-      <w:proofErr w:type="gramEnd"/>
-      <w:r>
-        <w:rPr>
-          <w:rStyle w:val="Forte"/>
-          <w:rFonts w:ascii="Open Sans" w:hAnsi="Open Sans" w:cs="Open Sans"/>
-          <w:b w:val="0"/>
-          <w:color w:val="000000"/>
-          <w:sz w:val="21"/>
-          <w:szCs w:val="21"/>
-          <w:shd w:val="clear" w:color="auto" w:fill="FFFFFF"/>
-        </w:rPr>
-        <w:t xml:space="preserve"> Ipsum</w:t>
-      </w:r>
-      <w:r>
-        <w:rPr>
-          <w:rFonts w:ascii="Open Sans" w:hAnsi="Open Sans" w:cs="Open Sans"/>
-          <w:color w:val="000000"/>
-          <w:sz w:val="21"/>
-          <w:szCs w:val="21"/>
           <w:shd w:val="clear" w:color="auto" w:fill="FFFFFF"/>
         </w:rPr>
         <w:t> is simply dummy text of the printing and typesetting industry. Lorem Ipsum has been the industry's standard dummy text ever since the 1500s, when an unknown printer took a galley of type and scrambled it to make a type specimen book. It has survived not only five centuries, but also the leap into electronic typesetting, remaining essentially unchanged. It was popularised in the 1960s with the release of Letraset sheets containing Lorem Ipsum passages, and more recently with desktop publishing software like Aldus PageMaker including versions of Lorem Ipsum.</w:t>
@@ -2650,16 +2588,124 @@
       <w:bookmarkEnd w:id="13"/>
     </w:p>
     <w:p>
+      <w:r>
+        <w:t xml:space="preserve">A imersão é a etapa do Design Thinking em que se busca compreender profundamente o problema, o público-alvo e o contexto antes de desenvolver uma solução. Segundo a Alura, a imersão permite entender melhor a realidade e identificar oportunidades, pois </w:t>
+      </w:r>
+      <w:r>
+        <w:rPr>
+          <w:rStyle w:val="Forte"/>
+          <w:b w:val="0"/>
+        </w:rPr>
+        <w:t>"é o momento em que você se aprofunda no entendimento do problema, do público-alvo e do contexto"</w:t>
+      </w:r>
+      <w:r>
+        <w:t xml:space="preserve"> (</w:t>
+      </w:r>
+      <w:r>
+        <w:t>Alura</w:t>
+      </w:r>
+      <w:r>
+        <w:t>, 2023).</w:t>
+      </w:r>
+      <w:r>
+        <w:t xml:space="preserve"> </w:t>
+      </w:r>
+      <w:r>
+        <w:t>Caderno de</w:t>
+      </w:r>
+      <w:r>
+        <w:tab/>
+      </w:r>
+      <w:r>
+        <w:t xml:space="preserve"> Sensibilidade </w:t>
+      </w:r>
+    </w:p>
+    <w:p>
       <w:pPr>
         <w:pStyle w:val="Ttulo2"/>
       </w:pPr>
-      <w:proofErr w:type="gramStart"/>
-      <w:r>
-        <w:t>Caderno  de</w:t>
-      </w:r>
-      <w:proofErr w:type="gramEnd"/>
-      <w:r>
-        <w:t xml:space="preserve"> Sensibilidade </w:t>
+      <w:r>
+        <w:t>Caderno de Sen</w:t>
+      </w:r>
+      <w:r>
+        <w:t>sibilidade</w:t>
+      </w:r>
+    </w:p>
+    <w:p>
+      <w:r>
+        <w:t xml:space="preserve">O </w:t>
+      </w:r>
+      <w:r>
+        <w:rPr>
+          <w:rStyle w:val="Forte"/>
+          <w:b w:val="0"/>
+        </w:rPr>
+        <w:t>caderno de sensibilização</w:t>
+      </w:r>
+      <w:r>
+        <w:t xml:space="preserve"> é um instrumento utilizado para registrar percepções, ideias e aprendizados durante a fase inicial de um projeto, auxiliando na compreensão do problema e do público-alvo. Ele permite organizar informações e refletir sobre as observações realizadas, pois </w:t>
+      </w:r>
+      <w:r>
+        <w:rPr>
+          <w:rStyle w:val="Forte"/>
+          <w:b w:val="0"/>
+        </w:rPr>
+        <w:t>"é um espaço para anotar percepções, sentimentos e aprendizados ao longo do processo"</w:t>
+      </w:r>
+      <w:r>
+        <w:t xml:space="preserve"> (VIANNA et al., 2012).</w:t>
+      </w:r>
+    </w:p>
+    <w:p>
+      <w:pPr>
+        <w:pStyle w:val="Legenda"/>
+        <w:keepNext/>
+        <w:rPr>
+          <w:szCs w:val="20"/>
+        </w:rPr>
+      </w:pPr>
+      <w:r>
+        <w:rPr>
+          <w:szCs w:val="20"/>
+        </w:rPr>
+        <w:t xml:space="preserve">Figura </w:t>
+      </w:r>
+      <w:r>
+        <w:rPr>
+          <w:szCs w:val="20"/>
+        </w:rPr>
+        <w:fldChar w:fldCharType="begin"/>
+      </w:r>
+      <w:r>
+        <w:rPr>
+          <w:szCs w:val="20"/>
+        </w:rPr>
+        <w:instrText xml:space="preserve"> SEQ Figura \* ARABIC </w:instrText>
+      </w:r>
+      <w:r>
+        <w:rPr>
+          <w:szCs w:val="20"/>
+        </w:rPr>
+        <w:fldChar w:fldCharType="separate"/>
+      </w:r>
+      <w:r>
+        <w:rPr>
+          <w:noProof/>
+          <w:szCs w:val="20"/>
+        </w:rPr>
+        <w:t>1</w:t>
+      </w:r>
+      <w:r>
+        <w:rPr>
+          <w:szCs w:val="20"/>
+        </w:rPr>
+        <w:fldChar w:fldCharType="end"/>
+      </w:r>
+      <w:r>
+        <w:rPr>
+          <w:szCs w:val="20"/>
+        </w:rPr>
+        <w:t>: Caderno de Sensibilidade</w:t>
       </w:r>
     </w:p>
     <w:p>
@@ -2674,7 +2720,7 @@
         <w:drawing>
           <wp:inline distT="0" distB="0" distL="0" distR="0">
             <wp:extent cx="2857500" cy="1600200"/>
-            <wp:effectExtent l="95250" t="95250" r="95250" b="95250"/>
+            <wp:effectExtent l="114300" t="114300" r="114300" b="152400"/>
             <wp:docPr id="1" name="Imagem 1" descr="C:\Users\Aluno\AppData\Local\Microsoft\Windows\INetCache\Content.MSO\FD543747.tmp"/>
             <wp:cNvGraphicFramePr>
               <a:graphicFrameLocks xmlns:a="http://schemas.openxmlformats.org/drawingml/2006/main" noChangeAspect="1"/>
@@ -2709,18 +2755,37 @@
                     <a:prstGeom prst="rect">
                       <a:avLst/>
                     </a:prstGeom>
-                    <a:ln w="88900" cap="sq" cmpd="thickThin">
+                    <a:solidFill>
+                      <a:srgbClr val="FFFFFF">
+                        <a:shade val="85000"/>
+                      </a:srgbClr>
+                    </a:solidFill>
+                    <a:ln w="88900" cap="sq">
                       <a:solidFill>
-                        <a:srgbClr val="000000"/>
+                        <a:schemeClr val="tx1"/>
                       </a:solidFill>
                       <a:prstDash val="solid"/>
                       <a:miter lim="800000"/>
                     </a:ln>
                     <a:effectLst>
-                      <a:innerShdw blurRad="76200">
-                        <a:srgbClr val="000000"/>
-                      </a:innerShdw>
+                      <a:outerShdw blurRad="55000" dist="18000" dir="5400000" algn="tl" rotWithShape="0">
+                        <a:srgbClr val="000000">
+                          <a:alpha val="40000"/>
+                        </a:srgbClr>
+                      </a:outerShdw>
                     </a:effectLst>
+                    <a:scene3d>
+                      <a:camera prst="orthographicFront"/>
+                      <a:lightRig rig="twoPt" dir="t">
+                        <a:rot lat="0" lon="0" rev="7200000"/>
+                      </a:lightRig>
+                    </a:scene3d>
+                    <a:sp3d>
+                      <a:bevelT w="25400" h="19050"/>
+                      <a:contourClr>
+                        <a:srgbClr val="FFFFFF"/>
+                      </a:contourClr>
+                    </a:sp3d>
                   </pic:spPr>
                 </pic:pic>
               </a:graphicData>
@@ -2733,23 +2798,355 @@
       <w:pPr>
         <w:pStyle w:val="ImagenseFontes"/>
       </w:pPr>
-      <w:bookmarkStart w:id="14" w:name="_GoBack"/>
       <w:r>
         <w:t xml:space="preserve">Fonte: </w:t>
       </w:r>
-      <w:proofErr w:type="gramStart"/>
-      <w:r>
-        <w:t>MJV  Technology</w:t>
-      </w:r>
-      <w:proofErr w:type="gramEnd"/>
+      <w:r>
+        <w:t>MJV Technology</w:t>
+      </w:r>
       <w:r>
         <w:t xml:space="preserve"> &amp; Inovation, 2015</w:t>
       </w:r>
     </w:p>
-    <w:bookmarkEnd w:id="14"/>
-    <w:p/>
-    <w:p>
-      <w:pPr>
+    <w:p>
+      <w:pPr>
+        <w:pStyle w:val="ImagenseFontes"/>
+      </w:pPr>
+    </w:p>
+    <w:p>
+      <w:pPr>
+        <w:pStyle w:val="Legenda"/>
+        <w:keepNext/>
+      </w:pPr>
+      <w:r>
+        <w:t xml:space="preserve">Quadro </w:t>
+      </w:r>
+      <w:r>
+        <w:fldChar w:fldCharType="begin"/>
+      </w:r>
+      <w:r>
+        <w:instrText xml:space="preserve"> SEQ Quadro \* ARABIC </w:instrText>
+      </w:r>
+      <w:r>
+        <w:fldChar w:fldCharType="separate"/>
+      </w:r>
+      <w:r>
+        <w:rPr>
+          <w:noProof/>
+        </w:rPr>
+        <w:t>1</w:t>
+      </w:r>
+      <w:r>
+        <w:fldChar w:fldCharType="end"/>
+      </w:r>
+    </w:p>
+    <w:tbl>
+      <w:tblPr>
+        <w:tblStyle w:val="Tabelacomgrade"/>
+        <w:tblW w:w="0" w:type="auto"/>
+        <w:tblLook w:val="04A0" w:firstRow="1" w:lastRow="0" w:firstColumn="1" w:lastColumn="0" w:noHBand="0" w:noVBand="1"/>
+      </w:tblPr>
+      <w:tblGrid>
+        <w:gridCol w:w="7650"/>
+        <w:gridCol w:w="1411"/>
+      </w:tblGrid>
+      <w:tr>
+        <w:tc>
+          <w:tcPr>
+            <w:tcW w:w="7650" w:type="dxa"/>
+          </w:tcPr>
+          <w:p>
+            <w:pPr>
+              <w:ind w:firstLine="0"/>
+            </w:pPr>
+            <w:r>
+              <w:t>Sentimento</w:t>
+            </w:r>
+          </w:p>
+        </w:tc>
+        <w:tc>
+          <w:tcPr>
+            <w:tcW w:w="1411" w:type="dxa"/>
+          </w:tcPr>
+          <w:p>
+            <w:pPr>
+              <w:ind w:firstLine="0"/>
+            </w:pPr>
+            <w:r>
+              <w:t>Reação</w:t>
+            </w:r>
+          </w:p>
+        </w:tc>
+      </w:tr>
+      <w:tr>
+        <w:tc>
+          <w:tcPr>
+            <w:tcW w:w="7650" w:type="dxa"/>
+          </w:tcPr>
+          <w:p>
+            <w:pPr>
+              <w:ind w:firstLine="0"/>
+            </w:pPr>
+            <w:r>
+              <w:rPr>
+                <w:noProof/>
+              </w:rPr>
+              <w:t xml:space="preserve">Lorem ipsum dolor sit amet, consectetuer adipiscing elit. Maecenas porttitor congue massa. Fusce posuere, magna sed pulvinar ultricies, purus lectus malesuada libero, sit amet commodo magna eros quis </w:t>
+            </w:r>
+          </w:p>
+        </w:tc>
+        <w:tc>
+          <w:tcPr>
+            <w:tcW w:w="1411" w:type="dxa"/>
+          </w:tcPr>
+          <w:p>
+            <w:pPr>
+              <w:ind w:firstLine="0"/>
+              <w:rPr>
+                <w:rFonts w:ascii="Segoe UI Symbol" w:hAnsi="Segoe UI Symbol"/>
+              </w:rPr>
+            </w:pPr>
+            <w:r>
+              <w:rPr>
+                <w:rFonts w:ascii="Segoe UI Symbol" w:hAnsi="Segoe UI Symbol"/>
+                <w:sz w:val="72"/>
+              </w:rPr>
+              <w:t>😁</w:t>
+            </w:r>
+          </w:p>
+        </w:tc>
+      </w:tr>
+      <w:tr>
+        <w:tc>
+          <w:tcPr>
+            <w:tcW w:w="7650" w:type="dxa"/>
+          </w:tcPr>
+          <w:p>
+            <w:pPr>
+              <w:ind w:firstLine="0"/>
+            </w:pPr>
+            <w:r>
+              <w:rPr>
+                <w:noProof/>
+              </w:rPr>
+              <w:lastRenderedPageBreak/>
+              <w:t>Lorem ipsum dolor sit amet, consectetuer adipiscing elit. Maecenas porttitor congue massa. Fusce posuere, magna sed pulvinar ultricies, purus lectus malesuada libero, sit amet commodo magna eros quis</w:t>
+            </w:r>
+          </w:p>
+        </w:tc>
+        <w:tc>
+          <w:tcPr>
+            <w:tcW w:w="1411" w:type="dxa"/>
+          </w:tcPr>
+          <w:p>
+            <w:pPr>
+              <w:ind w:firstLine="0"/>
+              <w:jc w:val="center"/>
+            </w:pPr>
+            <w:r>
+              <w:rPr>
+                <w:rFonts w:ascii="Segoe UI Symbol" w:hAnsi="Segoe UI Symbol"/>
+                <w:sz w:val="72"/>
+              </w:rPr>
+              <w:t>😁</w:t>
+            </w:r>
+          </w:p>
+        </w:tc>
+      </w:tr>
+      <w:tr>
+        <w:tc>
+          <w:tcPr>
+            <w:tcW w:w="7650" w:type="dxa"/>
+          </w:tcPr>
+          <w:p>
+            <w:pPr>
+              <w:ind w:firstLine="0"/>
+            </w:pPr>
+            <w:r>
+              <w:rPr>
+                <w:noProof/>
+              </w:rPr>
+              <w:t>Lorem ipsum dolor sit amet, consectetuer adipiscing elit. Maecenas porttitor congue massa. Fusce posuere, magna sed pulvinar ultricies, purus lectus malesuada libero, sit amet commodo magna eros quis</w:t>
+            </w:r>
+          </w:p>
+        </w:tc>
+        <w:tc>
+          <w:tcPr>
+            <w:tcW w:w="1411" w:type="dxa"/>
+          </w:tcPr>
+          <w:p>
+            <w:pPr>
+              <w:ind w:firstLine="0"/>
+            </w:pPr>
+            <w:r>
+              <w:rPr>
+                <w:rFonts w:ascii="Segoe UI Symbol" w:hAnsi="Segoe UI Symbol"/>
+                <w:sz w:val="72"/>
+              </w:rPr>
+              <w:t>😁</w:t>
+            </w:r>
+          </w:p>
+        </w:tc>
+      </w:tr>
+      <w:tr>
+        <w:tc>
+          <w:tcPr>
+            <w:tcW w:w="7650" w:type="dxa"/>
+          </w:tcPr>
+          <w:p>
+            <w:pPr>
+              <w:ind w:firstLine="0"/>
+            </w:pPr>
+            <w:r>
+              <w:rPr>
+                <w:noProof/>
+              </w:rPr>
+              <w:t>Lorem ipsum dolor sit amet, consectetuer adipiscing elit. Maecenas porttitor congue massa. Fusce posuere, magna sed pulvinar ultricies, purus lectus malesuada libero, sit amet commodo magna eros quis</w:t>
+            </w:r>
+          </w:p>
+        </w:tc>
+        <w:tc>
+          <w:tcPr>
+            <w:tcW w:w="1411" w:type="dxa"/>
+          </w:tcPr>
+          <w:p>
+            <w:pPr>
+              <w:ind w:firstLine="0"/>
+            </w:pPr>
+            <w:r>
+              <w:rPr>
+                <w:rFonts w:ascii="Segoe UI Symbol" w:hAnsi="Segoe UI Symbol"/>
+                <w:sz w:val="72"/>
+              </w:rPr>
+              <w:t>😁</w:t>
+            </w:r>
+          </w:p>
+        </w:tc>
+      </w:tr>
+      <w:tr>
+        <w:tc>
+          <w:tcPr>
+            <w:tcW w:w="7650" w:type="dxa"/>
+          </w:tcPr>
+          <w:p>
+            <w:pPr>
+              <w:ind w:firstLine="0"/>
+            </w:pPr>
+            <w:r>
+              <w:rPr>
+                <w:noProof/>
+              </w:rPr>
+              <w:t>Lorem ipsum dolor sit amet, consectetuer adipiscing elit. Maecenas porttitor congue massa. Fusce posuere, magna sed pulvinar ultricies, purus lectus malesuada libero, sit amet commodo magna eros quis</w:t>
+            </w:r>
+          </w:p>
+        </w:tc>
+        <w:tc>
+          <w:tcPr>
+            <w:tcW w:w="1411" w:type="dxa"/>
+          </w:tcPr>
+          <w:p>
+            <w:pPr>
+              <w:ind w:firstLine="0"/>
+              <w:rPr>
+                <w:rFonts w:ascii="Segoe UI Symbol" w:hAnsi="Segoe UI Symbol"/>
+              </w:rPr>
+            </w:pPr>
+            <w:r>
+              <w:rPr>
+                <w:rFonts w:ascii="Segoe UI Symbol" w:hAnsi="Segoe UI Symbol"/>
+                <w:sz w:val="72"/>
+              </w:rPr>
+              <w:t>😢</w:t>
+            </w:r>
+          </w:p>
+        </w:tc>
+      </w:tr>
+      <w:tr>
+        <w:tc>
+          <w:tcPr>
+            <w:tcW w:w="7650" w:type="dxa"/>
+          </w:tcPr>
+          <w:p>
+            <w:pPr>
+              <w:ind w:firstLine="0"/>
+            </w:pPr>
+            <w:r>
+              <w:rPr>
+                <w:noProof/>
+              </w:rPr>
+              <w:t>Lorem ipsum dolor sit amet, consectetuer adipiscing elit. Maecenas porttitor congue massa. Fusce posuere, magna sed pulvinar ultricies, purus lectus malesuada libero, sit amet commodo magna eros quis</w:t>
+            </w:r>
+          </w:p>
+        </w:tc>
+        <w:tc>
+          <w:tcPr>
+            <w:tcW w:w="1411" w:type="dxa"/>
+          </w:tcPr>
+          <w:p>
+            <w:pPr>
+              <w:ind w:firstLine="0"/>
+            </w:pPr>
+            <w:r>
+              <w:rPr>
+                <w:rFonts w:ascii="Segoe UI Symbol" w:hAnsi="Segoe UI Symbol"/>
+                <w:sz w:val="72"/>
+              </w:rPr>
+              <w:t>😢</w:t>
+            </w:r>
+          </w:p>
+        </w:tc>
+      </w:tr>
+      <w:tr>
+        <w:tc>
+          <w:tcPr>
+            <w:tcW w:w="7650" w:type="dxa"/>
+          </w:tcPr>
+          <w:p>
+            <w:pPr>
+              <w:ind w:firstLine="0"/>
+            </w:pPr>
+            <w:r>
+              <w:rPr>
+                <w:noProof/>
+              </w:rPr>
+              <w:t>Lorem ipsum dolor sit amet, consectetuer adipiscing elit. Maecenas porttitor congue massa. Fusce posuere, magna sed pulvinar ultricies, purus lectus malesuada libero, sit amet commodo magna eros quis</w:t>
+            </w:r>
+          </w:p>
+        </w:tc>
+        <w:tc>
+          <w:tcPr>
+            <w:tcW w:w="1411" w:type="dxa"/>
+          </w:tcPr>
+          <w:p>
+            <w:pPr>
+              <w:ind w:firstLine="0"/>
+            </w:pPr>
+            <w:r>
+              <w:rPr>
+                <w:rFonts w:ascii="Segoe UI Symbol" w:hAnsi="Segoe UI Symbol"/>
+                <w:sz w:val="72"/>
+              </w:rPr>
+              <w:t>😢</w:t>
+            </w:r>
+          </w:p>
+        </w:tc>
+      </w:tr>
+    </w:tbl>
+    <w:p>
+      <w:pPr>
+        <w:pStyle w:val="ImagenseFontes"/>
+      </w:pPr>
+      <w:r>
+        <w:t xml:space="preserve">Fonte: </w:t>
+      </w:r>
+      <w:r>
+        <w:t>Os autores, 2026</w:t>
+      </w:r>
+    </w:p>
+    <w:p>
+      <w:pPr>
+        <w:pStyle w:val="ImagenseFontes"/>
+        <w:jc w:val="both"/>
         <w:rPr>
           <w:rFonts w:eastAsiaTheme="majorEastAsia" w:cstheme="majorBidi"/>
           <w:color w:val="000000" w:themeColor="text1"/>
@@ -2764,21 +3161,161 @@
       <w:pPr>
         <w:pStyle w:val="Ttulo1"/>
       </w:pPr>
-      <w:bookmarkStart w:id="15" w:name="_Toc225406442"/>
+      <w:bookmarkStart w:id="14" w:name="_Toc225406442"/>
       <w:r>
         <w:lastRenderedPageBreak/>
         <w:t>ANÁLISE E SINTESE</w:t>
       </w:r>
+      <w:bookmarkEnd w:id="14"/>
+    </w:p>
+    <w:p>
+      <w:pPr>
+        <w:pStyle w:val="Ttulo2"/>
+      </w:pPr>
+      <w:bookmarkStart w:id="15" w:name="_Toc225406443"/>
+      <w:r>
+        <w:t>Persona</w:t>
+      </w:r>
       <w:bookmarkEnd w:id="15"/>
     </w:p>
     <w:p>
       <w:pPr>
+        <w:pStyle w:val="Citao"/>
+      </w:pPr>
+      <w:r>
+        <w:t xml:space="preserve">A persona é definida como </w:t>
+      </w:r>
+      <w:r>
+        <w:rPr>
+          <w:rStyle w:val="Forte"/>
+        </w:rPr>
+        <w:t>"o perfil semifictício do seu cliente ou usuário ideal. Não podemos dizer que é totalmente fictício, porque deve ser criado a partir de informações reais sobre os seus clientes"</w:t>
+      </w:r>
+      <w:r>
+        <w:t xml:space="preserve"> (RESULTADOS DIGITAIS, [s.d.]).</w:t>
+      </w:r>
+    </w:p>
+    <w:p>
+      <w:pPr>
+        <w:pStyle w:val="Legenda"/>
+        <w:keepNext/>
+      </w:pPr>
+      <w:r>
+        <w:t xml:space="preserve">Figura </w:t>
+      </w:r>
+      <w:r>
+        <w:fldChar w:fldCharType="begin"/>
+      </w:r>
+      <w:r>
+        <w:instrText xml:space="preserve"> SEQ Figura \* ARABIC </w:instrText>
+      </w:r>
+      <w:r>
+        <w:fldChar w:fldCharType="separate"/>
+      </w:r>
+      <w:r>
+        <w:rPr>
+          <w:noProof/>
+        </w:rPr>
+        <w:t>2</w:t>
+      </w:r>
+      <w:r>
+        <w:fldChar w:fldCharType="end"/>
+      </w:r>
+      <w:r>
+        <w:rPr>
+          <w:noProof/>
+        </w:rPr>
+        <w:t xml:space="preserve">: </w:t>
+      </w:r>
+      <w:r>
+        <w:rPr>
+          <w:noProof/>
+        </w:rPr>
+        <w:t>Exemplificação de Personas</w:t>
+      </w:r>
+    </w:p>
+    <w:p>
+      <w:pPr>
+        <w:pStyle w:val="ImagenseFontes"/>
+      </w:pPr>
+      <w:r>
+        <w:drawing>
+          <wp:inline distT="0" distB="0" distL="0" distR="0" wp14:anchorId="7186C3C9" wp14:editId="7B3FDB8F">
+            <wp:extent cx="933580" cy="1428949"/>
+            <wp:effectExtent l="0" t="0" r="0" b="0"/>
+            <wp:docPr id="2" name="Imagem 2"/>
+            <wp:cNvGraphicFramePr>
+              <a:graphicFrameLocks xmlns:a="http://schemas.openxmlformats.org/drawingml/2006/main" noChangeAspect="1"/>
+            </wp:cNvGraphicFramePr>
+            <a:graphic xmlns:a="http://schemas.openxmlformats.org/drawingml/2006/main">
+              <a:graphicData uri="http://schemas.openxmlformats.org/drawingml/2006/picture">
+                <pic:pic xmlns:pic="http://schemas.openxmlformats.org/drawingml/2006/picture">
+                  <pic:nvPicPr>
+                    <pic:cNvPr id="1" name=""/>
+                    <pic:cNvPicPr/>
+                  </pic:nvPicPr>
+                  <pic:blipFill>
+                    <a:blip r:embed="rId7"/>
+                    <a:stretch>
+                      <a:fillRect/>
+                    </a:stretch>
+                  </pic:blipFill>
+                  <pic:spPr>
+                    <a:xfrm>
+                      <a:off x="0" y="0"/>
+                      <a:ext cx="933580" cy="1428949"/>
+                    </a:xfrm>
+                    <a:prstGeom prst="rect">
+                      <a:avLst/>
+                    </a:prstGeom>
+                  </pic:spPr>
+                </pic:pic>
+              </a:graphicData>
+            </a:graphic>
+          </wp:inline>
+        </w:drawing>
+      </w:r>
+    </w:p>
+    <w:p>
+      <w:pPr>
+        <w:pStyle w:val="ImagenseFontes"/>
+      </w:pPr>
+      <w:r>
+        <w:t>Fonte: Linkedin, 2026</w:t>
+      </w:r>
+    </w:p>
+    <w:p>
+      <w:r>
+        <w:t>Sendo assim, neste trabalho foi elaborado a persona XXXX, que atende os requisitos acima, então tatatatataa</w:t>
+      </w:r>
+    </w:p>
+    <w:p>
+      <w:pPr>
+        <w:spacing w:after="160" w:line="259" w:lineRule="auto"/>
+        <w:ind w:firstLine="0"/>
+        <w:jc w:val="left"/>
+      </w:pPr>
+      <w:r>
+        <w:br w:type="page"/>
+      </w:r>
+    </w:p>
+    <w:p>
+      <w:pPr>
+        <w:pStyle w:val="Ttulo1"/>
+      </w:pPr>
+      <w:r>
+        <w:lastRenderedPageBreak/>
+        <w:t>ASPECTOS ESTRATÉGICOS</w:t>
+      </w:r>
+    </w:p>
+    <w:p>
+      <w:pPr>
         <w:pStyle w:val="Ttulo2"/>
       </w:pPr>
-      <w:bookmarkStart w:id="16" w:name="_Toc225406443"/>
-      <w:r>
-        <w:t>Persona</w:t>
-      </w:r>
+      <w:r>
+        <w:t>Planejamento Financeiro</w:t>
+      </w:r>
+      <w:bookmarkStart w:id="16" w:name="_GoBack"/>
       <w:bookmarkEnd w:id="16"/>
     </w:p>
     <w:p>
@@ -2809,13 +3346,110 @@
     </w:p>
     <w:p>
       <w:r>
-        <w:t xml:space="preserve">Imagem. </w:t>
+        <w:t>MJV Technology &amp; Inovation</w:t>
+      </w:r>
+      <w:r>
+        <w:t xml:space="preserve">. </w:t>
+      </w:r>
+      <w:r>
+        <w:t xml:space="preserve"> </w:t>
       </w:r>
       <w:r>
         <w:t>https://www.mjvinnovation.com/pt-br/blog/design-thinking-que-sao-cadernos-sensibilizacao/</w:t>
       </w:r>
       <w:r>
         <w:t xml:space="preserve"> </w:t>
+      </w:r>
+    </w:p>
+    <w:p>
+      <w:r>
+        <w:t xml:space="preserve">ALURA. </w:t>
+      </w:r>
+      <w:r>
+        <w:rPr>
+          <w:rStyle w:val="nfase"/>
+        </w:rPr>
+        <w:t>Projeto: a importância da imersão</w:t>
+      </w:r>
+      <w:r>
+        <w:t xml:space="preserve">. Fórum Alura, 2023. Disponível em: </w:t>
+      </w:r>
+      <w:hyperlink r:id="rId8" w:tgtFrame="_new" w:history="1">
+        <w:r>
+          <w:rPr>
+            <w:rStyle w:val="Hyperlink"/>
+          </w:rPr>
+          <w:t>https://cursos.alura.com.br/forum/topico-projeto-a-importancia-da-imersao-354277</w:t>
+        </w:r>
+      </w:hyperlink>
+      <w:r>
+        <w:t>. Acesso em: 2 abr. 2026.</w:t>
+      </w:r>
+    </w:p>
+    <w:p>
+      <w:r>
+        <w:t xml:space="preserve">VIANNA, Maurício; VIANNA, Ysmar; ADLER, Isabel; LUCENA, Brenda; RUSSO, Beatriz. </w:t>
+      </w:r>
+      <w:r>
+        <w:rPr>
+          <w:rStyle w:val="nfase"/>
+        </w:rPr>
+        <w:t>Design Thinking: inovação em negócios</w:t>
+      </w:r>
+      <w:r>
+        <w:t>. Rio de Janeiro: MJ</w:t>
+      </w:r>
+      <w:r>
+        <w:t xml:space="preserve">V Press, 2012. Disponível </w:t>
+      </w:r>
+      <w:r>
+        <w:t>em:</w:t>
+      </w:r>
+      <w:r>
+        <w:br/>
+        <w:t>https://books.google.com.br/books?id=FKC3rEd9xicC</w:t>
+      </w:r>
+      <w:r>
+        <w:br/>
+        <w:t>Acesso em: 2 abr. 2026.</w:t>
+      </w:r>
+    </w:p>
+    <w:p>
+      <w:r>
+        <w:t xml:space="preserve">RESULTADOS DIGITAIS. </w:t>
+      </w:r>
+      <w:r>
+        <w:rPr>
+          <w:rStyle w:val="Forte"/>
+        </w:rPr>
+        <w:t>O que é persona?</w:t>
+      </w:r>
+      <w:r>
+        <w:t xml:space="preserve"> Disponível em: </w:t>
+      </w:r>
+      <w:hyperlink r:id="rId9" w:tgtFrame="_new" w:history="1">
+        <w:r>
+          <w:rPr>
+            <w:rStyle w:val="Hyperlink"/>
+          </w:rPr>
+          <w:t>https://resultadosdigitais.com.br</w:t>
+        </w:r>
+      </w:hyperlink>
+      <w:r>
+        <w:t>.</w:t>
+      </w:r>
+      <w:r>
+        <w:br/>
+        <w:t>Acesso em: 2 abr. 2026.</w:t>
+      </w:r>
+    </w:p>
+    <w:p/>
+    <w:p>
+      <w:r>
+        <w:t xml:space="preserve">Linkedin, exemplificação de personas </w:t>
+      </w:r>
+      <w:r>
+        <w:t>https://pt.linkedin.com/pulse/como-definir-personas-durante-aplica%C3%A7%C3%A3o-do-design-thinking-lucas-xhiyf</w:t>
       </w:r>
     </w:p>
     <w:sectPr>
@@ -2829,7 +3463,7 @@
 </file>
 
 <file path=word/numbering.xml><?xml version="1.0" encoding="utf-8"?>
-<w:numbering xmlns:wpc="http://schemas.microsoft.com/office/word/2010/wordprocessingCanvas" xmlns:cx="http://schemas.microsoft.com/office/drawing/2014/chartex" xmlns:cx1="http://schemas.microsoft.com/office/drawing/2015/9/8/chartex" xmlns:mc="http://schemas.openxmlformats.org/markup-compatibility/2006" xmlns:o="urn:schemas-microsoft-com:office:office" xmlns:r="http://schemas.openxmlformats.org/officeDocument/2006/relationships" xmlns:m="http://schemas.openxmlformats.org/officeDocument/2006/math" xmlns:v="urn:schemas-microsoft-com:vml" xmlns:wp14="http://schemas.microsoft.com/office/word/2010/wordprocessingDrawing" xmlns:wp="http://schemas.openxmlformats.org/drawingml/2006/wordprocessingDrawing" xmlns:w10="urn:schemas-microsoft-com:office:word" xmlns:w="http://schemas.openxmlformats.org/wordprocessingml/2006/main" xmlns:w14="http://schemas.microsoft.com/office/word/2010/wordml" xmlns:w15="http://schemas.microsoft.com/office/word/2012/wordml" xmlns:w16se="http://schemas.microsoft.com/office/word/2015/wordml/symex" xmlns:wpg="http://schemas.microsoft.com/office/word/2010/wordprocessingGroup" xmlns:wpi="http://schemas.microsoft.com/office/word/2010/wordprocessingInk" xmlns:wne="http://schemas.microsoft.com/office/word/2006/wordml" xmlns:wps="http://schemas.microsoft.com/office/word/2010/wordprocessingShape" mc:Ignorable="w14 w15 w16se wp14">
+<w:numbering xmlns:wpc="http://schemas.microsoft.com/office/word/2010/wordprocessingCanvas" xmlns:cx="http://schemas.microsoft.com/office/drawing/2014/chartex" xmlns:mc="http://schemas.openxmlformats.org/markup-compatibility/2006" xmlns:o="urn:schemas-microsoft-com:office:office" xmlns:r="http://schemas.openxmlformats.org/officeDocument/2006/relationships" xmlns:m="http://schemas.openxmlformats.org/officeDocument/2006/math" xmlns:v="urn:schemas-microsoft-com:vml" xmlns:wp14="http://schemas.microsoft.com/office/word/2010/wordprocessingDrawing" xmlns:wp="http://schemas.openxmlformats.org/drawingml/2006/wordprocessingDrawing" xmlns:w10="urn:schemas-microsoft-com:office:word" xmlns:w="http://schemas.openxmlformats.org/wordprocessingml/2006/main" xmlns:w14="http://schemas.microsoft.com/office/word/2010/wordml" xmlns:w15="http://schemas.microsoft.com/office/word/2012/wordml" xmlns:w16se="http://schemas.microsoft.com/office/word/2015/wordml/symex" xmlns:wpg="http://schemas.microsoft.com/office/word/2010/wordprocessingGroup" xmlns:wpi="http://schemas.microsoft.com/office/word/2010/wordprocessingInk" xmlns:wne="http://schemas.microsoft.com/office/word/2006/wordml" xmlns:wps="http://schemas.microsoft.com/office/word/2010/wordprocessingShape" mc:Ignorable="w14 w15 w16se wp14">
   <w:abstractNum w:abstractNumId="0" w15:restartNumberingAfterBreak="0">
     <w:nsid w:val="4BD60D68"/>
     <w:multiLevelType w:val="hybridMultilevel"/>
@@ -3862,6 +4496,87 @@
       <w:sz w:val="20"/>
     </w:rPr>
   </w:style>
+  <w:style w:type="paragraph" w:styleId="Legenda">
+    <w:name w:val="caption"/>
+    <w:basedOn w:val="Normal"/>
+    <w:next w:val="Normal"/>
+    <w:uiPriority w:val="35"/>
+    <w:unhideWhenUsed/>
+    <w:qFormat/>
+    <w:rsid w:val="00ED0DEB"/>
+    <w:pPr>
+      <w:spacing w:before="120" w:line="240" w:lineRule="auto"/>
+      <w:ind w:firstLine="0"/>
+      <w:jc w:val="center"/>
+    </w:pPr>
+    <w:rPr>
+      <w:b/>
+      <w:iCs/>
+      <w:sz w:val="20"/>
+      <w:szCs w:val="18"/>
+    </w:rPr>
+  </w:style>
+  <w:style w:type="character" w:styleId="nfase">
+    <w:name w:val="Emphasis"/>
+    <w:basedOn w:val="Fontepargpadro"/>
+    <w:uiPriority w:val="20"/>
+    <w:qFormat/>
+    <w:rsid w:val="00657715"/>
+    <w:rPr>
+      <w:i/>
+      <w:iCs/>
+    </w:rPr>
+  </w:style>
+  <w:style w:type="paragraph" w:styleId="Citao">
+    <w:name w:val="Quote"/>
+    <w:basedOn w:val="Normal"/>
+    <w:next w:val="Normal"/>
+    <w:link w:val="CitaoChar"/>
+    <w:uiPriority w:val="29"/>
+    <w:qFormat/>
+    <w:rsid w:val="001D520F"/>
+    <w:pPr>
+      <w:spacing w:before="120" w:line="240" w:lineRule="auto"/>
+      <w:ind w:left="2268" w:firstLine="0"/>
+    </w:pPr>
+    <w:rPr>
+      <w:iCs/>
+      <w:color w:val="404040" w:themeColor="text1" w:themeTint="BF"/>
+      <w:sz w:val="20"/>
+    </w:rPr>
+  </w:style>
+  <w:style w:type="character" w:customStyle="1" w:styleId="CitaoChar">
+    <w:name w:val="Citação Char"/>
+    <w:basedOn w:val="Fontepargpadro"/>
+    <w:link w:val="Citao"/>
+    <w:uiPriority w:val="29"/>
+    <w:rsid w:val="001D520F"/>
+    <w:rPr>
+      <w:rFonts w:ascii="Arial" w:hAnsi="Arial"/>
+      <w:iCs/>
+      <w:color w:val="404040" w:themeColor="text1" w:themeTint="BF"/>
+      <w:sz w:val="20"/>
+    </w:rPr>
+  </w:style>
+  <w:style w:type="table" w:styleId="Tabelacomgrade">
+    <w:name w:val="Table Grid"/>
+    <w:basedOn w:val="Tabelanormal"/>
+    <w:uiPriority w:val="39"/>
+    <w:rsid w:val="006922A7"/>
+    <w:pPr>
+      <w:spacing w:after="0" w:line="240" w:lineRule="auto"/>
+    </w:pPr>
+    <w:tblPr>
+      <w:tblBorders>
+        <w:top w:val="single" w:sz="4" w:space="0" w:color="auto"/>
+        <w:left w:val="single" w:sz="4" w:space="0" w:color="auto"/>
+        <w:bottom w:val="single" w:sz="4" w:space="0" w:color="auto"/>
+        <w:right w:val="single" w:sz="4" w:space="0" w:color="auto"/>
+        <w:insideH w:val="single" w:sz="4" w:space="0" w:color="auto"/>
+        <w:insideV w:val="single" w:sz="4" w:space="0" w:color="auto"/>
+      </w:tblBorders>
+    </w:tblPr>
+  </w:style>
 </w:styles>
 </file>
 
@@ -4131,7 +4846,7 @@
 </file>
 
 <file path=customXml/itemProps1.xml><?xml version="1.0" encoding="utf-8"?>
-<ds:datastoreItem xmlns:ds="http://schemas.openxmlformats.org/officeDocument/2006/customXml" ds:itemID="{4E2383D9-021A-42C6-8A88-F251E2DA543D}">
+<ds:datastoreItem xmlns:ds="http://schemas.openxmlformats.org/officeDocument/2006/customXml" ds:itemID="{8C6D1018-0568-42DC-8D1E-C4FC23687179}">
   <ds:schemaRefs>
     <ds:schemaRef ds:uri="http://schemas.openxmlformats.org/officeDocument/2006/bibliography"/>
   </ds:schemaRefs>

--- a/CENTRO PAULA SOUZA.docx
+++ b/CENTRO PAULA SOUZA.docx
@@ -1,6 +1,6 @@
 
 <file path=word/document.xml><?xml version="1.0" encoding="utf-8"?>
-<w:document xmlns:wpc="http://schemas.microsoft.com/office/word/2010/wordprocessingCanvas" xmlns:cx="http://schemas.microsoft.com/office/drawing/2014/chartex" xmlns:mc="http://schemas.openxmlformats.org/markup-compatibility/2006" xmlns:o="urn:schemas-microsoft-com:office:office" xmlns:r="http://schemas.openxmlformats.org/officeDocument/2006/relationships" xmlns:m="http://schemas.openxmlformats.org/officeDocument/2006/math" xmlns:v="urn:schemas-microsoft-com:vml" xmlns:wp14="http://schemas.microsoft.com/office/word/2010/wordprocessingDrawing" xmlns:wp="http://schemas.openxmlformats.org/drawingml/2006/wordprocessingDrawing" xmlns:w10="urn:schemas-microsoft-com:office:word" xmlns:w="http://schemas.openxmlformats.org/wordprocessingml/2006/main" xmlns:w14="http://schemas.microsoft.com/office/word/2010/wordml" xmlns:w15="http://schemas.microsoft.com/office/word/2012/wordml" xmlns:w16se="http://schemas.microsoft.com/office/word/2015/wordml/symex" xmlns:wpg="http://schemas.microsoft.com/office/word/2010/wordprocessingGroup" xmlns:wpi="http://schemas.microsoft.com/office/word/2010/wordprocessingInk" xmlns:wne="http://schemas.microsoft.com/office/word/2006/wordml" xmlns:wps="http://schemas.microsoft.com/office/word/2010/wordprocessingShape" mc:Ignorable="w14 w15 w16se wp14">
+<w:document xmlns:wpc="http://schemas.microsoft.com/office/word/2010/wordprocessingCanvas" xmlns:cx="http://schemas.microsoft.com/office/drawing/2014/chartex" xmlns:cx1="http://schemas.microsoft.com/office/drawing/2015/9/8/chartex" xmlns:mc="http://schemas.openxmlformats.org/markup-compatibility/2006" xmlns:o="urn:schemas-microsoft-com:office:office" xmlns:r="http://schemas.openxmlformats.org/officeDocument/2006/relationships" xmlns:m="http://schemas.openxmlformats.org/officeDocument/2006/math" xmlns:v="urn:schemas-microsoft-com:vml" xmlns:wp14="http://schemas.microsoft.com/office/word/2010/wordprocessingDrawing" xmlns:wp="http://schemas.openxmlformats.org/drawingml/2006/wordprocessingDrawing" xmlns:w10="urn:schemas-microsoft-com:office:word" xmlns:w="http://schemas.openxmlformats.org/wordprocessingml/2006/main" xmlns:w14="http://schemas.microsoft.com/office/word/2010/wordml" xmlns:w15="http://schemas.microsoft.com/office/word/2012/wordml" xmlns:w16se="http://schemas.microsoft.com/office/word/2015/wordml/symex" xmlns:wpg="http://schemas.microsoft.com/office/word/2010/wordprocessingGroup" xmlns:wpi="http://schemas.microsoft.com/office/word/2010/wordprocessingInk" xmlns:wne="http://schemas.microsoft.com/office/word/2006/wordml" xmlns:wps="http://schemas.microsoft.com/office/word/2010/wordprocessingShape" mc:Ignorable="w14 w15 w16se wp14">
   <w:body>
     <w:p>
       <w:pPr>
@@ -22,6 +22,9 @@
       <w:pPr>
         <w:pStyle w:val="Pr-Textuais"/>
       </w:pPr>
+      <w:r>
+        <w:t xml:space="preserve">Curso Técnico em </w:t>
+      </w:r>
       <w:r>
         <w:t>Informática para Internet Integrado ao Ensino Médio</w:t>
       </w:r>
@@ -90,15 +93,7 @@
         <w:pStyle w:val="Pr-Textuais"/>
       </w:pPr>
       <w:r>
-        <w:t xml:space="preserve">Sistema para doação de itens, </w:t>
-      </w:r>
-      <w:proofErr w:type="gramStart"/>
-      <w:r>
-        <w:t>cosméticos, e outros</w:t>
-      </w:r>
-      <w:proofErr w:type="gramEnd"/>
-      <w:r>
-        <w:t>.</w:t>
+        <w:t>Sistema para doação de itens, cosméticos, e outros.</w:t>
       </w:r>
     </w:p>
     <w:p>
@@ -192,13 +187,8 @@
       <w:r>
         <w:t xml:space="preserve">e itens, </w:t>
       </w:r>
-      <w:proofErr w:type="gramStart"/>
-      <w:r>
-        <w:t>cosméticos, e outros</w:t>
-      </w:r>
-      <w:proofErr w:type="gramEnd"/>
-      <w:r>
-        <w:t>.</w:t>
+      <w:r>
+        <w:t>cosméticos, e outros.</w:t>
       </w:r>
     </w:p>
     <w:p>
@@ -250,18 +240,44 @@
       </w:r>
     </w:p>
     <w:p>
+      <w:pPr>
+        <w:pStyle w:val="Pr-Textuais"/>
+      </w:pPr>
       <w:r>
         <w:br w:type="page"/>
       </w:r>
-    </w:p>
-    <w:p>
-      <w:pPr>
+      <w:r>
+        <w:lastRenderedPageBreak/>
+        <w:t>DEDICATORIAS</w:t>
+      </w:r>
+    </w:p>
+    <w:p/>
+    <w:p>
+      <w:pPr>
+        <w:spacing w:after="160" w:line="259" w:lineRule="auto"/>
         <w:ind w:firstLine="0"/>
+        <w:jc w:val="left"/>
         <w:rPr>
           <w:b/>
           <w:sz w:val="28"/>
         </w:rPr>
       </w:pPr>
+      <w:r>
+        <w:rPr>
+          <w:b/>
+          <w:sz w:val="28"/>
+        </w:rPr>
+        <w:br w:type="page"/>
+      </w:r>
+    </w:p>
+    <w:p>
+      <w:pPr>
+        <w:ind w:firstLine="0"/>
+        <w:rPr>
+          <w:b/>
+          <w:sz w:val="28"/>
+        </w:rPr>
+      </w:pPr>
     </w:p>
     <w:p>
       <w:pPr>
@@ -277,6 +293,25 @@
       </w:r>
       <w:r>
         <w:t xml:space="preserve"> os agradecimentos</w:t>
+      </w:r>
+    </w:p>
+    <w:p>
+      <w:pPr>
+        <w:spacing w:after="160" w:line="259" w:lineRule="auto"/>
+        <w:ind w:firstLine="0"/>
+        <w:jc w:val="left"/>
+      </w:pPr>
+      <w:r>
+        <w:br w:type="page"/>
+      </w:r>
+    </w:p>
+    <w:p>
+      <w:pPr>
+        <w:pStyle w:val="Pr-Textuais"/>
+      </w:pPr>
+      <w:r>
+        <w:lastRenderedPageBreak/>
+        <w:t>EPÍGRAFE</w:t>
       </w:r>
     </w:p>
     <w:p>
@@ -357,17 +392,10 @@
       </w:r>
       <w:r>
         <w:lastRenderedPageBreak/>
-        <w:t>INDICE DE ILUSTRAÇÕES</w:t>
-      </w:r>
-    </w:p>
-    <w:p>
-      <w:r>
-        <w:t>Aqui vai ficar as ilustrações</w:t>
-      </w:r>
-    </w:p>
-    <w:p>
-      <w:r>
-        <w:br w:type="page"/>
+        <w:t>Í</w:t>
+      </w:r>
+      <w:r>
+        <w:t>NDICE DE ILUSTRAÇÕES</w:t>
       </w:r>
     </w:p>
     <w:p>
@@ -375,13 +403,173 @@
         <w:pStyle w:val="Pr-Textuais"/>
       </w:pPr>
       <w:r>
-        <w:lastRenderedPageBreak/>
-        <w:t>SUMARIO</w:t>
-      </w:r>
-    </w:p>
-    <w:p>
-      <w:pPr>
-        <w:pStyle w:val="Sumrio1"/>
+        <w:t>FIGURAS</w:t>
+      </w:r>
+    </w:p>
+    <w:p>
+      <w:pPr>
+        <w:pStyle w:val="ndicedeilustraes"/>
+        <w:tabs>
+          <w:tab w:val="right" w:leader="dot" w:pos="9061"/>
+        </w:tabs>
+        <w:rPr>
+          <w:noProof/>
+        </w:rPr>
+      </w:pPr>
+      <w:r>
+        <w:fldChar w:fldCharType="begin"/>
+      </w:r>
+      <w:r>
+        <w:instrText xml:space="preserve"> TOC \h \z \c "Figura" </w:instrText>
+      </w:r>
+      <w:r>
+        <w:fldChar w:fldCharType="separate"/>
+      </w:r>
+      <w:hyperlink w:anchor="_Toc226613151" w:history="1">
+        <w:r>
+          <w:rPr>
+            <w:rStyle w:val="Hyperlink"/>
+            <w:noProof/>
+          </w:rPr>
+          <w:t>Figura 1: Caderno de Sensibilidade</w:t>
+        </w:r>
+        <w:r>
+          <w:rPr>
+            <w:noProof/>
+            <w:webHidden/>
+          </w:rPr>
+          <w:tab/>
+        </w:r>
+        <w:r>
+          <w:rPr>
+            <w:noProof/>
+            <w:webHidden/>
+          </w:rPr>
+          <w:fldChar w:fldCharType="begin"/>
+        </w:r>
+        <w:r>
+          <w:rPr>
+            <w:noProof/>
+            <w:webHidden/>
+          </w:rPr>
+          <w:instrText xml:space="preserve"> PAGEREF _Toc226613151 \h </w:instrText>
+        </w:r>
+        <w:r>
+          <w:rPr>
+            <w:noProof/>
+            <w:webHidden/>
+          </w:rPr>
+        </w:r>
+        <w:r>
+          <w:rPr>
+            <w:noProof/>
+            <w:webHidden/>
+          </w:rPr>
+          <w:fldChar w:fldCharType="separate"/>
+        </w:r>
+        <w:r>
+          <w:rPr>
+            <w:noProof/>
+            <w:webHidden/>
+          </w:rPr>
+          <w:t>14</w:t>
+        </w:r>
+        <w:r>
+          <w:rPr>
+            <w:noProof/>
+            <w:webHidden/>
+          </w:rPr>
+          <w:fldChar w:fldCharType="end"/>
+        </w:r>
+      </w:hyperlink>
+    </w:p>
+    <w:p>
+      <w:pPr>
+        <w:pStyle w:val="ndicedeilustraes"/>
+        <w:tabs>
+          <w:tab w:val="right" w:leader="dot" w:pos="9061"/>
+        </w:tabs>
+        <w:rPr>
+          <w:noProof/>
+        </w:rPr>
+      </w:pPr>
+      <w:hyperlink w:anchor="_Toc226613152" w:history="1">
+        <w:r>
+          <w:rPr>
+            <w:rStyle w:val="Hyperlink"/>
+            <w:noProof/>
+          </w:rPr>
+          <w:t>Figura 2: Exemplificação de Personas</w:t>
+        </w:r>
+        <w:r>
+          <w:rPr>
+            <w:noProof/>
+            <w:webHidden/>
+          </w:rPr>
+          <w:tab/>
+        </w:r>
+        <w:r>
+          <w:rPr>
+            <w:noProof/>
+            <w:webHidden/>
+          </w:rPr>
+          <w:fldChar w:fldCharType="begin"/>
+        </w:r>
+        <w:r>
+          <w:rPr>
+            <w:noProof/>
+            <w:webHidden/>
+          </w:rPr>
+          <w:instrText xml:space="preserve"> PAGEREF _Toc226613152 \h </w:instrText>
+        </w:r>
+        <w:r>
+          <w:rPr>
+            <w:noProof/>
+            <w:webHidden/>
+          </w:rPr>
+        </w:r>
+        <w:r>
+          <w:rPr>
+            <w:noProof/>
+            <w:webHidden/>
+          </w:rPr>
+          <w:fldChar w:fldCharType="separate"/>
+        </w:r>
+        <w:r>
+          <w:rPr>
+            <w:noProof/>
+            <w:webHidden/>
+          </w:rPr>
+          <w:t>17</w:t>
+        </w:r>
+        <w:r>
+          <w:rPr>
+            <w:noProof/>
+            <w:webHidden/>
+          </w:rPr>
+          <w:fldChar w:fldCharType="end"/>
+        </w:r>
+      </w:hyperlink>
+    </w:p>
+    <w:p>
+      <w:r>
+        <w:fldChar w:fldCharType="end"/>
+      </w:r>
+    </w:p>
+    <w:p>
+      <w:pPr>
+        <w:pStyle w:val="Pr-Textuais"/>
+      </w:pPr>
+      <w:r>
+        <w:t>QUADROS</w:t>
+      </w:r>
+    </w:p>
+    <w:p>
+      <w:pPr>
+        <w:pStyle w:val="ndicedeilustraes"/>
+        <w:tabs>
+          <w:tab w:val="right" w:leader="dot" w:pos="9061"/>
+        </w:tabs>
         <w:rPr>
           <w:rFonts w:asciiTheme="minorHAnsi" w:eastAsiaTheme="minorEastAsia" w:hAnsiTheme="minorHAnsi"/>
           <w:noProof/>
@@ -393,44 +581,42 @@
         <w:fldChar w:fldCharType="begin"/>
       </w:r>
       <w:r>
-        <w:instrText xml:space="preserve"> TOC \o "1-5" \h \z \u </w:instrText>
+        <w:instrText xml:space="preserve"> TOC \h \z \c "Quadro" </w:instrText>
       </w:r>
       <w:r>
         <w:fldChar w:fldCharType="separate"/>
       </w:r>
-      <w:hyperlink w:anchor="_Toc225406428" w:history="1">
+      <w:hyperlink w:anchor="_Toc226613171" w:history="1">
         <w:r>
           <w:rPr>
             <w:rStyle w:val="Hyperlink"/>
             <w:noProof/>
           </w:rPr>
-          <w:t>1</w:t>
-        </w:r>
-        <w:r>
-          <w:rPr>
-            <w:rFonts w:asciiTheme="minorHAnsi" w:eastAsiaTheme="minorEastAsia" w:hAnsiTheme="minorHAnsi"/>
-            <w:noProof/>
-            <w:sz w:val="22"/>
-            <w:lang w:eastAsia="pt-BR"/>
+          <w:t>Quadro 1: Caderno de Sen</w:t>
+        </w:r>
+        <w:r>
+          <w:rPr>
+            <w:rStyle w:val="Hyperlink"/>
+            <w:noProof/>
+          </w:rPr>
+          <w:t>s</w:t>
+        </w:r>
+        <w:r>
+          <w:rPr>
+            <w:rStyle w:val="Hyperlink"/>
+            <w:noProof/>
+          </w:rPr>
+          <w:t>iblidade</w:t>
+        </w:r>
+        <w:r>
+          <w:rPr>
+            <w:noProof/>
+            <w:webHidden/>
           </w:rPr>
           <w:tab/>
         </w:r>
         <w:r>
           <w:rPr>
-            <w:rStyle w:val="Hyperlink"/>
-            <w:noProof/>
-          </w:rPr>
-          <w:t>INTRODUÇÃO</w:t>
-        </w:r>
-        <w:r>
-          <w:rPr>
-            <w:noProof/>
-            <w:webHidden/>
-          </w:rPr>
-          <w:tab/>
-        </w:r>
-        <w:r>
-          <w:rPr>
             <w:noProof/>
             <w:webHidden/>
           </w:rPr>
@@ -441,7 +627,7 @@
             <w:noProof/>
             <w:webHidden/>
           </w:rPr>
-          <w:instrText xml:space="preserve"> PAGEREF _Toc225406428 \h </w:instrText>
+          <w:instrText xml:space="preserve"> PAGEREF _Toc226613171 \h </w:instrText>
         </w:r>
         <w:r>
           <w:rPr>
@@ -461,7 +647,7 @@
             <w:noProof/>
             <w:webHidden/>
           </w:rPr>
-          <w:t>9</w:t>
+          <w:t>14</w:t>
         </w:r>
         <w:r>
           <w:rPr>
@@ -473,8 +659,29 @@
       </w:hyperlink>
     </w:p>
     <w:p>
-      <w:pPr>
-        <w:pStyle w:val="Sumrio2"/>
+      <w:r>
+        <w:fldChar w:fldCharType="end"/>
+      </w:r>
+    </w:p>
+    <w:p>
+      <w:pPr>
+        <w:pStyle w:val="Pr-Textuais"/>
+      </w:pPr>
+    </w:p>
+    <w:p>
+      <w:pPr>
+        <w:pStyle w:val="Pr-Textuais"/>
+      </w:pPr>
+      <w:r>
+        <w:t>GRÁFICOS</w:t>
+      </w:r>
+    </w:p>
+    <w:p>
+      <w:pPr>
+        <w:pStyle w:val="ndicedeilustraes"/>
+        <w:tabs>
+          <w:tab w:val="right" w:leader="dot" w:pos="9061"/>
+        </w:tabs>
         <w:rPr>
           <w:rFonts w:asciiTheme="minorHAnsi" w:eastAsiaTheme="minorEastAsia" w:hAnsiTheme="minorHAnsi"/>
           <w:noProof/>
@@ -482,39 +689,32 @@
           <w:lang w:eastAsia="pt-BR"/>
         </w:rPr>
       </w:pPr>
-      <w:hyperlink w:anchor="_Toc225406429" w:history="1">
+      <w:r>
+        <w:fldChar w:fldCharType="begin"/>
+      </w:r>
+      <w:r>
+        <w:instrText xml:space="preserve"> TOC \h \z \c "Gráfico" </w:instrText>
+      </w:r>
+      <w:r>
+        <w:fldChar w:fldCharType="separate"/>
+      </w:r>
+      <w:hyperlink w:anchor="_Toc226613189" w:history="1">
         <w:r>
           <w:rPr>
             <w:rStyle w:val="Hyperlink"/>
             <w:noProof/>
           </w:rPr>
-          <w:t>1.1</w:t>
-        </w:r>
-        <w:r>
-          <w:rPr>
-            <w:rFonts w:asciiTheme="minorHAnsi" w:eastAsiaTheme="minorEastAsia" w:hAnsiTheme="minorHAnsi"/>
-            <w:noProof/>
-            <w:sz w:val="22"/>
-            <w:lang w:eastAsia="pt-BR"/>
+          <w:t>Gráfico 1: Idade do Público alvo</w:t>
+        </w:r>
+        <w:r>
+          <w:rPr>
+            <w:noProof/>
+            <w:webHidden/>
           </w:rPr>
           <w:tab/>
         </w:r>
         <w:r>
           <w:rPr>
-            <w:rStyle w:val="Hyperlink"/>
-            <w:noProof/>
-          </w:rPr>
-          <w:t>Problemática</w:t>
-        </w:r>
-        <w:r>
-          <w:rPr>
-            <w:noProof/>
-            <w:webHidden/>
-          </w:rPr>
-          <w:tab/>
-        </w:r>
-        <w:r>
-          <w:rPr>
             <w:noProof/>
             <w:webHidden/>
           </w:rPr>
@@ -525,7 +725,7 @@
             <w:noProof/>
             <w:webHidden/>
           </w:rPr>
-          <w:instrText xml:space="preserve"> PAGEREF _Toc225406429 \h </w:instrText>
+          <w:instrText xml:space="preserve"> PAGEREF _Toc226613189 \h </w:instrText>
         </w:r>
         <w:r>
           <w:rPr>
@@ -545,7 +745,7 @@
             <w:noProof/>
             <w:webHidden/>
           </w:rPr>
-          <w:t>9</w:t>
+          <w:t>16</w:t>
         </w:r>
         <w:r>
           <w:rPr>
@@ -557,8 +757,29 @@
       </w:hyperlink>
     </w:p>
     <w:p>
-      <w:pPr>
-        <w:pStyle w:val="Sumrio2"/>
+      <w:r>
+        <w:fldChar w:fldCharType="end"/>
+      </w:r>
+    </w:p>
+    <w:p>
+      <w:pPr>
+        <w:pStyle w:val="Pr-Textuais"/>
+      </w:pPr>
+    </w:p>
+    <w:p>
+      <w:pPr>
+        <w:pStyle w:val="Pr-Textuais"/>
+      </w:pPr>
+      <w:r>
+        <w:t>TABELAS</w:t>
+      </w:r>
+    </w:p>
+    <w:p>
+      <w:pPr>
+        <w:pStyle w:val="ndicedeilustraes"/>
+        <w:tabs>
+          <w:tab w:val="right" w:leader="dot" w:pos="9061"/>
+        </w:tabs>
         <w:rPr>
           <w:rFonts w:asciiTheme="minorHAnsi" w:eastAsiaTheme="minorEastAsia" w:hAnsiTheme="minorHAnsi"/>
           <w:noProof/>
@@ -566,39 +787,32 @@
           <w:lang w:eastAsia="pt-BR"/>
         </w:rPr>
       </w:pPr>
-      <w:hyperlink w:anchor="_Toc225406430" w:history="1">
+      <w:r>
+        <w:fldChar w:fldCharType="begin"/>
+      </w:r>
+      <w:r>
+        <w:instrText xml:space="preserve"> TOC \h \z \c "Tabela" </w:instrText>
+      </w:r>
+      <w:r>
+        <w:fldChar w:fldCharType="separate"/>
+      </w:r>
+      <w:hyperlink w:anchor="_Toc226613201" w:history="1">
         <w:r>
           <w:rPr>
             <w:rStyle w:val="Hyperlink"/>
             <w:noProof/>
           </w:rPr>
-          <w:t>1.2</w:t>
-        </w:r>
-        <w:r>
-          <w:rPr>
-            <w:rFonts w:asciiTheme="minorHAnsi" w:eastAsiaTheme="minorEastAsia" w:hAnsiTheme="minorHAnsi"/>
-            <w:noProof/>
-            <w:sz w:val="22"/>
-            <w:lang w:eastAsia="pt-BR"/>
+          <w:t>Tabela 1: Valores dos Pacotes</w:t>
+        </w:r>
+        <w:r>
+          <w:rPr>
+            <w:noProof/>
+            <w:webHidden/>
           </w:rPr>
           <w:tab/>
         </w:r>
         <w:r>
           <w:rPr>
-            <w:rStyle w:val="Hyperlink"/>
-            <w:noProof/>
-          </w:rPr>
-          <w:t>Justificativa</w:t>
-        </w:r>
-        <w:r>
-          <w:rPr>
-            <w:noProof/>
-            <w:webHidden/>
-          </w:rPr>
-          <w:tab/>
-        </w:r>
-        <w:r>
-          <w:rPr>
             <w:noProof/>
             <w:webHidden/>
           </w:rPr>
@@ -609,7 +823,7 @@
             <w:noProof/>
             <w:webHidden/>
           </w:rPr>
-          <w:instrText xml:space="preserve"> PAGEREF _Toc225406430 \h </w:instrText>
+          <w:instrText xml:space="preserve"> PAGEREF _Toc226613201 \h </w:instrText>
         </w:r>
         <w:r>
           <w:rPr>
@@ -629,7 +843,7 @@
             <w:noProof/>
             <w:webHidden/>
           </w:rPr>
-          <w:t>9</w:t>
+          <w:t>18</w:t>
         </w:r>
         <w:r>
           <w:rPr>
@@ -641,8 +855,32 @@
       </w:hyperlink>
     </w:p>
     <w:p>
-      <w:pPr>
-        <w:pStyle w:val="Sumrio2"/>
+      <w:r>
+        <w:fldChar w:fldCharType="end"/>
+      </w:r>
+    </w:p>
+    <w:p>
+      <w:pPr>
+        <w:pStyle w:val="Pr-Textuais"/>
+      </w:pPr>
+    </w:p>
+    <w:p>
+      <w:r>
+        <w:br w:type="page"/>
+      </w:r>
+    </w:p>
+    <w:p>
+      <w:pPr>
+        <w:pStyle w:val="Pr-Textuais"/>
+      </w:pPr>
+      <w:r>
+        <w:lastRenderedPageBreak/>
+        <w:t>SUMARIO</w:t>
+      </w:r>
+    </w:p>
+    <w:p>
+      <w:pPr>
+        <w:pStyle w:val="Sumrio1"/>
         <w:rPr>
           <w:rFonts w:asciiTheme="minorHAnsi" w:eastAsiaTheme="minorEastAsia" w:hAnsiTheme="minorHAnsi"/>
           <w:noProof/>
@@ -650,13 +888,22 @@
           <w:lang w:eastAsia="pt-BR"/>
         </w:rPr>
       </w:pPr>
-      <w:hyperlink w:anchor="_Toc225406431" w:history="1">
+      <w:r>
+        <w:fldChar w:fldCharType="begin"/>
+      </w:r>
+      <w:r>
+        <w:instrText xml:space="preserve"> TOC \o "1-5" \h \z \u </w:instrText>
+      </w:r>
+      <w:r>
+        <w:fldChar w:fldCharType="separate"/>
+      </w:r>
+      <w:hyperlink w:anchor="_Toc226613688" w:history="1">
         <w:r>
           <w:rPr>
             <w:rStyle w:val="Hyperlink"/>
             <w:noProof/>
           </w:rPr>
-          <w:t>1.3</w:t>
+          <w:t>1</w:t>
         </w:r>
         <w:r>
           <w:rPr>
@@ -672,7 +919,7 @@
             <w:rStyle w:val="Hyperlink"/>
             <w:noProof/>
           </w:rPr>
-          <w:t>Objetivos</w:t>
+          <w:t>INTRODUÇÃO</w:t>
         </w:r>
         <w:r>
           <w:rPr>
@@ -693,7 +940,7 @@
             <w:noProof/>
             <w:webHidden/>
           </w:rPr>
-          <w:instrText xml:space="preserve"> PAGEREF _Toc225406431 \h </w:instrText>
+          <w:instrText xml:space="preserve"> PAGEREF _Toc226613688 \h </w:instrText>
         </w:r>
         <w:r>
           <w:rPr>
@@ -713,7 +960,7 @@
             <w:noProof/>
             <w:webHidden/>
           </w:rPr>
-          <w:t>10</w:t>
+          <w:t>9</w:t>
         </w:r>
         <w:r>
           <w:rPr>
@@ -726,7 +973,7 @@
     </w:p>
     <w:p>
       <w:pPr>
-        <w:pStyle w:val="Sumrio3"/>
+        <w:pStyle w:val="Sumrio2"/>
         <w:rPr>
           <w:rFonts w:asciiTheme="minorHAnsi" w:eastAsiaTheme="minorEastAsia" w:hAnsiTheme="minorHAnsi"/>
           <w:noProof/>
@@ -734,13 +981,13 @@
           <w:lang w:eastAsia="pt-BR"/>
         </w:rPr>
       </w:pPr>
-      <w:hyperlink w:anchor="_Toc225406432" w:history="1">
+      <w:hyperlink w:anchor="_Toc226613689" w:history="1">
         <w:r>
           <w:rPr>
             <w:rStyle w:val="Hyperlink"/>
             <w:noProof/>
           </w:rPr>
-          <w:t>1.3.1</w:t>
+          <w:t>1.1</w:t>
         </w:r>
         <w:r>
           <w:rPr>
@@ -756,7 +1003,7 @@
             <w:rStyle w:val="Hyperlink"/>
             <w:noProof/>
           </w:rPr>
-          <w:t>Objetivos Geral</w:t>
+          <w:t>Problemática</w:t>
         </w:r>
         <w:r>
           <w:rPr>
@@ -777,7 +1024,7 @@
             <w:noProof/>
             <w:webHidden/>
           </w:rPr>
-          <w:instrText xml:space="preserve"> PAGEREF _Toc225406432 \h </w:instrText>
+          <w:instrText xml:space="preserve"> PAGEREF _Toc226613689 \h </w:instrText>
         </w:r>
         <w:r>
           <w:rPr>
@@ -797,7 +1044,7 @@
             <w:noProof/>
             <w:webHidden/>
           </w:rPr>
-          <w:t>10</w:t>
+          <w:t>9</w:t>
         </w:r>
         <w:r>
           <w:rPr>
@@ -810,7 +1057,7 @@
     </w:p>
     <w:p>
       <w:pPr>
-        <w:pStyle w:val="Sumrio3"/>
+        <w:pStyle w:val="Sumrio2"/>
         <w:rPr>
           <w:rFonts w:asciiTheme="minorHAnsi" w:eastAsiaTheme="minorEastAsia" w:hAnsiTheme="minorHAnsi"/>
           <w:noProof/>
@@ -818,13 +1065,13 @@
           <w:lang w:eastAsia="pt-BR"/>
         </w:rPr>
       </w:pPr>
-      <w:hyperlink w:anchor="_Toc225406433" w:history="1">
+      <w:hyperlink w:anchor="_Toc226613690" w:history="1">
         <w:r>
           <w:rPr>
             <w:rStyle w:val="Hyperlink"/>
             <w:noProof/>
           </w:rPr>
-          <w:t>1.3.2</w:t>
+          <w:t>1.2</w:t>
         </w:r>
         <w:r>
           <w:rPr>
@@ -840,7 +1087,7 @@
             <w:rStyle w:val="Hyperlink"/>
             <w:noProof/>
           </w:rPr>
-          <w:t>Objetivos Específicos</w:t>
+          <w:t>Justificativa</w:t>
         </w:r>
         <w:r>
           <w:rPr>
@@ -861,7 +1108,7 @@
             <w:noProof/>
             <w:webHidden/>
           </w:rPr>
-          <w:instrText xml:space="preserve"> PAGEREF _Toc225406433 \h </w:instrText>
+          <w:instrText xml:space="preserve"> PAGEREF _Toc226613690 \h </w:instrText>
         </w:r>
         <w:r>
           <w:rPr>
@@ -881,7 +1128,7 @@
             <w:noProof/>
             <w:webHidden/>
           </w:rPr>
-          <w:t>10</w:t>
+          <w:t>9</w:t>
         </w:r>
         <w:r>
           <w:rPr>
@@ -902,13 +1149,13 @@
           <w:lang w:eastAsia="pt-BR"/>
         </w:rPr>
       </w:pPr>
-      <w:hyperlink w:anchor="_Toc225406434" w:history="1">
+      <w:hyperlink w:anchor="_Toc226613691" w:history="1">
         <w:r>
           <w:rPr>
             <w:rStyle w:val="Hyperlink"/>
             <w:noProof/>
           </w:rPr>
-          <w:t>1.4</w:t>
+          <w:t>1.3</w:t>
         </w:r>
         <w:r>
           <w:rPr>
@@ -924,7 +1171,7 @@
             <w:rStyle w:val="Hyperlink"/>
             <w:noProof/>
           </w:rPr>
-          <w:t>Metodologia</w:t>
+          <w:t>Objetivos</w:t>
         </w:r>
         <w:r>
           <w:rPr>
@@ -945,7 +1192,7 @@
             <w:noProof/>
             <w:webHidden/>
           </w:rPr>
-          <w:instrText xml:space="preserve"> PAGEREF _Toc225406434 \h </w:instrText>
+          <w:instrText xml:space="preserve"> PAGEREF _Toc226613691 \h </w:instrText>
         </w:r>
         <w:r>
           <w:rPr>
@@ -965,7 +1212,7 @@
             <w:noProof/>
             <w:webHidden/>
           </w:rPr>
-          <w:t>11</w:t>
+          <w:t>10</w:t>
         </w:r>
         <w:r>
           <w:rPr>
@@ -978,7 +1225,7 @@
     </w:p>
     <w:p>
       <w:pPr>
-        <w:pStyle w:val="Sumrio2"/>
+        <w:pStyle w:val="Sumrio3"/>
         <w:rPr>
           <w:rFonts w:asciiTheme="minorHAnsi" w:eastAsiaTheme="minorEastAsia" w:hAnsiTheme="minorHAnsi"/>
           <w:noProof/>
@@ -986,13 +1233,13 @@
           <w:lang w:eastAsia="pt-BR"/>
         </w:rPr>
       </w:pPr>
-      <w:hyperlink w:anchor="_Toc225406435" w:history="1">
+      <w:hyperlink w:anchor="_Toc226613692" w:history="1">
         <w:r>
           <w:rPr>
             <w:rStyle w:val="Hyperlink"/>
             <w:noProof/>
           </w:rPr>
-          <w:t>1.5</w:t>
+          <w:t>1.3.1</w:t>
         </w:r>
         <w:r>
           <w:rPr>
@@ -1008,7 +1255,7 @@
             <w:rStyle w:val="Hyperlink"/>
             <w:noProof/>
           </w:rPr>
-          <w:t>Resultados Esperados</w:t>
+          <w:t>Objetivos Geral</w:t>
         </w:r>
         <w:r>
           <w:rPr>
@@ -1029,7 +1276,7 @@
             <w:noProof/>
             <w:webHidden/>
           </w:rPr>
-          <w:instrText xml:space="preserve"> PAGEREF _Toc225406435 \h </w:instrText>
+          <w:instrText xml:space="preserve"> PAGEREF _Toc226613692 \h </w:instrText>
         </w:r>
         <w:r>
           <w:rPr>
@@ -1049,7 +1296,7 @@
             <w:noProof/>
             <w:webHidden/>
           </w:rPr>
-          <w:t>11</w:t>
+          <w:t>10</w:t>
         </w:r>
         <w:r>
           <w:rPr>
@@ -1062,7 +1309,7 @@
     </w:p>
     <w:p>
       <w:pPr>
-        <w:pStyle w:val="Sumrio1"/>
+        <w:pStyle w:val="Sumrio3"/>
         <w:rPr>
           <w:rFonts w:asciiTheme="minorHAnsi" w:eastAsiaTheme="minorEastAsia" w:hAnsiTheme="minorHAnsi"/>
           <w:noProof/>
@@ -1070,13 +1317,13 @@
           <w:lang w:eastAsia="pt-BR"/>
         </w:rPr>
       </w:pPr>
-      <w:hyperlink w:anchor="_Toc225406436" w:history="1">
+      <w:hyperlink w:anchor="_Toc226613693" w:history="1">
         <w:r>
           <w:rPr>
             <w:rStyle w:val="Hyperlink"/>
             <w:noProof/>
           </w:rPr>
-          <w:t>2</w:t>
+          <w:t>1.3.2</w:t>
         </w:r>
         <w:r>
           <w:rPr>
@@ -1092,7 +1339,7 @@
             <w:rStyle w:val="Hyperlink"/>
             <w:noProof/>
           </w:rPr>
-          <w:t>REFERENCIAL TEÓRICO</w:t>
+          <w:t>Objetivos Específicos</w:t>
         </w:r>
         <w:r>
           <w:rPr>
@@ -1113,7 +1360,7 @@
             <w:noProof/>
             <w:webHidden/>
           </w:rPr>
-          <w:instrText xml:space="preserve"> PAGEREF _Toc225406436 \h </w:instrText>
+          <w:instrText xml:space="preserve"> PAGEREF _Toc226613693 \h </w:instrText>
         </w:r>
         <w:r>
           <w:rPr>
@@ -1133,7 +1380,7 @@
             <w:noProof/>
             <w:webHidden/>
           </w:rPr>
-          <w:t>12</w:t>
+          <w:t>10</w:t>
         </w:r>
         <w:r>
           <w:rPr>
@@ -1154,13 +1401,13 @@
           <w:lang w:eastAsia="pt-BR"/>
         </w:rPr>
       </w:pPr>
-      <w:hyperlink w:anchor="_Toc225406437" w:history="1">
+      <w:hyperlink w:anchor="_Toc226613694" w:history="1">
         <w:r>
           <w:rPr>
             <w:rStyle w:val="Hyperlink"/>
             <w:noProof/>
           </w:rPr>
-          <w:t>2.1</w:t>
+          <w:t>1.4</w:t>
         </w:r>
         <w:r>
           <w:rPr>
@@ -1176,7 +1423,7 @@
             <w:rStyle w:val="Hyperlink"/>
             <w:noProof/>
           </w:rPr>
-          <w:t>Teórico Referencial</w:t>
+          <w:t>Metodologia</w:t>
         </w:r>
         <w:r>
           <w:rPr>
@@ -1197,7 +1444,7 @@
             <w:noProof/>
             <w:webHidden/>
           </w:rPr>
-          <w:instrText xml:space="preserve"> PAGEREF _Toc225406437 \h </w:instrText>
+          <w:instrText xml:space="preserve"> PAGEREF _Toc226613694 \h </w:instrText>
         </w:r>
         <w:r>
           <w:rPr>
@@ -1217,7 +1464,7 @@
             <w:noProof/>
             <w:webHidden/>
           </w:rPr>
-          <w:t>12</w:t>
+          <w:t>11</w:t>
         </w:r>
         <w:r>
           <w:rPr>
@@ -1230,7 +1477,7 @@
     </w:p>
     <w:p>
       <w:pPr>
-        <w:pStyle w:val="Sumrio3"/>
+        <w:pStyle w:val="Sumrio2"/>
         <w:rPr>
           <w:rFonts w:asciiTheme="minorHAnsi" w:eastAsiaTheme="minorEastAsia" w:hAnsiTheme="minorHAnsi"/>
           <w:noProof/>
@@ -1238,13 +1485,13 @@
           <w:lang w:eastAsia="pt-BR"/>
         </w:rPr>
       </w:pPr>
-      <w:hyperlink w:anchor="_Toc225406438" w:history="1">
+      <w:hyperlink w:anchor="_Toc226613695" w:history="1">
         <w:r>
           <w:rPr>
             <w:rStyle w:val="Hyperlink"/>
             <w:noProof/>
           </w:rPr>
-          <w:t>2.1.1</w:t>
+          <w:t>1.5</w:t>
         </w:r>
         <w:r>
           <w:rPr>
@@ -1260,7 +1507,7 @@
             <w:rStyle w:val="Hyperlink"/>
             <w:noProof/>
           </w:rPr>
-          <w:t>Testando titulo 3</w:t>
+          <w:t>Resultados Esperados</w:t>
         </w:r>
         <w:r>
           <w:rPr>
@@ -1281,7 +1528,7 @@
             <w:noProof/>
             <w:webHidden/>
           </w:rPr>
-          <w:instrText xml:space="preserve"> PAGEREF _Toc225406438 \h </w:instrText>
+          <w:instrText xml:space="preserve"> PAGEREF _Toc226613695 \h </w:instrText>
         </w:r>
         <w:r>
           <w:rPr>
@@ -1301,7 +1548,7 @@
             <w:noProof/>
             <w:webHidden/>
           </w:rPr>
-          <w:t>12</w:t>
+          <w:t>11</w:t>
         </w:r>
         <w:r>
           <w:rPr>
@@ -1314,7 +1561,7 @@
     </w:p>
     <w:p>
       <w:pPr>
-        <w:pStyle w:val="Sumrio4"/>
+        <w:pStyle w:val="Sumrio1"/>
         <w:rPr>
           <w:rFonts w:asciiTheme="minorHAnsi" w:eastAsiaTheme="minorEastAsia" w:hAnsiTheme="minorHAnsi"/>
           <w:noProof/>
@@ -1322,13 +1569,13 @@
           <w:lang w:eastAsia="pt-BR"/>
         </w:rPr>
       </w:pPr>
-      <w:hyperlink w:anchor="_Toc225406439" w:history="1">
+      <w:hyperlink w:anchor="_Toc226613696" w:history="1">
         <w:r>
           <w:rPr>
             <w:rStyle w:val="Hyperlink"/>
             <w:noProof/>
           </w:rPr>
-          <w:t>2.1.1.1</w:t>
+          <w:t>2</w:t>
         </w:r>
         <w:r>
           <w:rPr>
@@ -1344,7 +1591,7 @@
             <w:rStyle w:val="Hyperlink"/>
             <w:noProof/>
           </w:rPr>
-          <w:t>Testando titulo 4</w:t>
+          <w:t>REFERENCIAL TEÓRICO</w:t>
         </w:r>
         <w:r>
           <w:rPr>
@@ -1365,7 +1612,7 @@
             <w:noProof/>
             <w:webHidden/>
           </w:rPr>
-          <w:instrText xml:space="preserve"> PAGEREF _Toc225406439 \h </w:instrText>
+          <w:instrText xml:space="preserve"> PAGEREF _Toc226613696 \h </w:instrText>
         </w:r>
         <w:r>
           <w:rPr>
@@ -1385,7 +1632,7 @@
             <w:noProof/>
             <w:webHidden/>
           </w:rPr>
-          <w:t>13</w:t>
+          <w:t>12</w:t>
         </w:r>
         <w:r>
           <w:rPr>
@@ -1398,7 +1645,7 @@
     </w:p>
     <w:p>
       <w:pPr>
-        <w:pStyle w:val="Sumrio5"/>
+        <w:pStyle w:val="Sumrio2"/>
         <w:rPr>
           <w:rFonts w:asciiTheme="minorHAnsi" w:eastAsiaTheme="minorEastAsia" w:hAnsiTheme="minorHAnsi"/>
           <w:noProof/>
@@ -1406,13 +1653,13 @@
           <w:lang w:eastAsia="pt-BR"/>
         </w:rPr>
       </w:pPr>
-      <w:hyperlink w:anchor="_Toc225406440" w:history="1">
+      <w:hyperlink w:anchor="_Toc226613697" w:history="1">
         <w:r>
           <w:rPr>
             <w:rStyle w:val="Hyperlink"/>
             <w:noProof/>
           </w:rPr>
-          <w:t>2.1.1.1.1</w:t>
+          <w:t>2.1</w:t>
         </w:r>
         <w:r>
           <w:rPr>
@@ -1428,7 +1675,7 @@
             <w:rStyle w:val="Hyperlink"/>
             <w:noProof/>
           </w:rPr>
-          <w:t>Testando titulo 5</w:t>
+          <w:t>Teórico Referencial</w:t>
         </w:r>
         <w:r>
           <w:rPr>
@@ -1449,7 +1696,7 @@
             <w:noProof/>
             <w:webHidden/>
           </w:rPr>
-          <w:instrText xml:space="preserve"> PAGEREF _Toc225406440 \h </w:instrText>
+          <w:instrText xml:space="preserve"> PAGEREF _Toc226613697 \h </w:instrText>
         </w:r>
         <w:r>
           <w:rPr>
@@ -1469,7 +1716,7 @@
             <w:noProof/>
             <w:webHidden/>
           </w:rPr>
-          <w:t>13</w:t>
+          <w:t>12</w:t>
         </w:r>
         <w:r>
           <w:rPr>
@@ -1482,7 +1729,7 @@
     </w:p>
     <w:p>
       <w:pPr>
-        <w:pStyle w:val="Sumrio1"/>
+        <w:pStyle w:val="Sumrio3"/>
         <w:rPr>
           <w:rFonts w:asciiTheme="minorHAnsi" w:eastAsiaTheme="minorEastAsia" w:hAnsiTheme="minorHAnsi"/>
           <w:noProof/>
@@ -1490,13 +1737,13 @@
           <w:lang w:eastAsia="pt-BR"/>
         </w:rPr>
       </w:pPr>
-      <w:hyperlink w:anchor="_Toc225406441" w:history="1">
+      <w:hyperlink w:anchor="_Toc226613698" w:history="1">
         <w:r>
           <w:rPr>
             <w:rStyle w:val="Hyperlink"/>
             <w:noProof/>
           </w:rPr>
-          <w:t>3</w:t>
+          <w:t>2.1.1</w:t>
         </w:r>
         <w:r>
           <w:rPr>
@@ -1512,7 +1759,7 @@
             <w:rStyle w:val="Hyperlink"/>
             <w:noProof/>
           </w:rPr>
-          <w:t>IMERSÃO</w:t>
+          <w:t>Testando titulo 3</w:t>
         </w:r>
         <w:r>
           <w:rPr>
@@ -1533,7 +1780,7 @@
             <w:noProof/>
             <w:webHidden/>
           </w:rPr>
-          <w:instrText xml:space="preserve"> PAGEREF _Toc225406441 \h </w:instrText>
+          <w:instrText xml:space="preserve"> PAGEREF _Toc226613698 \h </w:instrText>
         </w:r>
         <w:r>
           <w:rPr>
@@ -1553,7 +1800,7 @@
             <w:noProof/>
             <w:webHidden/>
           </w:rPr>
-          <w:t>14</w:t>
+          <w:t>12</w:t>
         </w:r>
         <w:r>
           <w:rPr>
@@ -1566,7 +1813,7 @@
     </w:p>
     <w:p>
       <w:pPr>
-        <w:pStyle w:val="Sumrio1"/>
+        <w:pStyle w:val="Sumrio4"/>
         <w:rPr>
           <w:rFonts w:asciiTheme="minorHAnsi" w:eastAsiaTheme="minorEastAsia" w:hAnsiTheme="minorHAnsi"/>
           <w:noProof/>
@@ -1574,13 +1821,13 @@
           <w:lang w:eastAsia="pt-BR"/>
         </w:rPr>
       </w:pPr>
-      <w:hyperlink w:anchor="_Toc225406442" w:history="1">
+      <w:hyperlink w:anchor="_Toc226613699" w:history="1">
         <w:r>
           <w:rPr>
             <w:rStyle w:val="Hyperlink"/>
             <w:noProof/>
           </w:rPr>
-          <w:t>4</w:t>
+          <w:t>2.1.1.1</w:t>
         </w:r>
         <w:r>
           <w:rPr>
@@ -1596,7 +1843,7 @@
             <w:rStyle w:val="Hyperlink"/>
             <w:noProof/>
           </w:rPr>
-          <w:t>ANÁLISE E SINTESE</w:t>
+          <w:t>Testando titulo 4</w:t>
         </w:r>
         <w:r>
           <w:rPr>
@@ -1617,7 +1864,7 @@
             <w:noProof/>
             <w:webHidden/>
           </w:rPr>
-          <w:instrText xml:space="preserve"> PAGEREF _Toc225406442 \h </w:instrText>
+          <w:instrText xml:space="preserve"> PAGEREF _Toc226613699 \h </w:instrText>
         </w:r>
         <w:r>
           <w:rPr>
@@ -1637,7 +1884,7 @@
             <w:noProof/>
             <w:webHidden/>
           </w:rPr>
-          <w:t>15</w:t>
+          <w:t>13</w:t>
         </w:r>
         <w:r>
           <w:rPr>
@@ -1650,7 +1897,7 @@
     </w:p>
     <w:p>
       <w:pPr>
-        <w:pStyle w:val="Sumrio2"/>
+        <w:pStyle w:val="Sumrio5"/>
         <w:rPr>
           <w:rFonts w:asciiTheme="minorHAnsi" w:eastAsiaTheme="minorEastAsia" w:hAnsiTheme="minorHAnsi"/>
           <w:noProof/>
@@ -1658,13 +1905,13 @@
           <w:lang w:eastAsia="pt-BR"/>
         </w:rPr>
       </w:pPr>
-      <w:hyperlink w:anchor="_Toc225406443" w:history="1">
+      <w:hyperlink w:anchor="_Toc226613700" w:history="1">
         <w:r>
           <w:rPr>
             <w:rStyle w:val="Hyperlink"/>
             <w:noProof/>
           </w:rPr>
-          <w:t>4.1</w:t>
+          <w:t>2.1.1.1.1</w:t>
         </w:r>
         <w:r>
           <w:rPr>
@@ -1680,6 +1927,426 @@
             <w:rStyle w:val="Hyperlink"/>
             <w:noProof/>
           </w:rPr>
+          <w:t>Testando título 5</w:t>
+        </w:r>
+        <w:r>
+          <w:rPr>
+            <w:noProof/>
+            <w:webHidden/>
+          </w:rPr>
+          <w:tab/>
+        </w:r>
+        <w:r>
+          <w:rPr>
+            <w:noProof/>
+            <w:webHidden/>
+          </w:rPr>
+          <w:fldChar w:fldCharType="begin"/>
+        </w:r>
+        <w:r>
+          <w:rPr>
+            <w:noProof/>
+            <w:webHidden/>
+          </w:rPr>
+          <w:instrText xml:space="preserve"> PAGEREF _Toc226613700 \h </w:instrText>
+        </w:r>
+        <w:r>
+          <w:rPr>
+            <w:noProof/>
+            <w:webHidden/>
+          </w:rPr>
+        </w:r>
+        <w:r>
+          <w:rPr>
+            <w:noProof/>
+            <w:webHidden/>
+          </w:rPr>
+          <w:fldChar w:fldCharType="separate"/>
+        </w:r>
+        <w:r>
+          <w:rPr>
+            <w:noProof/>
+            <w:webHidden/>
+          </w:rPr>
+          <w:t>13</w:t>
+        </w:r>
+        <w:r>
+          <w:rPr>
+            <w:noProof/>
+            <w:webHidden/>
+          </w:rPr>
+          <w:fldChar w:fldCharType="end"/>
+        </w:r>
+      </w:hyperlink>
+    </w:p>
+    <w:p>
+      <w:pPr>
+        <w:pStyle w:val="Sumrio1"/>
+        <w:rPr>
+          <w:rFonts w:asciiTheme="minorHAnsi" w:eastAsiaTheme="minorEastAsia" w:hAnsiTheme="minorHAnsi"/>
+          <w:noProof/>
+          <w:sz w:val="22"/>
+          <w:lang w:eastAsia="pt-BR"/>
+        </w:rPr>
+      </w:pPr>
+      <w:hyperlink w:anchor="_Toc226613701" w:history="1">
+        <w:r>
+          <w:rPr>
+            <w:rStyle w:val="Hyperlink"/>
+            <w:noProof/>
+          </w:rPr>
+          <w:t>3</w:t>
+        </w:r>
+        <w:r>
+          <w:rPr>
+            <w:rFonts w:asciiTheme="minorHAnsi" w:eastAsiaTheme="minorEastAsia" w:hAnsiTheme="minorHAnsi"/>
+            <w:noProof/>
+            <w:sz w:val="22"/>
+            <w:lang w:eastAsia="pt-BR"/>
+          </w:rPr>
+          <w:tab/>
+        </w:r>
+        <w:r>
+          <w:rPr>
+            <w:rStyle w:val="Hyperlink"/>
+            <w:noProof/>
+          </w:rPr>
+          <w:t>IMERSÃO</w:t>
+        </w:r>
+        <w:r>
+          <w:rPr>
+            <w:noProof/>
+            <w:webHidden/>
+          </w:rPr>
+          <w:tab/>
+        </w:r>
+        <w:r>
+          <w:rPr>
+            <w:noProof/>
+            <w:webHidden/>
+          </w:rPr>
+          <w:fldChar w:fldCharType="begin"/>
+        </w:r>
+        <w:r>
+          <w:rPr>
+            <w:noProof/>
+            <w:webHidden/>
+          </w:rPr>
+          <w:instrText xml:space="preserve"> PAGEREF _Toc226613701 \h </w:instrText>
+        </w:r>
+        <w:r>
+          <w:rPr>
+            <w:noProof/>
+            <w:webHidden/>
+          </w:rPr>
+        </w:r>
+        <w:r>
+          <w:rPr>
+            <w:noProof/>
+            <w:webHidden/>
+          </w:rPr>
+          <w:fldChar w:fldCharType="separate"/>
+        </w:r>
+        <w:r>
+          <w:rPr>
+            <w:noProof/>
+            <w:webHidden/>
+          </w:rPr>
+          <w:t>14</w:t>
+        </w:r>
+        <w:r>
+          <w:rPr>
+            <w:noProof/>
+            <w:webHidden/>
+          </w:rPr>
+          <w:fldChar w:fldCharType="end"/>
+        </w:r>
+      </w:hyperlink>
+    </w:p>
+    <w:p>
+      <w:pPr>
+        <w:pStyle w:val="Sumrio2"/>
+        <w:rPr>
+          <w:rFonts w:asciiTheme="minorHAnsi" w:eastAsiaTheme="minorEastAsia" w:hAnsiTheme="minorHAnsi"/>
+          <w:noProof/>
+          <w:sz w:val="22"/>
+          <w:lang w:eastAsia="pt-BR"/>
+        </w:rPr>
+      </w:pPr>
+      <w:hyperlink w:anchor="_Toc226613702" w:history="1">
+        <w:r>
+          <w:rPr>
+            <w:rStyle w:val="Hyperlink"/>
+            <w:noProof/>
+          </w:rPr>
+          <w:t>3.1</w:t>
+        </w:r>
+        <w:r>
+          <w:rPr>
+            <w:rFonts w:asciiTheme="minorHAnsi" w:eastAsiaTheme="minorEastAsia" w:hAnsiTheme="minorHAnsi"/>
+            <w:noProof/>
+            <w:sz w:val="22"/>
+            <w:lang w:eastAsia="pt-BR"/>
+          </w:rPr>
+          <w:tab/>
+        </w:r>
+        <w:r>
+          <w:rPr>
+            <w:rStyle w:val="Hyperlink"/>
+            <w:noProof/>
+          </w:rPr>
+          <w:t>Caderno de Sensibilidade</w:t>
+        </w:r>
+        <w:r>
+          <w:rPr>
+            <w:noProof/>
+            <w:webHidden/>
+          </w:rPr>
+          <w:tab/>
+        </w:r>
+        <w:r>
+          <w:rPr>
+            <w:noProof/>
+            <w:webHidden/>
+          </w:rPr>
+          <w:fldChar w:fldCharType="begin"/>
+        </w:r>
+        <w:r>
+          <w:rPr>
+            <w:noProof/>
+            <w:webHidden/>
+          </w:rPr>
+          <w:instrText xml:space="preserve"> PAGEREF _Toc226613702 \h </w:instrText>
+        </w:r>
+        <w:r>
+          <w:rPr>
+            <w:noProof/>
+            <w:webHidden/>
+          </w:rPr>
+        </w:r>
+        <w:r>
+          <w:rPr>
+            <w:noProof/>
+            <w:webHidden/>
+          </w:rPr>
+          <w:fldChar w:fldCharType="separate"/>
+        </w:r>
+        <w:r>
+          <w:rPr>
+            <w:noProof/>
+            <w:webHidden/>
+          </w:rPr>
+          <w:t>14</w:t>
+        </w:r>
+        <w:r>
+          <w:rPr>
+            <w:noProof/>
+            <w:webHidden/>
+          </w:rPr>
+          <w:fldChar w:fldCharType="end"/>
+        </w:r>
+      </w:hyperlink>
+    </w:p>
+    <w:p>
+      <w:pPr>
+        <w:pStyle w:val="Sumrio2"/>
+        <w:rPr>
+          <w:rFonts w:asciiTheme="minorHAnsi" w:eastAsiaTheme="minorEastAsia" w:hAnsiTheme="minorHAnsi"/>
+          <w:noProof/>
+          <w:sz w:val="22"/>
+          <w:lang w:eastAsia="pt-BR"/>
+        </w:rPr>
+      </w:pPr>
+      <w:hyperlink w:anchor="_Toc226613703" w:history="1">
+        <w:r>
+          <w:rPr>
+            <w:rStyle w:val="Hyperlink"/>
+            <w:noProof/>
+          </w:rPr>
+          <w:t>3.2</w:t>
+        </w:r>
+        <w:r>
+          <w:rPr>
+            <w:rFonts w:asciiTheme="minorHAnsi" w:eastAsiaTheme="minorEastAsia" w:hAnsiTheme="minorHAnsi"/>
+            <w:noProof/>
+            <w:sz w:val="22"/>
+            <w:lang w:eastAsia="pt-BR"/>
+          </w:rPr>
+          <w:tab/>
+        </w:r>
+        <w:r>
+          <w:rPr>
+            <w:rStyle w:val="Hyperlink"/>
+            <w:noProof/>
+          </w:rPr>
+          <w:t>Pesquisa de Campo</w:t>
+        </w:r>
+        <w:r>
+          <w:rPr>
+            <w:noProof/>
+            <w:webHidden/>
+          </w:rPr>
+          <w:tab/>
+        </w:r>
+        <w:r>
+          <w:rPr>
+            <w:noProof/>
+            <w:webHidden/>
+          </w:rPr>
+          <w:fldChar w:fldCharType="begin"/>
+        </w:r>
+        <w:r>
+          <w:rPr>
+            <w:noProof/>
+            <w:webHidden/>
+          </w:rPr>
+          <w:instrText xml:space="preserve"> PAGEREF _Toc226613703 \h </w:instrText>
+        </w:r>
+        <w:r>
+          <w:rPr>
+            <w:noProof/>
+            <w:webHidden/>
+          </w:rPr>
+        </w:r>
+        <w:r>
+          <w:rPr>
+            <w:noProof/>
+            <w:webHidden/>
+          </w:rPr>
+          <w:fldChar w:fldCharType="separate"/>
+        </w:r>
+        <w:r>
+          <w:rPr>
+            <w:noProof/>
+            <w:webHidden/>
+          </w:rPr>
+          <w:t>15</w:t>
+        </w:r>
+        <w:r>
+          <w:rPr>
+            <w:noProof/>
+            <w:webHidden/>
+          </w:rPr>
+          <w:fldChar w:fldCharType="end"/>
+        </w:r>
+      </w:hyperlink>
+    </w:p>
+    <w:p>
+      <w:pPr>
+        <w:pStyle w:val="Sumrio1"/>
+        <w:rPr>
+          <w:rFonts w:asciiTheme="minorHAnsi" w:eastAsiaTheme="minorEastAsia" w:hAnsiTheme="minorHAnsi"/>
+          <w:noProof/>
+          <w:sz w:val="22"/>
+          <w:lang w:eastAsia="pt-BR"/>
+        </w:rPr>
+      </w:pPr>
+      <w:hyperlink w:anchor="_Toc226613704" w:history="1">
+        <w:r>
+          <w:rPr>
+            <w:rStyle w:val="Hyperlink"/>
+            <w:noProof/>
+          </w:rPr>
+          <w:t>4</w:t>
+        </w:r>
+        <w:r>
+          <w:rPr>
+            <w:rFonts w:asciiTheme="minorHAnsi" w:eastAsiaTheme="minorEastAsia" w:hAnsiTheme="minorHAnsi"/>
+            <w:noProof/>
+            <w:sz w:val="22"/>
+            <w:lang w:eastAsia="pt-BR"/>
+          </w:rPr>
+          <w:tab/>
+        </w:r>
+        <w:r>
+          <w:rPr>
+            <w:rStyle w:val="Hyperlink"/>
+            <w:noProof/>
+          </w:rPr>
+          <w:t>ANÁLISE E SINTESE</w:t>
+        </w:r>
+        <w:r>
+          <w:rPr>
+            <w:noProof/>
+            <w:webHidden/>
+          </w:rPr>
+          <w:tab/>
+        </w:r>
+        <w:r>
+          <w:rPr>
+            <w:noProof/>
+            <w:webHidden/>
+          </w:rPr>
+          <w:fldChar w:fldCharType="begin"/>
+        </w:r>
+        <w:r>
+          <w:rPr>
+            <w:noProof/>
+            <w:webHidden/>
+          </w:rPr>
+          <w:instrText xml:space="preserve"> PAGEREF _Toc226613704 \h </w:instrText>
+        </w:r>
+        <w:r>
+          <w:rPr>
+            <w:noProof/>
+            <w:webHidden/>
+          </w:rPr>
+        </w:r>
+        <w:r>
+          <w:rPr>
+            <w:noProof/>
+            <w:webHidden/>
+          </w:rPr>
+          <w:fldChar w:fldCharType="separate"/>
+        </w:r>
+        <w:r>
+          <w:rPr>
+            <w:noProof/>
+            <w:webHidden/>
+          </w:rPr>
+          <w:t>17</w:t>
+        </w:r>
+        <w:r>
+          <w:rPr>
+            <w:noProof/>
+            <w:webHidden/>
+          </w:rPr>
+          <w:fldChar w:fldCharType="end"/>
+        </w:r>
+      </w:hyperlink>
+    </w:p>
+    <w:p>
+      <w:pPr>
+        <w:pStyle w:val="Sumrio2"/>
+        <w:rPr>
+          <w:rFonts w:asciiTheme="minorHAnsi" w:eastAsiaTheme="minorEastAsia" w:hAnsiTheme="minorHAnsi"/>
+          <w:noProof/>
+          <w:sz w:val="22"/>
+          <w:lang w:eastAsia="pt-BR"/>
+        </w:rPr>
+      </w:pPr>
+      <w:hyperlink w:anchor="_Toc226613705" w:history="1">
+        <w:r>
+          <w:rPr>
+            <w:rStyle w:val="Hyperlink"/>
+            <w:noProof/>
+          </w:rPr>
+          <w:t>4.1</w:t>
+        </w:r>
+        <w:r>
+          <w:rPr>
+            <w:rFonts w:asciiTheme="minorHAnsi" w:eastAsiaTheme="minorEastAsia" w:hAnsiTheme="minorHAnsi"/>
+            <w:noProof/>
+            <w:sz w:val="22"/>
+            <w:lang w:eastAsia="pt-BR"/>
+          </w:rPr>
+          <w:tab/>
+        </w:r>
+        <w:r>
+          <w:rPr>
+            <w:rStyle w:val="Hyperlink"/>
+            <w:noProof/>
+          </w:rPr>
           <w:t>Persona</w:t>
         </w:r>
         <w:r>
@@ -1701,7 +2368,7 @@
             <w:noProof/>
             <w:webHidden/>
           </w:rPr>
-          <w:instrText xml:space="preserve"> PAGEREF _Toc225406443 \h </w:instrText>
+          <w:instrText xml:space="preserve"> PAGEREF _Toc226613705 \h </w:instrText>
         </w:r>
         <w:r>
           <w:rPr>
@@ -1721,7 +2388,7 @@
             <w:noProof/>
             <w:webHidden/>
           </w:rPr>
-          <w:t>15</w:t>
+          <w:t>17</w:t>
         </w:r>
         <w:r>
           <w:rPr>
@@ -1733,21 +2400,267 @@
       </w:hyperlink>
     </w:p>
     <w:p>
+      <w:pPr>
+        <w:pStyle w:val="Sumrio1"/>
+        <w:rPr>
+          <w:rFonts w:asciiTheme="minorHAnsi" w:eastAsiaTheme="minorEastAsia" w:hAnsiTheme="minorHAnsi"/>
+          <w:noProof/>
+          <w:sz w:val="22"/>
+          <w:lang w:eastAsia="pt-BR"/>
+        </w:rPr>
+      </w:pPr>
+      <w:hyperlink w:anchor="_Toc226613706" w:history="1">
+        <w:r>
+          <w:rPr>
+            <w:rStyle w:val="Hyperlink"/>
+            <w:noProof/>
+          </w:rPr>
+          <w:t>5</w:t>
+        </w:r>
+        <w:r>
+          <w:rPr>
+            <w:rFonts w:asciiTheme="minorHAnsi" w:eastAsiaTheme="minorEastAsia" w:hAnsiTheme="minorHAnsi"/>
+            <w:noProof/>
+            <w:sz w:val="22"/>
+            <w:lang w:eastAsia="pt-BR"/>
+          </w:rPr>
+          <w:tab/>
+        </w:r>
+        <w:r>
+          <w:rPr>
+            <w:rStyle w:val="Hyperlink"/>
+            <w:noProof/>
+          </w:rPr>
+          <w:t>ASPECTOS ESTRATÉGICOS</w:t>
+        </w:r>
+        <w:r>
+          <w:rPr>
+            <w:noProof/>
+            <w:webHidden/>
+          </w:rPr>
+          <w:tab/>
+        </w:r>
+        <w:r>
+          <w:rPr>
+            <w:noProof/>
+            <w:webHidden/>
+          </w:rPr>
+          <w:fldChar w:fldCharType="begin"/>
+        </w:r>
+        <w:r>
+          <w:rPr>
+            <w:noProof/>
+            <w:webHidden/>
+          </w:rPr>
+          <w:instrText xml:space="preserve"> PAGEREF _Toc226613706 \h </w:instrText>
+        </w:r>
+        <w:r>
+          <w:rPr>
+            <w:noProof/>
+            <w:webHidden/>
+          </w:rPr>
+        </w:r>
+        <w:r>
+          <w:rPr>
+            <w:noProof/>
+            <w:webHidden/>
+          </w:rPr>
+          <w:fldChar w:fldCharType="separate"/>
+        </w:r>
+        <w:r>
+          <w:rPr>
+            <w:noProof/>
+            <w:webHidden/>
+          </w:rPr>
+          <w:t>18</w:t>
+        </w:r>
+        <w:r>
+          <w:rPr>
+            <w:noProof/>
+            <w:webHidden/>
+          </w:rPr>
+          <w:fldChar w:fldCharType="end"/>
+        </w:r>
+      </w:hyperlink>
+    </w:p>
+    <w:p>
+      <w:pPr>
+        <w:pStyle w:val="Sumrio2"/>
+        <w:rPr>
+          <w:rFonts w:asciiTheme="minorHAnsi" w:eastAsiaTheme="minorEastAsia" w:hAnsiTheme="minorHAnsi"/>
+          <w:noProof/>
+          <w:sz w:val="22"/>
+          <w:lang w:eastAsia="pt-BR"/>
+        </w:rPr>
+      </w:pPr>
+      <w:hyperlink w:anchor="_Toc226613707" w:history="1">
+        <w:r>
+          <w:rPr>
+            <w:rStyle w:val="Hyperlink"/>
+            <w:noProof/>
+          </w:rPr>
+          <w:t>5.1</w:t>
+        </w:r>
+        <w:r>
+          <w:rPr>
+            <w:rFonts w:asciiTheme="minorHAnsi" w:eastAsiaTheme="minorEastAsia" w:hAnsiTheme="minorHAnsi"/>
+            <w:noProof/>
+            <w:sz w:val="22"/>
+            <w:lang w:eastAsia="pt-BR"/>
+          </w:rPr>
+          <w:tab/>
+        </w:r>
+        <w:r>
+          <w:rPr>
+            <w:rStyle w:val="Hyperlink"/>
+            <w:noProof/>
+          </w:rPr>
+          <w:t>Planejamento Financeiro</w:t>
+        </w:r>
+        <w:r>
+          <w:rPr>
+            <w:noProof/>
+            <w:webHidden/>
+          </w:rPr>
+          <w:tab/>
+        </w:r>
+        <w:r>
+          <w:rPr>
+            <w:noProof/>
+            <w:webHidden/>
+          </w:rPr>
+          <w:fldChar w:fldCharType="begin"/>
+        </w:r>
+        <w:r>
+          <w:rPr>
+            <w:noProof/>
+            <w:webHidden/>
+          </w:rPr>
+          <w:instrText xml:space="preserve"> PAGEREF _Toc226613707 \h </w:instrText>
+        </w:r>
+        <w:r>
+          <w:rPr>
+            <w:noProof/>
+            <w:webHidden/>
+          </w:rPr>
+        </w:r>
+        <w:r>
+          <w:rPr>
+            <w:noProof/>
+            <w:webHidden/>
+          </w:rPr>
+          <w:fldChar w:fldCharType="separate"/>
+        </w:r>
+        <w:r>
+          <w:rPr>
+            <w:noProof/>
+            <w:webHidden/>
+          </w:rPr>
+          <w:t>18</w:t>
+        </w:r>
+        <w:r>
+          <w:rPr>
+            <w:noProof/>
+            <w:webHidden/>
+          </w:rPr>
+          <w:fldChar w:fldCharType="end"/>
+        </w:r>
+      </w:hyperlink>
+    </w:p>
+    <w:p>
+      <w:pPr>
+        <w:pStyle w:val="Sumrio1"/>
+        <w:rPr>
+          <w:rFonts w:asciiTheme="minorHAnsi" w:eastAsiaTheme="minorEastAsia" w:hAnsiTheme="minorHAnsi"/>
+          <w:noProof/>
+          <w:sz w:val="22"/>
+          <w:lang w:eastAsia="pt-BR"/>
+        </w:rPr>
+      </w:pPr>
+      <w:hyperlink w:anchor="_Toc226613708" w:history="1">
+        <w:r>
+          <w:rPr>
+            <w:rStyle w:val="Hyperlink"/>
+            <w:noProof/>
+          </w:rPr>
+          <w:t>REFERÊNCIAS</w:t>
+        </w:r>
+        <w:r>
+          <w:rPr>
+            <w:noProof/>
+            <w:webHidden/>
+          </w:rPr>
+          <w:tab/>
+        </w:r>
+        <w:r>
+          <w:rPr>
+            <w:noProof/>
+            <w:webHidden/>
+          </w:rPr>
+          <w:fldChar w:fldCharType="begin"/>
+        </w:r>
+        <w:r>
+          <w:rPr>
+            <w:noProof/>
+            <w:webHidden/>
+          </w:rPr>
+          <w:instrText xml:space="preserve"> PAGEREF _Toc226613708 \h </w:instrText>
+        </w:r>
+        <w:r>
+          <w:rPr>
+            <w:noProof/>
+            <w:webHidden/>
+          </w:rPr>
+        </w:r>
+        <w:r>
+          <w:rPr>
+            <w:noProof/>
+            <w:webHidden/>
+          </w:rPr>
+          <w:fldChar w:fldCharType="separate"/>
+        </w:r>
+        <w:r>
+          <w:rPr>
+            <w:noProof/>
+            <w:webHidden/>
+          </w:rPr>
+          <w:t>19</w:t>
+        </w:r>
+        <w:r>
+          <w:rPr>
+            <w:noProof/>
+            <w:webHidden/>
+          </w:rPr>
+          <w:fldChar w:fldCharType="end"/>
+        </w:r>
+      </w:hyperlink>
+    </w:p>
+    <w:p>
+      <w:pPr>
+        <w:sectPr>
+          <w:headerReference w:type="default" r:id="rId8"/>
+          <w:pgSz w:w="11906" w:h="16838"/>
+          <w:pgMar w:top="1701" w:right="1134" w:bottom="1134" w:left="1701" w:header="709" w:footer="709" w:gutter="0"/>
+          <w:pgNumType w:start="0"/>
+          <w:cols w:space="708"/>
+          <w:docGrid w:linePitch="360"/>
+        </w:sectPr>
+      </w:pPr>
       <w:r>
         <w:fldChar w:fldCharType="end"/>
       </w:r>
-      <w:r>
-        <w:br w:type="page"/>
-      </w:r>
-    </w:p>
+    </w:p>
+    <w:p/>
     <w:p>
       <w:pPr>
         <w:pStyle w:val="Ttulo1"/>
       </w:pPr>
-      <w:bookmarkStart w:id="0" w:name="_Toc225406428"/>
-      <w:r>
-        <w:lastRenderedPageBreak/>
-        <w:t>INTRODUÇÃO</w:t>
+      <w:bookmarkStart w:id="0" w:name="_Toc226613688"/>
+      <w:r>
+        <w:t>I</w:t>
+      </w:r>
+      <w:r>
+        <w:t>NTRODUÇÃO</w:t>
       </w:r>
       <w:bookmarkEnd w:id="0"/>
     </w:p>
@@ -1761,7 +2674,6 @@
           <w:shd w:val="clear" w:color="auto" w:fill="FFFFFF"/>
         </w:rPr>
       </w:pPr>
-      <w:proofErr w:type="gramStart"/>
       <w:r>
         <w:rPr>
           <w:rStyle w:val="Forte"/>
@@ -1772,9 +2684,31 @@
           <w:szCs w:val="21"/>
           <w:shd w:val="clear" w:color="auto" w:fill="FFFFFF"/>
         </w:rPr>
-        <w:t>orem</w:t>
-      </w:r>
-      <w:proofErr w:type="gramEnd"/>
+        <w:t>orem Ipsum</w:t>
+      </w:r>
+      <w:r>
+        <w:rPr>
+          <w:rFonts w:ascii="Open Sans" w:hAnsi="Open Sans" w:cs="Open Sans"/>
+          <w:color w:val="000000"/>
+          <w:sz w:val="21"/>
+          <w:szCs w:val="21"/>
+          <w:shd w:val="clear" w:color="auto" w:fill="FFFFFF"/>
+        </w:rPr>
+        <w:t> is simply dummy text of the printing and typesetting industry. Lorem Ipsum has been the industry's standard dummy text ever since the 1500s, when an unknown printer took a galley of type and scrambled it to make a type specimen book. It has survived not only five centuries, but also the leap into electronic typesetting, remaining essentially unchanged. It was popularised in the 1960s with the release of Letraset sheets containing Lorem Ipsum passages, and more recently with desktop publishing software like Aldus PageMaker including versions of Lorem Ipsum.</w:t>
+      </w:r>
+      <w:bookmarkStart w:id="1" w:name="_GoBack"/>
+      <w:bookmarkEnd w:id="1"/>
+    </w:p>
+    <w:p>
+      <w:pPr>
+        <w:rPr>
+          <w:rFonts w:ascii="Open Sans" w:hAnsi="Open Sans" w:cs="Open Sans"/>
+          <w:color w:val="000000"/>
+          <w:sz w:val="21"/>
+          <w:szCs w:val="21"/>
+          <w:shd w:val="clear" w:color="auto" w:fill="FFFFFF"/>
+        </w:rPr>
+      </w:pPr>
       <w:r>
         <w:rPr>
           <w:rStyle w:val="Forte"/>
@@ -1785,7 +2719,7 @@
           <w:szCs w:val="21"/>
           <w:shd w:val="clear" w:color="auto" w:fill="FFFFFF"/>
         </w:rPr>
-        <w:t xml:space="preserve"> Ipsum</w:t>
+        <w:t>orem Ipsum</w:t>
       </w:r>
       <w:r>
         <w:rPr>
@@ -1800,6 +2734,16 @@
     </w:p>
     <w:p>
       <w:pPr>
+        <w:pStyle w:val="Ttulo2"/>
+      </w:pPr>
+      <w:bookmarkStart w:id="2" w:name="_Toc226613689"/>
+      <w:r>
+        <w:t>Problemática</w:t>
+      </w:r>
+      <w:bookmarkEnd w:id="2"/>
+    </w:p>
+    <w:p>
+      <w:pPr>
         <w:rPr>
           <w:rFonts w:ascii="Open Sans" w:hAnsi="Open Sans" w:cs="Open Sans"/>
           <w:color w:val="000000"/>
@@ -1808,7 +2752,6 @@
           <w:shd w:val="clear" w:color="auto" w:fill="FFFFFF"/>
         </w:rPr>
       </w:pPr>
-      <w:proofErr w:type="gramStart"/>
       <w:r>
         <w:rPr>
           <w:rStyle w:val="Forte"/>
@@ -1819,9 +2762,40 @@
           <w:szCs w:val="21"/>
           <w:shd w:val="clear" w:color="auto" w:fill="FFFFFF"/>
         </w:rPr>
-        <w:t>orem</w:t>
-      </w:r>
-      <w:proofErr w:type="gramEnd"/>
+        <w:t>orem Ipsum</w:t>
+      </w:r>
+      <w:r>
+        <w:rPr>
+          <w:rFonts w:ascii="Open Sans" w:hAnsi="Open Sans" w:cs="Open Sans"/>
+          <w:color w:val="000000"/>
+          <w:sz w:val="21"/>
+          <w:szCs w:val="21"/>
+          <w:shd w:val="clear" w:color="auto" w:fill="FFFFFF"/>
+        </w:rPr>
+        <w:t> is simply dummy text of the printing and typesetting industry. Lorem Ipsum has been the industry's standard dummy text ever since the 1500s, when an unknown printer took a galley of type and scrambled it to make a type specimen book. It has survived not only five centuries, but also the leap into electronic typesetting, remaining essentially unchanged. It was popularised in the 1960s with the release of Letraset sheets containing Lorem Ipsum passages, and more recently with desktop publishing software like Aldus PageMaker including versions of Lorem Ipsum.</w:t>
+      </w:r>
+    </w:p>
+    <w:p/>
+    <w:p>
+      <w:pPr>
+        <w:pStyle w:val="Ttulo2"/>
+      </w:pPr>
+      <w:bookmarkStart w:id="3" w:name="_Toc226613690"/>
+      <w:r>
+        <w:t>Justificativa</w:t>
+      </w:r>
+      <w:bookmarkEnd w:id="3"/>
+    </w:p>
+    <w:p>
+      <w:pPr>
+        <w:rPr>
+          <w:rFonts w:ascii="Open Sans" w:hAnsi="Open Sans" w:cs="Open Sans"/>
+          <w:color w:val="000000"/>
+          <w:sz w:val="21"/>
+          <w:szCs w:val="21"/>
+          <w:shd w:val="clear" w:color="auto" w:fill="FFFFFF"/>
+        </w:rPr>
+      </w:pPr>
       <w:r>
         <w:rPr>
           <w:rStyle w:val="Forte"/>
@@ -1832,7 +2806,7 @@
           <w:szCs w:val="21"/>
           <w:shd w:val="clear" w:color="auto" w:fill="FFFFFF"/>
         </w:rPr>
-        <w:t xml:space="preserve"> Ipsum</w:t>
+        <w:t>orem Ipsum</w:t>
       </w:r>
       <w:r>
         <w:rPr>
@@ -1842,21 +2816,9 @@
           <w:szCs w:val="21"/>
           <w:shd w:val="clear" w:color="auto" w:fill="FFFFFF"/>
         </w:rPr>
-        <w:t> is simply dummy text of the printing and typesetting industry. Lorem Ipsum has been the industry's standard dummy text ever since the 1500s, when an unknown printer took a galley of type and scrambled it to make a type specimen book. It has survived not only five centuries, but also the leap into electronic typesetting, remaining essentially unchanged. It was popularised in the 1960s with the release of Letraset sheets containing Lorem Ipsum passages, and more recently with desktop publishing software like Aldus PageMaker including versions of Lorem Ipsum.</w:t>
-      </w:r>
-    </w:p>
-    <w:p>
-      <w:pPr>
-        <w:pStyle w:val="Ttulo2"/>
-      </w:pPr>
-      <w:bookmarkStart w:id="1" w:name="_Toc225406429"/>
-      <w:r>
-        <w:t>Problemática</w:t>
-      </w:r>
-      <w:bookmarkEnd w:id="1"/>
-    </w:p>
-    <w:p>
-      <w:pPr>
+        <w:t xml:space="preserve"> is simply dummy text of the printing and typesetting industry. Lorem Ipsum has been the industry's standard dummy text ever since the 1500s, when an unknown printer took a galley of type and scrambled it to make a type specimen book. It has survived </w:t>
+      </w:r>
+      <w:r>
         <w:rPr>
           <w:rFonts w:ascii="Open Sans" w:hAnsi="Open Sans" w:cs="Open Sans"/>
           <w:color w:val="000000"/>
@@ -1864,8 +2826,31 @@
           <w:szCs w:val="21"/>
           <w:shd w:val="clear" w:color="auto" w:fill="FFFFFF"/>
         </w:rPr>
-      </w:pPr>
-      <w:proofErr w:type="gramStart"/>
+        <w:lastRenderedPageBreak/>
+        <w:t>not only five centuries, but also the leap into electronic typesetting, remaining essentially unchanged. It was popularised in the 1960s with the release of Letraset sheets containing Lorem Ipsum passages, and more recently with desktop publishing software like Aldus PageMaker including versions of Lorem Ipsum.</w:t>
+      </w:r>
+    </w:p>
+    <w:p/>
+    <w:p>
+      <w:pPr>
+        <w:pStyle w:val="Ttulo2"/>
+      </w:pPr>
+      <w:bookmarkStart w:id="4" w:name="_Toc226613691"/>
+      <w:r>
+        <w:t>Objetivos</w:t>
+      </w:r>
+      <w:bookmarkEnd w:id="4"/>
+    </w:p>
+    <w:p>
+      <w:pPr>
+        <w:rPr>
+          <w:rFonts w:ascii="Open Sans" w:hAnsi="Open Sans" w:cs="Open Sans"/>
+          <w:color w:val="000000"/>
+          <w:sz w:val="21"/>
+          <w:szCs w:val="21"/>
+          <w:shd w:val="clear" w:color="auto" w:fill="FFFFFF"/>
+        </w:rPr>
+      </w:pPr>
       <w:r>
         <w:rPr>
           <w:rStyle w:val="Forte"/>
@@ -1876,9 +2861,40 @@
           <w:szCs w:val="21"/>
           <w:shd w:val="clear" w:color="auto" w:fill="FFFFFF"/>
         </w:rPr>
-        <w:t>orem</w:t>
-      </w:r>
-      <w:proofErr w:type="gramEnd"/>
+        <w:t>orem Ipsum</w:t>
+      </w:r>
+      <w:r>
+        <w:rPr>
+          <w:rFonts w:ascii="Open Sans" w:hAnsi="Open Sans" w:cs="Open Sans"/>
+          <w:color w:val="000000"/>
+          <w:sz w:val="21"/>
+          <w:szCs w:val="21"/>
+          <w:shd w:val="clear" w:color="auto" w:fill="FFFFFF"/>
+        </w:rPr>
+        <w:t> is simply dummy text of the printing and typesetting industry. Lorem Ipsum has been the industry's standard dummy text ever since the 1500s, when an unknown printer took a galley of type and scrambled it to make a type specimen book. It has survived not only five centuries, but also the leap into electronic typesetting, remaining essentially unchanged. It was popularised in the 1960s with the release of Letraset sheets containing Lorem Ipsum passages, and more recently with desktop publishing software like Aldus PageMaker including versions of Lorem Ipsum.</w:t>
+      </w:r>
+    </w:p>
+    <w:p/>
+    <w:p>
+      <w:pPr>
+        <w:pStyle w:val="Ttulo3"/>
+      </w:pPr>
+      <w:bookmarkStart w:id="5" w:name="_Toc226613692"/>
+      <w:r>
+        <w:t>Objetivos Geral</w:t>
+      </w:r>
+      <w:bookmarkEnd w:id="5"/>
+    </w:p>
+    <w:p>
+      <w:pPr>
+        <w:rPr>
+          <w:rFonts w:ascii="Open Sans" w:hAnsi="Open Sans" w:cs="Open Sans"/>
+          <w:color w:val="000000"/>
+          <w:sz w:val="21"/>
+          <w:szCs w:val="21"/>
+          <w:shd w:val="clear" w:color="auto" w:fill="FFFFFF"/>
+        </w:rPr>
+      </w:pPr>
       <w:r>
         <w:rPr>
           <w:rStyle w:val="Forte"/>
@@ -1889,7 +2905,7 @@
           <w:szCs w:val="21"/>
           <w:shd w:val="clear" w:color="auto" w:fill="FFFFFF"/>
         </w:rPr>
-        <w:t xml:space="preserve"> Ipsum</w:t>
+        <w:t>orem Ipsum</w:t>
       </w:r>
       <w:r>
         <w:rPr>
@@ -1903,15 +2919,17 @@
       </w:r>
     </w:p>
     <w:p/>
-    <w:p>
-      <w:pPr>
-        <w:pStyle w:val="Ttulo2"/>
-      </w:pPr>
-      <w:bookmarkStart w:id="2" w:name="_Toc225406430"/>
-      <w:r>
-        <w:t>Justificativa</w:t>
-      </w:r>
-      <w:bookmarkEnd w:id="2"/>
+    <w:p/>
+    <w:p/>
+    <w:p>
+      <w:pPr>
+        <w:pStyle w:val="Ttulo3"/>
+      </w:pPr>
+      <w:bookmarkStart w:id="6" w:name="_Toc226613693"/>
+      <w:r>
+        <w:t>Objetivos Específicos</w:t>
+      </w:r>
+      <w:bookmarkEnd w:id="6"/>
     </w:p>
     <w:p>
       <w:pPr>
@@ -1923,7 +2941,6 @@
           <w:shd w:val="clear" w:color="auto" w:fill="FFFFFF"/>
         </w:rPr>
       </w:pPr>
-      <w:proofErr w:type="gramStart"/>
       <w:r>
         <w:rPr>
           <w:rStyle w:val="Forte"/>
@@ -1934,9 +2951,51 @@
           <w:szCs w:val="21"/>
           <w:shd w:val="clear" w:color="auto" w:fill="FFFFFF"/>
         </w:rPr>
-        <w:t>orem</w:t>
-      </w:r>
-      <w:proofErr w:type="gramEnd"/>
+        <w:t>orem Ipsum</w:t>
+      </w:r>
+      <w:r>
+        <w:rPr>
+          <w:rFonts w:ascii="Open Sans" w:hAnsi="Open Sans" w:cs="Open Sans"/>
+          <w:color w:val="000000"/>
+          <w:sz w:val="21"/>
+          <w:szCs w:val="21"/>
+          <w:shd w:val="clear" w:color="auto" w:fill="FFFFFF"/>
+        </w:rPr>
+        <w:t xml:space="preserve"> is simply dummy text of the printing and typesetting industry. Lorem Ipsum has been the industry's standard dummy text ever since the 1500s, when an unknown </w:t>
+      </w:r>
+      <w:r>
+        <w:rPr>
+          <w:rFonts w:ascii="Open Sans" w:hAnsi="Open Sans" w:cs="Open Sans"/>
+          <w:color w:val="000000"/>
+          <w:sz w:val="21"/>
+          <w:szCs w:val="21"/>
+          <w:shd w:val="clear" w:color="auto" w:fill="FFFFFF"/>
+        </w:rPr>
+        <w:lastRenderedPageBreak/>
+        <w:t>printer took a galley of type and scrambled it to make a type specimen book. It has survived not only five centuries, but also the leap into electronic typesetting, remaining essentially unchanged. It was popularised in the 1960s with the release of Letraset sheets containing Lorem Ipsum passages, and more recently with desktop publishing software like Aldus PageMaker including versions of Lorem Ipsum.</w:t>
+      </w:r>
+    </w:p>
+    <w:p/>
+    <w:p>
+      <w:pPr>
+        <w:pStyle w:val="Ttulo2"/>
+      </w:pPr>
+      <w:bookmarkStart w:id="7" w:name="_Toc226613694"/>
+      <w:r>
+        <w:t>Metodologia</w:t>
+      </w:r>
+      <w:bookmarkEnd w:id="7"/>
+    </w:p>
+    <w:p>
+      <w:pPr>
+        <w:rPr>
+          <w:rFonts w:ascii="Open Sans" w:hAnsi="Open Sans" w:cs="Open Sans"/>
+          <w:color w:val="000000"/>
+          <w:sz w:val="21"/>
+          <w:szCs w:val="21"/>
+          <w:shd w:val="clear" w:color="auto" w:fill="FFFFFF"/>
+        </w:rPr>
+      </w:pPr>
       <w:r>
         <w:rPr>
           <w:rStyle w:val="Forte"/>
@@ -1947,7 +3006,7 @@
           <w:szCs w:val="21"/>
           <w:shd w:val="clear" w:color="auto" w:fill="FFFFFF"/>
         </w:rPr>
-        <w:t xml:space="preserve"> Ipsum</w:t>
+        <w:t>orem Ipsum</w:t>
       </w:r>
       <w:r>
         <w:rPr>
@@ -1965,11 +3024,11 @@
       <w:pPr>
         <w:pStyle w:val="Ttulo2"/>
       </w:pPr>
-      <w:bookmarkStart w:id="3" w:name="_Toc225406431"/>
-      <w:r>
-        <w:t>Objetivos</w:t>
-      </w:r>
-      <w:bookmarkEnd w:id="3"/>
+      <w:bookmarkStart w:id="8" w:name="_Toc226613695"/>
+      <w:r>
+        <w:t>Resultados Esperados</w:t>
+      </w:r>
+      <w:bookmarkEnd w:id="8"/>
     </w:p>
     <w:p>
       <w:pPr>
@@ -1981,7 +3040,6 @@
           <w:shd w:val="clear" w:color="auto" w:fill="FFFFFF"/>
         </w:rPr>
       </w:pPr>
-      <w:proofErr w:type="gramStart"/>
       <w:r>
         <w:rPr>
           <w:rStyle w:val="Forte"/>
@@ -1992,9 +3050,54 @@
           <w:szCs w:val="21"/>
           <w:shd w:val="clear" w:color="auto" w:fill="FFFFFF"/>
         </w:rPr>
-        <w:t>orem</w:t>
-      </w:r>
-      <w:proofErr w:type="gramEnd"/>
+        <w:t>orem Ipsum</w:t>
+      </w:r>
+      <w:r>
+        <w:rPr>
+          <w:rFonts w:ascii="Open Sans" w:hAnsi="Open Sans" w:cs="Open Sans"/>
+          <w:color w:val="000000"/>
+          <w:sz w:val="21"/>
+          <w:szCs w:val="21"/>
+          <w:shd w:val="clear" w:color="auto" w:fill="FFFFFF"/>
+        </w:rPr>
+        <w:t> is simply dummy text of the printing and typesetting industry. Lorem Ipsum has been the industry's standard dummy text ever since the 1500s, when an unknown printer took a galley of type and scrambled it to make a type specimen book. It has survived not only five centuries, but also the leap into electronic typesetting, remaining essentially unchanged. It was popularised in the 1960s with the release of Letraset sheets containing Lorem Ipsum passages, and more recently with desktop publishing software like Aldus PageMaker including versions of Lorem Ipsum.</w:t>
+      </w:r>
+    </w:p>
+    <w:p/>
+    <w:p>
+      <w:pPr>
+        <w:rPr>
+          <w:shd w:val="clear" w:color="auto" w:fill="FFFFFF"/>
+        </w:rPr>
+      </w:pPr>
+      <w:r>
+        <w:rPr>
+          <w:shd w:val="clear" w:color="auto" w:fill="FFFFFF"/>
+        </w:rPr>
+        <w:br w:type="page"/>
+      </w:r>
+    </w:p>
+    <w:p>
+      <w:pPr>
+        <w:pStyle w:val="Ttulo1"/>
+      </w:pPr>
+      <w:bookmarkStart w:id="9" w:name="_Toc226613696"/>
+      <w:r>
+        <w:lastRenderedPageBreak/>
+        <w:t>REFERENCIAL TEÓRICO</w:t>
+      </w:r>
+      <w:bookmarkEnd w:id="9"/>
+    </w:p>
+    <w:p>
+      <w:pPr>
+        <w:rPr>
+          <w:rFonts w:ascii="Open Sans" w:hAnsi="Open Sans" w:cs="Open Sans"/>
+          <w:color w:val="000000"/>
+          <w:sz w:val="21"/>
+          <w:szCs w:val="21"/>
+          <w:shd w:val="clear" w:color="auto" w:fill="FFFFFF"/>
+        </w:rPr>
+      </w:pPr>
       <w:r>
         <w:rPr>
           <w:rStyle w:val="Forte"/>
@@ -2005,7 +3108,7 @@
           <w:szCs w:val="21"/>
           <w:shd w:val="clear" w:color="auto" w:fill="FFFFFF"/>
         </w:rPr>
-        <w:t xml:space="preserve"> Ipsum</w:t>
+        <w:t>orem Ipsum</w:t>
       </w:r>
       <w:r>
         <w:rPr>
@@ -2021,13 +3124,13 @@
     <w:p/>
     <w:p>
       <w:pPr>
-        <w:pStyle w:val="Ttulo3"/>
-      </w:pPr>
-      <w:bookmarkStart w:id="4" w:name="_Toc225406432"/>
-      <w:r>
-        <w:t>Objetivos Geral</w:t>
-      </w:r>
-      <w:bookmarkEnd w:id="4"/>
+        <w:pStyle w:val="Ttulo2"/>
+      </w:pPr>
+      <w:bookmarkStart w:id="10" w:name="_Toc226613697"/>
+      <w:r>
+        <w:t>Teórico Referencial</w:t>
+      </w:r>
+      <w:bookmarkEnd w:id="10"/>
     </w:p>
     <w:p>
       <w:pPr>
@@ -2039,7 +3142,6 @@
           <w:shd w:val="clear" w:color="auto" w:fill="FFFFFF"/>
         </w:rPr>
       </w:pPr>
-      <w:proofErr w:type="gramStart"/>
       <w:r>
         <w:rPr>
           <w:rStyle w:val="Forte"/>
@@ -2050,9 +3152,40 @@
           <w:szCs w:val="21"/>
           <w:shd w:val="clear" w:color="auto" w:fill="FFFFFF"/>
         </w:rPr>
-        <w:t>orem</w:t>
-      </w:r>
-      <w:proofErr w:type="gramEnd"/>
+        <w:t>orem Ipsum</w:t>
+      </w:r>
+      <w:r>
+        <w:rPr>
+          <w:rFonts w:ascii="Open Sans" w:hAnsi="Open Sans" w:cs="Open Sans"/>
+          <w:color w:val="000000"/>
+          <w:sz w:val="21"/>
+          <w:szCs w:val="21"/>
+          <w:shd w:val="clear" w:color="auto" w:fill="FFFFFF"/>
+        </w:rPr>
+        <w:t> is simply dummy text of the printing and typesetting industry. Lorem Ipsum has been the industry's standard dummy text ever since the 1500s, when an unknown printer took a galley of type and scrambled it to make a type specimen book. It has survived not only five centuries, but also the leap into electronic typesetting, remaining essentially unchanged. It was popularised in the 1960s with the release of Letraset sheets containing Lorem Ipsum passages, and more recently with desktop publishing software like Aldus PageMaker including versions of Lorem Ipsum.</w:t>
+      </w:r>
+    </w:p>
+    <w:p/>
+    <w:p>
+      <w:pPr>
+        <w:pStyle w:val="Ttulo3"/>
+      </w:pPr>
+      <w:bookmarkStart w:id="11" w:name="_Toc226613698"/>
+      <w:r>
+        <w:t>Testando titulo 3</w:t>
+      </w:r>
+      <w:bookmarkEnd w:id="11"/>
+    </w:p>
+    <w:p>
+      <w:pPr>
+        <w:rPr>
+          <w:rFonts w:ascii="Open Sans" w:hAnsi="Open Sans" w:cs="Open Sans"/>
+          <w:color w:val="000000"/>
+          <w:sz w:val="21"/>
+          <w:szCs w:val="21"/>
+          <w:shd w:val="clear" w:color="auto" w:fill="FFFFFF"/>
+        </w:rPr>
+      </w:pPr>
       <w:r>
         <w:rPr>
           <w:rStyle w:val="Forte"/>
@@ -2063,7 +3196,7 @@
           <w:szCs w:val="21"/>
           <w:shd w:val="clear" w:color="auto" w:fill="FFFFFF"/>
         </w:rPr>
-        <w:t xml:space="preserve"> Ipsum</w:t>
+        <w:t>orem Ipsum</w:t>
       </w:r>
       <w:r>
         <w:rPr>
@@ -2077,17 +3210,16 @@
       </w:r>
     </w:p>
     <w:p/>
-    <w:p/>
-    <w:p/>
-    <w:p>
-      <w:pPr>
-        <w:pStyle w:val="Ttulo3"/>
-      </w:pPr>
-      <w:bookmarkStart w:id="5" w:name="_Toc225406433"/>
-      <w:r>
-        <w:t>Objetivos Específicos</w:t>
-      </w:r>
-      <w:bookmarkEnd w:id="5"/>
+    <w:p>
+      <w:pPr>
+        <w:pStyle w:val="Ttulo4"/>
+      </w:pPr>
+      <w:bookmarkStart w:id="12" w:name="_Toc226613699"/>
+      <w:r>
+        <w:lastRenderedPageBreak/>
+        <w:t>Testando titulo 4</w:t>
+      </w:r>
+      <w:bookmarkEnd w:id="12"/>
     </w:p>
     <w:p>
       <w:pPr>
@@ -2099,7 +3231,6 @@
           <w:shd w:val="clear" w:color="auto" w:fill="FFFFFF"/>
         </w:rPr>
       </w:pPr>
-      <w:proofErr w:type="gramStart"/>
       <w:r>
         <w:rPr>
           <w:rStyle w:val="Forte"/>
@@ -2110,9 +3241,42 @@
           <w:szCs w:val="21"/>
           <w:shd w:val="clear" w:color="auto" w:fill="FFFFFF"/>
         </w:rPr>
-        <w:t>orem</w:t>
-      </w:r>
-      <w:proofErr w:type="gramEnd"/>
+        <w:t>orem Ipsum</w:t>
+      </w:r>
+      <w:r>
+        <w:rPr>
+          <w:rFonts w:ascii="Open Sans" w:hAnsi="Open Sans" w:cs="Open Sans"/>
+          <w:color w:val="000000"/>
+          <w:sz w:val="21"/>
+          <w:szCs w:val="21"/>
+          <w:shd w:val="clear" w:color="auto" w:fill="FFFFFF"/>
+        </w:rPr>
+        <w:t> is simply dummy text of the printing and typesetting industry. Lorem Ipsum has been the industry's standard dummy text ever since the 1500s, when an unknown printer took a galley of type and scrambled it to make a type specimen book. It has survived not only five centuries, but also the leap into electronic typesetting, remaining essentially unchanged. It was popularised in the 1960s with the release of Letraset sheets containing Lorem Ipsum passages, and more recently with desktop publishing software like Aldus PageMaker including versions of Lorem Ipsum.</w:t>
+      </w:r>
+    </w:p>
+    <w:p/>
+    <w:p>
+      <w:pPr>
+        <w:pStyle w:val="Ttulo5"/>
+      </w:pPr>
+      <w:bookmarkStart w:id="13" w:name="_Toc226613700"/>
+      <w:r>
+        <w:t xml:space="preserve">Testando </w:t>
+      </w:r>
+      <w:r>
+        <w:t>título</w:t>
+      </w:r>
+      <w:r>
+        <w:t xml:space="preserve"> 5</w:t>
+      </w:r>
+      <w:bookmarkEnd w:id="13"/>
+    </w:p>
+    <w:p>
+      <w:pPr>
+        <w:rPr>
+          <w:shd w:val="clear" w:color="auto" w:fill="FFFFFF"/>
+        </w:rPr>
+      </w:pPr>
       <w:r>
         <w:rPr>
           <w:rStyle w:val="Forte"/>
@@ -2123,441 +3287,7 @@
           <w:szCs w:val="21"/>
           <w:shd w:val="clear" w:color="auto" w:fill="FFFFFF"/>
         </w:rPr>
-        <w:t xml:space="preserve"> Ipsum</w:t>
-      </w:r>
-      <w:r>
-        <w:rPr>
-          <w:rFonts w:ascii="Open Sans" w:hAnsi="Open Sans" w:cs="Open Sans"/>
-          <w:color w:val="000000"/>
-          <w:sz w:val="21"/>
-          <w:szCs w:val="21"/>
-          <w:shd w:val="clear" w:color="auto" w:fill="FFFFFF"/>
-        </w:rPr>
-        <w:t> is simply dummy text of the printing and typesetting industry. Lorem Ipsum has been the industry's standard dummy text ever since the 1500s, when an unknown printer took a galley of type and scrambled it to make a type specimen book. It has survived not only five centuries, but also the leap into electronic typesetting, remaining essentially unchanged. It was popularised in the 1960s with the release of Letraset sheets containing Lorem Ipsum passages, and more recently with desktop publishing software like Aldus PageMaker including versions of Lorem Ipsum.</w:t>
-      </w:r>
-    </w:p>
-    <w:p/>
-    <w:p>
-      <w:pPr>
-        <w:pStyle w:val="Ttulo2"/>
-      </w:pPr>
-      <w:bookmarkStart w:id="6" w:name="_Toc225406434"/>
-      <w:r>
-        <w:t>Metodologia</w:t>
-      </w:r>
-      <w:bookmarkEnd w:id="6"/>
-    </w:p>
-    <w:p>
-      <w:pPr>
-        <w:rPr>
-          <w:rFonts w:ascii="Open Sans" w:hAnsi="Open Sans" w:cs="Open Sans"/>
-          <w:color w:val="000000"/>
-          <w:sz w:val="21"/>
-          <w:szCs w:val="21"/>
-          <w:shd w:val="clear" w:color="auto" w:fill="FFFFFF"/>
-        </w:rPr>
-      </w:pPr>
-      <w:proofErr w:type="gramStart"/>
-      <w:r>
-        <w:rPr>
-          <w:rStyle w:val="Forte"/>
-          <w:rFonts w:ascii="Open Sans" w:hAnsi="Open Sans" w:cs="Open Sans"/>
-          <w:b w:val="0"/>
-          <w:color w:val="000000"/>
-          <w:sz w:val="21"/>
-          <w:szCs w:val="21"/>
-          <w:shd w:val="clear" w:color="auto" w:fill="FFFFFF"/>
-        </w:rPr>
-        <w:t>orem</w:t>
-      </w:r>
-      <w:proofErr w:type="gramEnd"/>
-      <w:r>
-        <w:rPr>
-          <w:rStyle w:val="Forte"/>
-          <w:rFonts w:ascii="Open Sans" w:hAnsi="Open Sans" w:cs="Open Sans"/>
-          <w:b w:val="0"/>
-          <w:color w:val="000000"/>
-          <w:sz w:val="21"/>
-          <w:szCs w:val="21"/>
-          <w:shd w:val="clear" w:color="auto" w:fill="FFFFFF"/>
-        </w:rPr>
-        <w:t xml:space="preserve"> Ipsum</w:t>
-      </w:r>
-      <w:r>
-        <w:rPr>
-          <w:rFonts w:ascii="Open Sans" w:hAnsi="Open Sans" w:cs="Open Sans"/>
-          <w:color w:val="000000"/>
-          <w:sz w:val="21"/>
-          <w:szCs w:val="21"/>
-          <w:shd w:val="clear" w:color="auto" w:fill="FFFFFF"/>
-        </w:rPr>
-        <w:t> is simply dummy text of the printing and typesetting industry. Lorem Ipsum has been the industry's standard dummy text ever since the 1500s, when an unknown printer took a galley of type and scrambled it to make a type specimen book. It has survived not only five centuries, but also the leap into electronic typesetting, remaining essentially unchanged. It was popularised in the 1960s with the release of Letraset sheets containing Lorem Ipsum passages, and more recently with desktop publishing software like Aldus PageMaker including versions of Lorem Ipsum.</w:t>
-      </w:r>
-    </w:p>
-    <w:p/>
-    <w:p>
-      <w:pPr>
-        <w:pStyle w:val="Ttulo2"/>
-      </w:pPr>
-      <w:bookmarkStart w:id="7" w:name="_Toc225406435"/>
-      <w:r>
-        <w:t>Resultados Esperados</w:t>
-      </w:r>
-      <w:bookmarkEnd w:id="7"/>
-    </w:p>
-    <w:p>
-      <w:pPr>
-        <w:rPr>
-          <w:rFonts w:ascii="Open Sans" w:hAnsi="Open Sans" w:cs="Open Sans"/>
-          <w:color w:val="000000"/>
-          <w:sz w:val="21"/>
-          <w:szCs w:val="21"/>
-          <w:shd w:val="clear" w:color="auto" w:fill="FFFFFF"/>
-        </w:rPr>
-      </w:pPr>
-      <w:proofErr w:type="gramStart"/>
-      <w:r>
-        <w:rPr>
-          <w:rStyle w:val="Forte"/>
-          <w:rFonts w:ascii="Open Sans" w:hAnsi="Open Sans" w:cs="Open Sans"/>
-          <w:b w:val="0"/>
-          <w:color w:val="000000"/>
-          <w:sz w:val="21"/>
-          <w:szCs w:val="21"/>
-          <w:shd w:val="clear" w:color="auto" w:fill="FFFFFF"/>
-        </w:rPr>
-        <w:t>orem</w:t>
-      </w:r>
-      <w:proofErr w:type="gramEnd"/>
-      <w:r>
-        <w:rPr>
-          <w:rStyle w:val="Forte"/>
-          <w:rFonts w:ascii="Open Sans" w:hAnsi="Open Sans" w:cs="Open Sans"/>
-          <w:b w:val="0"/>
-          <w:color w:val="000000"/>
-          <w:sz w:val="21"/>
-          <w:szCs w:val="21"/>
-          <w:shd w:val="clear" w:color="auto" w:fill="FFFFFF"/>
-        </w:rPr>
-        <w:t xml:space="preserve"> Ipsum</w:t>
-      </w:r>
-      <w:r>
-        <w:rPr>
-          <w:rFonts w:ascii="Open Sans" w:hAnsi="Open Sans" w:cs="Open Sans"/>
-          <w:color w:val="000000"/>
-          <w:sz w:val="21"/>
-          <w:szCs w:val="21"/>
-          <w:shd w:val="clear" w:color="auto" w:fill="FFFFFF"/>
-        </w:rPr>
-        <w:t xml:space="preserve"> is simply dummy text of the printing and typesetting industry. Lorem Ipsum has been the industry's standard dummy text ever since the 1500s, when an unknown printer took a galley of type and scrambled it to make a type specimen book. It has survived not only five centuries, but also the leap into electronic typesetting, remaining essentially unchanged. It was popularised in the 1960s with the </w:t>
-      </w:r>
-      <w:r>
-        <w:rPr>
-          <w:rFonts w:ascii="Open Sans" w:hAnsi="Open Sans" w:cs="Open Sans"/>
-          <w:color w:val="000000"/>
-          <w:sz w:val="21"/>
-          <w:szCs w:val="21"/>
-          <w:shd w:val="clear" w:color="auto" w:fill="FFFFFF"/>
-        </w:rPr>
-        <w:lastRenderedPageBreak/>
-        <w:t>release of Letraset sheets containing Lorem Ipsum passages, and more recently with desktop publishing software like Aldus PageMaker including versions of Lorem Ipsum.</w:t>
-      </w:r>
-    </w:p>
-    <w:p/>
-    <w:p>
-      <w:pPr>
-        <w:rPr>
-          <w:shd w:val="clear" w:color="auto" w:fill="FFFFFF"/>
-        </w:rPr>
-      </w:pPr>
-      <w:r>
-        <w:rPr>
-          <w:shd w:val="clear" w:color="auto" w:fill="FFFFFF"/>
-        </w:rPr>
-        <w:br w:type="page"/>
-      </w:r>
-    </w:p>
-    <w:p>
-      <w:pPr>
-        <w:pStyle w:val="Ttulo1"/>
-      </w:pPr>
-      <w:bookmarkStart w:id="8" w:name="_Toc225406436"/>
-      <w:r>
-        <w:lastRenderedPageBreak/>
-        <w:t>REFERENCIAL TEÓRICO</w:t>
-      </w:r>
-      <w:bookmarkEnd w:id="8"/>
-    </w:p>
-    <w:p>
-      <w:pPr>
-        <w:rPr>
-          <w:rFonts w:ascii="Open Sans" w:hAnsi="Open Sans" w:cs="Open Sans"/>
-          <w:color w:val="000000"/>
-          <w:sz w:val="21"/>
-          <w:szCs w:val="21"/>
-          <w:shd w:val="clear" w:color="auto" w:fill="FFFFFF"/>
-        </w:rPr>
-      </w:pPr>
-      <w:proofErr w:type="gramStart"/>
-      <w:r>
-        <w:rPr>
-          <w:rStyle w:val="Forte"/>
-          <w:rFonts w:ascii="Open Sans" w:hAnsi="Open Sans" w:cs="Open Sans"/>
-          <w:b w:val="0"/>
-          <w:color w:val="000000"/>
-          <w:sz w:val="21"/>
-          <w:szCs w:val="21"/>
-          <w:shd w:val="clear" w:color="auto" w:fill="FFFFFF"/>
-        </w:rPr>
-        <w:t>orem</w:t>
-      </w:r>
-      <w:proofErr w:type="gramEnd"/>
-      <w:r>
-        <w:rPr>
-          <w:rStyle w:val="Forte"/>
-          <w:rFonts w:ascii="Open Sans" w:hAnsi="Open Sans" w:cs="Open Sans"/>
-          <w:b w:val="0"/>
-          <w:color w:val="000000"/>
-          <w:sz w:val="21"/>
-          <w:szCs w:val="21"/>
-          <w:shd w:val="clear" w:color="auto" w:fill="FFFFFF"/>
-        </w:rPr>
-        <w:t xml:space="preserve"> Ipsum</w:t>
-      </w:r>
-      <w:r>
-        <w:rPr>
-          <w:rFonts w:ascii="Open Sans" w:hAnsi="Open Sans" w:cs="Open Sans"/>
-          <w:color w:val="000000"/>
-          <w:sz w:val="21"/>
-          <w:szCs w:val="21"/>
-          <w:shd w:val="clear" w:color="auto" w:fill="FFFFFF"/>
-        </w:rPr>
-        <w:t> is simply dummy text of the printing and typesetting industry. Lorem Ipsum has been the industry's standard dummy text ever since the 1500s, when an unknown printer took a galley of type and scrambled it to make a type specimen book. It has survived not only five centuries, but also the leap into electronic typesetting, remaining essentially unchanged. It was popularised in the 1960s with the release of Letraset sheets containing Lorem Ipsum passages, and more recently with desktop publishing software like Aldus PageMaker including versions of Lorem Ipsum.</w:t>
-      </w:r>
-    </w:p>
-    <w:p/>
-    <w:p>
-      <w:pPr>
-        <w:pStyle w:val="Ttulo2"/>
-      </w:pPr>
-      <w:bookmarkStart w:id="9" w:name="_Toc225406437"/>
-      <w:r>
-        <w:t>Teórico Referencial</w:t>
-      </w:r>
-      <w:bookmarkEnd w:id="9"/>
-    </w:p>
-    <w:p>
-      <w:pPr>
-        <w:rPr>
-          <w:rFonts w:ascii="Open Sans" w:hAnsi="Open Sans" w:cs="Open Sans"/>
-          <w:color w:val="000000"/>
-          <w:sz w:val="21"/>
-          <w:szCs w:val="21"/>
-          <w:shd w:val="clear" w:color="auto" w:fill="FFFFFF"/>
-        </w:rPr>
-      </w:pPr>
-      <w:proofErr w:type="gramStart"/>
-      <w:r>
-        <w:rPr>
-          <w:rStyle w:val="Forte"/>
-          <w:rFonts w:ascii="Open Sans" w:hAnsi="Open Sans" w:cs="Open Sans"/>
-          <w:b w:val="0"/>
-          <w:color w:val="000000"/>
-          <w:sz w:val="21"/>
-          <w:szCs w:val="21"/>
-          <w:shd w:val="clear" w:color="auto" w:fill="FFFFFF"/>
-        </w:rPr>
-        <w:t>orem</w:t>
-      </w:r>
-      <w:proofErr w:type="gramEnd"/>
-      <w:r>
-        <w:rPr>
-          <w:rStyle w:val="Forte"/>
-          <w:rFonts w:ascii="Open Sans" w:hAnsi="Open Sans" w:cs="Open Sans"/>
-          <w:b w:val="0"/>
-          <w:color w:val="000000"/>
-          <w:sz w:val="21"/>
-          <w:szCs w:val="21"/>
-          <w:shd w:val="clear" w:color="auto" w:fill="FFFFFF"/>
-        </w:rPr>
-        <w:t xml:space="preserve"> Ipsum</w:t>
-      </w:r>
-      <w:r>
-        <w:rPr>
-          <w:rFonts w:ascii="Open Sans" w:hAnsi="Open Sans" w:cs="Open Sans"/>
-          <w:color w:val="000000"/>
-          <w:sz w:val="21"/>
-          <w:szCs w:val="21"/>
-          <w:shd w:val="clear" w:color="auto" w:fill="FFFFFF"/>
-        </w:rPr>
-        <w:t> is simply dummy text of the printing and typesetting industry. Lorem Ipsum has been the industry's standard dummy text ever since the 1500s, when an unknown printer took a galley of type and scrambled it to make a type specimen book. It has survived not only five centuries, but also the leap into electronic typesetting, remaining essentially unchanged. It was popularised in the 1960s with the release of Letraset sheets containing Lorem Ipsum passages, and more recently with desktop publishing software like Aldus PageMaker including versions of Lorem Ipsum.</w:t>
-      </w:r>
-    </w:p>
-    <w:p/>
-    <w:p>
-      <w:pPr>
-        <w:pStyle w:val="Ttulo3"/>
-      </w:pPr>
-      <w:bookmarkStart w:id="10" w:name="_Toc225406438"/>
-      <w:r>
-        <w:t>Testando titulo 3</w:t>
-      </w:r>
-      <w:bookmarkEnd w:id="10"/>
-    </w:p>
-    <w:p>
-      <w:pPr>
-        <w:rPr>
-          <w:rFonts w:ascii="Open Sans" w:hAnsi="Open Sans" w:cs="Open Sans"/>
-          <w:color w:val="000000"/>
-          <w:sz w:val="21"/>
-          <w:szCs w:val="21"/>
-          <w:shd w:val="clear" w:color="auto" w:fill="FFFFFF"/>
-        </w:rPr>
-      </w:pPr>
-      <w:proofErr w:type="gramStart"/>
-      <w:r>
-        <w:rPr>
-          <w:rStyle w:val="Forte"/>
-          <w:rFonts w:ascii="Open Sans" w:hAnsi="Open Sans" w:cs="Open Sans"/>
-          <w:b w:val="0"/>
-          <w:color w:val="000000"/>
-          <w:sz w:val="21"/>
-          <w:szCs w:val="21"/>
-          <w:shd w:val="clear" w:color="auto" w:fill="FFFFFF"/>
-        </w:rPr>
-        <w:t>orem</w:t>
-      </w:r>
-      <w:proofErr w:type="gramEnd"/>
-      <w:r>
-        <w:rPr>
-          <w:rStyle w:val="Forte"/>
-          <w:rFonts w:ascii="Open Sans" w:hAnsi="Open Sans" w:cs="Open Sans"/>
-          <w:b w:val="0"/>
-          <w:color w:val="000000"/>
-          <w:sz w:val="21"/>
-          <w:szCs w:val="21"/>
-          <w:shd w:val="clear" w:color="auto" w:fill="FFFFFF"/>
-        </w:rPr>
-        <w:t xml:space="preserve"> Ipsum</w:t>
-      </w:r>
-      <w:r>
-        <w:rPr>
-          <w:rFonts w:ascii="Open Sans" w:hAnsi="Open Sans" w:cs="Open Sans"/>
-          <w:color w:val="000000"/>
-          <w:sz w:val="21"/>
-          <w:szCs w:val="21"/>
-          <w:shd w:val="clear" w:color="auto" w:fill="FFFFFF"/>
-        </w:rPr>
-        <w:t> is simply dummy text of the printing and typesetting industry. Lorem Ipsum has been the industry's standard dummy text ever since the 1500s, when an unknown printer took a galley of type and scrambled it to make a type specimen book. It has survived not only five centuries, but also the leap into electronic typesetting, remaining essentially unchanged. It was popularised in the 1960s with the release of Letraset sheets containing Lorem Ipsum passages, and more recently with desktop publishing software like Aldus PageMaker including versions of Lorem Ipsum.</w:t>
-      </w:r>
-    </w:p>
-    <w:p/>
-    <w:p>
-      <w:pPr>
-        <w:pStyle w:val="Ttulo4"/>
-      </w:pPr>
-      <w:bookmarkStart w:id="11" w:name="_Toc225406439"/>
-      <w:r>
-        <w:t>Testando titulo 4</w:t>
-      </w:r>
-      <w:bookmarkEnd w:id="11"/>
-    </w:p>
-    <w:p>
-      <w:pPr>
-        <w:rPr>
-          <w:rFonts w:ascii="Open Sans" w:hAnsi="Open Sans" w:cs="Open Sans"/>
-          <w:color w:val="000000"/>
-          <w:sz w:val="21"/>
-          <w:szCs w:val="21"/>
-          <w:shd w:val="clear" w:color="auto" w:fill="FFFFFF"/>
-        </w:rPr>
-      </w:pPr>
-      <w:proofErr w:type="gramStart"/>
-      <w:r>
-        <w:rPr>
-          <w:rStyle w:val="Forte"/>
-          <w:rFonts w:ascii="Open Sans" w:hAnsi="Open Sans" w:cs="Open Sans"/>
-          <w:b w:val="0"/>
-          <w:color w:val="000000"/>
-          <w:sz w:val="21"/>
-          <w:szCs w:val="21"/>
-          <w:shd w:val="clear" w:color="auto" w:fill="FFFFFF"/>
-        </w:rPr>
-        <w:t>orem</w:t>
-      </w:r>
-      <w:proofErr w:type="gramEnd"/>
-      <w:r>
-        <w:rPr>
-          <w:rStyle w:val="Forte"/>
-          <w:rFonts w:ascii="Open Sans" w:hAnsi="Open Sans" w:cs="Open Sans"/>
-          <w:b w:val="0"/>
-          <w:color w:val="000000"/>
-          <w:sz w:val="21"/>
-          <w:szCs w:val="21"/>
-          <w:shd w:val="clear" w:color="auto" w:fill="FFFFFF"/>
-        </w:rPr>
-        <w:t xml:space="preserve"> Ipsum</w:t>
-      </w:r>
-      <w:r>
-        <w:rPr>
-          <w:rFonts w:ascii="Open Sans" w:hAnsi="Open Sans" w:cs="Open Sans"/>
-          <w:color w:val="000000"/>
-          <w:sz w:val="21"/>
-          <w:szCs w:val="21"/>
-          <w:shd w:val="clear" w:color="auto" w:fill="FFFFFF"/>
-        </w:rPr>
-        <w:t> is simply dummy text of the printing and typesetting industry. Lorem Ipsum has been the industry's standard dummy text ever since the 1500s, when an unknown printer took a galley of type and scrambled it to make a type specimen book. It has survived not only five centuries, but also the leap into electronic typesetting, remaining essentially unchanged. It was popularised in the 1960s with the release of Letraset sheets containing Lorem Ipsum passages, and more recently with desktop publishing software like Aldus PageMaker including versions of Lorem Ipsum.</w:t>
-      </w:r>
-    </w:p>
-    <w:p/>
-    <w:p>
-      <w:pPr>
-        <w:pStyle w:val="Ttulo5"/>
-      </w:pPr>
-      <w:bookmarkStart w:id="12" w:name="_Toc225406440"/>
-      <w:r>
-        <w:lastRenderedPageBreak/>
-        <w:t xml:space="preserve">Testando </w:t>
-      </w:r>
-      <w:r>
-        <w:t>título</w:t>
-      </w:r>
-      <w:r>
-        <w:t xml:space="preserve"> 5</w:t>
-      </w:r>
-      <w:bookmarkEnd w:id="12"/>
-    </w:p>
-    <w:p>
-      <w:pPr>
-        <w:rPr>
-          <w:shd w:val="clear" w:color="auto" w:fill="FFFFFF"/>
-        </w:rPr>
-      </w:pPr>
-      <w:proofErr w:type="gramStart"/>
-      <w:r>
-        <w:rPr>
-          <w:rStyle w:val="Forte"/>
-          <w:rFonts w:ascii="Open Sans" w:hAnsi="Open Sans" w:cs="Open Sans"/>
-          <w:b w:val="0"/>
-          <w:color w:val="000000"/>
-          <w:sz w:val="21"/>
-          <w:szCs w:val="21"/>
-          <w:shd w:val="clear" w:color="auto" w:fill="FFFFFF"/>
-        </w:rPr>
-        <w:t>orem</w:t>
-      </w:r>
-      <w:proofErr w:type="gramEnd"/>
-      <w:r>
-        <w:rPr>
-          <w:rStyle w:val="Forte"/>
-          <w:rFonts w:ascii="Open Sans" w:hAnsi="Open Sans" w:cs="Open Sans"/>
-          <w:b w:val="0"/>
-          <w:color w:val="000000"/>
-          <w:sz w:val="21"/>
-          <w:szCs w:val="21"/>
-          <w:shd w:val="clear" w:color="auto" w:fill="FFFFFF"/>
-        </w:rPr>
-        <w:t xml:space="preserve"> Ipsum</w:t>
+        <w:t>orem Ipsum</w:t>
       </w:r>
       <w:r>
         <w:rPr>
@@ -2580,12 +3310,12 @@
       <w:pPr>
         <w:pStyle w:val="Ttulo1"/>
       </w:pPr>
-      <w:bookmarkStart w:id="13" w:name="_Toc225406441"/>
+      <w:bookmarkStart w:id="14" w:name="_Toc226613701"/>
       <w:r>
         <w:lastRenderedPageBreak/>
         <w:t>IMERSÃO</w:t>
       </w:r>
-      <w:bookmarkEnd w:id="13"/>
+      <w:bookmarkEnd w:id="14"/>
     </w:p>
     <w:p>
       <w:r>
@@ -2605,10 +3335,7 @@
         <w:t>Alura</w:t>
       </w:r>
       <w:r>
-        <w:t>, 2023).</w:t>
-      </w:r>
-      <w:r>
-        <w:t xml:space="preserve"> </w:t>
+        <w:t xml:space="preserve">, 2023). </w:t>
       </w:r>
       <w:r>
         <w:t>Caderno de</w:t>
@@ -2624,12 +3351,14 @@
       <w:pPr>
         <w:pStyle w:val="Ttulo2"/>
       </w:pPr>
+      <w:bookmarkStart w:id="15" w:name="_Toc226613702"/>
       <w:r>
         <w:t>Caderno de Sen</w:t>
       </w:r>
       <w:r>
         <w:t>sibilidade</w:t>
       </w:r>
+      <w:bookmarkEnd w:id="15"/>
     </w:p>
     <w:p>
       <w:r>
@@ -2664,6 +3393,7 @@
           <w:szCs w:val="20"/>
         </w:rPr>
       </w:pPr>
+      <w:bookmarkStart w:id="16" w:name="_Toc226613151"/>
       <w:r>
         <w:rPr>
           <w:szCs w:val="20"/>
@@ -2707,6 +3437,7 @@
         </w:rPr>
         <w:t>: Caderno de Sensibilidade</w:t>
       </w:r>
+      <w:bookmarkEnd w:id="16"/>
     </w:p>
     <w:p>
       <w:pPr>
@@ -2735,7 +3466,7 @@
                     </pic:cNvPicPr>
                   </pic:nvPicPr>
                   <pic:blipFill>
-                    <a:blip r:embed="rId6">
+                    <a:blip r:embed="rId9">
                       <a:extLst>
                         <a:ext uri="{28A0092B-C50C-407E-A947-70E740481C1C}">
                           <a14:useLocalDpi xmlns:a14="http://schemas.microsoft.com/office/drawing/2010/main" val="0"/>
@@ -2818,27 +3549,22 @@
         <w:pStyle w:val="Legenda"/>
         <w:keepNext/>
       </w:pPr>
+      <w:bookmarkStart w:id="17" w:name="_Toc226613171"/>
       <w:r>
         <w:t xml:space="preserve">Quadro </w:t>
       </w:r>
-      <w:r>
-        <w:fldChar w:fldCharType="begin"/>
-      </w:r>
-      <w:r>
-        <w:instrText xml:space="preserve"> SEQ Quadro \* ARABIC </w:instrText>
-      </w:r>
-      <w:r>
-        <w:fldChar w:fldCharType="separate"/>
-      </w:r>
-      <w:r>
-        <w:rPr>
-          <w:noProof/>
-        </w:rPr>
-        <w:t>1</w:t>
-      </w:r>
-      <w:r>
-        <w:fldChar w:fldCharType="end"/>
-      </w:r>
+      <w:fldSimple w:instr=" SEQ Quadro \* ARABIC ">
+        <w:r>
+          <w:rPr>
+            <w:noProof/>
+          </w:rPr>
+          <w:t>1</w:t>
+        </w:r>
+      </w:fldSimple>
+      <w:r>
+        <w:t>: Caderno de Sensiblidade</w:t>
+      </w:r>
+      <w:bookmarkEnd w:id="17"/>
     </w:p>
     <w:tbl>
       <w:tblPr>
@@ -3119,6 +3845,7 @@
           </w:tcPr>
           <w:p>
             <w:pPr>
+              <w:keepNext/>
               <w:ind w:firstLine="0"/>
             </w:pPr>
             <w:r>
@@ -3137,62 +3864,22 @@
         <w:pStyle w:val="ImagenseFontes"/>
       </w:pPr>
       <w:r>
-        <w:t xml:space="preserve">Fonte: </w:t>
-      </w:r>
-      <w:r>
-        <w:t>Os autores, 2026</w:t>
-      </w:r>
-    </w:p>
-    <w:p>
-      <w:pPr>
-        <w:pStyle w:val="ImagenseFontes"/>
-        <w:jc w:val="both"/>
-        <w:rPr>
-          <w:rFonts w:eastAsiaTheme="majorEastAsia" w:cstheme="majorBidi"/>
-          <w:color w:val="000000" w:themeColor="text1"/>
-          <w:szCs w:val="32"/>
-        </w:rPr>
-      </w:pPr>
-      <w:r>
-        <w:br w:type="page"/>
-      </w:r>
-    </w:p>
-    <w:p>
-      <w:pPr>
-        <w:pStyle w:val="Ttulo1"/>
-      </w:pPr>
-      <w:bookmarkStart w:id="14" w:name="_Toc225406442"/>
-      <w:r>
-        <w:lastRenderedPageBreak/>
-        <w:t>ANÁLISE E SINTESE</w:t>
-      </w:r>
-      <w:bookmarkEnd w:id="14"/>
+        <w:t>Fonte: Os autores, 2026</w:t>
+      </w:r>
     </w:p>
     <w:p>
       <w:pPr>
         <w:pStyle w:val="Ttulo2"/>
       </w:pPr>
-      <w:bookmarkStart w:id="15" w:name="_Toc225406443"/>
-      <w:r>
-        <w:t>Persona</w:t>
-      </w:r>
-      <w:bookmarkEnd w:id="15"/>
-    </w:p>
-    <w:p>
-      <w:pPr>
-        <w:pStyle w:val="Citao"/>
-      </w:pPr>
-      <w:r>
-        <w:t xml:space="preserve">A persona é definida como </w:t>
-      </w:r>
-      <w:r>
-        <w:rPr>
-          <w:rStyle w:val="Forte"/>
-        </w:rPr>
-        <w:t>"o perfil semifictício do seu cliente ou usuário ideal. Não podemos dizer que é totalmente fictício, porque deve ser criado a partir de informações reais sobre os seus clientes"</w:t>
-      </w:r>
-      <w:r>
-        <w:t xml:space="preserve"> (RESULTADOS DIGITAIS, [s.d.]).</w:t>
+      <w:bookmarkStart w:id="18" w:name="_Toc226613703"/>
+      <w:r>
+        <w:t>Pesquisa de Campo</w:t>
+      </w:r>
+      <w:bookmarkEnd w:id="18"/>
+    </w:p>
+    <w:p>
+      <w:r>
+        <w:t>Introdução explicando sobre como foi aplicada.</w:t>
       </w:r>
     </w:p>
     <w:p>
@@ -3200,45 +3887,152 @@
         <w:pStyle w:val="Legenda"/>
         <w:keepNext/>
       </w:pPr>
+      <w:bookmarkStart w:id="19" w:name="_Toc226613189"/>
+      <w:r>
+        <w:lastRenderedPageBreak/>
+        <w:t xml:space="preserve">Gráfico </w:t>
+      </w:r>
+      <w:fldSimple w:instr=" SEQ Gráfico \* ARABIC ">
+        <w:r>
+          <w:rPr>
+            <w:noProof/>
+          </w:rPr>
+          <w:t>1</w:t>
+        </w:r>
+      </w:fldSimple>
+      <w:r>
+        <w:t>: Idade do Público alvo</w:t>
+      </w:r>
+      <w:bookmarkEnd w:id="19"/>
+    </w:p>
+    <w:p>
+      <w:pPr>
+        <w:pStyle w:val="ImagenseFontes"/>
+        <w:keepNext/>
+      </w:pPr>
+      <w:r>
+        <w:rPr>
+          <w:noProof/>
+          <w:lang w:eastAsia="pt-BR"/>
+        </w:rPr>
+        <w:drawing>
+          <wp:inline distT="0" distB="0" distL="0" distR="0">
+            <wp:extent cx="5486400" cy="3200400"/>
+            <wp:effectExtent l="0" t="0" r="0" b="0"/>
+            <wp:docPr id="3" name="Gráfico 3"/>
+            <wp:cNvGraphicFramePr/>
+            <a:graphic xmlns:a="http://schemas.openxmlformats.org/drawingml/2006/main">
+              <a:graphicData uri="http://schemas.openxmlformats.org/drawingml/2006/chart">
+                <c:chart xmlns:c="http://schemas.openxmlformats.org/drawingml/2006/chart" xmlns:r="http://schemas.openxmlformats.org/officeDocument/2006/relationships" r:id="rId10"/>
+              </a:graphicData>
+            </a:graphic>
+          </wp:inline>
+        </w:drawing>
+      </w:r>
+    </w:p>
+    <w:p>
+      <w:pPr>
+        <w:pStyle w:val="ImagenseFontes"/>
+      </w:pPr>
+      <w:r>
+        <w:t>Fonte: Os autores, 2026</w:t>
+      </w:r>
+    </w:p>
+    <w:p>
+      <w:pPr>
+        <w:spacing w:after="160" w:line="259" w:lineRule="auto"/>
+        <w:ind w:firstLine="0"/>
+        <w:jc w:val="left"/>
+        <w:rPr>
+          <w:sz w:val="20"/>
+        </w:rPr>
+      </w:pPr>
+      <w:r>
+        <w:br w:type="page"/>
+      </w:r>
+    </w:p>
+    <w:p>
+      <w:pPr>
+        <w:pStyle w:val="ImagenseFontes"/>
+      </w:pPr>
+    </w:p>
+    <w:p>
+      <w:pPr>
+        <w:pStyle w:val="Ttulo1"/>
+      </w:pPr>
+      <w:bookmarkStart w:id="20" w:name="_Toc226613704"/>
+      <w:r>
+        <w:t>ANÁLISE E SINTESE</w:t>
+      </w:r>
+      <w:bookmarkEnd w:id="20"/>
+    </w:p>
+    <w:p>
+      <w:pPr>
+        <w:pStyle w:val="Ttulo2"/>
+      </w:pPr>
+      <w:bookmarkStart w:id="21" w:name="_Toc226613705"/>
+      <w:r>
+        <w:t>Persona</w:t>
+      </w:r>
+      <w:bookmarkEnd w:id="21"/>
+    </w:p>
+    <w:p>
+      <w:pPr>
+        <w:pStyle w:val="Citao"/>
+      </w:pPr>
+      <w:r>
+        <w:t xml:space="preserve">A persona é definida como </w:t>
+      </w:r>
+      <w:r>
+        <w:rPr>
+          <w:rStyle w:val="Forte"/>
+        </w:rPr>
+        <w:t>"o perfil semifictício do seu cliente ou usuário ideal. Não podemos dizer que é totalmente fictício, porque deve ser criado a partir de informações reais sobre os seus clientes"</w:t>
+      </w:r>
+      <w:r>
+        <w:t xml:space="preserve"> (RESULTADOS DIGITAIS, [s.d.]).</w:t>
+      </w:r>
+    </w:p>
+    <w:p>
+      <w:pPr>
+        <w:pStyle w:val="Legenda"/>
+        <w:keepNext/>
+      </w:pPr>
+      <w:bookmarkStart w:id="22" w:name="_Toc226613152"/>
       <w:r>
         <w:t xml:space="preserve">Figura </w:t>
       </w:r>
-      <w:r>
-        <w:fldChar w:fldCharType="begin"/>
-      </w:r>
-      <w:r>
-        <w:instrText xml:space="preserve"> SEQ Figura \* ARABIC </w:instrText>
-      </w:r>
-      <w:r>
-        <w:fldChar w:fldCharType="separate"/>
-      </w:r>
+      <w:fldSimple w:instr=" SEQ Figura \* ARABIC ">
+        <w:r>
+          <w:rPr>
+            <w:noProof/>
+          </w:rPr>
+          <w:t>2</w:t>
+        </w:r>
+      </w:fldSimple>
       <w:r>
         <w:rPr>
           <w:noProof/>
         </w:rPr>
-        <w:t>2</w:t>
-      </w:r>
-      <w:r>
-        <w:fldChar w:fldCharType="end"/>
+        <w:t xml:space="preserve">: </w:t>
       </w:r>
       <w:r>
         <w:rPr>
           <w:noProof/>
         </w:rPr>
-        <w:t xml:space="preserve">: </w:t>
-      </w:r>
+        <w:t>Exemplificação de Personas</w:t>
+      </w:r>
+      <w:bookmarkEnd w:id="22"/>
+    </w:p>
+    <w:p>
+      <w:pPr>
+        <w:pStyle w:val="ImagenseFontes"/>
+      </w:pPr>
       <w:r>
         <w:rPr>
           <w:noProof/>
-        </w:rPr>
-        <w:t>Exemplificação de Personas</w:t>
-      </w:r>
-    </w:p>
-    <w:p>
-      <w:pPr>
-        <w:pStyle w:val="ImagenseFontes"/>
-      </w:pPr>
-      <w:r>
+          <w:lang w:eastAsia="pt-BR"/>
+        </w:rPr>
         <w:drawing>
           <wp:inline distT="0" distB="0" distL="0" distR="0" wp14:anchorId="7186C3C9" wp14:editId="7B3FDB8F">
             <wp:extent cx="933580" cy="1428949"/>
@@ -3255,7 +4049,7 @@
                     <pic:cNvPicPr/>
                   </pic:nvPicPr>
                   <pic:blipFill>
-                    <a:blip r:embed="rId7"/>
+                    <a:blip r:embed="rId11"/>
                     <a:stretch>
                       <a:fillRect/>
                     </a:stretch>
@@ -3303,23 +4097,264 @@
       <w:pPr>
         <w:pStyle w:val="Ttulo1"/>
       </w:pPr>
+      <w:bookmarkStart w:id="23" w:name="_Toc226613706"/>
       <w:r>
         <w:lastRenderedPageBreak/>
         <w:t>ASPECTOS ESTRATÉGICOS</w:t>
       </w:r>
+      <w:bookmarkEnd w:id="23"/>
     </w:p>
     <w:p>
       <w:pPr>
         <w:pStyle w:val="Ttulo2"/>
       </w:pPr>
+      <w:bookmarkStart w:id="24" w:name="_Toc226613707"/>
       <w:r>
         <w:t>Planejamento Financeiro</w:t>
       </w:r>
-      <w:bookmarkStart w:id="16" w:name="_GoBack"/>
-      <w:bookmarkEnd w:id="16"/>
-    </w:p>
-    <w:p>
-      <w:pPr>
+      <w:bookmarkEnd w:id="24"/>
+    </w:p>
+    <w:p>
+      <w:pPr>
+        <w:pStyle w:val="Legenda"/>
+      </w:pPr>
+      <w:bookmarkStart w:id="25" w:name="_Toc226613201"/>
+      <w:r>
+        <w:t xml:space="preserve">Tabela </w:t>
+      </w:r>
+      <w:fldSimple w:instr=" SEQ Tabela \* ARABIC ">
+        <w:r>
+          <w:t>1</w:t>
+        </w:r>
+      </w:fldSimple>
+      <w:r>
+        <w:t>: Valores dos Pacotes</w:t>
+      </w:r>
+      <w:bookmarkEnd w:id="25"/>
+    </w:p>
+    <w:tbl>
+      <w:tblPr>
+        <w:tblStyle w:val="TabeladeLista3-nfase1"/>
+        <w:tblW w:w="0" w:type="auto"/>
+        <w:tblBorders>
+          <w:top w:val="single" w:sz="4" w:space="0" w:color="auto"/>
+          <w:left w:val="none" w:sz="0" w:space="0" w:color="auto"/>
+          <w:bottom w:val="single" w:sz="4" w:space="0" w:color="auto"/>
+          <w:right w:val="none" w:sz="0" w:space="0" w:color="auto"/>
+          <w:insideH w:val="single" w:sz="4" w:space="0" w:color="auto"/>
+          <w:insideV w:val="single" w:sz="4" w:space="0" w:color="auto"/>
+        </w:tblBorders>
+        <w:tblLook w:val="04A0" w:firstRow="1" w:lastRow="0" w:firstColumn="1" w:lastColumn="0" w:noHBand="0" w:noVBand="1"/>
+      </w:tblPr>
+      <w:tblGrid>
+        <w:gridCol w:w="4530"/>
+        <w:gridCol w:w="4531"/>
+      </w:tblGrid>
+      <w:tr>
+        <w:trPr>
+          <w:cnfStyle w:val="100000000000" w:firstRow="1" w:lastRow="0" w:firstColumn="0" w:lastColumn="0" w:oddVBand="0" w:evenVBand="0" w:oddHBand="0" w:evenHBand="0" w:firstRowFirstColumn="0" w:firstRowLastColumn="0" w:lastRowFirstColumn="0" w:lastRowLastColumn="0"/>
+        </w:trPr>
+        <w:tc>
+          <w:tcPr>
+            <w:cnfStyle w:val="001000000100" w:firstRow="0" w:lastRow="0" w:firstColumn="1" w:lastColumn="0" w:oddVBand="0" w:evenVBand="0" w:oddHBand="0" w:evenHBand="0" w:firstRowFirstColumn="1" w:firstRowLastColumn="0" w:lastRowFirstColumn="0" w:lastRowLastColumn="0"/>
+            <w:tcW w:w="4530" w:type="dxa"/>
+            <w:tcBorders>
+              <w:bottom w:val="none" w:sz="0" w:space="0" w:color="auto"/>
+              <w:right w:val="none" w:sz="0" w:space="0" w:color="auto"/>
+            </w:tcBorders>
+          </w:tcPr>
+          <w:p>
+            <w:pPr>
+              <w:spacing w:before="240"/>
+              <w:ind w:firstLine="0"/>
+              <w:jc w:val="center"/>
+              <w:rPr>
+                <w:b w:val="0"/>
+              </w:rPr>
+            </w:pPr>
+            <w:r>
+              <w:rPr>
+                <w:b w:val="0"/>
+              </w:rPr>
+              <w:t>Pacote</w:t>
+            </w:r>
+          </w:p>
+        </w:tc>
+        <w:tc>
+          <w:tcPr>
+            <w:tcW w:w="4531" w:type="dxa"/>
+          </w:tcPr>
+          <w:p>
+            <w:pPr>
+              <w:spacing w:before="240"/>
+              <w:ind w:firstLine="0"/>
+              <w:jc w:val="center"/>
+              <w:cnfStyle w:val="100000000000" w:firstRow="1" w:lastRow="0" w:firstColumn="0" w:lastColumn="0" w:oddVBand="0" w:evenVBand="0" w:oddHBand="0" w:evenHBand="0" w:firstRowFirstColumn="0" w:firstRowLastColumn="0" w:lastRowFirstColumn="0" w:lastRowLastColumn="0"/>
+              <w:rPr>
+                <w:b w:val="0"/>
+              </w:rPr>
+            </w:pPr>
+            <w:r>
+              <w:rPr>
+                <w:b w:val="0"/>
+              </w:rPr>
+              <w:t>Valor</w:t>
+            </w:r>
+          </w:p>
+        </w:tc>
+      </w:tr>
+      <w:tr>
+        <w:trPr>
+          <w:cnfStyle w:val="000000100000" w:firstRow="0" w:lastRow="0" w:firstColumn="0" w:lastColumn="0" w:oddVBand="0" w:evenVBand="0" w:oddHBand="1" w:evenHBand="0" w:firstRowFirstColumn="0" w:firstRowLastColumn="0" w:lastRowFirstColumn="0" w:lastRowLastColumn="0"/>
+        </w:trPr>
+        <w:tc>
+          <w:tcPr>
+            <w:cnfStyle w:val="001000000000" w:firstRow="0" w:lastRow="0" w:firstColumn="1" w:lastColumn="0" w:oddVBand="0" w:evenVBand="0" w:oddHBand="0" w:evenHBand="0" w:firstRowFirstColumn="0" w:firstRowLastColumn="0" w:lastRowFirstColumn="0" w:lastRowLastColumn="0"/>
+            <w:tcW w:w="4530" w:type="dxa"/>
+            <w:tcBorders>
+              <w:top w:val="none" w:sz="0" w:space="0" w:color="auto"/>
+              <w:bottom w:val="none" w:sz="0" w:space="0" w:color="auto"/>
+              <w:right w:val="none" w:sz="0" w:space="0" w:color="auto"/>
+            </w:tcBorders>
+          </w:tcPr>
+          <w:p>
+            <w:pPr>
+              <w:spacing w:before="240"/>
+              <w:ind w:firstLine="0"/>
+              <w:jc w:val="center"/>
+            </w:pPr>
+            <w:r>
+              <w:t>Pacote Plástico</w:t>
+            </w:r>
+          </w:p>
+        </w:tc>
+        <w:tc>
+          <w:tcPr>
+            <w:tcW w:w="4531" w:type="dxa"/>
+            <w:tcBorders>
+              <w:top w:val="none" w:sz="0" w:space="0" w:color="auto"/>
+              <w:bottom w:val="none" w:sz="0" w:space="0" w:color="auto"/>
+            </w:tcBorders>
+          </w:tcPr>
+          <w:p>
+            <w:pPr>
+              <w:spacing w:before="240"/>
+              <w:ind w:firstLine="0"/>
+              <w:jc w:val="center"/>
+              <w:cnfStyle w:val="000000100000" w:firstRow="0" w:lastRow="0" w:firstColumn="0" w:lastColumn="0" w:oddVBand="0" w:evenVBand="0" w:oddHBand="1" w:evenHBand="0" w:firstRowFirstColumn="0" w:firstRowLastColumn="0" w:lastRowFirstColumn="0" w:lastRowLastColumn="0"/>
+            </w:pPr>
+            <w:r>
+              <w:t>R$ 9,90</w:t>
+            </w:r>
+          </w:p>
+        </w:tc>
+      </w:tr>
+      <w:tr>
+        <w:tc>
+          <w:tcPr>
+            <w:cnfStyle w:val="001000000000" w:firstRow="0" w:lastRow="0" w:firstColumn="1" w:lastColumn="0" w:oddVBand="0" w:evenVBand="0" w:oddHBand="0" w:evenHBand="0" w:firstRowFirstColumn="0" w:firstRowLastColumn="0" w:lastRowFirstColumn="0" w:lastRowLastColumn="0"/>
+            <w:tcW w:w="4530" w:type="dxa"/>
+            <w:tcBorders>
+              <w:right w:val="none" w:sz="0" w:space="0" w:color="auto"/>
+            </w:tcBorders>
+          </w:tcPr>
+          <w:p>
+            <w:pPr>
+              <w:spacing w:before="240"/>
+              <w:ind w:firstLine="0"/>
+              <w:jc w:val="center"/>
+            </w:pPr>
+            <w:r>
+              <w:t>Pacote Madeira</w:t>
+            </w:r>
+          </w:p>
+        </w:tc>
+        <w:tc>
+          <w:tcPr>
+            <w:tcW w:w="4531" w:type="dxa"/>
+          </w:tcPr>
+          <w:p>
+            <w:pPr>
+              <w:spacing w:before="240"/>
+              <w:ind w:firstLine="0"/>
+              <w:jc w:val="center"/>
+              <w:cnfStyle w:val="000000000000" w:firstRow="0" w:lastRow="0" w:firstColumn="0" w:lastColumn="0" w:oddVBand="0" w:evenVBand="0" w:oddHBand="0" w:evenHBand="0" w:firstRowFirstColumn="0" w:firstRowLastColumn="0" w:lastRowFirstColumn="0" w:lastRowLastColumn="0"/>
+            </w:pPr>
+            <w:r>
+              <w:t>R$ 20,90</w:t>
+            </w:r>
+          </w:p>
+        </w:tc>
+      </w:tr>
+      <w:tr>
+        <w:trPr>
+          <w:cnfStyle w:val="000000100000" w:firstRow="0" w:lastRow="0" w:firstColumn="0" w:lastColumn="0" w:oddVBand="0" w:evenVBand="0" w:oddHBand="1" w:evenHBand="0" w:firstRowFirstColumn="0" w:firstRowLastColumn="0" w:lastRowFirstColumn="0" w:lastRowLastColumn="0"/>
+        </w:trPr>
+        <w:tc>
+          <w:tcPr>
+            <w:cnfStyle w:val="001000000000" w:firstRow="0" w:lastRow="0" w:firstColumn="1" w:lastColumn="0" w:oddVBand="0" w:evenVBand="0" w:oddHBand="0" w:evenHBand="0" w:firstRowFirstColumn="0" w:firstRowLastColumn="0" w:lastRowFirstColumn="0" w:lastRowLastColumn="0"/>
+            <w:tcW w:w="4530" w:type="dxa"/>
+            <w:tcBorders>
+              <w:top w:val="none" w:sz="0" w:space="0" w:color="auto"/>
+              <w:bottom w:val="none" w:sz="0" w:space="0" w:color="auto"/>
+              <w:right w:val="none" w:sz="0" w:space="0" w:color="auto"/>
+            </w:tcBorders>
+          </w:tcPr>
+          <w:p>
+            <w:pPr>
+              <w:spacing w:before="240"/>
+              <w:ind w:firstLine="0"/>
+              <w:jc w:val="center"/>
+            </w:pPr>
+            <w:r>
+              <w:t>Pacote Extra Plus Size</w:t>
+            </w:r>
+          </w:p>
+        </w:tc>
+        <w:tc>
+          <w:tcPr>
+            <w:tcW w:w="4531" w:type="dxa"/>
+            <w:tcBorders>
+              <w:top w:val="none" w:sz="0" w:space="0" w:color="auto"/>
+              <w:bottom w:val="none" w:sz="0" w:space="0" w:color="auto"/>
+            </w:tcBorders>
+          </w:tcPr>
+          <w:p>
+            <w:pPr>
+              <w:spacing w:before="240"/>
+              <w:ind w:firstLine="0"/>
+              <w:jc w:val="center"/>
+              <w:cnfStyle w:val="000000100000" w:firstRow="0" w:lastRow="0" w:firstColumn="0" w:lastColumn="0" w:oddVBand="0" w:evenVBand="0" w:oddHBand="1" w:evenHBand="0" w:firstRowFirstColumn="0" w:firstRowLastColumn="0" w:lastRowFirstColumn="0" w:lastRowLastColumn="0"/>
+            </w:pPr>
+            <w:r>
+              <w:t>R$45,90</w:t>
+            </w:r>
+          </w:p>
+        </w:tc>
+      </w:tr>
+    </w:tbl>
+    <w:p>
+      <w:pPr>
+        <w:pStyle w:val="ImagenseFontes"/>
+      </w:pPr>
+      <w:r>
+        <w:t>Fonte: os Autores, 2026</w:t>
+      </w:r>
+    </w:p>
+    <w:p>
+      <w:pPr>
+        <w:rPr>
+          <w:sz w:val="20"/>
+        </w:rPr>
+      </w:pPr>
+      <w:r>
+        <w:br w:type="page"/>
+      </w:r>
+    </w:p>
+    <w:p>
+      <w:pPr>
+        <w:pStyle w:val="ImagenseFontes"/>
+        <w:jc w:val="both"/>
         <w:rPr>
           <w:rFonts w:eastAsiaTheme="majorEastAsia" w:cstheme="majorBidi"/>
           <w:color w:val="000000" w:themeColor="text1"/>
@@ -3327,9 +4362,6 @@
           <w:shd w:val="clear" w:color="auto" w:fill="FFFFFF"/>
         </w:rPr>
       </w:pPr>
-      <w:r>
-        <w:br w:type="page"/>
-      </w:r>
     </w:p>
     <w:p>
       <w:pPr>
@@ -3339,27 +4371,27 @@
           <w:numId w:val="0"/>
         </w:numPr>
       </w:pPr>
-      <w:r>
-        <w:lastRenderedPageBreak/>
+      <w:bookmarkStart w:id="26" w:name="_Toc226613708"/>
+      <w:r>
         <w:t>REFERÊNCIAS</w:t>
       </w:r>
-    </w:p>
-    <w:p>
-      <w:r>
-        <w:t>MJV Technology &amp; Inovation</w:t>
-      </w:r>
-      <w:r>
-        <w:t xml:space="preserve">. </w:t>
+      <w:bookmarkEnd w:id="26"/>
+    </w:p>
+    <w:p>
+      <w:r>
+        <w:t xml:space="preserve">MJV Technology &amp; Inovation. </w:t>
       </w:r>
       <w:r>
         <w:t xml:space="preserve"> </w:t>
       </w:r>
-      <w:r>
-        <w:t>https://www.mjvinnovation.com/pt-br/blog/design-thinking-que-sao-cadernos-sensibilizacao/</w:t>
-      </w:r>
-      <w:r>
-        <w:t xml:space="preserve"> </w:t>
-      </w:r>
+      <w:hyperlink r:id="rId12" w:history="1">
+        <w:r>
+          <w:rPr>
+            <w:rStyle w:val="Hyperlink"/>
+          </w:rPr>
+          <w:t>https://www.mjvinnovation.com/pt-br/blog/design-thinking-que-sao-cadernos-sensibilizacao</w:t>
+        </w:r>
+      </w:hyperlink>
     </w:p>
     <w:p>
       <w:r>
@@ -3374,7 +4406,7 @@
       <w:r>
         <w:t xml:space="preserve">. Fórum Alura, 2023. Disponível em: </w:t>
       </w:r>
-      <w:hyperlink r:id="rId8" w:tgtFrame="_new" w:history="1">
+      <w:hyperlink r:id="rId13" w:tgtFrame="_new" w:history="1">
         <w:r>
           <w:rPr>
             <w:rStyle w:val="Hyperlink"/>
@@ -3397,18 +4429,19 @@
         <w:t>Design Thinking: inovação em negócios</w:t>
       </w:r>
       <w:r>
-        <w:t>. Rio de Janeiro: MJ</w:t>
-      </w:r>
-      <w:r>
-        <w:t xml:space="preserve">V Press, 2012. Disponível </w:t>
-      </w:r>
-      <w:r>
-        <w:t>em:</w:t>
+        <w:t>. Rio de Janeiro: MJV Press, 2012. Disponível em:</w:t>
       </w:r>
       <w:r>
         <w:br/>
-        <w:t>https://books.google.com.br/books?id=FKC3rEd9xicC</w:t>
-      </w:r>
+      </w:r>
+      <w:hyperlink r:id="rId14" w:history="1">
+        <w:r>
+          <w:rPr>
+            <w:rStyle w:val="Hyperlink"/>
+          </w:rPr>
+          <w:t>https://books.google.com.br/books?id=FKC3rEd9xicC</w:t>
+        </w:r>
+      </w:hyperlink>
       <w:r>
         <w:br/>
         <w:t>Acesso em: 2 abr. 2026.</w:t>
@@ -3427,7 +4460,7 @@
       <w:r>
         <w:t xml:space="preserve"> Disponível em: </w:t>
       </w:r>
-      <w:hyperlink r:id="rId9" w:tgtFrame="_new" w:history="1">
+      <w:hyperlink r:id="rId15" w:tgtFrame="_new" w:history="1">
         <w:r>
           <w:rPr>
             <w:rStyle w:val="Hyperlink"/>
@@ -3448,11 +4481,19 @@
       <w:r>
         <w:t xml:space="preserve">Linkedin, exemplificação de personas </w:t>
       </w:r>
-      <w:r>
-        <w:t>https://pt.linkedin.com/pulse/como-definir-personas-durante-aplica%C3%A7%C3%A3o-do-design-thinking-lucas-xhiyf</w:t>
-      </w:r>
-    </w:p>
+      <w:hyperlink r:id="rId16" w:history="1">
+        <w:r>
+          <w:rPr>
+            <w:rStyle w:val="Hyperlink"/>
+          </w:rPr>
+          <w:t>https://pt.linkedin.com/pulse/como-definir-personas-durante-aplica%C3%A7%C3%A3o-do-design-thinking-lucas-xhiyf</w:t>
+        </w:r>
+      </w:hyperlink>
+    </w:p>
+    <w:p/>
     <w:sectPr>
+      <w:headerReference w:type="default" r:id="rId17"/>
+      <w:footerReference w:type="default" r:id="rId18"/>
       <w:pgSz w:w="11906" w:h="16838"/>
       <w:pgMar w:top="1701" w:right="1134" w:bottom="1134" w:left="1701" w:header="709" w:footer="709" w:gutter="0"/>
       <w:cols w:space="708"/>
@@ -3462,8 +4503,128 @@
 </w:document>
 </file>
 
+<file path=word/endnotes.xml><?xml version="1.0" encoding="utf-8"?>
+<w:endnotes xmlns:wpc="http://schemas.microsoft.com/office/word/2010/wordprocessingCanvas" xmlns:cx="http://schemas.microsoft.com/office/drawing/2014/chartex" xmlns:cx1="http://schemas.microsoft.com/office/drawing/2015/9/8/chartex" xmlns:mc="http://schemas.openxmlformats.org/markup-compatibility/2006" xmlns:o="urn:schemas-microsoft-com:office:office" xmlns:r="http://schemas.openxmlformats.org/officeDocument/2006/relationships" xmlns:m="http://schemas.openxmlformats.org/officeDocument/2006/math" xmlns:v="urn:schemas-microsoft-com:vml" xmlns:wp14="http://schemas.microsoft.com/office/word/2010/wordprocessingDrawing" xmlns:wp="http://schemas.openxmlformats.org/drawingml/2006/wordprocessingDrawing" xmlns:w10="urn:schemas-microsoft-com:office:word" xmlns:w="http://schemas.openxmlformats.org/wordprocessingml/2006/main" xmlns:w14="http://schemas.microsoft.com/office/word/2010/wordml" xmlns:w15="http://schemas.microsoft.com/office/word/2012/wordml" xmlns:w16se="http://schemas.microsoft.com/office/word/2015/wordml/symex" xmlns:wpg="http://schemas.microsoft.com/office/word/2010/wordprocessingGroup" xmlns:wpi="http://schemas.microsoft.com/office/word/2010/wordprocessingInk" xmlns:wne="http://schemas.microsoft.com/office/word/2006/wordml" xmlns:wps="http://schemas.microsoft.com/office/word/2010/wordprocessingShape" mc:Ignorable="w14 w15 w16se wp14">
+  <w:endnote w:type="separator" w:id="-1">
+    <w:p>
+      <w:pPr>
+        <w:spacing w:after="0" w:line="240" w:lineRule="auto"/>
+      </w:pPr>
+      <w:r>
+        <w:separator/>
+      </w:r>
+    </w:p>
+  </w:endnote>
+  <w:endnote w:type="continuationSeparator" w:id="0">
+    <w:p>
+      <w:pPr>
+        <w:spacing w:after="0" w:line="240" w:lineRule="auto"/>
+      </w:pPr>
+      <w:r>
+        <w:continuationSeparator/>
+      </w:r>
+    </w:p>
+  </w:endnote>
+</w:endnotes>
+</file>
+
+<file path=word/footer1.xml><?xml version="1.0" encoding="utf-8"?>
+<w:ftr xmlns:wpc="http://schemas.microsoft.com/office/word/2010/wordprocessingCanvas" xmlns:cx="http://schemas.microsoft.com/office/drawing/2014/chartex" xmlns:cx1="http://schemas.microsoft.com/office/drawing/2015/9/8/chartex" xmlns:mc="http://schemas.openxmlformats.org/markup-compatibility/2006" xmlns:o="urn:schemas-microsoft-com:office:office" xmlns:r="http://schemas.openxmlformats.org/officeDocument/2006/relationships" xmlns:m="http://schemas.openxmlformats.org/officeDocument/2006/math" xmlns:v="urn:schemas-microsoft-com:vml" xmlns:wp14="http://schemas.microsoft.com/office/word/2010/wordprocessingDrawing" xmlns:wp="http://schemas.openxmlformats.org/drawingml/2006/wordprocessingDrawing" xmlns:w10="urn:schemas-microsoft-com:office:word" xmlns:w="http://schemas.openxmlformats.org/wordprocessingml/2006/main" xmlns:w14="http://schemas.microsoft.com/office/word/2010/wordml" xmlns:w15="http://schemas.microsoft.com/office/word/2012/wordml" xmlns:w16se="http://schemas.microsoft.com/office/word/2015/wordml/symex" xmlns:wpg="http://schemas.microsoft.com/office/word/2010/wordprocessingGroup" xmlns:wpi="http://schemas.microsoft.com/office/word/2010/wordprocessingInk" xmlns:wne="http://schemas.microsoft.com/office/word/2006/wordml" xmlns:wps="http://schemas.microsoft.com/office/word/2010/wordprocessingShape" mc:Ignorable="w14 w15 w16se wp14">
+  <w:p>
+    <w:pPr>
+      <w:pStyle w:val="Rodap"/>
+    </w:pPr>
+  </w:p>
+</w:ftr>
+</file>
+
+<file path=word/footnotes.xml><?xml version="1.0" encoding="utf-8"?>
+<w:footnotes xmlns:wpc="http://schemas.microsoft.com/office/word/2010/wordprocessingCanvas" xmlns:cx="http://schemas.microsoft.com/office/drawing/2014/chartex" xmlns:cx1="http://schemas.microsoft.com/office/drawing/2015/9/8/chartex" xmlns:mc="http://schemas.openxmlformats.org/markup-compatibility/2006" xmlns:o="urn:schemas-microsoft-com:office:office" xmlns:r="http://schemas.openxmlformats.org/officeDocument/2006/relationships" xmlns:m="http://schemas.openxmlformats.org/officeDocument/2006/math" xmlns:v="urn:schemas-microsoft-com:vml" xmlns:wp14="http://schemas.microsoft.com/office/word/2010/wordprocessingDrawing" xmlns:wp="http://schemas.openxmlformats.org/drawingml/2006/wordprocessingDrawing" xmlns:w10="urn:schemas-microsoft-com:office:word" xmlns:w="http://schemas.openxmlformats.org/wordprocessingml/2006/main" xmlns:w14="http://schemas.microsoft.com/office/word/2010/wordml" xmlns:w15="http://schemas.microsoft.com/office/word/2012/wordml" xmlns:w16se="http://schemas.microsoft.com/office/word/2015/wordml/symex" xmlns:wpg="http://schemas.microsoft.com/office/word/2010/wordprocessingGroup" xmlns:wpi="http://schemas.microsoft.com/office/word/2010/wordprocessingInk" xmlns:wne="http://schemas.microsoft.com/office/word/2006/wordml" xmlns:wps="http://schemas.microsoft.com/office/word/2010/wordprocessingShape" mc:Ignorable="w14 w15 w16se wp14">
+  <w:footnote w:type="separator" w:id="-1">
+    <w:p>
+      <w:pPr>
+        <w:spacing w:after="0" w:line="240" w:lineRule="auto"/>
+      </w:pPr>
+      <w:r>
+        <w:separator/>
+      </w:r>
+    </w:p>
+  </w:footnote>
+  <w:footnote w:type="continuationSeparator" w:id="0">
+    <w:p>
+      <w:pPr>
+        <w:spacing w:after="0" w:line="240" w:lineRule="auto"/>
+      </w:pPr>
+      <w:r>
+        <w:continuationSeparator/>
+      </w:r>
+    </w:p>
+  </w:footnote>
+</w:footnotes>
+</file>
+
+<file path=word/header1.xml><?xml version="1.0" encoding="utf-8"?>
+<w:hdr xmlns:wpc="http://schemas.microsoft.com/office/word/2010/wordprocessingCanvas" xmlns:cx="http://schemas.microsoft.com/office/drawing/2014/chartex" xmlns:cx1="http://schemas.microsoft.com/office/drawing/2015/9/8/chartex" xmlns:mc="http://schemas.openxmlformats.org/markup-compatibility/2006" xmlns:o="urn:schemas-microsoft-com:office:office" xmlns:r="http://schemas.openxmlformats.org/officeDocument/2006/relationships" xmlns:m="http://schemas.openxmlformats.org/officeDocument/2006/math" xmlns:v="urn:schemas-microsoft-com:vml" xmlns:wp14="http://schemas.microsoft.com/office/word/2010/wordprocessingDrawing" xmlns:wp="http://schemas.openxmlformats.org/drawingml/2006/wordprocessingDrawing" xmlns:w10="urn:schemas-microsoft-com:office:word" xmlns:w="http://schemas.openxmlformats.org/wordprocessingml/2006/main" xmlns:w14="http://schemas.microsoft.com/office/word/2010/wordml" xmlns:w15="http://schemas.microsoft.com/office/word/2012/wordml" xmlns:w16se="http://schemas.microsoft.com/office/word/2015/wordml/symex" xmlns:wpg="http://schemas.microsoft.com/office/word/2010/wordprocessingGroup" xmlns:wpi="http://schemas.microsoft.com/office/word/2010/wordprocessingInk" xmlns:wne="http://schemas.microsoft.com/office/word/2006/wordml" xmlns:wps="http://schemas.microsoft.com/office/word/2010/wordprocessingShape" mc:Ignorable="w14 w15 w16se wp14">
+  <w:p>
+    <w:pPr>
+      <w:pStyle w:val="Cabealho"/>
+    </w:pPr>
+  </w:p>
+  <w:p>
+    <w:pPr>
+      <w:pStyle w:val="Cabealho"/>
+    </w:pPr>
+  </w:p>
+</w:hdr>
+</file>
+
+<file path=word/header2.xml><?xml version="1.0" encoding="utf-8"?>
+<w:hdr xmlns:wpc="http://schemas.microsoft.com/office/word/2010/wordprocessingCanvas" xmlns:cx="http://schemas.microsoft.com/office/drawing/2014/chartex" xmlns:cx1="http://schemas.microsoft.com/office/drawing/2015/9/8/chartex" xmlns:mc="http://schemas.openxmlformats.org/markup-compatibility/2006" xmlns:o="urn:schemas-microsoft-com:office:office" xmlns:r="http://schemas.openxmlformats.org/officeDocument/2006/relationships" xmlns:m="http://schemas.openxmlformats.org/officeDocument/2006/math" xmlns:v="urn:schemas-microsoft-com:vml" xmlns:wp14="http://schemas.microsoft.com/office/word/2010/wordprocessingDrawing" xmlns:wp="http://schemas.openxmlformats.org/drawingml/2006/wordprocessingDrawing" xmlns:w10="urn:schemas-microsoft-com:office:word" xmlns:w="http://schemas.openxmlformats.org/wordprocessingml/2006/main" xmlns:w14="http://schemas.microsoft.com/office/word/2010/wordml" xmlns:w15="http://schemas.microsoft.com/office/word/2012/wordml" xmlns:w16se="http://schemas.microsoft.com/office/word/2015/wordml/symex" xmlns:wpg="http://schemas.microsoft.com/office/word/2010/wordprocessingGroup" xmlns:wpi="http://schemas.microsoft.com/office/word/2010/wordprocessingInk" xmlns:wne="http://schemas.microsoft.com/office/word/2006/wordml" xmlns:wps="http://schemas.microsoft.com/office/word/2010/wordprocessingShape" mc:Ignorable="w14 w15 w16se wp14">
+  <w:sdt>
+    <w:sdtPr>
+      <w:id w:val="-1806851173"/>
+      <w:docPartObj>
+        <w:docPartGallery w:val="Page Numbers (Top of Page)"/>
+        <w:docPartUnique/>
+      </w:docPartObj>
+    </w:sdtPr>
+    <w:sdtContent>
+      <w:p>
+        <w:pPr>
+          <w:pStyle w:val="Cabealho"/>
+          <w:jc w:val="right"/>
+        </w:pPr>
+        <w:r>
+          <w:fldChar w:fldCharType="begin"/>
+        </w:r>
+        <w:r>
+          <w:instrText>PAGE   \* MERGEFORMAT</w:instrText>
+        </w:r>
+        <w:r>
+          <w:fldChar w:fldCharType="separate"/>
+        </w:r>
+        <w:r>
+          <w:rPr>
+            <w:noProof/>
+          </w:rPr>
+          <w:t>10</w:t>
+        </w:r>
+        <w:r>
+          <w:fldChar w:fldCharType="end"/>
+        </w:r>
+      </w:p>
+    </w:sdtContent>
+  </w:sdt>
+  <w:p>
+    <w:pPr>
+      <w:pStyle w:val="Cabealho"/>
+    </w:pPr>
+  </w:p>
+</w:hdr>
+</file>
+
 <file path=word/numbering.xml><?xml version="1.0" encoding="utf-8"?>
-<w:numbering xmlns:wpc="http://schemas.microsoft.com/office/word/2010/wordprocessingCanvas" xmlns:cx="http://schemas.microsoft.com/office/drawing/2014/chartex" xmlns:mc="http://schemas.openxmlformats.org/markup-compatibility/2006" xmlns:o="urn:schemas-microsoft-com:office:office" xmlns:r="http://schemas.openxmlformats.org/officeDocument/2006/relationships" xmlns:m="http://schemas.openxmlformats.org/officeDocument/2006/math" xmlns:v="urn:schemas-microsoft-com:vml" xmlns:wp14="http://schemas.microsoft.com/office/word/2010/wordprocessingDrawing" xmlns:wp="http://schemas.openxmlformats.org/drawingml/2006/wordprocessingDrawing" xmlns:w10="urn:schemas-microsoft-com:office:word" xmlns:w="http://schemas.openxmlformats.org/wordprocessingml/2006/main" xmlns:w14="http://schemas.microsoft.com/office/word/2010/wordml" xmlns:w15="http://schemas.microsoft.com/office/word/2012/wordml" xmlns:w16se="http://schemas.microsoft.com/office/word/2015/wordml/symex" xmlns:wpg="http://schemas.microsoft.com/office/word/2010/wordprocessingGroup" xmlns:wpi="http://schemas.microsoft.com/office/word/2010/wordprocessingInk" xmlns:wne="http://schemas.microsoft.com/office/word/2006/wordml" xmlns:wps="http://schemas.microsoft.com/office/word/2010/wordprocessingShape" mc:Ignorable="w14 w15 w16se wp14">
+<w:numbering xmlns:wpc="http://schemas.microsoft.com/office/word/2010/wordprocessingCanvas" xmlns:cx="http://schemas.microsoft.com/office/drawing/2014/chartex" xmlns:cx1="http://schemas.microsoft.com/office/drawing/2015/9/8/chartex" xmlns:mc="http://schemas.openxmlformats.org/markup-compatibility/2006" xmlns:o="urn:schemas-microsoft-com:office:office" xmlns:r="http://schemas.openxmlformats.org/officeDocument/2006/relationships" xmlns:m="http://schemas.openxmlformats.org/officeDocument/2006/math" xmlns:v="urn:schemas-microsoft-com:vml" xmlns:wp14="http://schemas.microsoft.com/office/word/2010/wordprocessingDrawing" xmlns:wp="http://schemas.openxmlformats.org/drawingml/2006/wordprocessingDrawing" xmlns:w10="urn:schemas-microsoft-com:office:word" xmlns:w="http://schemas.openxmlformats.org/wordprocessingml/2006/main" xmlns:w14="http://schemas.microsoft.com/office/word/2010/wordml" xmlns:w15="http://schemas.microsoft.com/office/word/2012/wordml" xmlns:w16se="http://schemas.microsoft.com/office/word/2015/wordml/symex" xmlns:wpg="http://schemas.microsoft.com/office/word/2010/wordprocessingGroup" xmlns:wpi="http://schemas.microsoft.com/office/word/2010/wordprocessingInk" xmlns:wne="http://schemas.microsoft.com/office/word/2006/wordml" xmlns:wps="http://schemas.microsoft.com/office/word/2010/wordprocessingShape" mc:Ignorable="w14 w15 w16se wp14">
   <w:abstractNum w:abstractNumId="0" w15:restartNumberingAfterBreak="0">
     <w:nsid w:val="4BD60D68"/>
     <w:multiLevelType w:val="hybridMultilevel"/>
@@ -4577,7 +5738,1461 @@
       </w:tblBorders>
     </w:tblPr>
   </w:style>
+  <w:style w:type="table" w:styleId="TabeladeGrade5Escura-nfase5">
+    <w:name w:val="Grid Table 5 Dark Accent 5"/>
+    <w:basedOn w:val="Tabelanormal"/>
+    <w:uiPriority w:val="50"/>
+    <w:rsid w:val="00EF75F7"/>
+    <w:pPr>
+      <w:spacing w:after="0" w:line="240" w:lineRule="auto"/>
+    </w:pPr>
+    <w:tblPr>
+      <w:tblStyleRowBandSize w:val="1"/>
+      <w:tblStyleColBandSize w:val="1"/>
+      <w:tblBorders>
+        <w:top w:val="single" w:sz="4" w:space="0" w:color="FFFFFF" w:themeColor="background1"/>
+        <w:left w:val="single" w:sz="4" w:space="0" w:color="FFFFFF" w:themeColor="background1"/>
+        <w:bottom w:val="single" w:sz="4" w:space="0" w:color="FFFFFF" w:themeColor="background1"/>
+        <w:right w:val="single" w:sz="4" w:space="0" w:color="FFFFFF" w:themeColor="background1"/>
+        <w:insideH w:val="single" w:sz="4" w:space="0" w:color="FFFFFF" w:themeColor="background1"/>
+        <w:insideV w:val="single" w:sz="4" w:space="0" w:color="FFFFFF" w:themeColor="background1"/>
+      </w:tblBorders>
+    </w:tblPr>
+    <w:tcPr>
+      <w:shd w:val="clear" w:color="auto" w:fill="D9E2F3" w:themeFill="accent5" w:themeFillTint="33"/>
+    </w:tcPr>
+    <w:tblStylePr w:type="firstRow">
+      <w:rPr>
+        <w:b/>
+        <w:bCs/>
+        <w:color w:val="FFFFFF" w:themeColor="background1"/>
+      </w:rPr>
+      <w:tblPr/>
+      <w:tcPr>
+        <w:tcBorders>
+          <w:top w:val="single" w:sz="4" w:space="0" w:color="FFFFFF" w:themeColor="background1"/>
+          <w:left w:val="single" w:sz="4" w:space="0" w:color="FFFFFF" w:themeColor="background1"/>
+          <w:right w:val="single" w:sz="4" w:space="0" w:color="FFFFFF" w:themeColor="background1"/>
+          <w:insideH w:val="nil"/>
+          <w:insideV w:val="nil"/>
+        </w:tcBorders>
+        <w:shd w:val="clear" w:color="auto" w:fill="4472C4" w:themeFill="accent5"/>
+      </w:tcPr>
+    </w:tblStylePr>
+    <w:tblStylePr w:type="lastRow">
+      <w:rPr>
+        <w:b/>
+        <w:bCs/>
+        <w:color w:val="FFFFFF" w:themeColor="background1"/>
+      </w:rPr>
+      <w:tblPr/>
+      <w:tcPr>
+        <w:tcBorders>
+          <w:left w:val="single" w:sz="4" w:space="0" w:color="FFFFFF" w:themeColor="background1"/>
+          <w:bottom w:val="single" w:sz="4" w:space="0" w:color="FFFFFF" w:themeColor="background1"/>
+          <w:right w:val="single" w:sz="4" w:space="0" w:color="FFFFFF" w:themeColor="background1"/>
+          <w:insideH w:val="nil"/>
+          <w:insideV w:val="nil"/>
+        </w:tcBorders>
+        <w:shd w:val="clear" w:color="auto" w:fill="4472C4" w:themeFill="accent5"/>
+      </w:tcPr>
+    </w:tblStylePr>
+    <w:tblStylePr w:type="firstCol">
+      <w:rPr>
+        <w:b/>
+        <w:bCs/>
+        <w:color w:val="FFFFFF" w:themeColor="background1"/>
+      </w:rPr>
+      <w:tblPr/>
+      <w:tcPr>
+        <w:tcBorders>
+          <w:top w:val="single" w:sz="4" w:space="0" w:color="FFFFFF" w:themeColor="background1"/>
+          <w:left w:val="single" w:sz="4" w:space="0" w:color="FFFFFF" w:themeColor="background1"/>
+          <w:bottom w:val="single" w:sz="4" w:space="0" w:color="FFFFFF" w:themeColor="background1"/>
+          <w:insideV w:val="nil"/>
+        </w:tcBorders>
+        <w:shd w:val="clear" w:color="auto" w:fill="4472C4" w:themeFill="accent5"/>
+      </w:tcPr>
+    </w:tblStylePr>
+    <w:tblStylePr w:type="lastCol">
+      <w:rPr>
+        <w:b/>
+        <w:bCs/>
+        <w:color w:val="FFFFFF" w:themeColor="background1"/>
+      </w:rPr>
+      <w:tblPr/>
+      <w:tcPr>
+        <w:tcBorders>
+          <w:top w:val="single" w:sz="4" w:space="0" w:color="FFFFFF" w:themeColor="background1"/>
+          <w:bottom w:val="single" w:sz="4" w:space="0" w:color="FFFFFF" w:themeColor="background1"/>
+          <w:right w:val="single" w:sz="4" w:space="0" w:color="FFFFFF" w:themeColor="background1"/>
+          <w:insideV w:val="nil"/>
+        </w:tcBorders>
+        <w:shd w:val="clear" w:color="auto" w:fill="4472C4" w:themeFill="accent5"/>
+      </w:tcPr>
+    </w:tblStylePr>
+    <w:tblStylePr w:type="band1Vert">
+      <w:tblPr/>
+      <w:tcPr>
+        <w:shd w:val="clear" w:color="auto" w:fill="B4C6E7" w:themeFill="accent5" w:themeFillTint="66"/>
+      </w:tcPr>
+    </w:tblStylePr>
+    <w:tblStylePr w:type="band1Horz">
+      <w:tblPr/>
+      <w:tcPr>
+        <w:shd w:val="clear" w:color="auto" w:fill="B4C6E7" w:themeFill="accent5" w:themeFillTint="66"/>
+      </w:tcPr>
+    </w:tblStylePr>
+  </w:style>
+  <w:style w:type="table" w:styleId="TabeladeLista4-nfase5">
+    <w:name w:val="List Table 4 Accent 5"/>
+    <w:basedOn w:val="Tabelanormal"/>
+    <w:uiPriority w:val="49"/>
+    <w:rsid w:val="00EF75F7"/>
+    <w:pPr>
+      <w:spacing w:after="0" w:line="240" w:lineRule="auto"/>
+    </w:pPr>
+    <w:tblPr>
+      <w:tblStyleRowBandSize w:val="1"/>
+      <w:tblStyleColBandSize w:val="1"/>
+      <w:tblBorders>
+        <w:top w:val="single" w:sz="4" w:space="0" w:color="8EAADB" w:themeColor="accent5" w:themeTint="99"/>
+        <w:left w:val="single" w:sz="4" w:space="0" w:color="8EAADB" w:themeColor="accent5" w:themeTint="99"/>
+        <w:bottom w:val="single" w:sz="4" w:space="0" w:color="8EAADB" w:themeColor="accent5" w:themeTint="99"/>
+        <w:right w:val="single" w:sz="4" w:space="0" w:color="8EAADB" w:themeColor="accent5" w:themeTint="99"/>
+        <w:insideH w:val="single" w:sz="4" w:space="0" w:color="8EAADB" w:themeColor="accent5" w:themeTint="99"/>
+      </w:tblBorders>
+    </w:tblPr>
+    <w:tblStylePr w:type="firstRow">
+      <w:rPr>
+        <w:b/>
+        <w:bCs/>
+        <w:color w:val="FFFFFF" w:themeColor="background1"/>
+      </w:rPr>
+      <w:tblPr/>
+      <w:tcPr>
+        <w:tcBorders>
+          <w:top w:val="single" w:sz="4" w:space="0" w:color="4472C4" w:themeColor="accent5"/>
+          <w:left w:val="single" w:sz="4" w:space="0" w:color="4472C4" w:themeColor="accent5"/>
+          <w:bottom w:val="single" w:sz="4" w:space="0" w:color="4472C4" w:themeColor="accent5"/>
+          <w:right w:val="single" w:sz="4" w:space="0" w:color="4472C4" w:themeColor="accent5"/>
+          <w:insideH w:val="nil"/>
+        </w:tcBorders>
+        <w:shd w:val="clear" w:color="auto" w:fill="4472C4" w:themeFill="accent5"/>
+      </w:tcPr>
+    </w:tblStylePr>
+    <w:tblStylePr w:type="lastRow">
+      <w:rPr>
+        <w:b/>
+        <w:bCs/>
+      </w:rPr>
+      <w:tblPr/>
+      <w:tcPr>
+        <w:tcBorders>
+          <w:top w:val="double" w:sz="4" w:space="0" w:color="8EAADB" w:themeColor="accent5" w:themeTint="99"/>
+        </w:tcBorders>
+      </w:tcPr>
+    </w:tblStylePr>
+    <w:tblStylePr w:type="firstCol">
+      <w:rPr>
+        <w:b/>
+        <w:bCs/>
+      </w:rPr>
+    </w:tblStylePr>
+    <w:tblStylePr w:type="lastCol">
+      <w:rPr>
+        <w:b/>
+        <w:bCs/>
+      </w:rPr>
+    </w:tblStylePr>
+    <w:tblStylePr w:type="band1Vert">
+      <w:tblPr/>
+      <w:tcPr>
+        <w:shd w:val="clear" w:color="auto" w:fill="D9E2F3" w:themeFill="accent5" w:themeFillTint="33"/>
+      </w:tcPr>
+    </w:tblStylePr>
+    <w:tblStylePr w:type="band1Horz">
+      <w:tblPr/>
+      <w:tcPr>
+        <w:shd w:val="clear" w:color="auto" w:fill="D9E2F3" w:themeFill="accent5" w:themeFillTint="33"/>
+      </w:tcPr>
+    </w:tblStylePr>
+  </w:style>
+  <w:style w:type="table" w:styleId="TabeladeLista6Colorida-nfase1">
+    <w:name w:val="List Table 6 Colorful Accent 1"/>
+    <w:basedOn w:val="Tabelanormal"/>
+    <w:uiPriority w:val="51"/>
+    <w:rsid w:val="00EF75F7"/>
+    <w:pPr>
+      <w:spacing w:after="0" w:line="240" w:lineRule="auto"/>
+    </w:pPr>
+    <w:rPr>
+      <w:color w:val="2E74B5" w:themeColor="accent1" w:themeShade="BF"/>
+    </w:rPr>
+    <w:tblPr>
+      <w:tblStyleRowBandSize w:val="1"/>
+      <w:tblStyleColBandSize w:val="1"/>
+      <w:tblBorders>
+        <w:top w:val="single" w:sz="4" w:space="0" w:color="5B9BD5" w:themeColor="accent1"/>
+        <w:bottom w:val="single" w:sz="4" w:space="0" w:color="5B9BD5" w:themeColor="accent1"/>
+      </w:tblBorders>
+    </w:tblPr>
+    <w:tblStylePr w:type="firstRow">
+      <w:rPr>
+        <w:b/>
+        <w:bCs/>
+      </w:rPr>
+      <w:tblPr/>
+      <w:tcPr>
+        <w:tcBorders>
+          <w:bottom w:val="single" w:sz="4" w:space="0" w:color="5B9BD5" w:themeColor="accent1"/>
+        </w:tcBorders>
+      </w:tcPr>
+    </w:tblStylePr>
+    <w:tblStylePr w:type="lastRow">
+      <w:rPr>
+        <w:b/>
+        <w:bCs/>
+      </w:rPr>
+      <w:tblPr/>
+      <w:tcPr>
+        <w:tcBorders>
+          <w:top w:val="double" w:sz="4" w:space="0" w:color="5B9BD5" w:themeColor="accent1"/>
+        </w:tcBorders>
+      </w:tcPr>
+    </w:tblStylePr>
+    <w:tblStylePr w:type="firstCol">
+      <w:rPr>
+        <w:b/>
+        <w:bCs/>
+      </w:rPr>
+    </w:tblStylePr>
+    <w:tblStylePr w:type="lastCol">
+      <w:rPr>
+        <w:b/>
+        <w:bCs/>
+      </w:rPr>
+    </w:tblStylePr>
+    <w:tblStylePr w:type="band1Vert">
+      <w:tblPr/>
+      <w:tcPr>
+        <w:shd w:val="clear" w:color="auto" w:fill="DEEAF6" w:themeFill="accent1" w:themeFillTint="33"/>
+      </w:tcPr>
+    </w:tblStylePr>
+    <w:tblStylePr w:type="band1Horz">
+      <w:tblPr/>
+      <w:tcPr>
+        <w:shd w:val="clear" w:color="auto" w:fill="DEEAF6" w:themeFill="accent1" w:themeFillTint="33"/>
+      </w:tcPr>
+    </w:tblStylePr>
+  </w:style>
+  <w:style w:type="table" w:styleId="TabeladeLista3-nfase1">
+    <w:name w:val="List Table 3 Accent 1"/>
+    <w:basedOn w:val="Tabelanormal"/>
+    <w:uiPriority w:val="48"/>
+    <w:rsid w:val="00EF75F7"/>
+    <w:pPr>
+      <w:spacing w:after="0" w:line="240" w:lineRule="auto"/>
+    </w:pPr>
+    <w:tblPr>
+      <w:tblStyleRowBandSize w:val="1"/>
+      <w:tblStyleColBandSize w:val="1"/>
+      <w:tblBorders>
+        <w:top w:val="single" w:sz="4" w:space="0" w:color="5B9BD5" w:themeColor="accent1"/>
+        <w:left w:val="single" w:sz="4" w:space="0" w:color="5B9BD5" w:themeColor="accent1"/>
+        <w:bottom w:val="single" w:sz="4" w:space="0" w:color="5B9BD5" w:themeColor="accent1"/>
+        <w:right w:val="single" w:sz="4" w:space="0" w:color="5B9BD5" w:themeColor="accent1"/>
+      </w:tblBorders>
+    </w:tblPr>
+    <w:tblStylePr w:type="firstRow">
+      <w:rPr>
+        <w:b/>
+        <w:bCs/>
+        <w:color w:val="FFFFFF" w:themeColor="background1"/>
+      </w:rPr>
+      <w:tblPr/>
+      <w:tcPr>
+        <w:shd w:val="clear" w:color="auto" w:fill="5B9BD5" w:themeFill="accent1"/>
+      </w:tcPr>
+    </w:tblStylePr>
+    <w:tblStylePr w:type="lastRow">
+      <w:rPr>
+        <w:b/>
+        <w:bCs/>
+      </w:rPr>
+      <w:tblPr/>
+      <w:tcPr>
+        <w:tcBorders>
+          <w:top w:val="double" w:sz="4" w:space="0" w:color="5B9BD5" w:themeColor="accent1"/>
+        </w:tcBorders>
+        <w:shd w:val="clear" w:color="auto" w:fill="FFFFFF" w:themeFill="background1"/>
+      </w:tcPr>
+    </w:tblStylePr>
+    <w:tblStylePr w:type="firstCol">
+      <w:rPr>
+        <w:b/>
+        <w:bCs/>
+      </w:rPr>
+      <w:tblPr/>
+      <w:tcPr>
+        <w:tcBorders>
+          <w:right w:val="nil"/>
+        </w:tcBorders>
+        <w:shd w:val="clear" w:color="auto" w:fill="FFFFFF" w:themeFill="background1"/>
+      </w:tcPr>
+    </w:tblStylePr>
+    <w:tblStylePr w:type="lastCol">
+      <w:rPr>
+        <w:b/>
+        <w:bCs/>
+      </w:rPr>
+      <w:tblPr/>
+      <w:tcPr>
+        <w:tcBorders>
+          <w:left w:val="nil"/>
+        </w:tcBorders>
+        <w:shd w:val="clear" w:color="auto" w:fill="FFFFFF" w:themeFill="background1"/>
+      </w:tcPr>
+    </w:tblStylePr>
+    <w:tblStylePr w:type="band1Vert">
+      <w:tblPr/>
+      <w:tcPr>
+        <w:tcBorders>
+          <w:left w:val="single" w:sz="4" w:space="0" w:color="5B9BD5" w:themeColor="accent1"/>
+          <w:right w:val="single" w:sz="4" w:space="0" w:color="5B9BD5" w:themeColor="accent1"/>
+        </w:tcBorders>
+      </w:tcPr>
+    </w:tblStylePr>
+    <w:tblStylePr w:type="band1Horz">
+      <w:tblPr/>
+      <w:tcPr>
+        <w:tcBorders>
+          <w:top w:val="single" w:sz="4" w:space="0" w:color="5B9BD5" w:themeColor="accent1"/>
+          <w:bottom w:val="single" w:sz="4" w:space="0" w:color="5B9BD5" w:themeColor="accent1"/>
+          <w:insideH w:val="nil"/>
+        </w:tcBorders>
+      </w:tcPr>
+    </w:tblStylePr>
+    <w:tblStylePr w:type="neCell">
+      <w:tblPr/>
+      <w:tcPr>
+        <w:tcBorders>
+          <w:left w:val="nil"/>
+          <w:bottom w:val="nil"/>
+        </w:tcBorders>
+      </w:tcPr>
+    </w:tblStylePr>
+    <w:tblStylePr w:type="nwCell">
+      <w:tblPr/>
+      <w:tcPr>
+        <w:tcBorders>
+          <w:bottom w:val="nil"/>
+          <w:right w:val="nil"/>
+        </w:tcBorders>
+      </w:tcPr>
+    </w:tblStylePr>
+    <w:tblStylePr w:type="seCell">
+      <w:tblPr/>
+      <w:tcPr>
+        <w:tcBorders>
+          <w:top w:val="double" w:sz="4" w:space="0" w:color="5B9BD5" w:themeColor="accent1"/>
+          <w:left w:val="nil"/>
+        </w:tcBorders>
+      </w:tcPr>
+    </w:tblStylePr>
+    <w:tblStylePr w:type="swCell">
+      <w:tblPr/>
+      <w:tcPr>
+        <w:tcBorders>
+          <w:top w:val="double" w:sz="4" w:space="0" w:color="5B9BD5" w:themeColor="accent1"/>
+          <w:right w:val="nil"/>
+        </w:tcBorders>
+      </w:tcPr>
+    </w:tblStylePr>
+  </w:style>
+  <w:style w:type="paragraph" w:styleId="ndicedeilustraes">
+    <w:name w:val="table of figures"/>
+    <w:basedOn w:val="Normal"/>
+    <w:next w:val="Normal"/>
+    <w:uiPriority w:val="99"/>
+    <w:unhideWhenUsed/>
+    <w:rsid w:val="003F28F0"/>
+    <w:pPr>
+      <w:spacing w:after="0"/>
+    </w:pPr>
+  </w:style>
+  <w:style w:type="paragraph" w:styleId="Cabealho">
+    <w:name w:val="header"/>
+    <w:basedOn w:val="Normal"/>
+    <w:link w:val="CabealhoChar"/>
+    <w:uiPriority w:val="99"/>
+    <w:unhideWhenUsed/>
+    <w:rsid w:val="00736AF2"/>
+    <w:pPr>
+      <w:tabs>
+        <w:tab w:val="center" w:pos="4252"/>
+        <w:tab w:val="right" w:pos="8504"/>
+      </w:tabs>
+      <w:spacing w:after="0" w:line="240" w:lineRule="auto"/>
+    </w:pPr>
+  </w:style>
+  <w:style w:type="character" w:customStyle="1" w:styleId="CabealhoChar">
+    <w:name w:val="Cabeçalho Char"/>
+    <w:basedOn w:val="Fontepargpadro"/>
+    <w:link w:val="Cabealho"/>
+    <w:uiPriority w:val="99"/>
+    <w:rsid w:val="00736AF2"/>
+    <w:rPr>
+      <w:rFonts w:ascii="Arial" w:hAnsi="Arial"/>
+      <w:sz w:val="24"/>
+    </w:rPr>
+  </w:style>
+  <w:style w:type="paragraph" w:styleId="Rodap">
+    <w:name w:val="footer"/>
+    <w:basedOn w:val="Normal"/>
+    <w:link w:val="RodapChar"/>
+    <w:uiPriority w:val="99"/>
+    <w:unhideWhenUsed/>
+    <w:rsid w:val="00736AF2"/>
+    <w:pPr>
+      <w:tabs>
+        <w:tab w:val="center" w:pos="4252"/>
+        <w:tab w:val="right" w:pos="8504"/>
+      </w:tabs>
+      <w:spacing w:after="0" w:line="240" w:lineRule="auto"/>
+    </w:pPr>
+  </w:style>
+  <w:style w:type="character" w:customStyle="1" w:styleId="RodapChar">
+    <w:name w:val="Rodapé Char"/>
+    <w:basedOn w:val="Fontepargpadro"/>
+    <w:link w:val="Rodap"/>
+    <w:uiPriority w:val="99"/>
+    <w:rsid w:val="00736AF2"/>
+    <w:rPr>
+      <w:rFonts w:ascii="Arial" w:hAnsi="Arial"/>
+      <w:sz w:val="24"/>
+    </w:rPr>
+  </w:style>
 </w:styles>
+</file>
+
+<file path=word/charts/chart1.xml><?xml version="1.0" encoding="utf-8"?>
+<c:chartSpace xmlns:c="http://schemas.openxmlformats.org/drawingml/2006/chart" xmlns:a="http://schemas.openxmlformats.org/drawingml/2006/main" xmlns:r="http://schemas.openxmlformats.org/officeDocument/2006/relationships" xmlns:c16r2="http://schemas.microsoft.com/office/drawing/2015/06/chart">
+  <c:date1904 val="0"/>
+  <c:lang val="pt-BR"/>
+  <c:roundedCorners val="0"/>
+  <mc:AlternateContent xmlns:mc="http://schemas.openxmlformats.org/markup-compatibility/2006">
+    <mc:Choice xmlns:c14="http://schemas.microsoft.com/office/drawing/2007/8/2/chart" Requires="c14">
+      <c14:style val="102"/>
+    </mc:Choice>
+    <mc:Fallback>
+      <c:style val="2"/>
+    </mc:Fallback>
+  </mc:AlternateContent>
+  <c:chart>
+    <c:title>
+      <c:overlay val="0"/>
+      <c:spPr>
+        <a:noFill/>
+        <a:ln>
+          <a:noFill/>
+        </a:ln>
+        <a:effectLst/>
+      </c:spPr>
+      <c:txPr>
+        <a:bodyPr rot="0" spcFirstLastPara="1" vertOverflow="ellipsis" vert="horz" wrap="square" anchor="ctr" anchorCtr="1"/>
+        <a:lstStyle/>
+        <a:p>
+          <a:pPr>
+            <a:defRPr sz="1600" b="1" i="0" u="none" strike="noStrike" kern="1200" cap="all" baseline="0">
+              <a:solidFill>
+                <a:schemeClr val="tx1">
+                  <a:lumMod val="65000"/>
+                  <a:lumOff val="35000"/>
+                </a:schemeClr>
+              </a:solidFill>
+              <a:latin typeface="+mn-lt"/>
+              <a:ea typeface="+mn-ea"/>
+              <a:cs typeface="+mn-cs"/>
+            </a:defRPr>
+          </a:pPr>
+          <a:endParaRPr lang="pt-BR"/>
+        </a:p>
+      </c:txPr>
+    </c:title>
+    <c:autoTitleDeleted val="0"/>
+    <c:plotArea>
+      <c:layout/>
+      <c:pieChart>
+        <c:varyColors val="1"/>
+        <c:ser>
+          <c:idx val="0"/>
+          <c:order val="0"/>
+          <c:tx>
+            <c:strRef>
+              <c:f>Planilha1!$B$1</c:f>
+              <c:strCache>
+                <c:ptCount val="1"/>
+                <c:pt idx="0">
+                  <c:v>Idade</c:v>
+                </c:pt>
+              </c:strCache>
+            </c:strRef>
+          </c:tx>
+          <c:dPt>
+            <c:idx val="0"/>
+            <c:bubble3D val="0"/>
+            <c:spPr>
+              <a:solidFill>
+                <a:schemeClr val="accent1"/>
+              </a:solidFill>
+              <a:ln>
+                <a:noFill/>
+              </a:ln>
+              <a:effectLst>
+                <a:outerShdw blurRad="63500" sx="102000" sy="102000" algn="ctr" rotWithShape="0">
+                  <a:prstClr val="black">
+                    <a:alpha val="20000"/>
+                  </a:prstClr>
+                </a:outerShdw>
+              </a:effectLst>
+            </c:spPr>
+            <c:extLst>
+              <c:ext xmlns:c16="http://schemas.microsoft.com/office/drawing/2014/chart" uri="{C3380CC4-5D6E-409C-BE32-E72D297353CC}">
+                <c16:uniqueId val="{00000001-0A71-436D-B90A-A4A0F0CF5B73}"/>
+              </c:ext>
+            </c:extLst>
+          </c:dPt>
+          <c:dPt>
+            <c:idx val="1"/>
+            <c:bubble3D val="0"/>
+            <c:spPr>
+              <a:solidFill>
+                <a:schemeClr val="accent2"/>
+              </a:solidFill>
+              <a:ln>
+                <a:noFill/>
+              </a:ln>
+              <a:effectLst>
+                <a:outerShdw blurRad="63500" sx="102000" sy="102000" algn="ctr" rotWithShape="0">
+                  <a:prstClr val="black">
+                    <a:alpha val="20000"/>
+                  </a:prstClr>
+                </a:outerShdw>
+              </a:effectLst>
+            </c:spPr>
+            <c:extLst>
+              <c:ext xmlns:c16="http://schemas.microsoft.com/office/drawing/2014/chart" uri="{C3380CC4-5D6E-409C-BE32-E72D297353CC}">
+                <c16:uniqueId val="{00000002-0A71-436D-B90A-A4A0F0CF5B73}"/>
+              </c:ext>
+            </c:extLst>
+          </c:dPt>
+          <c:dPt>
+            <c:idx val="2"/>
+            <c:bubble3D val="0"/>
+            <c:spPr>
+              <a:solidFill>
+                <a:schemeClr val="accent3"/>
+              </a:solidFill>
+              <a:ln>
+                <a:noFill/>
+              </a:ln>
+              <a:effectLst>
+                <a:outerShdw blurRad="63500" sx="102000" sy="102000" algn="ctr" rotWithShape="0">
+                  <a:prstClr val="black">
+                    <a:alpha val="20000"/>
+                  </a:prstClr>
+                </a:outerShdw>
+              </a:effectLst>
+            </c:spPr>
+            <c:extLst>
+              <c:ext xmlns:c16="http://schemas.microsoft.com/office/drawing/2014/chart" uri="{C3380CC4-5D6E-409C-BE32-E72D297353CC}">
+                <c16:uniqueId val="{00000003-0A71-436D-B90A-A4A0F0CF5B73}"/>
+              </c:ext>
+            </c:extLst>
+          </c:dPt>
+          <c:dPt>
+            <c:idx val="3"/>
+            <c:bubble3D val="0"/>
+            <c:spPr>
+              <a:solidFill>
+                <a:schemeClr val="accent4"/>
+              </a:solidFill>
+              <a:ln>
+                <a:noFill/>
+              </a:ln>
+              <a:effectLst>
+                <a:outerShdw blurRad="63500" sx="102000" sy="102000" algn="ctr" rotWithShape="0">
+                  <a:prstClr val="black">
+                    <a:alpha val="20000"/>
+                  </a:prstClr>
+                </a:outerShdw>
+              </a:effectLst>
+            </c:spPr>
+            <c:extLst>
+              <c:ext xmlns:c16="http://schemas.microsoft.com/office/drawing/2014/chart" uri="{C3380CC4-5D6E-409C-BE32-E72D297353CC}">
+                <c16:uniqueId val="{00000004-0A71-436D-B90A-A4A0F0CF5B73}"/>
+              </c:ext>
+            </c:extLst>
+          </c:dPt>
+          <c:dLbls>
+            <c:dLbl>
+              <c:idx val="0"/>
+              <c:spPr>
+                <a:noFill/>
+                <a:ln>
+                  <a:noFill/>
+                </a:ln>
+                <a:effectLst/>
+              </c:spPr>
+              <c:txPr>
+                <a:bodyPr rot="0" spcFirstLastPara="1" vertOverflow="ellipsis" vert="horz" wrap="square" lIns="38100" tIns="19050" rIns="38100" bIns="19050" anchor="ctr" anchorCtr="1">
+                  <a:spAutoFit/>
+                </a:bodyPr>
+                <a:lstStyle/>
+                <a:p>
+                  <a:pPr>
+                    <a:defRPr sz="1000" b="1" i="0" u="none" strike="noStrike" kern="1200" spc="0" baseline="0">
+                      <a:solidFill>
+                        <a:schemeClr val="accent1"/>
+                      </a:solidFill>
+                      <a:latin typeface="+mn-lt"/>
+                      <a:ea typeface="+mn-ea"/>
+                      <a:cs typeface="+mn-cs"/>
+                    </a:defRPr>
+                  </a:pPr>
+                  <a:endParaRPr lang="pt-BR"/>
+                </a:p>
+              </c:txPr>
+              <c:dLblPos val="outEnd"/>
+              <c:showLegendKey val="0"/>
+              <c:showVal val="0"/>
+              <c:showCatName val="1"/>
+              <c:showSerName val="0"/>
+              <c:showPercent val="0"/>
+              <c:showBubbleSize val="0"/>
+              <c:extLst>
+                <c:ext xmlns:c16="http://schemas.microsoft.com/office/drawing/2014/chart" uri="{C3380CC4-5D6E-409C-BE32-E72D297353CC}">
+                  <c16:uniqueId val="{00000001-0A71-436D-B90A-A4A0F0CF5B73}"/>
+                </c:ext>
+              </c:extLst>
+            </c:dLbl>
+            <c:dLbl>
+              <c:idx val="1"/>
+              <c:spPr>
+                <a:noFill/>
+                <a:ln>
+                  <a:noFill/>
+                </a:ln>
+                <a:effectLst/>
+              </c:spPr>
+              <c:txPr>
+                <a:bodyPr rot="0" spcFirstLastPara="1" vertOverflow="ellipsis" vert="horz" wrap="square" lIns="38100" tIns="19050" rIns="38100" bIns="19050" anchor="ctr" anchorCtr="1">
+                  <a:spAutoFit/>
+                </a:bodyPr>
+                <a:lstStyle/>
+                <a:p>
+                  <a:pPr>
+                    <a:defRPr sz="1000" b="1" i="0" u="none" strike="noStrike" kern="1200" spc="0" baseline="0">
+                      <a:solidFill>
+                        <a:schemeClr val="accent2"/>
+                      </a:solidFill>
+                      <a:latin typeface="+mn-lt"/>
+                      <a:ea typeface="+mn-ea"/>
+                      <a:cs typeface="+mn-cs"/>
+                    </a:defRPr>
+                  </a:pPr>
+                  <a:endParaRPr lang="pt-BR"/>
+                </a:p>
+              </c:txPr>
+              <c:dLblPos val="outEnd"/>
+              <c:showLegendKey val="0"/>
+              <c:showVal val="0"/>
+              <c:showCatName val="1"/>
+              <c:showSerName val="0"/>
+              <c:showPercent val="0"/>
+              <c:showBubbleSize val="0"/>
+              <c:extLst>
+                <c:ext xmlns:c16="http://schemas.microsoft.com/office/drawing/2014/chart" uri="{C3380CC4-5D6E-409C-BE32-E72D297353CC}">
+                  <c16:uniqueId val="{00000002-0A71-436D-B90A-A4A0F0CF5B73}"/>
+                </c:ext>
+              </c:extLst>
+            </c:dLbl>
+            <c:dLbl>
+              <c:idx val="2"/>
+              <c:spPr>
+                <a:noFill/>
+                <a:ln>
+                  <a:noFill/>
+                </a:ln>
+                <a:effectLst/>
+              </c:spPr>
+              <c:txPr>
+                <a:bodyPr rot="0" spcFirstLastPara="1" vertOverflow="ellipsis" vert="horz" wrap="square" lIns="38100" tIns="19050" rIns="38100" bIns="19050" anchor="ctr" anchorCtr="1">
+                  <a:spAutoFit/>
+                </a:bodyPr>
+                <a:lstStyle/>
+                <a:p>
+                  <a:pPr>
+                    <a:defRPr sz="1000" b="1" i="0" u="none" strike="noStrike" kern="1200" spc="0" baseline="0">
+                      <a:solidFill>
+                        <a:schemeClr val="accent3"/>
+                      </a:solidFill>
+                      <a:latin typeface="+mn-lt"/>
+                      <a:ea typeface="+mn-ea"/>
+                      <a:cs typeface="+mn-cs"/>
+                    </a:defRPr>
+                  </a:pPr>
+                  <a:endParaRPr lang="pt-BR"/>
+                </a:p>
+              </c:txPr>
+              <c:dLblPos val="outEnd"/>
+              <c:showLegendKey val="0"/>
+              <c:showVal val="0"/>
+              <c:showCatName val="1"/>
+              <c:showSerName val="0"/>
+              <c:showPercent val="0"/>
+              <c:showBubbleSize val="0"/>
+              <c:extLst>
+                <c:ext xmlns:c16="http://schemas.microsoft.com/office/drawing/2014/chart" uri="{C3380CC4-5D6E-409C-BE32-E72D297353CC}">
+                  <c16:uniqueId val="{00000003-0A71-436D-B90A-A4A0F0CF5B73}"/>
+                </c:ext>
+              </c:extLst>
+            </c:dLbl>
+            <c:dLbl>
+              <c:idx val="3"/>
+              <c:spPr>
+                <a:noFill/>
+                <a:ln>
+                  <a:noFill/>
+                </a:ln>
+                <a:effectLst/>
+              </c:spPr>
+              <c:txPr>
+                <a:bodyPr rot="0" spcFirstLastPara="1" vertOverflow="ellipsis" vert="horz" wrap="square" lIns="38100" tIns="19050" rIns="38100" bIns="19050" anchor="ctr" anchorCtr="1">
+                  <a:spAutoFit/>
+                </a:bodyPr>
+                <a:lstStyle/>
+                <a:p>
+                  <a:pPr>
+                    <a:defRPr sz="1000" b="1" i="0" u="none" strike="noStrike" kern="1200" spc="0" baseline="0">
+                      <a:solidFill>
+                        <a:schemeClr val="accent4"/>
+                      </a:solidFill>
+                      <a:latin typeface="+mn-lt"/>
+                      <a:ea typeface="+mn-ea"/>
+                      <a:cs typeface="+mn-cs"/>
+                    </a:defRPr>
+                  </a:pPr>
+                  <a:endParaRPr lang="pt-BR"/>
+                </a:p>
+              </c:txPr>
+              <c:dLblPos val="outEnd"/>
+              <c:showLegendKey val="0"/>
+              <c:showVal val="0"/>
+              <c:showCatName val="1"/>
+              <c:showSerName val="0"/>
+              <c:showPercent val="0"/>
+              <c:showBubbleSize val="0"/>
+              <c:extLst>
+                <c:ext xmlns:c16="http://schemas.microsoft.com/office/drawing/2014/chart" uri="{C3380CC4-5D6E-409C-BE32-E72D297353CC}">
+                  <c16:uniqueId val="{00000004-0A71-436D-B90A-A4A0F0CF5B73}"/>
+                </c:ext>
+              </c:extLst>
+            </c:dLbl>
+            <c:spPr>
+              <a:noFill/>
+              <a:ln>
+                <a:noFill/>
+              </a:ln>
+              <a:effectLst/>
+            </c:spPr>
+            <c:dLblPos val="outEnd"/>
+            <c:showLegendKey val="0"/>
+            <c:showVal val="0"/>
+            <c:showCatName val="1"/>
+            <c:showSerName val="0"/>
+            <c:showPercent val="0"/>
+            <c:showBubbleSize val="0"/>
+            <c:showLeaderLines val="1"/>
+            <c:leaderLines>
+              <c:spPr>
+                <a:ln w="9525" cap="flat" cmpd="sng" algn="ctr">
+                  <a:solidFill>
+                    <a:schemeClr val="tx1">
+                      <a:lumMod val="35000"/>
+                      <a:lumOff val="65000"/>
+                    </a:schemeClr>
+                  </a:solidFill>
+                  <a:round/>
+                </a:ln>
+                <a:effectLst/>
+              </c:spPr>
+            </c:leaderLines>
+            <c:extLst>
+              <c:ext xmlns:c15="http://schemas.microsoft.com/office/drawing/2012/chart" uri="{CE6537A1-D6FC-4f65-9D91-7224C49458BB}"/>
+            </c:extLst>
+          </c:dLbls>
+          <c:cat>
+            <c:strRef>
+              <c:f>Planilha1!$A$2:$A$5</c:f>
+              <c:strCache>
+                <c:ptCount val="4"/>
+                <c:pt idx="0">
+                  <c:v>15 a 18 anos</c:v>
+                </c:pt>
+                <c:pt idx="1">
+                  <c:v>18 a 30 anos</c:v>
+                </c:pt>
+                <c:pt idx="2">
+                  <c:v>31 a 40 anoes</c:v>
+                </c:pt>
+                <c:pt idx="3">
+                  <c:v>acima de 40</c:v>
+                </c:pt>
+              </c:strCache>
+            </c:strRef>
+          </c:cat>
+          <c:val>
+            <c:numRef>
+              <c:f>Planilha1!$B$2:$B$5</c:f>
+              <c:numCache>
+                <c:formatCode>General</c:formatCode>
+                <c:ptCount val="4"/>
+                <c:pt idx="0">
+                  <c:v>10</c:v>
+                </c:pt>
+                <c:pt idx="1">
+                  <c:v>21</c:v>
+                </c:pt>
+                <c:pt idx="2">
+                  <c:v>22</c:v>
+                </c:pt>
+                <c:pt idx="3">
+                  <c:v>18</c:v>
+                </c:pt>
+              </c:numCache>
+            </c:numRef>
+          </c:val>
+          <c:extLst>
+            <c:ext xmlns:c16="http://schemas.microsoft.com/office/drawing/2014/chart" uri="{C3380CC4-5D6E-409C-BE32-E72D297353CC}">
+              <c16:uniqueId val="{00000000-0A71-436D-B90A-A4A0F0CF5B73}"/>
+            </c:ext>
+          </c:extLst>
+        </c:ser>
+        <c:dLbls>
+          <c:dLblPos val="outEnd"/>
+          <c:showLegendKey val="0"/>
+          <c:showVal val="0"/>
+          <c:showCatName val="1"/>
+          <c:showSerName val="0"/>
+          <c:showPercent val="0"/>
+          <c:showBubbleSize val="0"/>
+          <c:showLeaderLines val="1"/>
+        </c:dLbls>
+        <c:firstSliceAng val="0"/>
+      </c:pieChart>
+      <c:spPr>
+        <a:noFill/>
+        <a:ln>
+          <a:noFill/>
+        </a:ln>
+        <a:effectLst/>
+      </c:spPr>
+    </c:plotArea>
+    <c:plotVisOnly val="1"/>
+    <c:dispBlanksAs val="gap"/>
+    <c:showDLblsOverMax val="0"/>
+  </c:chart>
+  <c:spPr>
+    <a:solidFill>
+      <a:schemeClr val="bg1"/>
+    </a:solidFill>
+    <a:ln w="9525" cap="flat" cmpd="sng" algn="ctr">
+      <a:solidFill>
+        <a:schemeClr val="tx1">
+          <a:lumMod val="15000"/>
+          <a:lumOff val="85000"/>
+        </a:schemeClr>
+      </a:solidFill>
+      <a:round/>
+    </a:ln>
+    <a:effectLst/>
+  </c:spPr>
+  <c:txPr>
+    <a:bodyPr/>
+    <a:lstStyle/>
+    <a:p>
+      <a:pPr>
+        <a:defRPr/>
+      </a:pPr>
+      <a:endParaRPr lang="pt-BR"/>
+    </a:p>
+  </c:txPr>
+  <c:externalData r:id="rId3">
+    <c:autoUpdate val="0"/>
+  </c:externalData>
+</c:chartSpace>
+</file>
+
+<file path=word/charts/colors1.xml><?xml version="1.0" encoding="utf-8"?>
+<cs:colorStyle xmlns:cs="http://schemas.microsoft.com/office/drawing/2012/chartStyle" xmlns:a="http://schemas.openxmlformats.org/drawingml/2006/main" meth="cycle" id="10">
+  <a:schemeClr val="accent1"/>
+  <a:schemeClr val="accent2"/>
+  <a:schemeClr val="accent3"/>
+  <a:schemeClr val="accent4"/>
+  <a:schemeClr val="accent5"/>
+  <a:schemeClr val="accent6"/>
+  <cs:variation/>
+  <cs:variation>
+    <a:lumMod val="60000"/>
+  </cs:variation>
+  <cs:variation>
+    <a:lumMod val="80000"/>
+    <a:lumOff val="20000"/>
+  </cs:variation>
+  <cs:variation>
+    <a:lumMod val="80000"/>
+  </cs:variation>
+  <cs:variation>
+    <a:lumMod val="60000"/>
+    <a:lumOff val="40000"/>
+  </cs:variation>
+  <cs:variation>
+    <a:lumMod val="50000"/>
+  </cs:variation>
+  <cs:variation>
+    <a:lumMod val="70000"/>
+    <a:lumOff val="30000"/>
+  </cs:variation>
+  <cs:variation>
+    <a:lumMod val="70000"/>
+  </cs:variation>
+  <cs:variation>
+    <a:lumMod val="50000"/>
+    <a:lumOff val="50000"/>
+  </cs:variation>
+</cs:colorStyle>
+</file>
+
+<file path=word/charts/style1.xml><?xml version="1.0" encoding="utf-8"?>
+<cs:chartStyle xmlns:cs="http://schemas.microsoft.com/office/drawing/2012/chartStyle" xmlns:a="http://schemas.openxmlformats.org/drawingml/2006/main" id="259">
+  <cs:axisTitle>
+    <cs:lnRef idx="0"/>
+    <cs:fillRef idx="0"/>
+    <cs:effectRef idx="0"/>
+    <cs:fontRef idx="minor">
+      <a:schemeClr val="tx1">
+        <a:lumMod val="65000"/>
+        <a:lumOff val="35000"/>
+      </a:schemeClr>
+    </cs:fontRef>
+    <cs:defRPr sz="900" kern="1200" cap="all"/>
+  </cs:axisTitle>
+  <cs:categoryAxis>
+    <cs:lnRef idx="0"/>
+    <cs:fillRef idx="0"/>
+    <cs:effectRef idx="0"/>
+    <cs:fontRef idx="minor">
+      <a:schemeClr val="tx1">
+        <a:lumMod val="65000"/>
+        <a:lumOff val="35000"/>
+      </a:schemeClr>
+    </cs:fontRef>
+    <cs:defRPr sz="900" kern="1200"/>
+  </cs:categoryAxis>
+  <cs:chartArea mods="allowNoFillOverride allowNoLineOverride">
+    <cs:lnRef idx="0"/>
+    <cs:fillRef idx="0"/>
+    <cs:effectRef idx="0"/>
+    <cs:fontRef idx="minor">
+      <a:schemeClr val="tx1"/>
+    </cs:fontRef>
+    <cs:spPr>
+      <a:solidFill>
+        <a:schemeClr val="bg1"/>
+      </a:solidFill>
+      <a:ln w="9525" cap="flat" cmpd="sng" algn="ctr">
+        <a:solidFill>
+          <a:schemeClr val="tx1">
+            <a:lumMod val="15000"/>
+            <a:lumOff val="85000"/>
+          </a:schemeClr>
+        </a:solidFill>
+        <a:round/>
+      </a:ln>
+    </cs:spPr>
+    <cs:defRPr sz="1000" kern="1200"/>
+  </cs:chartArea>
+  <cs:dataLabel>
+    <cs:lnRef idx="0"/>
+    <cs:fillRef idx="0"/>
+    <cs:effectRef idx="0"/>
+    <cs:fontRef idx="minor">
+      <cs:styleClr val="auto"/>
+    </cs:fontRef>
+    <cs:defRPr sz="1000" b="1" i="0" u="none" strike="noStrike" kern="1200" spc="0" baseline="0"/>
+  </cs:dataLabel>
+  <cs:dataLabelCallout>
+    <cs:lnRef idx="0">
+      <cs:styleClr val="auto"/>
+    </cs:lnRef>
+    <cs:fillRef idx="0"/>
+    <cs:effectRef idx="0"/>
+    <cs:fontRef idx="minor">
+      <cs:styleClr val="auto"/>
+    </cs:fontRef>
+    <cs:spPr>
+      <a:solidFill>
+        <a:schemeClr val="lt1"/>
+      </a:solidFill>
+      <a:ln>
+        <a:solidFill>
+          <a:schemeClr val="phClr"/>
+        </a:solidFill>
+      </a:ln>
+    </cs:spPr>
+    <cs:defRPr sz="1000" b="1" kern="1200"/>
+    <cs:bodyPr rot="0" spcFirstLastPara="1" vertOverflow="clip" horzOverflow="clip" vert="horz" wrap="square" lIns="36576" tIns="18288" rIns="36576" bIns="18288" anchor="ctr" anchorCtr="1">
+      <a:spAutoFit/>
+    </cs:bodyPr>
+  </cs:dataLabelCallout>
+  <cs:dataPoint>
+    <cs:lnRef idx="0"/>
+    <cs:fillRef idx="0">
+      <cs:styleClr val="auto"/>
+    </cs:fillRef>
+    <cs:effectRef idx="0"/>
+    <cs:fontRef idx="minor">
+      <a:schemeClr val="dk1"/>
+    </cs:fontRef>
+    <cs:spPr>
+      <a:solidFill>
+        <a:schemeClr val="phClr"/>
+      </a:solidFill>
+      <a:effectLst>
+        <a:outerShdw blurRad="63500" sx="102000" sy="102000" algn="ctr" rotWithShape="0">
+          <a:prstClr val="black">
+            <a:alpha val="20000"/>
+          </a:prstClr>
+        </a:outerShdw>
+      </a:effectLst>
+    </cs:spPr>
+  </cs:dataPoint>
+  <cs:dataPoint3D>
+    <cs:lnRef idx="0"/>
+    <cs:fillRef idx="0">
+      <cs:styleClr val="auto"/>
+    </cs:fillRef>
+    <cs:effectRef idx="0"/>
+    <cs:fontRef idx="minor">
+      <a:schemeClr val="dk1"/>
+    </cs:fontRef>
+    <cs:spPr>
+      <a:solidFill>
+        <a:schemeClr val="phClr"/>
+      </a:solidFill>
+      <a:effectLst>
+        <a:outerShdw blurRad="88900" sx="102000" sy="102000" algn="ctr" rotWithShape="0">
+          <a:prstClr val="black">
+            <a:alpha val="10000"/>
+          </a:prstClr>
+        </a:outerShdw>
+      </a:effectLst>
+      <a:scene3d>
+        <a:camera prst="orthographicFront"/>
+        <a:lightRig rig="threePt" dir="t"/>
+      </a:scene3d>
+      <a:sp3d>
+        <a:bevelT w="127000" h="127000"/>
+        <a:bevelB w="127000" h="127000"/>
+      </a:sp3d>
+    </cs:spPr>
+  </cs:dataPoint3D>
+  <cs:dataPointLine>
+    <cs:lnRef idx="0">
+      <cs:styleClr val="auto"/>
+    </cs:lnRef>
+    <cs:fillRef idx="0"/>
+    <cs:effectRef idx="0"/>
+    <cs:fontRef idx="minor">
+      <a:schemeClr val="dk1"/>
+    </cs:fontRef>
+    <cs:spPr>
+      <a:ln w="28575" cap="rnd">
+        <a:solidFill>
+          <a:schemeClr val="phClr"/>
+        </a:solidFill>
+        <a:round/>
+      </a:ln>
+    </cs:spPr>
+  </cs:dataPointLine>
+  <cs:dataPointMarker>
+    <cs:lnRef idx="0"/>
+    <cs:fillRef idx="0">
+      <cs:styleClr val="auto"/>
+    </cs:fillRef>
+    <cs:effectRef idx="0"/>
+    <cs:fontRef idx="minor">
+      <a:schemeClr val="dk1"/>
+    </cs:fontRef>
+    <cs:spPr>
+      <a:solidFill>
+        <a:schemeClr val="phClr"/>
+      </a:solidFill>
+      <a:ln w="9525">
+        <a:solidFill>
+          <a:schemeClr val="lt1"/>
+        </a:solidFill>
+      </a:ln>
+    </cs:spPr>
+  </cs:dataPointMarker>
+  <cs:dataPointMarkerLayout symbol="circle" size="6"/>
+  <cs:dataPointWireframe>
+    <cs:lnRef idx="0">
+      <cs:styleClr val="auto"/>
+    </cs:lnRef>
+    <cs:fillRef idx="0"/>
+    <cs:effectRef idx="0"/>
+    <cs:fontRef idx="minor">
+      <a:schemeClr val="dk1"/>
+    </cs:fontRef>
+    <cs:spPr>
+      <a:ln w="9525" cap="rnd">
+        <a:solidFill>
+          <a:schemeClr val="phClr"/>
+        </a:solidFill>
+        <a:round/>
+      </a:ln>
+    </cs:spPr>
+  </cs:dataPointWireframe>
+  <cs:dataTable>
+    <cs:lnRef idx="0"/>
+    <cs:fillRef idx="0"/>
+    <cs:effectRef idx="0"/>
+    <cs:fontRef idx="minor">
+      <a:schemeClr val="tx1">
+        <a:lumMod val="65000"/>
+        <a:lumOff val="35000"/>
+      </a:schemeClr>
+    </cs:fontRef>
+    <cs:spPr>
+      <a:noFill/>
+      <a:ln w="9525" cap="flat" cmpd="sng" algn="ctr">
+        <a:solidFill>
+          <a:schemeClr val="tx1">
+            <a:lumMod val="15000"/>
+            <a:lumOff val="85000"/>
+          </a:schemeClr>
+        </a:solidFill>
+        <a:round/>
+      </a:ln>
+    </cs:spPr>
+    <cs:defRPr sz="900" kern="1200"/>
+  </cs:dataTable>
+  <cs:downBar>
+    <cs:lnRef idx="0"/>
+    <cs:fillRef idx="0"/>
+    <cs:effectRef idx="0"/>
+    <cs:fontRef idx="minor">
+      <a:schemeClr val="tx1"/>
+    </cs:fontRef>
+    <cs:spPr>
+      <a:solidFill>
+        <a:schemeClr val="dk1">
+          <a:lumMod val="75000"/>
+          <a:lumOff val="25000"/>
+        </a:schemeClr>
+      </a:solidFill>
+      <a:ln w="9525" cap="flat" cmpd="sng" algn="ctr">
+        <a:solidFill>
+          <a:schemeClr val="tx1">
+            <a:lumMod val="65000"/>
+            <a:lumOff val="35000"/>
+          </a:schemeClr>
+        </a:solidFill>
+        <a:round/>
+      </a:ln>
+    </cs:spPr>
+  </cs:downBar>
+  <cs:dropLine>
+    <cs:lnRef idx="0"/>
+    <cs:fillRef idx="0"/>
+    <cs:effectRef idx="0"/>
+    <cs:fontRef idx="minor">
+      <a:schemeClr val="tx1"/>
+    </cs:fontRef>
+    <cs:spPr>
+      <a:ln w="9525" cap="flat" cmpd="sng" algn="ctr">
+        <a:solidFill>
+          <a:schemeClr val="tx1">
+            <a:lumMod val="35000"/>
+            <a:lumOff val="65000"/>
+          </a:schemeClr>
+        </a:solidFill>
+        <a:round/>
+      </a:ln>
+    </cs:spPr>
+  </cs:dropLine>
+  <cs:errorBar>
+    <cs:lnRef idx="0"/>
+    <cs:fillRef idx="0"/>
+    <cs:effectRef idx="0"/>
+    <cs:fontRef idx="minor">
+      <a:schemeClr val="tx1"/>
+    </cs:fontRef>
+    <cs:spPr>
+      <a:ln w="9525" cap="flat" cmpd="sng" algn="ctr">
+        <a:solidFill>
+          <a:schemeClr val="tx1">
+            <a:lumMod val="65000"/>
+            <a:lumOff val="35000"/>
+          </a:schemeClr>
+        </a:solidFill>
+        <a:round/>
+      </a:ln>
+    </cs:spPr>
+  </cs:errorBar>
+  <cs:floor>
+    <cs:lnRef idx="0"/>
+    <cs:fillRef idx="0"/>
+    <cs:effectRef idx="0"/>
+    <cs:fontRef idx="minor">
+      <a:schemeClr val="tx1"/>
+    </cs:fontRef>
+    <cs:spPr>
+      <a:noFill/>
+      <a:ln>
+        <a:noFill/>
+      </a:ln>
+    </cs:spPr>
+  </cs:floor>
+  <cs:gridlineMajor>
+    <cs:lnRef idx="0"/>
+    <cs:fillRef idx="0"/>
+    <cs:effectRef idx="0"/>
+    <cs:fontRef idx="minor">
+      <a:schemeClr val="tx1"/>
+    </cs:fontRef>
+    <cs:spPr>
+      <a:ln w="9525" cap="flat" cmpd="sng" algn="ctr">
+        <a:solidFill>
+          <a:schemeClr val="tx1">
+            <a:lumMod val="15000"/>
+            <a:lumOff val="85000"/>
+          </a:schemeClr>
+        </a:solidFill>
+        <a:round/>
+      </a:ln>
+    </cs:spPr>
+  </cs:gridlineMajor>
+  <cs:gridlineMinor>
+    <cs:lnRef idx="0"/>
+    <cs:fillRef idx="0"/>
+    <cs:effectRef idx="0"/>
+    <cs:fontRef idx="minor">
+      <a:schemeClr val="tx1"/>
+    </cs:fontRef>
+    <cs:spPr>
+      <a:ln w="9525" cap="flat" cmpd="sng" algn="ctr">
+        <a:solidFill>
+          <a:schemeClr val="tx1">
+            <a:lumMod val="5000"/>
+            <a:lumOff val="95000"/>
+          </a:schemeClr>
+        </a:solidFill>
+        <a:round/>
+      </a:ln>
+    </cs:spPr>
+  </cs:gridlineMinor>
+  <cs:hiLoLine>
+    <cs:lnRef idx="0"/>
+    <cs:fillRef idx="0"/>
+    <cs:effectRef idx="0"/>
+    <cs:fontRef idx="minor">
+      <a:schemeClr val="tx1"/>
+    </cs:fontRef>
+    <cs:spPr>
+      <a:ln w="9525" cap="flat" cmpd="sng" algn="ctr">
+        <a:solidFill>
+          <a:schemeClr val="tx1">
+            <a:lumMod val="50000"/>
+            <a:lumOff val="50000"/>
+          </a:schemeClr>
+        </a:solidFill>
+        <a:round/>
+      </a:ln>
+    </cs:spPr>
+  </cs:hiLoLine>
+  <cs:leaderLine>
+    <cs:lnRef idx="0"/>
+    <cs:fillRef idx="0"/>
+    <cs:effectRef idx="0"/>
+    <cs:fontRef idx="minor">
+      <a:schemeClr val="tx1"/>
+    </cs:fontRef>
+    <cs:spPr>
+      <a:ln w="9525" cap="flat" cmpd="sng" algn="ctr">
+        <a:solidFill>
+          <a:schemeClr val="tx1">
+            <a:lumMod val="35000"/>
+            <a:lumOff val="65000"/>
+          </a:schemeClr>
+        </a:solidFill>
+        <a:round/>
+      </a:ln>
+    </cs:spPr>
+  </cs:leaderLine>
+  <cs:legend>
+    <cs:lnRef idx="0"/>
+    <cs:fillRef idx="0"/>
+    <cs:effectRef idx="0"/>
+    <cs:fontRef idx="minor">
+      <a:schemeClr val="tx1">
+        <a:lumMod val="65000"/>
+        <a:lumOff val="35000"/>
+      </a:schemeClr>
+    </cs:fontRef>
+    <cs:defRPr sz="900" kern="1200"/>
+  </cs:legend>
+  <cs:plotArea mods="allowNoFillOverride allowNoLineOverride">
+    <cs:lnRef idx="0"/>
+    <cs:fillRef idx="0"/>
+    <cs:effectRef idx="0"/>
+    <cs:fontRef idx="minor">
+      <a:schemeClr val="dk1"/>
+    </cs:fontRef>
+  </cs:plotArea>
+  <cs:plotArea3D mods="allowNoFillOverride allowNoLineOverride">
+    <cs:lnRef idx="0"/>
+    <cs:fillRef idx="0"/>
+    <cs:effectRef idx="0"/>
+    <cs:fontRef idx="minor">
+      <a:schemeClr val="dk1"/>
+    </cs:fontRef>
+  </cs:plotArea3D>
+  <cs:seriesAxis>
+    <cs:lnRef idx="0"/>
+    <cs:fillRef idx="0"/>
+    <cs:effectRef idx="0"/>
+    <cs:fontRef idx="minor">
+      <a:schemeClr val="tx1">
+        <a:lumMod val="65000"/>
+        <a:lumOff val="35000"/>
+      </a:schemeClr>
+    </cs:fontRef>
+    <cs:defRPr sz="900" kern="1200"/>
+  </cs:seriesAxis>
+  <cs:seriesLine>
+    <cs:lnRef idx="0"/>
+    <cs:fillRef idx="0"/>
+    <cs:effectRef idx="0"/>
+    <cs:fontRef idx="minor">
+      <a:schemeClr val="tx1"/>
+    </cs:fontRef>
+    <cs:spPr>
+      <a:ln w="9525" cap="flat" cmpd="sng" algn="ctr">
+        <a:solidFill>
+          <a:schemeClr val="tx1">
+            <a:lumMod val="35000"/>
+            <a:lumOff val="65000"/>
+          </a:schemeClr>
+        </a:solidFill>
+        <a:round/>
+      </a:ln>
+    </cs:spPr>
+  </cs:seriesLine>
+  <cs:title>
+    <cs:lnRef idx="0"/>
+    <cs:fillRef idx="0"/>
+    <cs:effectRef idx="0"/>
+    <cs:fontRef idx="minor">
+      <a:schemeClr val="tx1">
+        <a:lumMod val="65000"/>
+        <a:lumOff val="35000"/>
+      </a:schemeClr>
+    </cs:fontRef>
+    <cs:defRPr sz="1600" b="1" kern="1200" cap="all" baseline="0"/>
+  </cs:title>
+  <cs:trendline>
+    <cs:lnRef idx="0">
+      <cs:styleClr val="auto"/>
+    </cs:lnRef>
+    <cs:fillRef idx="0"/>
+    <cs:effectRef idx="0"/>
+    <cs:fontRef idx="minor">
+      <a:schemeClr val="tx1"/>
+    </cs:fontRef>
+    <cs:spPr>
+      <a:ln w="19050" cap="rnd">
+        <a:solidFill>
+          <a:schemeClr val="phClr"/>
+        </a:solidFill>
+        <a:prstDash val="sysDash"/>
+      </a:ln>
+    </cs:spPr>
+  </cs:trendline>
+  <cs:trendlineLabel>
+    <cs:lnRef idx="0"/>
+    <cs:fillRef idx="0"/>
+    <cs:effectRef idx="0"/>
+    <cs:fontRef idx="minor">
+      <a:schemeClr val="tx1">
+        <a:lumMod val="65000"/>
+        <a:lumOff val="35000"/>
+      </a:schemeClr>
+    </cs:fontRef>
+    <cs:defRPr sz="900" kern="1200"/>
+  </cs:trendlineLabel>
+  <cs:upBar>
+    <cs:lnRef idx="0"/>
+    <cs:fillRef idx="0"/>
+    <cs:effectRef idx="0"/>
+    <cs:fontRef idx="minor">
+      <a:schemeClr val="tx1"/>
+    </cs:fontRef>
+    <cs:spPr>
+      <a:solidFill>
+        <a:schemeClr val="lt1"/>
+      </a:solidFill>
+      <a:ln w="9525" cap="flat" cmpd="sng" algn="ctr">
+        <a:solidFill>
+          <a:schemeClr val="tx1">
+            <a:lumMod val="65000"/>
+            <a:lumOff val="35000"/>
+          </a:schemeClr>
+        </a:solidFill>
+        <a:round/>
+      </a:ln>
+    </cs:spPr>
+  </cs:upBar>
+  <cs:valueAxis>
+    <cs:lnRef idx="0"/>
+    <cs:fillRef idx="0"/>
+    <cs:effectRef idx="0"/>
+    <cs:fontRef idx="minor">
+      <a:schemeClr val="tx1">
+        <a:lumMod val="65000"/>
+        <a:lumOff val="35000"/>
+      </a:schemeClr>
+    </cs:fontRef>
+    <cs:defRPr sz="900" kern="1200"/>
+  </cs:valueAxis>
+  <cs:wall>
+    <cs:lnRef idx="0"/>
+    <cs:fillRef idx="0"/>
+    <cs:effectRef idx="0"/>
+    <cs:fontRef idx="minor">
+      <a:schemeClr val="tx1"/>
+    </cs:fontRef>
+    <cs:spPr>
+      <a:noFill/>
+      <a:ln>
+        <a:noFill/>
+      </a:ln>
+    </cs:spPr>
+  </cs:wall>
+</cs:chartStyle>
 </file>
 
 <file path=word/theme/theme1.xml><?xml version="1.0" encoding="utf-8"?>
@@ -4846,7 +7461,7 @@
 </file>
 
 <file path=customXml/itemProps1.xml><?xml version="1.0" encoding="utf-8"?>
-<ds:datastoreItem xmlns:ds="http://schemas.openxmlformats.org/officeDocument/2006/customXml" ds:itemID="{8C6D1018-0568-42DC-8D1E-C4FC23687179}">
+<ds:datastoreItem xmlns:ds="http://schemas.openxmlformats.org/officeDocument/2006/customXml" ds:itemID="{780AED5C-129B-4BAB-9D4A-8C3BFA2C15AC}">
   <ds:schemaRefs>
     <ds:schemaRef ds:uri="http://schemas.openxmlformats.org/officeDocument/2006/bibliography"/>
   </ds:schemaRefs>
